--- a/manuel-histoire-t8/Manuel_Histoire_T8_UNITE6.docx
+++ b/manuel-histoire-t8/Manuel_Histoire_T8_UNITE6.docx
@@ -1819,152 +1819,152 @@
                 <w:szCs w:val="20"/>
                 <w:rFonts w:ascii="Times New Roman" w:cs="Times New Roman" w:eastAsia="Times New Roman" w:hAnsi="Times New Roman"/>
               </w:rPr>
-              <w:t xml:space="preserve">3. Observation</w:t>
-            </w:r>
-          </w:p>
-        </w:tc>
-        <w:tc>
-          <w:tcPr>
-            <w:tcMar>
-              <w:top w:type="dxa" w:w="80"/>
-              <w:left w:type="dxa" w:w="80"/>
-              <w:bottom w:type="dxa" w:w="80"/>
-              <w:right w:type="dxa" w:w="80"/>
-            </w:tcMar>
-          </w:tcPr>
-          <w:p>
-            <w:pPr>
-              <w:spacing w:after="40"/>
-              <w:jc w:val="left"/>
-            </w:pPr>
-            <w:r>
-              <w:rPr>
-                <w:b w:val="false"/>
-                <w:bCs w:val="false"/>
-                <w:i w:val="false"/>
-                <w:iCs w:val="false"/>
-                <w:color w:val="000000"/>
-                <w:sz w:val="20"/>
-                <w:szCs w:val="20"/>
-                <w:rFonts w:ascii="Times New Roman" w:cs="Times New Roman" w:eastAsia="Times New Roman" w:hAnsi="Times New Roman"/>
-              </w:rPr>
-              <w:t xml:space="preserve">Le schéma de la conquête : la France invoque la charte Lambert et l’héritage Laborde (prétextes), forte de l’accord anglais de la convention de Zanzibar (feu vert), poussée par son industrie et son prestige (mobiles) — et l’expédition de 1895 conclut par la force.</w:t>
-            </w:r>
-          </w:p>
-        </w:tc>
-        <w:tc>
-          <w:tcPr>
-            <w:tcMar>
-              <w:top w:type="dxa" w:w="80"/>
-              <w:left w:type="dxa" w:w="80"/>
-              <w:bottom w:type="dxa" w:w="80"/>
-              <w:right w:type="dxa" w:w="80"/>
-            </w:tcMar>
-          </w:tcPr>
-          <w:p>
-            <w:pPr>
-              <w:spacing w:after="40"/>
-              <w:jc w:val="left"/>
-            </w:pPr>
-            <w:r>
-              <w:rPr>
-                <w:b w:val="false"/>
-                <w:bCs w:val="false"/>
-                <w:i w:val="false"/>
-                <w:iCs w:val="false"/>
-                <w:color w:val="000000"/>
-                <w:sz w:val="20"/>
-                <w:szCs w:val="20"/>
-                <w:rFonts w:ascii="Times New Roman" w:cs="Times New Roman" w:eastAsia="Times New Roman" w:hAnsi="Times New Roman"/>
-              </w:rPr>
-              <w:t xml:space="preserve">Observent l’exemple résolu.</w:t>
-            </w:r>
-          </w:p>
-        </w:tc>
-        <w:tc>
-          <w:tcPr>
-            <w:tcMar>
-              <w:top w:type="dxa" w:w="80"/>
-              <w:left w:type="dxa" w:w="80"/>
-              <w:bottom w:type="dxa" w:w="80"/>
-              <w:right w:type="dxa" w:w="80"/>
-            </w:tcMar>
-          </w:tcPr>
-          <w:p>
-            <w:pPr>
-              <w:spacing w:after="40"/>
-              <w:jc w:val="left"/>
-            </w:pPr>
-            <w:r>
-              <w:rPr>
-                <w:b w:val="false"/>
-                <w:bCs w:val="false"/>
-                <w:i w:val="false"/>
-                <w:iCs w:val="false"/>
-                <w:color w:val="000000"/>
-                <w:sz w:val="20"/>
-                <w:szCs w:val="20"/>
-                <w:rFonts w:ascii="Times New Roman" w:cs="Times New Roman" w:eastAsia="Times New Roman" w:hAnsi="Times New Roman"/>
-              </w:rPr>
-              <w:t xml:space="preserve">Observation dirigée</w:t>
-            </w:r>
-          </w:p>
-        </w:tc>
-        <w:tc>
-          <w:tcPr>
-            <w:tcMar>
-              <w:top w:type="dxa" w:w="80"/>
-              <w:left w:type="dxa" w:w="80"/>
-              <w:bottom w:type="dxa" w:w="80"/>
-              <w:right w:type="dxa" w:w="80"/>
-            </w:tcMar>
-          </w:tcPr>
-          <w:p>
-            <w:pPr>
-              <w:spacing w:after="40"/>
-              <w:jc w:val="left"/>
-            </w:pPr>
-            <w:r>
-              <w:rPr>
-                <w:b w:val="false"/>
-                <w:bCs w:val="false"/>
-                <w:i w:val="false"/>
-                <w:iCs w:val="false"/>
-                <w:color w:val="000000"/>
-                <w:sz w:val="20"/>
-                <w:szCs w:val="20"/>
-                <w:rFonts w:ascii="Times New Roman" w:cs="Times New Roman" w:eastAsia="Times New Roman" w:hAnsi="Times New Roman"/>
-              </w:rPr>
-              <w:t xml:space="preserve">Document imprimé</w:t>
-            </w:r>
-          </w:p>
-        </w:tc>
-        <w:tc>
-          <w:tcPr>
-            <w:tcMar>
-              <w:top w:type="dxa" w:w="80"/>
-              <w:left w:type="dxa" w:w="80"/>
-              <w:bottom w:type="dxa" w:w="80"/>
-              <w:right w:type="dxa" w:w="80"/>
-            </w:tcMar>
-          </w:tcPr>
-          <w:p>
-            <w:pPr>
-              <w:spacing w:after="40"/>
-              <w:jc w:val="left"/>
-            </w:pPr>
-            <w:r>
-              <w:rPr>
-                <w:b w:val="false"/>
-                <w:bCs w:val="false"/>
-                <w:i w:val="false"/>
-                <w:iCs w:val="false"/>
-                <w:color w:val="000000"/>
-                <w:sz w:val="20"/>
-                <w:szCs w:val="20"/>
-                <w:rFonts w:ascii="Times New Roman" w:cs="Times New Roman" w:eastAsia="Times New Roman" w:hAnsi="Times New Roman"/>
-              </w:rPr>
-              <w:t xml:space="preserve">Compréhension</w:t>
+              <w:t xml:space="preserve">3. Développement</w:t>
+            </w:r>
+          </w:p>
+        </w:tc>
+        <w:tc>
+          <w:tcPr>
+            <w:tcMar>
+              <w:top w:type="dxa" w:w="80"/>
+              <w:left w:type="dxa" w:w="80"/>
+              <w:bottom w:type="dxa" w:w="80"/>
+              <w:right w:type="dxa" w:w="80"/>
+            </w:tcMar>
+          </w:tcPr>
+          <w:p>
+            <w:pPr>
+              <w:spacing w:after="40"/>
+              <w:jc w:val="left"/>
+            </w:pPr>
+            <w:r>
+              <w:rPr>
+                <w:b w:val="false"/>
+                <w:bCs w:val="false"/>
+                <w:i w:val="false"/>
+                <w:iCs w:val="false"/>
+                <w:color w:val="000000"/>
+                <w:sz w:val="20"/>
+                <w:szCs w:val="20"/>
+                <w:rFonts w:ascii="Times New Roman" w:cs="Times New Roman" w:eastAsia="Times New Roman" w:hAnsi="Times New Roman"/>
+              </w:rPr>
+              <w:t xml:space="preserve">Développe la leçon partie par partie : Les origines internes : un passif qui s’accumule ; Les origines externes : les forces profondes ; 1896-1897 : l’annexion et la fin de la royauté.</w:t>
+            </w:r>
+          </w:p>
+        </w:tc>
+        <w:tc>
+          <w:tcPr>
+            <w:tcMar>
+              <w:top w:type="dxa" w:w="80"/>
+              <w:left w:type="dxa" w:w="80"/>
+              <w:bottom w:type="dxa" w:w="80"/>
+              <w:right w:type="dxa" w:w="80"/>
+            </w:tcMar>
+          </w:tcPr>
+          <w:p>
+            <w:pPr>
+              <w:spacing w:after="40"/>
+              <w:jc w:val="left"/>
+            </w:pPr>
+            <w:r>
+              <w:rPr>
+                <w:b w:val="false"/>
+                <w:bCs w:val="false"/>
+                <w:i w:val="false"/>
+                <w:iCs w:val="false"/>
+                <w:color w:val="000000"/>
+                <w:sz w:val="20"/>
+                <w:szCs w:val="20"/>
+                <w:rFonts w:ascii="Times New Roman" w:cs="Times New Roman" w:eastAsia="Times New Roman" w:hAnsi="Times New Roman"/>
+              </w:rPr>
+              <w:t xml:space="preserve">Écoutent, répondent aux questions et notent les mots-clés.</w:t>
+            </w:r>
+          </w:p>
+        </w:tc>
+        <w:tc>
+          <w:tcPr>
+            <w:tcMar>
+              <w:top w:type="dxa" w:w="80"/>
+              <w:left w:type="dxa" w:w="80"/>
+              <w:bottom w:type="dxa" w:w="80"/>
+              <w:right w:type="dxa" w:w="80"/>
+            </w:tcMar>
+          </w:tcPr>
+          <w:p>
+            <w:pPr>
+              <w:spacing w:after="40"/>
+              <w:jc w:val="left"/>
+            </w:pPr>
+            <w:r>
+              <w:rPr>
+                <w:b w:val="false"/>
+                <w:bCs w:val="false"/>
+                <w:i w:val="false"/>
+                <w:iCs w:val="false"/>
+                <w:color w:val="000000"/>
+                <w:sz w:val="20"/>
+                <w:szCs w:val="20"/>
+                <w:rFonts w:ascii="Times New Roman" w:cs="Times New Roman" w:eastAsia="Times New Roman" w:hAnsi="Times New Roman"/>
+              </w:rPr>
+              <w:t xml:space="preserve">Exposé interactif, questions-réponses</w:t>
+            </w:r>
+          </w:p>
+        </w:tc>
+        <w:tc>
+          <w:tcPr>
+            <w:tcMar>
+              <w:top w:type="dxa" w:w="80"/>
+              <w:left w:type="dxa" w:w="80"/>
+              <w:bottom w:type="dxa" w:w="80"/>
+              <w:right w:type="dxa" w:w="80"/>
+            </w:tcMar>
+          </w:tcPr>
+          <w:p>
+            <w:pPr>
+              <w:spacing w:after="40"/>
+              <w:jc w:val="left"/>
+            </w:pPr>
+            <w:r>
+              <w:rPr>
+                <w:b w:val="false"/>
+                <w:bCs w:val="false"/>
+                <w:i w:val="false"/>
+                <w:iCs w:val="false"/>
+                <w:color w:val="000000"/>
+                <w:sz w:val="20"/>
+                <w:szCs w:val="20"/>
+                <w:rFonts w:ascii="Times New Roman" w:cs="Times New Roman" w:eastAsia="Times New Roman" w:hAnsi="Times New Roman"/>
+              </w:rPr>
+              <w:t xml:space="preserve">Tableau, frises, cartes</w:t>
+            </w:r>
+          </w:p>
+        </w:tc>
+        <w:tc>
+          <w:tcPr>
+            <w:tcMar>
+              <w:top w:type="dxa" w:w="80"/>
+              <w:left w:type="dxa" w:w="80"/>
+              <w:bottom w:type="dxa" w:w="80"/>
+              <w:right w:type="dxa" w:w="80"/>
+            </w:tcMar>
+          </w:tcPr>
+          <w:p>
+            <w:pPr>
+              <w:spacing w:after="40"/>
+              <w:jc w:val="left"/>
+            </w:pPr>
+            <w:r>
+              <w:rPr>
+                <w:b w:val="false"/>
+                <w:bCs w:val="false"/>
+                <w:i w:val="false"/>
+                <w:iCs w:val="false"/>
+                <w:color w:val="000000"/>
+                <w:sz w:val="20"/>
+                <w:szCs w:val="20"/>
+                <w:rFonts w:ascii="Times New Roman" w:cs="Times New Roman" w:eastAsia="Times New Roman" w:hAnsi="Times New Roman"/>
+              </w:rPr>
+              <w:t xml:space="preserve">Attention, participation</w:t>
             </w:r>
           </w:p>
         </w:tc>
@@ -1995,152 +1995,152 @@
                 <w:szCs w:val="20"/>
                 <w:rFonts w:ascii="Times New Roman" w:cs="Times New Roman" w:eastAsia="Times New Roman" w:hAnsi="Times New Roman"/>
               </w:rPr>
-              <w:t xml:space="preserve">4. Analyse</w:t>
-            </w:r>
-          </w:p>
-        </w:tc>
-        <w:tc>
-          <w:tcPr>
-            <w:tcMar>
-              <w:top w:type="dxa" w:w="80"/>
-              <w:left w:type="dxa" w:w="80"/>
-              <w:bottom w:type="dxa" w:w="80"/>
-              <w:right w:type="dxa" w:w="80"/>
-            </w:tcMar>
-          </w:tcPr>
-          <w:p>
-            <w:pPr>
-              <w:spacing w:after="40"/>
-              <w:jc w:val="left"/>
-            </w:pPr>
-            <w:r>
-              <w:rPr>
-                <w:b w:val="false"/>
-                <w:bCs w:val="false"/>
-                <w:i w:val="false"/>
-                <w:iCs w:val="false"/>
-                <w:color w:val="000000"/>
-                <w:sz w:val="20"/>
-                <w:szCs w:val="20"/>
-                <w:rFonts w:ascii="Times New Roman" w:cs="Times New Roman" w:eastAsia="Times New Roman" w:hAnsi="Times New Roman"/>
-              </w:rPr>
-              <w:t xml:space="preserve">Guide l’analyse : Côté interne, tout un passif s’accumule. En 1855, le prince héritier Rakoto — futur Radama II — signe la charte Lambert : ce document promet au Français Joseph Lambert d’immenses privilèges économiques (terres, mines, travaux) ; annulée ensuite par le gouvernement malgache, la charte nourrit une querelle d’indemnités que Paris ressort à chaque crise. S’y ajoute l’héritage de Jean Laborde : cet industriel français, bâtisseur des ateliers de Mantasoa, meurt en 1878 ; le royaume refuse de reconnaître la transmission de ses terres à ses héritiers — car la terre malgache ne se vend pas aux étrangers ; la France en fait un casus belli. Deux guerres franco-hova s’ensuivent : celle de 1883-1885, qui impose un premier traité ambigu, puis celle de 1895 : une colonne française débarque à Majunga, remonte vers les Hautes Terres et prend Antananarivo le 30 septembre. En 1896, la France proclame l’annexion : Madagascar devient colonie ; en 1897, Ranavalona III est contrainte à l’exil — c’est la fin de la royauté. Côté externe, les forces profondes : la révolution industrielle réclame matières premières et débouchés ; les rivalités entre puissances font des colonies une question de rang ; la conférence de Berlin (1885) a codifié le partage, et la convention de Zanzibar a livré Madagascar à l’influence française avec l’accord anglais ; enfin l’idéologie — la « mission civilisatrice » théorisée par Jules Ferry — habille la conquête en devoir moral. Prétextes internes, mobiles externes : quand les deux se rejoignent, le sort de l’île est scellé.</w:t>
-            </w:r>
-          </w:p>
-        </w:tc>
-        <w:tc>
-          <w:tcPr>
-            <w:tcMar>
-              <w:top w:type="dxa" w:w="80"/>
-              <w:left w:type="dxa" w:w="80"/>
-              <w:bottom w:type="dxa" w:w="80"/>
-              <w:right w:type="dxa" w:w="80"/>
-            </w:tcMar>
-          </w:tcPr>
-          <w:p>
-            <w:pPr>
-              <w:spacing w:after="40"/>
-              <w:jc w:val="left"/>
-            </w:pPr>
-            <w:r>
-              <w:rPr>
-                <w:b w:val="false"/>
-                <w:bCs w:val="false"/>
-                <w:i w:val="false"/>
-                <w:iCs w:val="false"/>
-                <w:color w:val="000000"/>
-                <w:sz w:val="20"/>
-                <w:szCs w:val="20"/>
-                <w:rFonts w:ascii="Times New Roman" w:cs="Times New Roman" w:eastAsia="Times New Roman" w:hAnsi="Times New Roman"/>
-              </w:rPr>
-              <w:t xml:space="preserve">Expliquent la démarche et vérifient le résultat.</w:t>
-            </w:r>
-          </w:p>
-        </w:tc>
-        <w:tc>
-          <w:tcPr>
-            <w:tcMar>
-              <w:top w:type="dxa" w:w="80"/>
-              <w:left w:type="dxa" w:w="80"/>
-              <w:bottom w:type="dxa" w:w="80"/>
-              <w:right w:type="dxa" w:w="80"/>
-            </w:tcMar>
-          </w:tcPr>
-          <w:p>
-            <w:pPr>
-              <w:spacing w:after="40"/>
-              <w:jc w:val="left"/>
-            </w:pPr>
-            <w:r>
-              <w:rPr>
-                <w:b w:val="false"/>
-                <w:bCs w:val="false"/>
-                <w:i w:val="false"/>
-                <w:iCs w:val="false"/>
-                <w:color w:val="000000"/>
-                <w:sz w:val="20"/>
-                <w:szCs w:val="20"/>
-                <w:rFonts w:ascii="Times New Roman" w:cs="Times New Roman" w:eastAsia="Times New Roman" w:hAnsi="Times New Roman"/>
-              </w:rPr>
-              <w:t xml:space="preserve">Recherche en binômes</w:t>
-            </w:r>
-          </w:p>
-        </w:tc>
-        <w:tc>
-          <w:tcPr>
-            <w:tcMar>
-              <w:top w:type="dxa" w:w="80"/>
-              <w:left w:type="dxa" w:w="80"/>
-              <w:bottom w:type="dxa" w:w="80"/>
-              <w:right w:type="dxa" w:w="80"/>
-            </w:tcMar>
-          </w:tcPr>
-          <w:p>
-            <w:pPr>
-              <w:spacing w:after="40"/>
-              <w:jc w:val="left"/>
-            </w:pPr>
-            <w:r>
-              <w:rPr>
-                <w:b w:val="false"/>
-                <w:bCs w:val="false"/>
-                <w:i w:val="false"/>
-                <w:iCs w:val="false"/>
-                <w:color w:val="000000"/>
-                <w:sz w:val="20"/>
-                <w:szCs w:val="20"/>
-                <w:rFonts w:ascii="Times New Roman" w:cs="Times New Roman" w:eastAsia="Times New Roman" w:hAnsi="Times New Roman"/>
-              </w:rPr>
-              <w:t xml:space="preserve">Documents, cartes, frises</w:t>
-            </w:r>
-          </w:p>
-        </w:tc>
-        <w:tc>
-          <w:tcPr>
-            <w:tcMar>
-              <w:top w:type="dxa" w:w="80"/>
-              <w:left w:type="dxa" w:w="80"/>
-              <w:bottom w:type="dxa" w:w="80"/>
-              <w:right w:type="dxa" w:w="80"/>
-            </w:tcMar>
-          </w:tcPr>
-          <w:p>
-            <w:pPr>
-              <w:spacing w:after="40"/>
-              <w:jc w:val="left"/>
-            </w:pPr>
-            <w:r>
-              <w:rPr>
-                <w:b w:val="false"/>
-                <w:bCs w:val="false"/>
-                <w:i w:val="false"/>
-                <w:iCs w:val="false"/>
-                <w:color w:val="000000"/>
-                <w:sz w:val="20"/>
-                <w:szCs w:val="20"/>
-                <w:rFonts w:ascii="Times New Roman" w:cs="Times New Roman" w:eastAsia="Times New Roman" w:hAnsi="Times New Roman"/>
-              </w:rPr>
-              <w:t xml:space="preserve">Raisonnement</w:t>
+              <w:t xml:space="preserve">4. Étude de document</w:t>
+            </w:r>
+          </w:p>
+        </w:tc>
+        <w:tc>
+          <w:tcPr>
+            <w:tcMar>
+              <w:top w:type="dxa" w:w="80"/>
+              <w:left w:type="dxa" w:w="80"/>
+              <w:bottom w:type="dxa" w:w="80"/>
+              <w:right w:type="dxa" w:w="80"/>
+            </w:tcMar>
+          </w:tcPr>
+          <w:p>
+            <w:pPr>
+              <w:spacing w:after="40"/>
+              <w:jc w:val="left"/>
+            </w:pPr>
+            <w:r>
+              <w:rPr>
+                <w:b w:val="false"/>
+                <w:bCs w:val="false"/>
+                <w:i w:val="false"/>
+                <w:iCs w:val="false"/>
+                <w:color w:val="000000"/>
+                <w:sz w:val="20"/>
+                <w:szCs w:val="20"/>
+                <w:rFonts w:ascii="Times New Roman" w:cs="Times New Roman" w:eastAsia="Times New Roman" w:hAnsi="Times New Roman"/>
+              </w:rPr>
+              <w:t xml:space="preserve">Fait lire le document « La loi d’annexion de 1896 » (d’après la loi française du 6 août 1896 et l’exposé de ses motifs — extraits adaptés), puis pose les questions.</w:t>
+            </w:r>
+          </w:p>
+        </w:tc>
+        <w:tc>
+          <w:tcPr>
+            <w:tcMar>
+              <w:top w:type="dxa" w:w="80"/>
+              <w:left w:type="dxa" w:w="80"/>
+              <w:bottom w:type="dxa" w:w="80"/>
+              <w:right w:type="dxa" w:w="80"/>
+            </w:tcMar>
+          </w:tcPr>
+          <w:p>
+            <w:pPr>
+              <w:spacing w:after="40"/>
+              <w:jc w:val="left"/>
+            </w:pPr>
+            <w:r>
+              <w:rPr>
+                <w:b w:val="false"/>
+                <w:bCs w:val="false"/>
+                <w:i w:val="false"/>
+                <w:iCs w:val="false"/>
+                <w:color w:val="000000"/>
+                <w:sz w:val="20"/>
+                <w:szCs w:val="20"/>
+                <w:rFonts w:ascii="Times New Roman" w:cs="Times New Roman" w:eastAsia="Times New Roman" w:hAnsi="Times New Roman"/>
+              </w:rPr>
+              <w:t xml:space="preserve">Lisent le document, répondent aux questions et critiquent la source.</w:t>
+            </w:r>
+          </w:p>
+        </w:tc>
+        <w:tc>
+          <w:tcPr>
+            <w:tcMar>
+              <w:top w:type="dxa" w:w="80"/>
+              <w:left w:type="dxa" w:w="80"/>
+              <w:bottom w:type="dxa" w:w="80"/>
+              <w:right w:type="dxa" w:w="80"/>
+            </w:tcMar>
+          </w:tcPr>
+          <w:p>
+            <w:pPr>
+              <w:spacing w:after="40"/>
+              <w:jc w:val="left"/>
+            </w:pPr>
+            <w:r>
+              <w:rPr>
+                <w:b w:val="false"/>
+                <w:bCs w:val="false"/>
+                <w:i w:val="false"/>
+                <w:iCs w:val="false"/>
+                <w:color w:val="000000"/>
+                <w:sz w:val="20"/>
+                <w:szCs w:val="20"/>
+                <w:rFonts w:ascii="Times New Roman" w:cs="Times New Roman" w:eastAsia="Times New Roman" w:hAnsi="Times New Roman"/>
+              </w:rPr>
+              <w:t xml:space="preserve">Observation dirigée, travail en binômes</w:t>
+            </w:r>
+          </w:p>
+        </w:tc>
+        <w:tc>
+          <w:tcPr>
+            <w:tcMar>
+              <w:top w:type="dxa" w:w="80"/>
+              <w:left w:type="dxa" w:w="80"/>
+              <w:bottom w:type="dxa" w:w="80"/>
+              <w:right w:type="dxa" w:w="80"/>
+            </w:tcMar>
+          </w:tcPr>
+          <w:p>
+            <w:pPr>
+              <w:spacing w:after="40"/>
+              <w:jc w:val="left"/>
+            </w:pPr>
+            <w:r>
+              <w:rPr>
+                <w:b w:val="false"/>
+                <w:bCs w:val="false"/>
+                <w:i w:val="false"/>
+                <w:iCs w:val="false"/>
+                <w:color w:val="000000"/>
+                <w:sz w:val="20"/>
+                <w:szCs w:val="20"/>
+                <w:rFonts w:ascii="Times New Roman" w:cs="Times New Roman" w:eastAsia="Times New Roman" w:hAnsi="Times New Roman"/>
+              </w:rPr>
+              <w:t xml:space="preserve">Document imprimé</w:t>
+            </w:r>
+          </w:p>
+        </w:tc>
+        <w:tc>
+          <w:tcPr>
+            <w:tcMar>
+              <w:top w:type="dxa" w:w="80"/>
+              <w:left w:type="dxa" w:w="80"/>
+              <w:bottom w:type="dxa" w:w="80"/>
+              <w:right w:type="dxa" w:w="80"/>
+            </w:tcMar>
+          </w:tcPr>
+          <w:p>
+            <w:pPr>
+              <w:spacing w:after="40"/>
+              <w:jc w:val="left"/>
+            </w:pPr>
+            <w:r>
+              <w:rPr>
+                <w:b w:val="false"/>
+                <w:bCs w:val="false"/>
+                <w:i w:val="false"/>
+                <w:iCs w:val="false"/>
+                <w:color w:val="000000"/>
+                <w:sz w:val="20"/>
+                <w:szCs w:val="20"/>
+                <w:rFonts w:ascii="Times New Roman" w:cs="Times New Roman" w:eastAsia="Times New Roman" w:hAnsi="Times New Roman"/>
+              </w:rPr>
+              <w:t xml:space="preserve">Esprit critique</w:t>
             </w:r>
           </w:p>
         </w:tc>
@@ -2746,7 +2746,26 @@
     </w:p>
     <w:p>
       <w:pPr>
-        <w:spacing w:after="110" w:line="300"/>
+        <w:spacing w:after="160" w:line="300"/>
+        <w:jc w:val="center"/>
+      </w:pPr>
+      <w:r>
+        <w:rPr>
+          <w:b w:val="false"/>
+          <w:bCs w:val="false"/>
+          <w:i/>
+          <w:iCs/>
+          <w:color w:val="000000"/>
+          <w:sz w:val="21"/>
+          <w:szCs w:val="21"/>
+          <w:rFonts w:ascii="Times New Roman" w:cs="Times New Roman" w:eastAsia="Times New Roman" w:hAnsi="Times New Roman"/>
+        </w:rPr>
+        <w:t xml:space="preserve">Prétextes dans l’île, mobiles en Europe : quand les deux se rejoignent, le sort du royaume est scellé.</w:t>
+      </w:r>
+    </w:p>
+    <w:p>
+      <w:pPr>
+        <w:spacing w:after="80" w:line="300"/>
         <w:jc w:val="both"/>
       </w:pPr>
       <w:r>
@@ -2756,16 +2775,22 @@
           <w:i w:val="false"/>
           <w:iCs w:val="false"/>
           <w:color w:val="2E7D32"/>
-          <w:sz w:val="24"/>
-          <w:szCs w:val="24"/>
-          <w:rFonts w:ascii="Times New Roman" w:cs="Times New Roman" w:eastAsia="Times New Roman" w:hAnsi="Times New Roman"/>
-        </w:rPr>
-        <w:t xml:space="preserve">Définition — </w:t>
-      </w:r>
-      <w:r>
-        <w:rPr>
-          <w:b/>
-          <w:bCs/>
+          <w:sz w:val="26"/>
+          <w:szCs w:val="26"/>
+          <w:rFonts w:ascii="Times New Roman" w:cs="Times New Roman" w:eastAsia="Times New Roman" w:hAnsi="Times New Roman"/>
+        </w:rPr>
+        <w:t xml:space="preserve">1. Les origines internes : un passif qui s’accumule</w:t>
+      </w:r>
+    </w:p>
+    <w:p>
+      <w:pPr>
+        <w:spacing w:after="100" w:line="300"/>
+        <w:jc w:val="both"/>
+      </w:pPr>
+      <w:r>
+        <w:rPr>
+          <w:b w:val="false"/>
+          <w:bCs w:val="false"/>
           <w:i w:val="false"/>
           <w:iCs w:val="false"/>
           <w:color w:val="000000"/>
@@ -2773,14 +2798,46 @@
           <w:szCs w:val="24"/>
           <w:rFonts w:ascii="Times New Roman" w:cs="Times New Roman" w:eastAsia="Times New Roman" w:hAnsi="Times New Roman"/>
         </w:rPr>
-        <w:t xml:space="preserve">La colonisation de Madagascar (1896) a des origines internes : la charte Lambert (1855), par laquelle des privilèges économiques furent promis à un Français ; l’héritage de Jean Laborde, dont la succession servit de prétexte à la France ; la guerre franco-hova de 1895 ; puis l’abdication de Ranavalona III et la fin de la royauté. Et des origines externes : les rivalités coloniales, la conférence de Berlin (1885) et la convention de Zanzibar, la révolution industrielle, et la « mission civilisatrice » invoquée par Jules Ferry.</w:t>
+        <w:t xml:space="preserve">Côté interne, les prétextes s’empilent :</w:t>
       </w:r>
     </w:p>
     <w:p>
       <w:pPr>
-        <w:spacing w:after="110" w:line="300"/>
+        <w:spacing w:after="60" w:line="300"/>
         <w:jc w:val="both"/>
       </w:pPr>
+      <w:r>
+        <w:rPr>
+          <w:b w:val="false"/>
+          <w:bCs w:val="false"/>
+          <w:i w:val="false"/>
+          <w:iCs w:val="false"/>
+          <w:color w:val="000000"/>
+          <w:sz w:val="24"/>
+          <w:szCs w:val="24"/>
+          <w:rFonts w:ascii="Times New Roman" w:cs="Times New Roman" w:eastAsia="Times New Roman" w:hAnsi="Times New Roman"/>
+        </w:rPr>
+        <w:t xml:space="preserve">• en 1855, le prince héritier Rakoto — futur Radama II — signe la charte Lambert : ce document promet au Français Joseph Lambert d’immenses privilèges économiques (terres, mines, travaux) ; annulée ensuite par le gouvernement malgache, la charte nourrit une querelle d’indemnités que Paris ressort à chaque crise ;</w:t>
+      </w:r>
+    </w:p>
+    <w:p>
+      <w:pPr>
+        <w:spacing w:after="60" w:line="300"/>
+        <w:jc w:val="both"/>
+      </w:pPr>
+      <w:r>
+        <w:rPr>
+          <w:b w:val="false"/>
+          <w:bCs w:val="false"/>
+          <w:i w:val="false"/>
+          <w:iCs w:val="false"/>
+          <w:color w:val="000000"/>
+          <w:sz w:val="24"/>
+          <w:szCs w:val="24"/>
+          <w:rFonts w:ascii="Times New Roman" w:cs="Times New Roman" w:eastAsia="Times New Roman" w:hAnsi="Times New Roman"/>
+        </w:rPr>
+        <w:t xml:space="preserve">• s’y ajoute l’</w:t>
+      </w:r>
       <w:r>
         <w:rPr>
           <w:b/>
@@ -2792,7 +2849,7 @@
           <w:szCs w:val="24"/>
           <w:rFonts w:ascii="Times New Roman" w:cs="Times New Roman" w:eastAsia="Times New Roman" w:hAnsi="Times New Roman"/>
         </w:rPr>
-        <w:t xml:space="preserve">Autrement dit : </w:t>
+        <w:t xml:space="preserve">héritage</w:t>
       </w:r>
       <w:r>
         <w:rPr>
@@ -2805,12 +2862,38 @@
           <w:szCs w:val="24"/>
           <w:rFonts w:ascii="Times New Roman" w:cs="Times New Roman" w:eastAsia="Times New Roman" w:hAnsi="Times New Roman"/>
         </w:rPr>
-        <w:t xml:space="preserve">des querelles franco-malgaches anciennes (charte Lambert, héritage Laborde) fournissent les prétextes ; l’Europe industrielle en course aux colonies fournit le mobile ; la guerre de 1895 fournit le dénouement.</w:t>
+        <w:t xml:space="preserve"> de </w:t>
+      </w:r>
+      <w:r>
+        <w:rPr>
+          <w:b/>
+          <w:bCs/>
+          <w:i w:val="false"/>
+          <w:iCs w:val="false"/>
+          <w:color w:val="1F4E79"/>
+          <w:sz w:val="24"/>
+          <w:szCs w:val="24"/>
+          <w:rFonts w:ascii="Times New Roman" w:cs="Times New Roman" w:eastAsia="Times New Roman" w:hAnsi="Times New Roman"/>
+        </w:rPr>
+        <w:t xml:space="preserve">Jean Laborde</w:t>
+      </w:r>
+      <w:r>
+        <w:rPr>
+          <w:b w:val="false"/>
+          <w:bCs w:val="false"/>
+          <w:i w:val="false"/>
+          <w:iCs w:val="false"/>
+          <w:color w:val="000000"/>
+          <w:sz w:val="24"/>
+          <w:szCs w:val="24"/>
+          <w:rFonts w:ascii="Times New Roman" w:cs="Times New Roman" w:eastAsia="Times New Roman" w:hAnsi="Times New Roman"/>
+        </w:rPr>
+        <w:t xml:space="preserve"> : cet industriel français, bâtisseur des ateliers de Mantasoa, meurt en 1878 ; le royaume refuse de reconnaître la transmission de ses terres à ses héritiers — car la terre malgache ne se vend pas aux étrangers ; la France en fait un casus belli ;</w:t>
       </w:r>
     </w:p>
     <w:p>
       <w:pPr>
-        <w:spacing w:after="110" w:line="300"/>
+        <w:spacing w:after="60" w:line="300"/>
         <w:jc w:val="both"/>
       </w:pPr>
       <w:r>
@@ -2824,7 +2907,213 @@
           <w:szCs w:val="24"/>
           <w:rFonts w:ascii="Times New Roman" w:cs="Times New Roman" w:eastAsia="Times New Roman" w:hAnsi="Times New Roman"/>
         </w:rPr>
-        <w:t xml:space="preserve">Côté interne, tout un passif s’accumule. En 1855, le prince héritier Rakoto — futur Radama II — signe la charte Lambert : ce document promet au Français Joseph Lambert d’immenses privilèges économiques (terres, mines, travaux) ; annulée ensuite par le gouvernement malgache, la charte nourrit une querelle d’indemnités que Paris ressort à chaque crise. S’y ajoute l’héritage de Jean Laborde : cet industriel français, bâtisseur des ateliers de Mantasoa, meurt en 1878 ; le royaume refuse de reconnaître la transmission de ses terres à ses héritiers — car la terre malgache ne se vend pas aux étrangers ; la France en fait un casus belli. Deux guerres franco-hova s’ensuivent : celle de 1883-1885, qui impose un premier traité ambigu, puis celle de 1895 : une colonne française débarque à Majunga, remonte vers les Hautes Terres et prend Antananarivo le 30 septembre. En 1896, la France proclame l’annexion : Madagascar devient colonie ; en 1897, Ranavalona III est contrainte à l’exil — c’est la fin de la royauté. Côté externe, les forces profondes : la révolution industrielle réclame matières premières et débouchés ; les rivalités entre puissances font des colonies une question de rang ; la conférence de Berlin (1885) a codifié le partage, et la convention de Zanzibar a livré Madagascar à l’influence française avec l’accord anglais ; enfin l’idéologie — la « mission civilisatrice » théorisée par Jules Ferry — habille la conquête en devoir moral. Prétextes internes, mobiles externes : quand les deux se rejoignent, le sort de l’île est scellé.</w:t>
+        <w:t xml:space="preserve">• deux </w:t>
+      </w:r>
+      <w:r>
+        <w:rPr>
+          <w:b/>
+          <w:bCs/>
+          <w:i w:val="false"/>
+          <w:iCs w:val="false"/>
+          <w:color w:val="1F4E79"/>
+          <w:sz w:val="24"/>
+          <w:szCs w:val="24"/>
+          <w:rFonts w:ascii="Times New Roman" w:cs="Times New Roman" w:eastAsia="Times New Roman" w:hAnsi="Times New Roman"/>
+        </w:rPr>
+        <w:t xml:space="preserve">guerres franco-hova</w:t>
+      </w:r>
+      <w:r>
+        <w:rPr>
+          <w:b w:val="false"/>
+          <w:bCs w:val="false"/>
+          <w:i w:val="false"/>
+          <w:iCs w:val="false"/>
+          <w:color w:val="000000"/>
+          <w:sz w:val="24"/>
+          <w:szCs w:val="24"/>
+          <w:rFonts w:ascii="Times New Roman" w:cs="Times New Roman" w:eastAsia="Times New Roman" w:hAnsi="Times New Roman"/>
+        </w:rPr>
+        <w:t xml:space="preserve"> s’ensuivent : celle de 1883-1885, qui impose un premier traité ambigu, puis celle de </w:t>
+      </w:r>
+      <w:r>
+        <w:rPr>
+          <w:b/>
+          <w:bCs/>
+          <w:i w:val="false"/>
+          <w:iCs w:val="false"/>
+          <w:color w:val="1F4E79"/>
+          <w:sz w:val="24"/>
+          <w:szCs w:val="24"/>
+          <w:rFonts w:ascii="Times New Roman" w:cs="Times New Roman" w:eastAsia="Times New Roman" w:hAnsi="Times New Roman"/>
+        </w:rPr>
+        <w:t xml:space="preserve">1895</w:t>
+      </w:r>
+      <w:r>
+        <w:rPr>
+          <w:b w:val="false"/>
+          <w:bCs w:val="false"/>
+          <w:i w:val="false"/>
+          <w:iCs w:val="false"/>
+          <w:color w:val="000000"/>
+          <w:sz w:val="24"/>
+          <w:szCs w:val="24"/>
+          <w:rFonts w:ascii="Times New Roman" w:cs="Times New Roman" w:eastAsia="Times New Roman" w:hAnsi="Times New Roman"/>
+        </w:rPr>
+        <w:t xml:space="preserve"> — une colonne française débarque à Majunga, remonte vers les Hautes Terres et prend Antananarivo le 30 septembre.</w:t>
+      </w:r>
+    </w:p>
+    <w:p>
+      <w:pPr>
+        <w:spacing w:after="80" w:line="300"/>
+        <w:jc w:val="both"/>
+      </w:pPr>
+      <w:r>
+        <w:rPr>
+          <w:b/>
+          <w:bCs/>
+          <w:i w:val="false"/>
+          <w:iCs w:val="false"/>
+          <w:color w:val="2E7D32"/>
+          <w:sz w:val="26"/>
+          <w:szCs w:val="26"/>
+          <w:rFonts w:ascii="Times New Roman" w:cs="Times New Roman" w:eastAsia="Times New Roman" w:hAnsi="Times New Roman"/>
+        </w:rPr>
+        <w:t xml:space="preserve">2. Les origines externes : les forces profondes</w:t>
+      </w:r>
+    </w:p>
+    <w:p>
+      <w:pPr>
+        <w:spacing w:after="100" w:line="300"/>
+        <w:jc w:val="both"/>
+      </w:pPr>
+      <w:r>
+        <w:rPr>
+          <w:b w:val="false"/>
+          <w:bCs w:val="false"/>
+          <w:i w:val="false"/>
+          <w:iCs w:val="false"/>
+          <w:color w:val="000000"/>
+          <w:sz w:val="24"/>
+          <w:szCs w:val="24"/>
+          <w:rFonts w:ascii="Times New Roman" w:cs="Times New Roman" w:eastAsia="Times New Roman" w:hAnsi="Times New Roman"/>
+        </w:rPr>
+        <w:t xml:space="preserve">Côté externe : la révolution industrielle réclame matières premières et débouchés ; les rivalités entre puissances font des colonies une question de rang ; la conférence de Berlin (1885) a codifié le partage, et la </w:t>
+      </w:r>
+      <w:r>
+        <w:rPr>
+          <w:b/>
+          <w:bCs/>
+          <w:i w:val="false"/>
+          <w:iCs w:val="false"/>
+          <w:color w:val="1F4E79"/>
+          <w:sz w:val="24"/>
+          <w:szCs w:val="24"/>
+          <w:rFonts w:ascii="Times New Roman" w:cs="Times New Roman" w:eastAsia="Times New Roman" w:hAnsi="Times New Roman"/>
+        </w:rPr>
+        <w:t xml:space="preserve">convention de Zanzibar</w:t>
+      </w:r>
+      <w:r>
+        <w:rPr>
+          <w:b w:val="false"/>
+          <w:bCs w:val="false"/>
+          <w:i w:val="false"/>
+          <w:iCs w:val="false"/>
+          <w:color w:val="000000"/>
+          <w:sz w:val="24"/>
+          <w:szCs w:val="24"/>
+          <w:rFonts w:ascii="Times New Roman" w:cs="Times New Roman" w:eastAsia="Times New Roman" w:hAnsi="Times New Roman"/>
+        </w:rPr>
+        <w:t xml:space="preserve"> a livré Madagascar à l’influence française avec l’accord anglais ; enfin l’idéologie — la « </w:t>
+      </w:r>
+      <w:r>
+        <w:rPr>
+          <w:b/>
+          <w:bCs/>
+          <w:i w:val="false"/>
+          <w:iCs w:val="false"/>
+          <w:color w:val="1F4E79"/>
+          <w:sz w:val="24"/>
+          <w:szCs w:val="24"/>
+          <w:rFonts w:ascii="Times New Roman" w:cs="Times New Roman" w:eastAsia="Times New Roman" w:hAnsi="Times New Roman"/>
+        </w:rPr>
+        <w:t xml:space="preserve">mission civilisatrice</w:t>
+      </w:r>
+      <w:r>
+        <w:rPr>
+          <w:b w:val="false"/>
+          <w:bCs w:val="false"/>
+          <w:i w:val="false"/>
+          <w:iCs w:val="false"/>
+          <w:color w:val="000000"/>
+          <w:sz w:val="24"/>
+          <w:szCs w:val="24"/>
+          <w:rFonts w:ascii="Times New Roman" w:cs="Times New Roman" w:eastAsia="Times New Roman" w:hAnsi="Times New Roman"/>
+        </w:rPr>
+        <w:t xml:space="preserve"> » théorisée par Jules Ferry — habille la conquête en devoir moral.</w:t>
+      </w:r>
+    </w:p>
+    <w:p>
+      <w:pPr>
+        <w:spacing w:after="80" w:line="300"/>
+        <w:jc w:val="both"/>
+      </w:pPr>
+      <w:r>
+        <w:rPr>
+          <w:b/>
+          <w:bCs/>
+          <w:i w:val="false"/>
+          <w:iCs w:val="false"/>
+          <w:color w:val="2E7D32"/>
+          <w:sz w:val="26"/>
+          <w:szCs w:val="26"/>
+          <w:rFonts w:ascii="Times New Roman" w:cs="Times New Roman" w:eastAsia="Times New Roman" w:hAnsi="Times New Roman"/>
+        </w:rPr>
+        <w:t xml:space="preserve">3. 1896-1897 : l’annexion et la fin de la royauté</w:t>
+      </w:r>
+    </w:p>
+    <w:p>
+      <w:pPr>
+        <w:spacing w:after="100" w:line="300"/>
+        <w:jc w:val="both"/>
+      </w:pPr>
+      <w:r>
+        <w:rPr>
+          <w:b w:val="false"/>
+          <w:bCs w:val="false"/>
+          <w:i w:val="false"/>
+          <w:iCs w:val="false"/>
+          <w:color w:val="000000"/>
+          <w:sz w:val="24"/>
+          <w:szCs w:val="24"/>
+          <w:rFonts w:ascii="Times New Roman" w:cs="Times New Roman" w:eastAsia="Times New Roman" w:hAnsi="Times New Roman"/>
+        </w:rPr>
+        <w:t xml:space="preserve">En 1896, la France proclame l’annexion : Madagascar devient colonie ; en 1897, Ranavalona III est contrainte à l’exil — c’est la </w:t>
+      </w:r>
+      <w:r>
+        <w:rPr>
+          <w:b/>
+          <w:bCs/>
+          <w:i w:val="false"/>
+          <w:iCs w:val="false"/>
+          <w:color w:val="1F4E79"/>
+          <w:sz w:val="24"/>
+          <w:szCs w:val="24"/>
+          <w:rFonts w:ascii="Times New Roman" w:cs="Times New Roman" w:eastAsia="Times New Roman" w:hAnsi="Times New Roman"/>
+        </w:rPr>
+        <w:t xml:space="preserve">fin de la royauté</w:t>
+      </w:r>
+      <w:r>
+        <w:rPr>
+          <w:b w:val="false"/>
+          <w:bCs w:val="false"/>
+          <w:i w:val="false"/>
+          <w:iCs w:val="false"/>
+          <w:color w:val="000000"/>
+          <w:sz w:val="24"/>
+          <w:szCs w:val="24"/>
+          <w:rFonts w:ascii="Times New Roman" w:cs="Times New Roman" w:eastAsia="Times New Roman" w:hAnsi="Times New Roman"/>
+        </w:rPr>
+        <w:t xml:space="preserve">. Prétextes internes, mobiles externes : quand les deux se rejoignent, le sort de l’île est scellé.</w:t>
       </w:r>
     </w:p>
     <w:p>
@@ -2875,176 +3164,670 @@
     </w:p>
     <w:p>
       <w:pPr>
-        <w:spacing w:before="200" w:after="150"/>
-        <w:jc w:val="left"/>
+        <w:spacing w:after="120"/>
       </w:pPr>
-      <w:r>
-        <w:rPr>
-          <w:b/>
-          <w:bCs/>
-          <w:i w:val="false"/>
-          <w:iCs w:val="false"/>
-          <w:color w:val="2E7D32"/>
-          <w:sz w:val="28"/>
-          <w:szCs w:val="28"/>
-          <w:rFonts w:ascii="Times New Roman" w:cs="Times New Roman" w:eastAsia="Times New Roman" w:hAnsi="Times New Roman"/>
-        </w:rPr>
-        <w:t xml:space="preserve">Méthode</w:t>
-      </w:r>
+    </w:p>
+    <w:tbl>
+      <w:tblPr>
+        <w:tblW w:type="dxa" w:w="9600"/>
+        <w:tblBorders>
+          <w:top w:val="single" w:color="B25000" w:sz="12"/>
+          <w:left w:val="single" w:color="B25000" w:sz="12"/>
+          <w:bottom w:val="single" w:color="B25000" w:sz="12"/>
+          <w:right w:val="single" w:color="B25000" w:sz="12"/>
+          <w:insideH w:val="none"/>
+          <w:insideV w:val="none"/>
+        </w:tblBorders>
+        <w:tblLayout w:type="fixed"/>
+      </w:tblPr>
+      <w:tblGrid>
+        <w:gridCol w:w="9600"/>
+      </w:tblGrid>
+      <w:tr>
+        <w:tc>
+          <w:tcPr>
+            <w:shd w:fill="FFF8EF" w:val="clear"/>
+            <w:tcMar>
+              <w:top w:type="dxa" w:w="140"/>
+              <w:left w:type="dxa" w:w="180"/>
+              <w:bottom w:type="dxa" w:w="140"/>
+              <w:right w:type="dxa" w:w="180"/>
+            </w:tcMar>
+          </w:tcPr>
+          <w:p>
+            <w:pPr>
+              <w:spacing w:after="90"/>
+            </w:pPr>
+            <w:r>
+              <w:rPr>
+                <w:b/>
+                <w:bCs/>
+                <w:i w:val="false"/>
+                <w:iCs w:val="false"/>
+                <w:color w:val="B25000"/>
+                <w:sz w:val="25"/>
+                <w:szCs w:val="25"/>
+                <w:rFonts w:ascii="Times New Roman" w:cs="Times New Roman" w:eastAsia="Times New Roman" w:hAnsi="Times New Roman"/>
+              </w:rPr>
+              <w:t xml:space="preserve">Document à étudier</w:t>
+            </w:r>
+          </w:p>
+          <w:p>
+            <w:pPr>
+              <w:spacing w:after="80" w:line="300"/>
+              <w:jc w:val="left"/>
+            </w:pPr>
+            <w:r>
+              <w:rPr>
+                <w:b/>
+                <w:bCs/>
+                <w:i w:val="false"/>
+                <w:iCs w:val="false"/>
+                <w:color w:val="000000"/>
+                <w:sz w:val="21"/>
+                <w:szCs w:val="21"/>
+                <w:rFonts w:ascii="Times New Roman" w:cs="Times New Roman" w:eastAsia="Times New Roman" w:hAnsi="Times New Roman"/>
+              </w:rPr>
+              <w:t xml:space="preserve">La loi d’annexion de 1896 — d’après la loi française du 6 août 1896 et l’exposé de ses motifs — extraits adaptés</w:t>
+            </w:r>
+          </w:p>
+          <w:p>
+            <w:pPr>
+              <w:spacing w:after="100" w:line="300"/>
+              <w:jc w:val="both"/>
+            </w:pPr>
+            <w:r>
+              <w:rPr>
+                <w:b w:val="false"/>
+                <w:bCs w:val="false"/>
+                <w:i/>
+                <w:iCs/>
+                <w:color w:val="000000"/>
+                <w:sz w:val="24"/>
+                <w:szCs w:val="24"/>
+                <w:rFonts w:ascii="Times New Roman" w:cs="Times New Roman" w:eastAsia="Times New Roman" w:hAnsi="Times New Roman"/>
+              </w:rPr>
+              <w:t xml:space="preserve">« Article unique. Est déclarée colonie française l’île de Madagascar, avec les îles qui en dépendent. — Dans l’exposé des motifs, le gouvernement expliquait : les engagements pris envers la France n’ont cessé d’être violés ; les droits acquis par nos nationaux, issus des conventions anciennes, n’ont pas été respectés ; l’ordre ne saurait être garanti que par la prise de possession définitive. L’annexion assurera à notre commerce et à notre industrie les débouchés qu’ils attendent. »</w:t>
+            </w:r>
+          </w:p>
+          <w:p>
+            <w:pPr>
+              <w:spacing w:after="40" w:line="300"/>
+              <w:jc w:val="both"/>
+            </w:pPr>
+            <w:r>
+              <w:rPr>
+                <w:b w:val="false"/>
+                <w:bCs w:val="false"/>
+                <w:i w:val="false"/>
+                <w:iCs w:val="false"/>
+                <w:color w:val="000000"/>
+                <w:sz w:val="24"/>
+                <w:szCs w:val="24"/>
+                <w:rFonts w:ascii="Times New Roman" w:cs="Times New Roman" w:eastAsia="Times New Roman" w:hAnsi="Times New Roman"/>
+              </w:rPr>
+              <w:t xml:space="preserve">1. Quels « prétextes internes » reconnais-tu dans l’exposé des motifs ?</w:t>
+            </w:r>
+          </w:p>
+          <w:p>
+            <w:pPr>
+              <w:spacing w:after="40" w:line="300"/>
+              <w:jc w:val="both"/>
+            </w:pPr>
+            <w:r>
+              <w:rPr>
+                <w:b w:val="false"/>
+                <w:bCs w:val="false"/>
+                <w:i w:val="false"/>
+                <w:iCs w:val="false"/>
+                <w:color w:val="000000"/>
+                <w:sz w:val="24"/>
+                <w:szCs w:val="24"/>
+                <w:rFonts w:ascii="Times New Roman" w:cs="Times New Roman" w:eastAsia="Times New Roman" w:hAnsi="Times New Roman"/>
+              </w:rPr>
+              <w:t xml:space="preserve">2. Quelle phrase révèle le mobile économique de l’annexion ?</w:t>
+            </w:r>
+          </w:p>
+          <w:p>
+            <w:pPr>
+              <w:spacing w:after="40" w:line="300"/>
+              <w:jc w:val="both"/>
+            </w:pPr>
+            <w:r>
+              <w:rPr>
+                <w:b w:val="false"/>
+                <w:bCs w:val="false"/>
+                <w:i w:val="false"/>
+                <w:iCs w:val="false"/>
+                <w:color w:val="000000"/>
+                <w:sz w:val="24"/>
+                <w:szCs w:val="24"/>
+                <w:rFonts w:ascii="Times New Roman" w:cs="Times New Roman" w:eastAsia="Times New Roman" w:hAnsi="Times New Roman"/>
+              </w:rPr>
+              <w:t xml:space="preserve">3. Que penser de l’expression « prise de possession » appliquée à un royaume reconnu par des traités ?</w:t>
+            </w:r>
+          </w:p>
+          <w:p>
+            <w:pPr>
+              <w:spacing w:after="60"/>
+            </w:pPr>
+          </w:p>
+          <w:p>
+            <w:pPr>
+              <w:spacing w:after="40"/>
+            </w:pPr>
+            <w:r>
+              <w:rPr>
+                <w:b/>
+                <w:bCs/>
+                <w:i w:val="false"/>
+                <w:iCs w:val="false"/>
+                <w:color w:val="C2185B"/>
+                <w:sz w:val="22"/>
+                <w:szCs w:val="22"/>
+                <w:rFonts w:ascii="Times New Roman" w:cs="Times New Roman" w:eastAsia="Times New Roman" w:hAnsi="Times New Roman"/>
+              </w:rPr>
+              <w:t xml:space="preserve">Réponse 1. </w:t>
+            </w:r>
+            <w:r>
+              <w:rPr>
+                <w:b w:val="false"/>
+                <w:bCs w:val="false"/>
+                <w:i w:val="false"/>
+                <w:iCs w:val="false"/>
+                <w:color w:val="000000"/>
+                <w:sz w:val="22"/>
+                <w:szCs w:val="22"/>
+                <w:rFonts w:ascii="Times New Roman" w:cs="Times New Roman" w:eastAsia="Times New Roman" w:hAnsi="Times New Roman"/>
+              </w:rPr>
+              <w:t xml:space="preserve">Les « engagements violés » et les « droits acquis par nos nationaux » renvoient aux querelles de la charte Lambert et de l’héritage Laborde — les prétextes accumulés depuis 1855.</w:t>
+            </w:r>
+          </w:p>
+          <w:p>
+            <w:pPr>
+              <w:spacing w:after="40"/>
+            </w:pPr>
+            <w:r>
+              <w:rPr>
+                <w:b/>
+                <w:bCs/>
+                <w:i w:val="false"/>
+                <w:iCs w:val="false"/>
+                <w:color w:val="C2185B"/>
+                <w:sz w:val="22"/>
+                <w:szCs w:val="22"/>
+                <w:rFonts w:ascii="Times New Roman" w:cs="Times New Roman" w:eastAsia="Times New Roman" w:hAnsi="Times New Roman"/>
+              </w:rPr>
+              <w:t xml:space="preserve">Réponse 2. </w:t>
+            </w:r>
+            <w:r>
+              <w:rPr>
+                <w:b w:val="false"/>
+                <w:bCs w:val="false"/>
+                <w:i w:val="false"/>
+                <w:iCs w:val="false"/>
+                <w:color w:val="000000"/>
+                <w:sz w:val="22"/>
+                <w:szCs w:val="22"/>
+                <w:rFonts w:ascii="Times New Roman" w:cs="Times New Roman" w:eastAsia="Times New Roman" w:hAnsi="Times New Roman"/>
+              </w:rPr>
+              <w:t xml:space="preserve">La dernière : l’annexion doit assurer « à notre commerce et à notre industrie les débouchés qu’ils attendent » — l’aveu du mobile industriel et commercial.</w:t>
+            </w:r>
+          </w:p>
+          <w:p>
+            <w:pPr>
+              <w:spacing w:after="40"/>
+            </w:pPr>
+            <w:r>
+              <w:rPr>
+                <w:b/>
+                <w:bCs/>
+                <w:i w:val="false"/>
+                <w:iCs w:val="false"/>
+                <w:color w:val="C2185B"/>
+                <w:sz w:val="22"/>
+                <w:szCs w:val="22"/>
+                <w:rFonts w:ascii="Times New Roman" w:cs="Times New Roman" w:eastAsia="Times New Roman" w:hAnsi="Times New Roman"/>
+              </w:rPr>
+              <w:t xml:space="preserve">Réponse 3. </w:t>
+            </w:r>
+            <w:r>
+              <w:rPr>
+                <w:b w:val="false"/>
+                <w:bCs w:val="false"/>
+                <w:i w:val="false"/>
+                <w:iCs w:val="false"/>
+                <w:color w:val="000000"/>
+                <w:sz w:val="22"/>
+                <w:szCs w:val="22"/>
+                <w:rFonts w:ascii="Times New Roman" w:cs="Times New Roman" w:eastAsia="Times New Roman" w:hAnsi="Times New Roman"/>
+              </w:rPr>
+              <w:t xml:space="preserve">Elle traite un État souverain, reconnu par des traités, comme une chose que l’on prend : le droit du plus fort remplace le droit des traités — c’est toute la logique coloniale.</w:t>
+            </w:r>
+          </w:p>
+        </w:tc>
+      </w:tr>
+    </w:tbl>
+    <w:p>
+      <w:pPr>
+        <w:spacing w:after="160"/>
+      </w:pPr>
+    </w:p>
+    <w:tbl>
+      <w:tblPr>
+        <w:tblW w:type="dxa" w:w="9600"/>
+        <w:tblBorders>
+          <w:top w:val="single" w:color="1565C0" w:sz="12"/>
+          <w:left w:val="single" w:color="1565C0" w:sz="12"/>
+          <w:bottom w:val="single" w:color="1565C0" w:sz="12"/>
+          <w:right w:val="single" w:color="1565C0" w:sz="12"/>
+          <w:insideH w:val="none"/>
+          <w:insideV w:val="none"/>
+        </w:tblBorders>
+        <w:tblLayout w:type="fixed"/>
+      </w:tblPr>
+      <w:tblGrid>
+        <w:gridCol w:w="9600"/>
+      </w:tblGrid>
+      <w:tr>
+        <w:tc>
+          <w:tcPr>
+            <w:shd w:fill="E3F2FD" w:val="clear"/>
+            <w:tcMar>
+              <w:top w:type="dxa" w:w="140"/>
+              <w:left w:type="dxa" w:w="180"/>
+              <w:bottom w:type="dxa" w:w="140"/>
+              <w:right w:type="dxa" w:w="180"/>
+            </w:tcMar>
+          </w:tcPr>
+          <w:p>
+            <w:pPr>
+              <w:spacing w:after="90"/>
+            </w:pPr>
+            <w:r>
+              <w:rPr>
+                <w:b/>
+                <w:bCs/>
+                <w:i w:val="false"/>
+                <w:iCs w:val="false"/>
+                <w:color w:val="1565C0"/>
+                <w:sz w:val="25"/>
+                <w:szCs w:val="25"/>
+                <w:rFonts w:ascii="Times New Roman" w:cs="Times New Roman" w:eastAsia="Times New Roman" w:hAnsi="Times New Roman"/>
+              </w:rPr>
+              <w:t xml:space="preserve">Le savais-tu ?</w:t>
+            </w:r>
+          </w:p>
+          <w:p>
+            <w:pPr>
+              <w:spacing w:after="0" w:line="300"/>
+              <w:jc w:val="both"/>
+            </w:pPr>
+            <w:r>
+              <w:rPr>
+                <w:b w:val="false"/>
+                <w:bCs w:val="false"/>
+                <w:i w:val="false"/>
+                <w:iCs w:val="false"/>
+                <w:color w:val="000000"/>
+                <w:sz w:val="22"/>
+                <w:szCs w:val="22"/>
+                <w:rFonts w:ascii="Times New Roman" w:cs="Times New Roman" w:eastAsia="Times New Roman" w:hAnsi="Times New Roman"/>
+              </w:rPr>
+              <w:t xml:space="preserve">Jean Laborde est un personnage paradoxal : naufragé recueilli en 1831, il bâtit pour Ranavalona I le complexe industriel de Mantasoa — canons, verre, savon, tout y était fabriqué par des milliers d’ouvriers malgaches ! Ami du pouvoir puis expulsé, revenu comme consul de France, c’est sa succession qui servira de prétexte à la conquête. L’homme qui avait industrialisé le royaume fournit, malgré lui, l’argument pour l’abattre.</w:t>
+            </w:r>
+          </w:p>
+        </w:tc>
+      </w:tr>
+    </w:tbl>
+    <w:p>
+      <w:pPr>
+        <w:spacing w:after="160"/>
+      </w:pPr>
     </w:p>
     <w:p>
       <w:pPr>
-        <w:spacing w:after="60" w:line="300"/>
+        <w:spacing w:after="80" w:line="300"/>
         <w:jc w:val="both"/>
       </w:pPr>
       <w:r>
         <w:rPr>
-          <w:b w:val="false"/>
-          <w:bCs w:val="false"/>
-          <w:i w:val="false"/>
-          <w:iCs w:val="false"/>
-          <w:color w:val="000000"/>
-          <w:sz w:val="24"/>
-          <w:szCs w:val="24"/>
-          <w:rFonts w:ascii="Times New Roman" w:cs="Times New Roman" w:eastAsia="Times New Roman" w:hAnsi="Times New Roman"/>
-        </w:rPr>
-        <w:t xml:space="preserve">1. Classer les causes en deux colonnes : internes (dans l’île) et externes (en Europe).</w:t>
+          <w:b/>
+          <w:bCs/>
+          <w:i w:val="false"/>
+          <w:iCs w:val="false"/>
+          <w:color w:val="2E7D32"/>
+          <w:sz w:val="26"/>
+          <w:szCs w:val="26"/>
+          <w:rFonts w:ascii="Times New Roman" w:cs="Times New Roman" w:eastAsia="Times New Roman" w:hAnsi="Times New Roman"/>
+        </w:rPr>
+        <w:t xml:space="preserve">Petit lexique</w:t>
       </w:r>
     </w:p>
+    <w:tbl>
+      <w:tblPr>
+        <w:tblW w:type="dxa" w:w="9600"/>
+        <w:tblBorders>
+          <w:top w:val="single" w:color="808080" w:sz="4"/>
+          <w:left w:val="single" w:color="808080" w:sz="4"/>
+          <w:bottom w:val="single" w:color="808080" w:sz="4"/>
+          <w:right w:val="single" w:color="808080" w:sz="4"/>
+          <w:insideH w:val="single" w:color="B0B0B0" w:sz="4"/>
+          <w:insideV w:val="single" w:color="B0B0B0" w:sz="4"/>
+        </w:tblBorders>
+        <w:tblLayout w:type="fixed"/>
+      </w:tblPr>
+      <w:tblGrid>
+        <w:gridCol w:w="2800"/>
+        <w:gridCol w:w="6800"/>
+      </w:tblGrid>
+      <w:tr>
+        <w:tc>
+          <w:tcPr>
+            <w:shd w:fill="E7E6E6" w:val="clear"/>
+            <w:tcMar>
+              <w:top w:type="dxa" w:w="80"/>
+              <w:left w:type="dxa" w:w="80"/>
+              <w:bottom w:type="dxa" w:w="80"/>
+              <w:right w:type="dxa" w:w="80"/>
+            </w:tcMar>
+          </w:tcPr>
+          <w:p>
+            <w:pPr>
+              <w:spacing w:after="40"/>
+              <w:jc w:val="left"/>
+            </w:pPr>
+            <w:r>
+              <w:rPr>
+                <w:b/>
+                <w:bCs/>
+                <w:i w:val="false"/>
+                <w:iCs w:val="false"/>
+                <w:color w:val="000000"/>
+                <w:sz w:val="20"/>
+                <w:szCs w:val="20"/>
+                <w:rFonts w:ascii="Times New Roman" w:cs="Times New Roman" w:eastAsia="Times New Roman" w:hAnsi="Times New Roman"/>
+              </w:rPr>
+              <w:t xml:space="preserve">Mot</w:t>
+            </w:r>
+          </w:p>
+        </w:tc>
+        <w:tc>
+          <w:tcPr>
+            <w:shd w:fill="E7E6E6" w:val="clear"/>
+            <w:tcMar>
+              <w:top w:type="dxa" w:w="80"/>
+              <w:left w:type="dxa" w:w="80"/>
+              <w:bottom w:type="dxa" w:w="80"/>
+              <w:right w:type="dxa" w:w="80"/>
+            </w:tcMar>
+          </w:tcPr>
+          <w:p>
+            <w:pPr>
+              <w:spacing w:after="40"/>
+              <w:jc w:val="left"/>
+            </w:pPr>
+            <w:r>
+              <w:rPr>
+                <w:b/>
+                <w:bCs/>
+                <w:i w:val="false"/>
+                <w:iCs w:val="false"/>
+                <w:color w:val="000000"/>
+                <w:sz w:val="20"/>
+                <w:szCs w:val="20"/>
+                <w:rFonts w:ascii="Times New Roman" w:cs="Times New Roman" w:eastAsia="Times New Roman" w:hAnsi="Times New Roman"/>
+              </w:rPr>
+              <w:t xml:space="preserve">Sens</w:t>
+            </w:r>
+          </w:p>
+        </w:tc>
+      </w:tr>
+      <w:tr>
+        <w:tc>
+          <w:tcPr>
+            <w:tcMar>
+              <w:top w:type="dxa" w:w="80"/>
+              <w:left w:type="dxa" w:w="80"/>
+              <w:bottom w:type="dxa" w:w="80"/>
+              <w:right w:type="dxa" w:w="80"/>
+            </w:tcMar>
+          </w:tcPr>
+          <w:p>
+            <w:pPr>
+              <w:spacing w:after="40"/>
+              <w:jc w:val="left"/>
+            </w:pPr>
+            <w:r>
+              <w:rPr>
+                <w:b/>
+                <w:bCs/>
+                <w:i w:val="false"/>
+                <w:iCs w:val="false"/>
+                <w:color w:val="000000"/>
+                <w:sz w:val="20"/>
+                <w:szCs w:val="20"/>
+                <w:rFonts w:ascii="Times New Roman" w:cs="Times New Roman" w:eastAsia="Times New Roman" w:hAnsi="Times New Roman"/>
+              </w:rPr>
+              <w:t xml:space="preserve">Charte</w:t>
+            </w:r>
+          </w:p>
+        </w:tc>
+        <w:tc>
+          <w:tcPr>
+            <w:tcMar>
+              <w:top w:type="dxa" w:w="80"/>
+              <w:left w:type="dxa" w:w="80"/>
+              <w:bottom w:type="dxa" w:w="80"/>
+              <w:right w:type="dxa" w:w="80"/>
+            </w:tcMar>
+          </w:tcPr>
+          <w:p>
+            <w:pPr>
+              <w:spacing w:after="40"/>
+              <w:jc w:val="left"/>
+            </w:pPr>
+            <w:r>
+              <w:rPr>
+                <w:b w:val="false"/>
+                <w:bCs w:val="false"/>
+                <w:i w:val="false"/>
+                <w:iCs w:val="false"/>
+                <w:color w:val="000000"/>
+                <w:sz w:val="20"/>
+                <w:szCs w:val="20"/>
+                <w:rFonts w:ascii="Times New Roman" w:cs="Times New Roman" w:eastAsia="Times New Roman" w:hAnsi="Times New Roman"/>
+              </w:rPr>
+              <w:t xml:space="preserve">document accordant des droits ou privilèges</w:t>
+            </w:r>
+          </w:p>
+        </w:tc>
+      </w:tr>
+      <w:tr>
+        <w:tc>
+          <w:tcPr>
+            <w:tcMar>
+              <w:top w:type="dxa" w:w="80"/>
+              <w:left w:type="dxa" w:w="80"/>
+              <w:bottom w:type="dxa" w:w="80"/>
+              <w:right w:type="dxa" w:w="80"/>
+            </w:tcMar>
+          </w:tcPr>
+          <w:p>
+            <w:pPr>
+              <w:spacing w:after="40"/>
+              <w:jc w:val="left"/>
+            </w:pPr>
+            <w:r>
+              <w:rPr>
+                <w:b/>
+                <w:bCs/>
+                <w:i w:val="false"/>
+                <w:iCs w:val="false"/>
+                <w:color w:val="000000"/>
+                <w:sz w:val="20"/>
+                <w:szCs w:val="20"/>
+                <w:rFonts w:ascii="Times New Roman" w:cs="Times New Roman" w:eastAsia="Times New Roman" w:hAnsi="Times New Roman"/>
+              </w:rPr>
+              <w:t xml:space="preserve">Casus belli</w:t>
+            </w:r>
+          </w:p>
+        </w:tc>
+        <w:tc>
+          <w:tcPr>
+            <w:tcMar>
+              <w:top w:type="dxa" w:w="80"/>
+              <w:left w:type="dxa" w:w="80"/>
+              <w:bottom w:type="dxa" w:w="80"/>
+              <w:right w:type="dxa" w:w="80"/>
+            </w:tcMar>
+          </w:tcPr>
+          <w:p>
+            <w:pPr>
+              <w:spacing w:after="40"/>
+              <w:jc w:val="left"/>
+            </w:pPr>
+            <w:r>
+              <w:rPr>
+                <w:b w:val="false"/>
+                <w:bCs w:val="false"/>
+                <w:i w:val="false"/>
+                <w:iCs w:val="false"/>
+                <w:color w:val="000000"/>
+                <w:sz w:val="20"/>
+                <w:szCs w:val="20"/>
+                <w:rFonts w:ascii="Times New Roman" w:cs="Times New Roman" w:eastAsia="Times New Roman" w:hAnsi="Times New Roman"/>
+              </w:rPr>
+              <w:t xml:space="preserve">fait invoqué pour justifier une guerre</w:t>
+            </w:r>
+          </w:p>
+        </w:tc>
+      </w:tr>
+      <w:tr>
+        <w:tc>
+          <w:tcPr>
+            <w:tcMar>
+              <w:top w:type="dxa" w:w="80"/>
+              <w:left w:type="dxa" w:w="80"/>
+              <w:bottom w:type="dxa" w:w="80"/>
+              <w:right w:type="dxa" w:w="80"/>
+            </w:tcMar>
+          </w:tcPr>
+          <w:p>
+            <w:pPr>
+              <w:spacing w:after="40"/>
+              <w:jc w:val="left"/>
+            </w:pPr>
+            <w:r>
+              <w:rPr>
+                <w:b/>
+                <w:bCs/>
+                <w:i w:val="false"/>
+                <w:iCs w:val="false"/>
+                <w:color w:val="000000"/>
+                <w:sz w:val="20"/>
+                <w:szCs w:val="20"/>
+                <w:rFonts w:ascii="Times New Roman" w:cs="Times New Roman" w:eastAsia="Times New Roman" w:hAnsi="Times New Roman"/>
+              </w:rPr>
+              <w:t xml:space="preserve">Annexion</w:t>
+            </w:r>
+          </w:p>
+        </w:tc>
+        <w:tc>
+          <w:tcPr>
+            <w:tcMar>
+              <w:top w:type="dxa" w:w="80"/>
+              <w:left w:type="dxa" w:w="80"/>
+              <w:bottom w:type="dxa" w:w="80"/>
+              <w:right w:type="dxa" w:w="80"/>
+            </w:tcMar>
+          </w:tcPr>
+          <w:p>
+            <w:pPr>
+              <w:spacing w:after="40"/>
+              <w:jc w:val="left"/>
+            </w:pPr>
+            <w:r>
+              <w:rPr>
+                <w:b w:val="false"/>
+                <w:bCs w:val="false"/>
+                <w:i w:val="false"/>
+                <w:iCs w:val="false"/>
+                <w:color w:val="000000"/>
+                <w:sz w:val="20"/>
+                <w:szCs w:val="20"/>
+                <w:rFonts w:ascii="Times New Roman" w:cs="Times New Roman" w:eastAsia="Times New Roman" w:hAnsi="Times New Roman"/>
+              </w:rPr>
+              <w:t xml:space="preserve">rattachement d’un territoire à un État par décision unilatérale</w:t>
+            </w:r>
+          </w:p>
+        </w:tc>
+      </w:tr>
+      <w:tr>
+        <w:tc>
+          <w:tcPr>
+            <w:tcMar>
+              <w:top w:type="dxa" w:w="80"/>
+              <w:left w:type="dxa" w:w="80"/>
+              <w:bottom w:type="dxa" w:w="80"/>
+              <w:right w:type="dxa" w:w="80"/>
+            </w:tcMar>
+          </w:tcPr>
+          <w:p>
+            <w:pPr>
+              <w:spacing w:after="40"/>
+              <w:jc w:val="left"/>
+            </w:pPr>
+            <w:r>
+              <w:rPr>
+                <w:b/>
+                <w:bCs/>
+                <w:i w:val="false"/>
+                <w:iCs w:val="false"/>
+                <w:color w:val="000000"/>
+                <w:sz w:val="20"/>
+                <w:szCs w:val="20"/>
+                <w:rFonts w:ascii="Times New Roman" w:cs="Times New Roman" w:eastAsia="Times New Roman" w:hAnsi="Times New Roman"/>
+              </w:rPr>
+              <w:t xml:space="preserve">Prétexte</w:t>
+            </w:r>
+          </w:p>
+        </w:tc>
+        <w:tc>
+          <w:tcPr>
+            <w:tcMar>
+              <w:top w:type="dxa" w:w="80"/>
+              <w:left w:type="dxa" w:w="80"/>
+              <w:bottom w:type="dxa" w:w="80"/>
+              <w:right w:type="dxa" w:w="80"/>
+            </w:tcMar>
+          </w:tcPr>
+          <w:p>
+            <w:pPr>
+              <w:spacing w:after="40"/>
+              <w:jc w:val="left"/>
+            </w:pPr>
+            <w:r>
+              <w:rPr>
+                <w:b w:val="false"/>
+                <w:bCs w:val="false"/>
+                <w:i w:val="false"/>
+                <w:iCs w:val="false"/>
+                <w:color w:val="000000"/>
+                <w:sz w:val="20"/>
+                <w:szCs w:val="20"/>
+                <w:rFonts w:ascii="Times New Roman" w:cs="Times New Roman" w:eastAsia="Times New Roman" w:hAnsi="Times New Roman"/>
+              </w:rPr>
+              <w:t xml:space="preserve">raison mise en avant pour masquer le vrai mobile</w:t>
+            </w:r>
+          </w:p>
+        </w:tc>
+      </w:tr>
+    </w:tbl>
     <w:p>
       <w:pPr>
-        <w:spacing w:after="60" w:line="300"/>
-        <w:jc w:val="both"/>
+        <w:spacing w:after="120"/>
       </w:pPr>
-      <w:r>
-        <w:rPr>
-          <w:b w:val="false"/>
-          <w:bCs w:val="false"/>
-          <w:i w:val="false"/>
-          <w:iCs w:val="false"/>
-          <w:color w:val="000000"/>
-          <w:sz w:val="24"/>
-          <w:szCs w:val="24"/>
-          <w:rFonts w:ascii="Times New Roman" w:cs="Times New Roman" w:eastAsia="Times New Roman" w:hAnsi="Times New Roman"/>
-        </w:rPr>
-        <w:t xml:space="preserve">2. Dater la chaîne finale : guerre 1895 → annexion 1896 → exil de la reine 1897.</w:t>
-      </w:r>
-    </w:p>
-    <w:p>
-      <w:pPr>
-        <w:spacing w:after="60" w:line="300"/>
-        <w:jc w:val="both"/>
-      </w:pPr>
-      <w:r>
-        <w:rPr>
-          <w:b w:val="false"/>
-          <w:bCs w:val="false"/>
-          <w:i w:val="false"/>
-          <w:iCs w:val="false"/>
-          <w:color w:val="000000"/>
-          <w:sz w:val="24"/>
-          <w:szCs w:val="24"/>
-          <w:rFonts w:ascii="Times New Roman" w:cs="Times New Roman" w:eastAsia="Times New Roman" w:hAnsi="Times New Roman"/>
-        </w:rPr>
-        <w:t xml:space="preserve">3. Montrer que les causes internes sont des prétextes et les externes des mobiles profonds.</w:t>
-      </w:r>
-    </w:p>
-    <w:p>
-      <w:pPr>
-        <w:spacing w:after="110" w:line="300"/>
-        <w:jc w:val="both"/>
-      </w:pPr>
-      <w:r>
-        <w:rPr>
-          <w:b/>
-          <w:bCs/>
-          <w:i w:val="false"/>
-          <w:iCs w:val="false"/>
-          <w:color w:val="1F4E79"/>
-          <w:sz w:val="24"/>
-          <w:szCs w:val="24"/>
-          <w:rFonts w:ascii="Times New Roman" w:cs="Times New Roman" w:eastAsia="Times New Roman" w:hAnsi="Times New Roman"/>
-        </w:rPr>
-        <w:t xml:space="preserve">Exemple — </w:t>
-      </w:r>
-      <w:r>
-        <w:rPr>
-          <w:b w:val="false"/>
-          <w:bCs w:val="false"/>
-          <w:i w:val="false"/>
-          <w:iCs w:val="false"/>
-          <w:color w:val="000000"/>
-          <w:sz w:val="24"/>
-          <w:szCs w:val="24"/>
-          <w:rFonts w:ascii="Times New Roman" w:cs="Times New Roman" w:eastAsia="Times New Roman" w:hAnsi="Times New Roman"/>
-        </w:rPr>
-        <w:t xml:space="preserve">Le schéma de la conquête : la France invoque la charte Lambert et l’héritage Laborde (prétextes), forte de l’accord anglais de la convention de Zanzibar (feu vert), poussée par son industrie et son prestige (mobiles) — et l’expédition de 1895 conclut par la force.</w:t>
-      </w:r>
-    </w:p>
-    <w:p>
-      <w:pPr>
-        <w:spacing w:after="110" w:line="300"/>
-        <w:jc w:val="both"/>
-      </w:pPr>
-      <w:r>
-        <w:rPr>
-          <w:b/>
-          <w:bCs/>
-          <w:i w:val="false"/>
-          <w:iCs w:val="false"/>
-          <w:color w:val="B25000"/>
-          <w:sz w:val="24"/>
-          <w:szCs w:val="24"/>
-          <w:rFonts w:ascii="Times New Roman" w:cs="Times New Roman" w:eastAsia="Times New Roman" w:hAnsi="Times New Roman"/>
-        </w:rPr>
-        <w:t xml:space="preserve">Erreur à éviter — </w:t>
-      </w:r>
-      <w:r>
-        <w:rPr>
-          <w:b w:val="false"/>
-          <w:bCs w:val="false"/>
-          <w:i w:val="false"/>
-          <w:iCs w:val="false"/>
-          <w:color w:val="000000"/>
-          <w:sz w:val="24"/>
-          <w:szCs w:val="24"/>
-          <w:rFonts w:ascii="Times New Roman" w:cs="Times New Roman" w:eastAsia="Times New Roman" w:hAnsi="Times New Roman"/>
-        </w:rPr>
-        <w:t xml:space="preserve">Dater la colonisation de 1895 : cette année-là a lieu la guerre et la prise d’Antananarivo, mais c’est en 1896 que Madagascar est officiellement annexé et déclaré colonie française, et la royauté ne disparaît qu’avec l’exil de la reine en 1897. Trois dates, trois faits distincts.</w:t>
-      </w:r>
-    </w:p>
-    <w:p>
-      <w:pPr>
-        <w:shd w:fill="E3F2FD" w:val="clear"/>
-        <w:spacing w:after="110" w:line="300"/>
-        <w:jc w:val="both"/>
-      </w:pPr>
-      <w:r>
-        <w:rPr>
-          <w:b/>
-          <w:bCs/>
-          <w:i w:val="false"/>
-          <w:iCs w:val="false"/>
-          <w:color w:val="1565C0"/>
-          <w:sz w:val="24"/>
-          <w:szCs w:val="24"/>
-          <w:rFonts w:ascii="Times New Roman" w:cs="Times New Roman" w:eastAsia="Times New Roman" w:hAnsi="Times New Roman"/>
-        </w:rPr>
-        <w:t xml:space="preserve">Le savais-tu ? </w:t>
-      </w:r>
-      <w:r>
-        <w:rPr>
-          <w:b w:val="false"/>
-          <w:bCs w:val="false"/>
-          <w:i w:val="false"/>
-          <w:iCs w:val="false"/>
-          <w:color w:val="000000"/>
-          <w:sz w:val="24"/>
-          <w:szCs w:val="24"/>
-          <w:rFonts w:ascii="Times New Roman" w:cs="Times New Roman" w:eastAsia="Times New Roman" w:hAnsi="Times New Roman"/>
-        </w:rPr>
-        <w:t xml:space="preserve">Jean Laborde est un personnage paradoxal : naufragé recueilli en 1831, il bâtit pour Ranavalona I le complexe industriel de Mantasoa — canons, verre, savon, tout y était fabriqué par des milliers d’ouvriers malgaches ! Ami du pouvoir puis expulsé, revenu comme consul de France, c’est sa succession qui servira de prétexte à la conquête. L’homme qui avait industrialisé le royaume fournit, malgré lui, l’argument pour l’abattre.</w:t>
-      </w:r>
     </w:p>
     <w:p>
       <w:pPr>
@@ -4708,152 +5491,152 @@
                 <w:szCs w:val="20"/>
                 <w:rFonts w:ascii="Times New Roman" w:cs="Times New Roman" w:eastAsia="Times New Roman" w:hAnsi="Times New Roman"/>
               </w:rPr>
-              <w:t xml:space="preserve">3. Observation</w:t>
-            </w:r>
-          </w:p>
-        </w:tc>
-        <w:tc>
-          <w:tcPr>
-            <w:tcMar>
-              <w:top w:type="dxa" w:w="80"/>
-              <w:left w:type="dxa" w:w="80"/>
-              <w:bottom w:type="dxa" w:w="80"/>
-              <w:right w:type="dxa" w:w="80"/>
-            </w:tcMar>
-          </w:tcPr>
-          <w:p>
-            <w:pPr>
-              <w:spacing w:after="40"/>
-              <w:jc w:val="left"/>
-            </w:pPr>
-            <w:r>
-              <w:rPr>
-                <w:b w:val="false"/>
-                <w:bCs w:val="false"/>
-                <w:i w:val="false"/>
-                <w:iCs w:val="false"/>
-                <w:color w:val="000000"/>
-                <w:sz w:val="20"/>
-                <w:szCs w:val="20"/>
-                <w:rFonts w:ascii="Times New Roman" w:cs="Times New Roman" w:eastAsia="Times New Roman" w:hAnsi="Times New Roman"/>
-              </w:rPr>
-              <w:t xml:space="preserve">Un chef de famille betsileo vers 1910 : il paie la capitation pour lui et ses fils, l’impôt sur ses deux zébus et sa rizière ; il doit dix jours de prestations sur la route du district ; s’il proteste, le chef de district peut le punir sans jugement, au titre de l’indigénat. Tout le système tient dans cette vie-là.</w:t>
-            </w:r>
-          </w:p>
-        </w:tc>
-        <w:tc>
-          <w:tcPr>
-            <w:tcMar>
-              <w:top w:type="dxa" w:w="80"/>
-              <w:left w:type="dxa" w:w="80"/>
-              <w:bottom w:type="dxa" w:w="80"/>
-              <w:right w:type="dxa" w:w="80"/>
-            </w:tcMar>
-          </w:tcPr>
-          <w:p>
-            <w:pPr>
-              <w:spacing w:after="40"/>
-              <w:jc w:val="left"/>
-            </w:pPr>
-            <w:r>
-              <w:rPr>
-                <w:b w:val="false"/>
-                <w:bCs w:val="false"/>
-                <w:i w:val="false"/>
-                <w:iCs w:val="false"/>
-                <w:color w:val="000000"/>
-                <w:sz w:val="20"/>
-                <w:szCs w:val="20"/>
-                <w:rFonts w:ascii="Times New Roman" w:cs="Times New Roman" w:eastAsia="Times New Roman" w:hAnsi="Times New Roman"/>
-              </w:rPr>
-              <w:t xml:space="preserve">Observent l’exemple résolu.</w:t>
-            </w:r>
-          </w:p>
-        </w:tc>
-        <w:tc>
-          <w:tcPr>
-            <w:tcMar>
-              <w:top w:type="dxa" w:w="80"/>
-              <w:left w:type="dxa" w:w="80"/>
-              <w:bottom w:type="dxa" w:w="80"/>
-              <w:right w:type="dxa" w:w="80"/>
-            </w:tcMar>
-          </w:tcPr>
-          <w:p>
-            <w:pPr>
-              <w:spacing w:after="40"/>
-              <w:jc w:val="left"/>
-            </w:pPr>
-            <w:r>
-              <w:rPr>
-                <w:b w:val="false"/>
-                <w:bCs w:val="false"/>
-                <w:i w:val="false"/>
-                <w:iCs w:val="false"/>
-                <w:color w:val="000000"/>
-                <w:sz w:val="20"/>
-                <w:szCs w:val="20"/>
-                <w:rFonts w:ascii="Times New Roman" w:cs="Times New Roman" w:eastAsia="Times New Roman" w:hAnsi="Times New Roman"/>
-              </w:rPr>
-              <w:t xml:space="preserve">Observation dirigée</w:t>
-            </w:r>
-          </w:p>
-        </w:tc>
-        <w:tc>
-          <w:tcPr>
-            <w:tcMar>
-              <w:top w:type="dxa" w:w="80"/>
-              <w:left w:type="dxa" w:w="80"/>
-              <w:bottom w:type="dxa" w:w="80"/>
-              <w:right w:type="dxa" w:w="80"/>
-            </w:tcMar>
-          </w:tcPr>
-          <w:p>
-            <w:pPr>
-              <w:spacing w:after="40"/>
-              <w:jc w:val="left"/>
-            </w:pPr>
-            <w:r>
-              <w:rPr>
-                <w:b w:val="false"/>
-                <w:bCs w:val="false"/>
-                <w:i w:val="false"/>
-                <w:iCs w:val="false"/>
-                <w:color w:val="000000"/>
-                <w:sz w:val="20"/>
-                <w:szCs w:val="20"/>
-                <w:rFonts w:ascii="Times New Roman" w:cs="Times New Roman" w:eastAsia="Times New Roman" w:hAnsi="Times New Roman"/>
-              </w:rPr>
-              <w:t xml:space="preserve">Document imprimé</w:t>
-            </w:r>
-          </w:p>
-        </w:tc>
-        <w:tc>
-          <w:tcPr>
-            <w:tcMar>
-              <w:top w:type="dxa" w:w="80"/>
-              <w:left w:type="dxa" w:w="80"/>
-              <w:bottom w:type="dxa" w:w="80"/>
-              <w:right w:type="dxa" w:w="80"/>
-            </w:tcMar>
-          </w:tcPr>
-          <w:p>
-            <w:pPr>
-              <w:spacing w:after="40"/>
-              <w:jc w:val="left"/>
-            </w:pPr>
-            <w:r>
-              <w:rPr>
-                <w:b w:val="false"/>
-                <w:bCs w:val="false"/>
-                <w:i w:val="false"/>
-                <w:iCs w:val="false"/>
-                <w:color w:val="000000"/>
-                <w:sz w:val="20"/>
-                <w:szCs w:val="20"/>
-                <w:rFonts w:ascii="Times New Roman" w:cs="Times New Roman" w:eastAsia="Times New Roman" w:hAnsi="Times New Roman"/>
-              </w:rPr>
-              <w:t xml:space="preserve">Compréhension</w:t>
+              <w:t xml:space="preserve">3. Développement</w:t>
+            </w:r>
+          </w:p>
+        </w:tc>
+        <w:tc>
+          <w:tcPr>
+            <w:tcMar>
+              <w:top w:type="dxa" w:w="80"/>
+              <w:left w:type="dxa" w:w="80"/>
+              <w:bottom w:type="dxa" w:w="80"/>
+              <w:right w:type="dxa" w:w="80"/>
+            </w:tcMar>
+          </w:tcPr>
+          <w:p>
+            <w:pPr>
+              <w:spacing w:after="40"/>
+              <w:jc w:val="left"/>
+            </w:pPr>
+            <w:r>
+              <w:rPr>
+                <w:b w:val="false"/>
+                <w:bCs w:val="false"/>
+                <w:i w:val="false"/>
+                <w:iCs w:val="false"/>
+                <w:color w:val="000000"/>
+                <w:sz w:val="20"/>
+                <w:szCs w:val="20"/>
+                <w:rFonts w:ascii="Times New Roman" w:cs="Times New Roman" w:eastAsia="Times New Roman" w:hAnsi="Times New Roman"/>
+              </w:rPr>
+              <w:t xml:space="preserve">Développe la leçon partie par partie : La pyramide administrative ; Les instruments de l’exploitation ; Un système cohérent.</w:t>
+            </w:r>
+          </w:p>
+        </w:tc>
+        <w:tc>
+          <w:tcPr>
+            <w:tcMar>
+              <w:top w:type="dxa" w:w="80"/>
+              <w:left w:type="dxa" w:w="80"/>
+              <w:bottom w:type="dxa" w:w="80"/>
+              <w:right w:type="dxa" w:w="80"/>
+            </w:tcMar>
+          </w:tcPr>
+          <w:p>
+            <w:pPr>
+              <w:spacing w:after="40"/>
+              <w:jc w:val="left"/>
+            </w:pPr>
+            <w:r>
+              <w:rPr>
+                <w:b w:val="false"/>
+                <w:bCs w:val="false"/>
+                <w:i w:val="false"/>
+                <w:iCs w:val="false"/>
+                <w:color w:val="000000"/>
+                <w:sz w:val="20"/>
+                <w:szCs w:val="20"/>
+                <w:rFonts w:ascii="Times New Roman" w:cs="Times New Roman" w:eastAsia="Times New Roman" w:hAnsi="Times New Roman"/>
+              </w:rPr>
+              <w:t xml:space="preserve">Écoutent, répondent aux questions et notent les mots-clés.</w:t>
+            </w:r>
+          </w:p>
+        </w:tc>
+        <w:tc>
+          <w:tcPr>
+            <w:tcMar>
+              <w:top w:type="dxa" w:w="80"/>
+              <w:left w:type="dxa" w:w="80"/>
+              <w:bottom w:type="dxa" w:w="80"/>
+              <w:right w:type="dxa" w:w="80"/>
+            </w:tcMar>
+          </w:tcPr>
+          <w:p>
+            <w:pPr>
+              <w:spacing w:after="40"/>
+              <w:jc w:val="left"/>
+            </w:pPr>
+            <w:r>
+              <w:rPr>
+                <w:b w:val="false"/>
+                <w:bCs w:val="false"/>
+                <w:i w:val="false"/>
+                <w:iCs w:val="false"/>
+                <w:color w:val="000000"/>
+                <w:sz w:val="20"/>
+                <w:szCs w:val="20"/>
+                <w:rFonts w:ascii="Times New Roman" w:cs="Times New Roman" w:eastAsia="Times New Roman" w:hAnsi="Times New Roman"/>
+              </w:rPr>
+              <w:t xml:space="preserve">Exposé interactif, questions-réponses</w:t>
+            </w:r>
+          </w:p>
+        </w:tc>
+        <w:tc>
+          <w:tcPr>
+            <w:tcMar>
+              <w:top w:type="dxa" w:w="80"/>
+              <w:left w:type="dxa" w:w="80"/>
+              <w:bottom w:type="dxa" w:w="80"/>
+              <w:right w:type="dxa" w:w="80"/>
+            </w:tcMar>
+          </w:tcPr>
+          <w:p>
+            <w:pPr>
+              <w:spacing w:after="40"/>
+              <w:jc w:val="left"/>
+            </w:pPr>
+            <w:r>
+              <w:rPr>
+                <w:b w:val="false"/>
+                <w:bCs w:val="false"/>
+                <w:i w:val="false"/>
+                <w:iCs w:val="false"/>
+                <w:color w:val="000000"/>
+                <w:sz w:val="20"/>
+                <w:szCs w:val="20"/>
+                <w:rFonts w:ascii="Times New Roman" w:cs="Times New Roman" w:eastAsia="Times New Roman" w:hAnsi="Times New Roman"/>
+              </w:rPr>
+              <w:t xml:space="preserve">Tableau, frises, cartes</w:t>
+            </w:r>
+          </w:p>
+        </w:tc>
+        <w:tc>
+          <w:tcPr>
+            <w:tcMar>
+              <w:top w:type="dxa" w:w="80"/>
+              <w:left w:type="dxa" w:w="80"/>
+              <w:bottom w:type="dxa" w:w="80"/>
+              <w:right w:type="dxa" w:w="80"/>
+            </w:tcMar>
+          </w:tcPr>
+          <w:p>
+            <w:pPr>
+              <w:spacing w:after="40"/>
+              <w:jc w:val="left"/>
+            </w:pPr>
+            <w:r>
+              <w:rPr>
+                <w:b w:val="false"/>
+                <w:bCs w:val="false"/>
+                <w:i w:val="false"/>
+                <w:iCs w:val="false"/>
+                <w:color w:val="000000"/>
+                <w:sz w:val="20"/>
+                <w:szCs w:val="20"/>
+                <w:rFonts w:ascii="Times New Roman" w:cs="Times New Roman" w:eastAsia="Times New Roman" w:hAnsi="Times New Roman"/>
+              </w:rPr>
+              <w:t xml:space="preserve">Attention, participation</w:t>
             </w:r>
           </w:p>
         </w:tc>
@@ -4884,152 +5667,152 @@
                 <w:szCs w:val="20"/>
                 <w:rFonts w:ascii="Times New Roman" w:cs="Times New Roman" w:eastAsia="Times New Roman" w:hAnsi="Times New Roman"/>
               </w:rPr>
-              <w:t xml:space="preserve">4. Analyse</w:t>
-            </w:r>
-          </w:p>
-        </w:tc>
-        <w:tc>
-          <w:tcPr>
-            <w:tcMar>
-              <w:top w:type="dxa" w:w="80"/>
-              <w:left w:type="dxa" w:w="80"/>
-              <w:bottom w:type="dxa" w:w="80"/>
-              <w:right w:type="dxa" w:w="80"/>
-            </w:tcMar>
-          </w:tcPr>
-          <w:p>
-            <w:pPr>
-              <w:spacing w:after="40"/>
-              <w:jc w:val="left"/>
-            </w:pPr>
-            <w:r>
-              <w:rPr>
-                <w:b w:val="false"/>
-                <w:bCs w:val="false"/>
-                <w:i w:val="false"/>
-                <w:iCs w:val="false"/>
-                <w:color w:val="000000"/>
-                <w:sz w:val="20"/>
-                <w:szCs w:val="20"/>
-                <w:rFonts w:ascii="Times New Roman" w:cs="Times New Roman" w:eastAsia="Times New Roman" w:hAnsi="Times New Roman"/>
-              </w:rPr>
-              <w:t xml:space="preserve">Guide l’analyse : La pyramide d’abord. Le gouverneur général — le premier fut Gallieni (1896-1905) — concentre tous les pouvoirs civils et militaires ; il découpe l’île en provinces, confiées à des chefs de province ; chaque province se divise en districts, chaque district en cantons. Les fonctionnaires français étant peu nombreux, l’administration recrute des auxiliaires malgaches — interprètes, commis, gardes, instituteurs — qui font tourner la machine au quotidien : la colonisation gouverne aussi par des mains malgaches. Les instruments ensuite. Le code de l’indigénat sépare juridiquement les habitants : les « citoyens » français relèvent du droit commun ; les « indigènes » — l’immense majorité des Malgaches — relèvent d’un régime spécial où l’administrateur peut punir sans tribunal : amendes, emprisonnement, travail forcé pour des fautes aussi vagues que le « manque de respect ». Le pacte colonial verrouille l’économie : la colonie doit fournir ses matières premières à la métropole, acheter les produits de la métropole, et ne pas développer d’industrie concurrente — Madagascar produit pour la France, pas pour lui-même. Les impôts et prestations complètent le dispositif : impôt de capitation payé par chaque homme adulte — en argent, ce qui force à travailler pour les colons —, impôts sur le bétail et les rizières, et prestations : journées de travail obligatoires et gratuites sur les routes et les chantiers. Ce triple système — droit inégal, économie captive, travail contraint — définit l’exploitation coloniale que la séance suivante détaillera.</w:t>
-            </w:r>
-          </w:p>
-        </w:tc>
-        <w:tc>
-          <w:tcPr>
-            <w:tcMar>
-              <w:top w:type="dxa" w:w="80"/>
-              <w:left w:type="dxa" w:w="80"/>
-              <w:bottom w:type="dxa" w:w="80"/>
-              <w:right w:type="dxa" w:w="80"/>
-            </w:tcMar>
-          </w:tcPr>
-          <w:p>
-            <w:pPr>
-              <w:spacing w:after="40"/>
-              <w:jc w:val="left"/>
-            </w:pPr>
-            <w:r>
-              <w:rPr>
-                <w:b w:val="false"/>
-                <w:bCs w:val="false"/>
-                <w:i w:val="false"/>
-                <w:iCs w:val="false"/>
-                <w:color w:val="000000"/>
-                <w:sz w:val="20"/>
-                <w:szCs w:val="20"/>
-                <w:rFonts w:ascii="Times New Roman" w:cs="Times New Roman" w:eastAsia="Times New Roman" w:hAnsi="Times New Roman"/>
-              </w:rPr>
-              <w:t xml:space="preserve">Expliquent la démarche et vérifient le résultat.</w:t>
-            </w:r>
-          </w:p>
-        </w:tc>
-        <w:tc>
-          <w:tcPr>
-            <w:tcMar>
-              <w:top w:type="dxa" w:w="80"/>
-              <w:left w:type="dxa" w:w="80"/>
-              <w:bottom w:type="dxa" w:w="80"/>
-              <w:right w:type="dxa" w:w="80"/>
-            </w:tcMar>
-          </w:tcPr>
-          <w:p>
-            <w:pPr>
-              <w:spacing w:after="40"/>
-              <w:jc w:val="left"/>
-            </w:pPr>
-            <w:r>
-              <w:rPr>
-                <w:b w:val="false"/>
-                <w:bCs w:val="false"/>
-                <w:i w:val="false"/>
-                <w:iCs w:val="false"/>
-                <w:color w:val="000000"/>
-                <w:sz w:val="20"/>
-                <w:szCs w:val="20"/>
-                <w:rFonts w:ascii="Times New Roman" w:cs="Times New Roman" w:eastAsia="Times New Roman" w:hAnsi="Times New Roman"/>
-              </w:rPr>
-              <w:t xml:space="preserve">Recherche en binômes</w:t>
-            </w:r>
-          </w:p>
-        </w:tc>
-        <w:tc>
-          <w:tcPr>
-            <w:tcMar>
-              <w:top w:type="dxa" w:w="80"/>
-              <w:left w:type="dxa" w:w="80"/>
-              <w:bottom w:type="dxa" w:w="80"/>
-              <w:right w:type="dxa" w:w="80"/>
-            </w:tcMar>
-          </w:tcPr>
-          <w:p>
-            <w:pPr>
-              <w:spacing w:after="40"/>
-              <w:jc w:val="left"/>
-            </w:pPr>
-            <w:r>
-              <w:rPr>
-                <w:b w:val="false"/>
-                <w:bCs w:val="false"/>
-                <w:i w:val="false"/>
-                <w:iCs w:val="false"/>
-                <w:color w:val="000000"/>
-                <w:sz w:val="20"/>
-                <w:szCs w:val="20"/>
-                <w:rFonts w:ascii="Times New Roman" w:cs="Times New Roman" w:eastAsia="Times New Roman" w:hAnsi="Times New Roman"/>
-              </w:rPr>
-              <w:t xml:space="preserve">Documents, cartes, frises</w:t>
-            </w:r>
-          </w:p>
-        </w:tc>
-        <w:tc>
-          <w:tcPr>
-            <w:tcMar>
-              <w:top w:type="dxa" w:w="80"/>
-              <w:left w:type="dxa" w:w="80"/>
-              <w:bottom w:type="dxa" w:w="80"/>
-              <w:right w:type="dxa" w:w="80"/>
-            </w:tcMar>
-          </w:tcPr>
-          <w:p>
-            <w:pPr>
-              <w:spacing w:after="40"/>
-              <w:jc w:val="left"/>
-            </w:pPr>
-            <w:r>
-              <w:rPr>
-                <w:b w:val="false"/>
-                <w:bCs w:val="false"/>
-                <w:i w:val="false"/>
-                <w:iCs w:val="false"/>
-                <w:color w:val="000000"/>
-                <w:sz w:val="20"/>
-                <w:szCs w:val="20"/>
-                <w:rFonts w:ascii="Times New Roman" w:cs="Times New Roman" w:eastAsia="Times New Roman" w:hAnsi="Times New Roman"/>
-              </w:rPr>
-              <w:t xml:space="preserve">Raisonnement</w:t>
+              <w:t xml:space="preserve">4. Étude de document</w:t>
+            </w:r>
+          </w:p>
+        </w:tc>
+        <w:tc>
+          <w:tcPr>
+            <w:tcMar>
+              <w:top w:type="dxa" w:w="80"/>
+              <w:left w:type="dxa" w:w="80"/>
+              <w:bottom w:type="dxa" w:w="80"/>
+              <w:right w:type="dxa" w:w="80"/>
+            </w:tcMar>
+          </w:tcPr>
+          <w:p>
+            <w:pPr>
+              <w:spacing w:after="40"/>
+              <w:jc w:val="left"/>
+            </w:pPr>
+            <w:r>
+              <w:rPr>
+                <w:b w:val="false"/>
+                <w:bCs w:val="false"/>
+                <w:i w:val="false"/>
+                <w:iCs w:val="false"/>
+                <w:color w:val="000000"/>
+                <w:sz w:val="20"/>
+                <w:szCs w:val="20"/>
+                <w:rFonts w:ascii="Times New Roman" w:cs="Times New Roman" w:eastAsia="Times New Roman" w:hAnsi="Times New Roman"/>
+              </w:rPr>
+              <w:t xml:space="preserve">Fait lire le document « Les « infractions spéciales » de l’indigénat » (d’après les listes officielles d’infractions du régime de l’indigénat appliquées dans les colonies françaises — extraits adaptés), puis pose les questions.</w:t>
+            </w:r>
+          </w:p>
+        </w:tc>
+        <w:tc>
+          <w:tcPr>
+            <w:tcMar>
+              <w:top w:type="dxa" w:w="80"/>
+              <w:left w:type="dxa" w:w="80"/>
+              <w:bottom w:type="dxa" w:w="80"/>
+              <w:right w:type="dxa" w:w="80"/>
+            </w:tcMar>
+          </w:tcPr>
+          <w:p>
+            <w:pPr>
+              <w:spacing w:after="40"/>
+              <w:jc w:val="left"/>
+            </w:pPr>
+            <w:r>
+              <w:rPr>
+                <w:b w:val="false"/>
+                <w:bCs w:val="false"/>
+                <w:i w:val="false"/>
+                <w:iCs w:val="false"/>
+                <w:color w:val="000000"/>
+                <w:sz w:val="20"/>
+                <w:szCs w:val="20"/>
+                <w:rFonts w:ascii="Times New Roman" w:cs="Times New Roman" w:eastAsia="Times New Roman" w:hAnsi="Times New Roman"/>
+              </w:rPr>
+              <w:t xml:space="preserve">Lisent le document, répondent aux questions et critiquent la source.</w:t>
+            </w:r>
+          </w:p>
+        </w:tc>
+        <w:tc>
+          <w:tcPr>
+            <w:tcMar>
+              <w:top w:type="dxa" w:w="80"/>
+              <w:left w:type="dxa" w:w="80"/>
+              <w:bottom w:type="dxa" w:w="80"/>
+              <w:right w:type="dxa" w:w="80"/>
+            </w:tcMar>
+          </w:tcPr>
+          <w:p>
+            <w:pPr>
+              <w:spacing w:after="40"/>
+              <w:jc w:val="left"/>
+            </w:pPr>
+            <w:r>
+              <w:rPr>
+                <w:b w:val="false"/>
+                <w:bCs w:val="false"/>
+                <w:i w:val="false"/>
+                <w:iCs w:val="false"/>
+                <w:color w:val="000000"/>
+                <w:sz w:val="20"/>
+                <w:szCs w:val="20"/>
+                <w:rFonts w:ascii="Times New Roman" w:cs="Times New Roman" w:eastAsia="Times New Roman" w:hAnsi="Times New Roman"/>
+              </w:rPr>
+              <w:t xml:space="preserve">Observation dirigée, travail en binômes</w:t>
+            </w:r>
+          </w:p>
+        </w:tc>
+        <w:tc>
+          <w:tcPr>
+            <w:tcMar>
+              <w:top w:type="dxa" w:w="80"/>
+              <w:left w:type="dxa" w:w="80"/>
+              <w:bottom w:type="dxa" w:w="80"/>
+              <w:right w:type="dxa" w:w="80"/>
+            </w:tcMar>
+          </w:tcPr>
+          <w:p>
+            <w:pPr>
+              <w:spacing w:after="40"/>
+              <w:jc w:val="left"/>
+            </w:pPr>
+            <w:r>
+              <w:rPr>
+                <w:b w:val="false"/>
+                <w:bCs w:val="false"/>
+                <w:i w:val="false"/>
+                <w:iCs w:val="false"/>
+                <w:color w:val="000000"/>
+                <w:sz w:val="20"/>
+                <w:szCs w:val="20"/>
+                <w:rFonts w:ascii="Times New Roman" w:cs="Times New Roman" w:eastAsia="Times New Roman" w:hAnsi="Times New Roman"/>
+              </w:rPr>
+              <w:t xml:space="preserve">Document imprimé</w:t>
+            </w:r>
+          </w:p>
+        </w:tc>
+        <w:tc>
+          <w:tcPr>
+            <w:tcMar>
+              <w:top w:type="dxa" w:w="80"/>
+              <w:left w:type="dxa" w:w="80"/>
+              <w:bottom w:type="dxa" w:w="80"/>
+              <w:right w:type="dxa" w:w="80"/>
+            </w:tcMar>
+          </w:tcPr>
+          <w:p>
+            <w:pPr>
+              <w:spacing w:after="40"/>
+              <w:jc w:val="left"/>
+            </w:pPr>
+            <w:r>
+              <w:rPr>
+                <w:b w:val="false"/>
+                <w:bCs w:val="false"/>
+                <w:i w:val="false"/>
+                <w:iCs w:val="false"/>
+                <w:color w:val="000000"/>
+                <w:sz w:val="20"/>
+                <w:szCs w:val="20"/>
+                <w:rFonts w:ascii="Times New Roman" w:cs="Times New Roman" w:eastAsia="Times New Roman" w:hAnsi="Times New Roman"/>
+              </w:rPr>
+              <w:t xml:space="preserve">Esprit critique</w:t>
             </w:r>
           </w:p>
         </w:tc>
@@ -5635,7 +6418,26 @@
     </w:p>
     <w:p>
       <w:pPr>
-        <w:spacing w:after="110" w:line="300"/>
+        <w:spacing w:after="160" w:line="300"/>
+        <w:jc w:val="center"/>
+      </w:pPr>
+      <w:r>
+        <w:rPr>
+          <w:b w:val="false"/>
+          <w:bCs w:val="false"/>
+          <w:i/>
+          <w:iCs/>
+          <w:color w:val="000000"/>
+          <w:sz w:val="21"/>
+          <w:szCs w:val="21"/>
+          <w:rFonts w:ascii="Times New Roman" w:cs="Times New Roman" w:eastAsia="Times New Roman" w:hAnsi="Times New Roman"/>
+        </w:rPr>
+        <w:t xml:space="preserve">Du gouverneur général au chef de canton : une pyramide qui descend jusqu’au moindre village.</w:t>
+      </w:r>
+    </w:p>
+    <w:p>
+      <w:pPr>
+        <w:spacing w:after="80" w:line="300"/>
         <w:jc w:val="both"/>
       </w:pPr>
       <w:r>
@@ -5645,16 +6447,22 @@
           <w:i w:val="false"/>
           <w:iCs w:val="false"/>
           <w:color w:val="2E7D32"/>
-          <w:sz w:val="24"/>
-          <w:szCs w:val="24"/>
-          <w:rFonts w:ascii="Times New Roman" w:cs="Times New Roman" w:eastAsia="Times New Roman" w:hAnsi="Times New Roman"/>
-        </w:rPr>
-        <w:t xml:space="preserve">Définition — </w:t>
-      </w:r>
-      <w:r>
-        <w:rPr>
-          <w:b/>
-          <w:bCs/>
+          <w:sz w:val="26"/>
+          <w:szCs w:val="26"/>
+          <w:rFonts w:ascii="Times New Roman" w:cs="Times New Roman" w:eastAsia="Times New Roman" w:hAnsi="Times New Roman"/>
+        </w:rPr>
+        <w:t xml:space="preserve">1. La pyramide administrative</w:t>
+      </w:r>
+    </w:p>
+    <w:p>
+      <w:pPr>
+        <w:spacing w:after="100" w:line="300"/>
+        <w:jc w:val="both"/>
+      </w:pPr>
+      <w:r>
+        <w:rPr>
+          <w:b w:val="false"/>
+          <w:bCs w:val="false"/>
           <w:i w:val="false"/>
           <w:iCs w:val="false"/>
           <w:color w:val="000000"/>
@@ -5662,14 +6470,143 @@
           <w:szCs w:val="24"/>
           <w:rFonts w:ascii="Times New Roman" w:cs="Times New Roman" w:eastAsia="Times New Roman" w:hAnsi="Times New Roman"/>
         </w:rPr>
-        <w:t xml:space="preserve">La colonie est dirigée par un gouverneur général, dont l’autorité descend par échelons : chef de province, chef de district, chef de canton, aidés d’auxiliaires malgaches (interprètes, commis, gardes). L’exploitation repose sur le code de l’indigénat — un régime de lois spécial pour les colonisés —, le pacte colonial — la colonie ne produit et ne commerce que pour la métropole — et les impôts et prestations obligatoires.</w:t>
+        <w:t xml:space="preserve">Le </w:t>
+      </w:r>
+      <w:r>
+        <w:rPr>
+          <w:b/>
+          <w:bCs/>
+          <w:i w:val="false"/>
+          <w:iCs w:val="false"/>
+          <w:color w:val="1F4E79"/>
+          <w:sz w:val="24"/>
+          <w:szCs w:val="24"/>
+          <w:rFonts w:ascii="Times New Roman" w:cs="Times New Roman" w:eastAsia="Times New Roman" w:hAnsi="Times New Roman"/>
+        </w:rPr>
+        <w:t xml:space="preserve">gouverneur général</w:t>
+      </w:r>
+      <w:r>
+        <w:rPr>
+          <w:b w:val="false"/>
+          <w:bCs w:val="false"/>
+          <w:i w:val="false"/>
+          <w:iCs w:val="false"/>
+          <w:color w:val="000000"/>
+          <w:sz w:val="24"/>
+          <w:szCs w:val="24"/>
+          <w:rFonts w:ascii="Times New Roman" w:cs="Times New Roman" w:eastAsia="Times New Roman" w:hAnsi="Times New Roman"/>
+        </w:rPr>
+        <w:t xml:space="preserve"> — le premier fut </w:t>
+      </w:r>
+      <w:r>
+        <w:rPr>
+          <w:b/>
+          <w:bCs/>
+          <w:i w:val="false"/>
+          <w:iCs w:val="false"/>
+          <w:color w:val="1F4E79"/>
+          <w:sz w:val="24"/>
+          <w:szCs w:val="24"/>
+          <w:rFonts w:ascii="Times New Roman" w:cs="Times New Roman" w:eastAsia="Times New Roman" w:hAnsi="Times New Roman"/>
+        </w:rPr>
+        <w:t xml:space="preserve">Gallieni</w:t>
+      </w:r>
+      <w:r>
+        <w:rPr>
+          <w:b w:val="false"/>
+          <w:bCs w:val="false"/>
+          <w:i w:val="false"/>
+          <w:iCs w:val="false"/>
+          <w:color w:val="000000"/>
+          <w:sz w:val="24"/>
+          <w:szCs w:val="24"/>
+          <w:rFonts w:ascii="Times New Roman" w:cs="Times New Roman" w:eastAsia="Times New Roman" w:hAnsi="Times New Roman"/>
+        </w:rPr>
+        <w:t xml:space="preserve"> (1896-1905) — concentre tous les pouvoirs civils et militaires ; il découpe l’île en provinces, confiées à des chefs de province ; chaque province se divise en districts, chaque district en cantons. Les fonctionnaires français étant peu nombreux, l’administration recrute des </w:t>
+      </w:r>
+      <w:r>
+        <w:rPr>
+          <w:b/>
+          <w:bCs/>
+          <w:i w:val="false"/>
+          <w:iCs w:val="false"/>
+          <w:color w:val="1F4E79"/>
+          <w:sz w:val="24"/>
+          <w:szCs w:val="24"/>
+          <w:rFonts w:ascii="Times New Roman" w:cs="Times New Roman" w:eastAsia="Times New Roman" w:hAnsi="Times New Roman"/>
+        </w:rPr>
+        <w:t xml:space="preserve">auxiliaires</w:t>
+      </w:r>
+      <w:r>
+        <w:rPr>
+          <w:b w:val="false"/>
+          <w:bCs w:val="false"/>
+          <w:i w:val="false"/>
+          <w:iCs w:val="false"/>
+          <w:color w:val="000000"/>
+          <w:sz w:val="24"/>
+          <w:szCs w:val="24"/>
+          <w:rFonts w:ascii="Times New Roman" w:cs="Times New Roman" w:eastAsia="Times New Roman" w:hAnsi="Times New Roman"/>
+        </w:rPr>
+        <w:t xml:space="preserve"> malgaches — interprètes, commis, gardes, instituteurs — qui font tourner la machine au quotidien : la colonisation gouverne aussi par des mains malgaches.</w:t>
       </w:r>
     </w:p>
     <w:p>
       <w:pPr>
-        <w:spacing w:after="110" w:line="300"/>
+        <w:spacing w:after="80" w:line="300"/>
         <w:jc w:val="both"/>
       </w:pPr>
+      <w:r>
+        <w:rPr>
+          <w:b/>
+          <w:bCs/>
+          <w:i w:val="false"/>
+          <w:iCs w:val="false"/>
+          <w:color w:val="2E7D32"/>
+          <w:sz w:val="26"/>
+          <w:szCs w:val="26"/>
+          <w:rFonts w:ascii="Times New Roman" w:cs="Times New Roman" w:eastAsia="Times New Roman" w:hAnsi="Times New Roman"/>
+        </w:rPr>
+        <w:t xml:space="preserve">2. Les instruments de l’exploitation</w:t>
+      </w:r>
+    </w:p>
+    <w:p>
+      <w:pPr>
+        <w:spacing w:after="100" w:line="300"/>
+        <w:jc w:val="both"/>
+      </w:pPr>
+      <w:r>
+        <w:rPr>
+          <w:b w:val="false"/>
+          <w:bCs w:val="false"/>
+          <w:i w:val="false"/>
+          <w:iCs w:val="false"/>
+          <w:color w:val="000000"/>
+          <w:sz w:val="24"/>
+          <w:szCs w:val="24"/>
+          <w:rFonts w:ascii="Times New Roman" w:cs="Times New Roman" w:eastAsia="Times New Roman" w:hAnsi="Times New Roman"/>
+        </w:rPr>
+        <w:t xml:space="preserve">Trois instruments encadrent la population :</w:t>
+      </w:r>
+    </w:p>
+    <w:p>
+      <w:pPr>
+        <w:spacing w:after="60" w:line="300"/>
+        <w:jc w:val="both"/>
+      </w:pPr>
+      <w:r>
+        <w:rPr>
+          <w:b w:val="false"/>
+          <w:bCs w:val="false"/>
+          <w:i w:val="false"/>
+          <w:iCs w:val="false"/>
+          <w:color w:val="000000"/>
+          <w:sz w:val="24"/>
+          <w:szCs w:val="24"/>
+          <w:rFonts w:ascii="Times New Roman" w:cs="Times New Roman" w:eastAsia="Times New Roman" w:hAnsi="Times New Roman"/>
+        </w:rPr>
+        <w:t xml:space="preserve">• le </w:t>
+      </w:r>
       <w:r>
         <w:rPr>
           <w:b/>
@@ -5681,7 +6618,7 @@
           <w:szCs w:val="24"/>
           <w:rFonts w:ascii="Times New Roman" w:cs="Times New Roman" w:eastAsia="Times New Roman" w:hAnsi="Times New Roman"/>
         </w:rPr>
-        <w:t xml:space="preserve">Autrement dit : </w:t>
+        <w:t xml:space="preserve">code de l’indigénat</w:t>
       </w:r>
       <w:r>
         <w:rPr>
@@ -5694,12 +6631,12 @@
           <w:szCs w:val="24"/>
           <w:rFonts w:ascii="Times New Roman" w:cs="Times New Roman" w:eastAsia="Times New Roman" w:hAnsi="Times New Roman"/>
         </w:rPr>
-        <w:t xml:space="preserve">un seul chef français au sommet, des chefs de province, de district et de canton en dessous ; et pour le peuple : des lois à part, un commerce verrouillé au profit de la France, des impôts et des journées de travail dues.</w:t>
+        <w:t xml:space="preserve"> sépare juridiquement les habitants : les « citoyens » français relèvent du droit commun ; les « indigènes » — l’immense majorité des Malgaches — relèvent d’un régime spécial où l’administrateur peut punir sans tribunal : amendes, emprisonnement, travail forcé pour des fautes aussi vagues que le « manque de respect » ;</w:t>
       </w:r>
     </w:p>
     <w:p>
       <w:pPr>
-        <w:spacing w:after="110" w:line="300"/>
+        <w:spacing w:after="60" w:line="300"/>
         <w:jc w:val="both"/>
       </w:pPr>
       <w:r>
@@ -5713,7 +6650,168 @@
           <w:szCs w:val="24"/>
           <w:rFonts w:ascii="Times New Roman" w:cs="Times New Roman" w:eastAsia="Times New Roman" w:hAnsi="Times New Roman"/>
         </w:rPr>
-        <w:t xml:space="preserve">La pyramide d’abord. Le gouverneur général — le premier fut Gallieni (1896-1905) — concentre tous les pouvoirs civils et militaires ; il découpe l’île en provinces, confiées à des chefs de province ; chaque province se divise en districts, chaque district en cantons. Les fonctionnaires français étant peu nombreux, l’administration recrute des auxiliaires malgaches — interprètes, commis, gardes, instituteurs — qui font tourner la machine au quotidien : la colonisation gouverne aussi par des mains malgaches. Les instruments ensuite. Le code de l’indigénat sépare juridiquement les habitants : les « citoyens » français relèvent du droit commun ; les « indigènes » — l’immense majorité des Malgaches — relèvent d’un régime spécial où l’administrateur peut punir sans tribunal : amendes, emprisonnement, travail forcé pour des fautes aussi vagues que le « manque de respect ». Le pacte colonial verrouille l’économie : la colonie doit fournir ses matières premières à la métropole, acheter les produits de la métropole, et ne pas développer d’industrie concurrente — Madagascar produit pour la France, pas pour lui-même. Les impôts et prestations complètent le dispositif : impôt de capitation payé par chaque homme adulte — en argent, ce qui force à travailler pour les colons —, impôts sur le bétail et les rizières, et prestations : journées de travail obligatoires et gratuites sur les routes et les chantiers. Ce triple système — droit inégal, économie captive, travail contraint — définit l’exploitation coloniale que la séance suivante détaillera.</w:t>
+        <w:t xml:space="preserve">• le </w:t>
+      </w:r>
+      <w:r>
+        <w:rPr>
+          <w:b/>
+          <w:bCs/>
+          <w:i w:val="false"/>
+          <w:iCs w:val="false"/>
+          <w:color w:val="1F4E79"/>
+          <w:sz w:val="24"/>
+          <w:szCs w:val="24"/>
+          <w:rFonts w:ascii="Times New Roman" w:cs="Times New Roman" w:eastAsia="Times New Roman" w:hAnsi="Times New Roman"/>
+        </w:rPr>
+        <w:t xml:space="preserve">pacte colonial</w:t>
+      </w:r>
+      <w:r>
+        <w:rPr>
+          <w:b w:val="false"/>
+          <w:bCs w:val="false"/>
+          <w:i w:val="false"/>
+          <w:iCs w:val="false"/>
+          <w:color w:val="000000"/>
+          <w:sz w:val="24"/>
+          <w:szCs w:val="24"/>
+          <w:rFonts w:ascii="Times New Roman" w:cs="Times New Roman" w:eastAsia="Times New Roman" w:hAnsi="Times New Roman"/>
+        </w:rPr>
+        <w:t xml:space="preserve"> verrouille l’économie : la colonie doit fournir ses matières premières à la métropole, acheter les produits de la métropole, et ne pas développer d’industrie concurrente — Madagascar produit pour la France, pas pour lui-même ;</w:t>
+      </w:r>
+    </w:p>
+    <w:p>
+      <w:pPr>
+        <w:spacing w:after="60" w:line="300"/>
+        <w:jc w:val="both"/>
+      </w:pPr>
+      <w:r>
+        <w:rPr>
+          <w:b w:val="false"/>
+          <w:bCs w:val="false"/>
+          <w:i w:val="false"/>
+          <w:iCs w:val="false"/>
+          <w:color w:val="000000"/>
+          <w:sz w:val="24"/>
+          <w:szCs w:val="24"/>
+          <w:rFonts w:ascii="Times New Roman" w:cs="Times New Roman" w:eastAsia="Times New Roman" w:hAnsi="Times New Roman"/>
+        </w:rPr>
+        <w:t xml:space="preserve">• les impôts et </w:t>
+      </w:r>
+      <w:r>
+        <w:rPr>
+          <w:b/>
+          <w:bCs/>
+          <w:i w:val="false"/>
+          <w:iCs w:val="false"/>
+          <w:color w:val="1F4E79"/>
+          <w:sz w:val="24"/>
+          <w:szCs w:val="24"/>
+          <w:rFonts w:ascii="Times New Roman" w:cs="Times New Roman" w:eastAsia="Times New Roman" w:hAnsi="Times New Roman"/>
+        </w:rPr>
+        <w:t xml:space="preserve">prestations</w:t>
+      </w:r>
+      <w:r>
+        <w:rPr>
+          <w:b w:val="false"/>
+          <w:bCs w:val="false"/>
+          <w:i w:val="false"/>
+          <w:iCs w:val="false"/>
+          <w:color w:val="000000"/>
+          <w:sz w:val="24"/>
+          <w:szCs w:val="24"/>
+          <w:rFonts w:ascii="Times New Roman" w:cs="Times New Roman" w:eastAsia="Times New Roman" w:hAnsi="Times New Roman"/>
+        </w:rPr>
+        <w:t xml:space="preserve"> complètent le dispositif : impôt de </w:t>
+      </w:r>
+      <w:r>
+        <w:rPr>
+          <w:b/>
+          <w:bCs/>
+          <w:i w:val="false"/>
+          <w:iCs w:val="false"/>
+          <w:color w:val="1F4E79"/>
+          <w:sz w:val="24"/>
+          <w:szCs w:val="24"/>
+          <w:rFonts w:ascii="Times New Roman" w:cs="Times New Roman" w:eastAsia="Times New Roman" w:hAnsi="Times New Roman"/>
+        </w:rPr>
+        <w:t xml:space="preserve">capitation</w:t>
+      </w:r>
+      <w:r>
+        <w:rPr>
+          <w:b w:val="false"/>
+          <w:bCs w:val="false"/>
+          <w:i w:val="false"/>
+          <w:iCs w:val="false"/>
+          <w:color w:val="000000"/>
+          <w:sz w:val="24"/>
+          <w:szCs w:val="24"/>
+          <w:rFonts w:ascii="Times New Roman" w:cs="Times New Roman" w:eastAsia="Times New Roman" w:hAnsi="Times New Roman"/>
+        </w:rPr>
+        <w:t xml:space="preserve"> payé par chaque homme adulte — en argent, ce qui force à travailler pour les colons —, impôts sur le bétail et les rizières, et </w:t>
+      </w:r>
+      <w:r>
+        <w:rPr>
+          <w:b/>
+          <w:bCs/>
+          <w:i w:val="false"/>
+          <w:iCs w:val="false"/>
+          <w:color w:val="1F4E79"/>
+          <w:sz w:val="24"/>
+          <w:szCs w:val="24"/>
+          <w:rFonts w:ascii="Times New Roman" w:cs="Times New Roman" w:eastAsia="Times New Roman" w:hAnsi="Times New Roman"/>
+        </w:rPr>
+        <w:t xml:space="preserve">prestations</w:t>
+      </w:r>
+      <w:r>
+        <w:rPr>
+          <w:b w:val="false"/>
+          <w:bCs w:val="false"/>
+          <w:i w:val="false"/>
+          <w:iCs w:val="false"/>
+          <w:color w:val="000000"/>
+          <w:sz w:val="24"/>
+          <w:szCs w:val="24"/>
+          <w:rFonts w:ascii="Times New Roman" w:cs="Times New Roman" w:eastAsia="Times New Roman" w:hAnsi="Times New Roman"/>
+        </w:rPr>
+        <w:t xml:space="preserve"> : journées de travail obligatoires et gratuites sur les routes et les chantiers.</w:t>
+      </w:r>
+    </w:p>
+    <w:p>
+      <w:pPr>
+        <w:spacing w:after="80" w:line="300"/>
+        <w:jc w:val="both"/>
+      </w:pPr>
+      <w:r>
+        <w:rPr>
+          <w:b/>
+          <w:bCs/>
+          <w:i w:val="false"/>
+          <w:iCs w:val="false"/>
+          <w:color w:val="2E7D32"/>
+          <w:sz w:val="26"/>
+          <w:szCs w:val="26"/>
+          <w:rFonts w:ascii="Times New Roman" w:cs="Times New Roman" w:eastAsia="Times New Roman" w:hAnsi="Times New Roman"/>
+        </w:rPr>
+        <w:t xml:space="preserve">3. Un système cohérent</w:t>
+      </w:r>
+    </w:p>
+    <w:p>
+      <w:pPr>
+        <w:spacing w:after="100" w:line="300"/>
+        <w:jc w:val="both"/>
+      </w:pPr>
+      <w:r>
+        <w:rPr>
+          <w:b w:val="false"/>
+          <w:bCs w:val="false"/>
+          <w:i w:val="false"/>
+          <w:iCs w:val="false"/>
+          <w:color w:val="000000"/>
+          <w:sz w:val="24"/>
+          <w:szCs w:val="24"/>
+          <w:rFonts w:ascii="Times New Roman" w:cs="Times New Roman" w:eastAsia="Times New Roman" w:hAnsi="Times New Roman"/>
+        </w:rPr>
+        <w:t xml:space="preserve">Ce triple système — droit inégal, économie captive, travail contraint — définit l’exploitation coloniale que la séance suivante détaillera.</w:t>
       </w:r>
     </w:p>
     <w:p>
@@ -5764,176 +6862,670 @@
     </w:p>
     <w:p>
       <w:pPr>
-        <w:spacing w:before="200" w:after="150"/>
-        <w:jc w:val="left"/>
+        <w:spacing w:after="120"/>
       </w:pPr>
-      <w:r>
-        <w:rPr>
-          <w:b/>
-          <w:bCs/>
-          <w:i w:val="false"/>
-          <w:iCs w:val="false"/>
-          <w:color w:val="2E7D32"/>
-          <w:sz w:val="28"/>
-          <w:szCs w:val="28"/>
-          <w:rFonts w:ascii="Times New Roman" w:cs="Times New Roman" w:eastAsia="Times New Roman" w:hAnsi="Times New Roman"/>
-        </w:rPr>
-        <w:t xml:space="preserve">Méthode</w:t>
-      </w:r>
+    </w:p>
+    <w:tbl>
+      <w:tblPr>
+        <w:tblW w:type="dxa" w:w="9600"/>
+        <w:tblBorders>
+          <w:top w:val="single" w:color="B25000" w:sz="12"/>
+          <w:left w:val="single" w:color="B25000" w:sz="12"/>
+          <w:bottom w:val="single" w:color="B25000" w:sz="12"/>
+          <w:right w:val="single" w:color="B25000" w:sz="12"/>
+          <w:insideH w:val="none"/>
+          <w:insideV w:val="none"/>
+        </w:tblBorders>
+        <w:tblLayout w:type="fixed"/>
+      </w:tblPr>
+      <w:tblGrid>
+        <w:gridCol w:w="9600"/>
+      </w:tblGrid>
+      <w:tr>
+        <w:tc>
+          <w:tcPr>
+            <w:shd w:fill="FFF8EF" w:val="clear"/>
+            <w:tcMar>
+              <w:top w:type="dxa" w:w="140"/>
+              <w:left w:type="dxa" w:w="180"/>
+              <w:bottom w:type="dxa" w:w="140"/>
+              <w:right w:type="dxa" w:w="180"/>
+            </w:tcMar>
+          </w:tcPr>
+          <w:p>
+            <w:pPr>
+              <w:spacing w:after="90"/>
+            </w:pPr>
+            <w:r>
+              <w:rPr>
+                <w:b/>
+                <w:bCs/>
+                <w:i w:val="false"/>
+                <w:iCs w:val="false"/>
+                <w:color w:val="B25000"/>
+                <w:sz w:val="25"/>
+                <w:szCs w:val="25"/>
+                <w:rFonts w:ascii="Times New Roman" w:cs="Times New Roman" w:eastAsia="Times New Roman" w:hAnsi="Times New Roman"/>
+              </w:rPr>
+              <w:t xml:space="preserve">Document à étudier</w:t>
+            </w:r>
+          </w:p>
+          <w:p>
+            <w:pPr>
+              <w:spacing w:after="80" w:line="300"/>
+              <w:jc w:val="left"/>
+            </w:pPr>
+            <w:r>
+              <w:rPr>
+                <w:b/>
+                <w:bCs/>
+                <w:i w:val="false"/>
+                <w:iCs w:val="false"/>
+                <w:color w:val="000000"/>
+                <w:sz w:val="21"/>
+                <w:szCs w:val="21"/>
+                <w:rFonts w:ascii="Times New Roman" w:cs="Times New Roman" w:eastAsia="Times New Roman" w:hAnsi="Times New Roman"/>
+              </w:rPr>
+              <w:t xml:space="preserve">Les « infractions spéciales » de l’indigénat — d’après les listes officielles d’infractions du régime de l’indigénat appliquées dans les colonies françaises — extraits adaptés</w:t>
+            </w:r>
+          </w:p>
+          <w:p>
+            <w:pPr>
+              <w:spacing w:after="100" w:line="300"/>
+              <w:jc w:val="both"/>
+            </w:pPr>
+            <w:r>
+              <w:rPr>
+                <w:b w:val="false"/>
+                <w:bCs w:val="false"/>
+                <w:i/>
+                <w:iCs/>
+                <w:color w:val="000000"/>
+                <w:sz w:val="24"/>
+                <w:szCs w:val="24"/>
+                <w:rFonts w:ascii="Times New Roman" w:cs="Times New Roman" w:eastAsia="Times New Roman" w:hAnsi="Times New Roman"/>
+              </w:rPr>
+              <w:t xml:space="preserve">« Sont punissables, par décision de l’administrateur et sans jugement d’un tribunal, les faits suivants commis par les indigènes : refus de payer l’impôt aux dates fixées ; refus d’accomplir les prestations ; défaut de comparution devant l’administrateur qui convoque ; acte irrespectueux envers un représentant de l’autorité ; propos de nature à affaiblir le respect dû à l’autorité française ; circulation hors du district sans autorisation. Peines : amende et emprisonnement, prononcés par l’administrateur. »</w:t>
+            </w:r>
+          </w:p>
+          <w:p>
+            <w:pPr>
+              <w:spacing w:after="40" w:line="300"/>
+              <w:jc w:val="both"/>
+            </w:pPr>
+            <w:r>
+              <w:rPr>
+                <w:b w:val="false"/>
+                <w:bCs w:val="false"/>
+                <w:i w:val="false"/>
+                <w:iCs w:val="false"/>
+                <w:color w:val="000000"/>
+                <w:sz w:val="24"/>
+                <w:szCs w:val="24"/>
+                <w:rFonts w:ascii="Times New Roman" w:cs="Times New Roman" w:eastAsia="Times New Roman" w:hAnsi="Times New Roman"/>
+              </w:rPr>
+              <w:t xml:space="preserve">1. Qui punit, et de quoi ces punitions se passent-elles ?</w:t>
+            </w:r>
+          </w:p>
+          <w:p>
+            <w:pPr>
+              <w:spacing w:after="40" w:line="300"/>
+              <w:jc w:val="both"/>
+            </w:pPr>
+            <w:r>
+              <w:rPr>
+                <w:b w:val="false"/>
+                <w:bCs w:val="false"/>
+                <w:i w:val="false"/>
+                <w:iCs w:val="false"/>
+                <w:color w:val="000000"/>
+                <w:sz w:val="24"/>
+                <w:szCs w:val="24"/>
+                <w:rFonts w:ascii="Times New Roman" w:cs="Times New Roman" w:eastAsia="Times New Roman" w:hAnsi="Times New Roman"/>
+              </w:rPr>
+              <w:t xml:space="preserve">2. Relève deux « infractions » dont la définition est vague. Pourquoi est-ce dangereux ?</w:t>
+            </w:r>
+          </w:p>
+          <w:p>
+            <w:pPr>
+              <w:spacing w:after="40" w:line="300"/>
+              <w:jc w:val="both"/>
+            </w:pPr>
+            <w:r>
+              <w:rPr>
+                <w:b w:val="false"/>
+                <w:bCs w:val="false"/>
+                <w:i w:val="false"/>
+                <w:iCs w:val="false"/>
+                <w:color w:val="000000"/>
+                <w:sz w:val="24"/>
+                <w:szCs w:val="24"/>
+                <w:rFonts w:ascii="Times New Roman" w:cs="Times New Roman" w:eastAsia="Times New Roman" w:hAnsi="Times New Roman"/>
+              </w:rPr>
+              <w:t xml:space="preserve">3. En quoi ce texte prouve-t-il l’existence de deux catégories d’habitants ?</w:t>
+            </w:r>
+          </w:p>
+          <w:p>
+            <w:pPr>
+              <w:spacing w:after="60"/>
+            </w:pPr>
+          </w:p>
+          <w:p>
+            <w:pPr>
+              <w:spacing w:after="40"/>
+            </w:pPr>
+            <w:r>
+              <w:rPr>
+                <w:b/>
+                <w:bCs/>
+                <w:i w:val="false"/>
+                <w:iCs w:val="false"/>
+                <w:color w:val="C2185B"/>
+                <w:sz w:val="22"/>
+                <w:szCs w:val="22"/>
+                <w:rFonts w:ascii="Times New Roman" w:cs="Times New Roman" w:eastAsia="Times New Roman" w:hAnsi="Times New Roman"/>
+              </w:rPr>
+              <w:t xml:space="preserve">Réponse 1. </w:t>
+            </w:r>
+            <w:r>
+              <w:rPr>
+                <w:b w:val="false"/>
+                <w:bCs w:val="false"/>
+                <w:i w:val="false"/>
+                <w:iCs w:val="false"/>
+                <w:color w:val="000000"/>
+                <w:sz w:val="22"/>
+                <w:szCs w:val="22"/>
+                <w:rFonts w:ascii="Times New Roman" w:cs="Times New Roman" w:eastAsia="Times New Roman" w:hAnsi="Times New Roman"/>
+              </w:rPr>
+              <w:t xml:space="preserve">L’administrateur lui-même, sans tribunal ni jugement : il est à la fois accusateur et juge — c’est la négation de la justice ordinaire.</w:t>
+            </w:r>
+          </w:p>
+          <w:p>
+            <w:pPr>
+              <w:spacing w:after="40"/>
+            </w:pPr>
+            <w:r>
+              <w:rPr>
+                <w:b/>
+                <w:bCs/>
+                <w:i w:val="false"/>
+                <w:iCs w:val="false"/>
+                <w:color w:val="C2185B"/>
+                <w:sz w:val="22"/>
+                <w:szCs w:val="22"/>
+                <w:rFonts w:ascii="Times New Roman" w:cs="Times New Roman" w:eastAsia="Times New Roman" w:hAnsi="Times New Roman"/>
+              </w:rPr>
+              <w:t xml:space="preserve">Réponse 2. </w:t>
+            </w:r>
+            <w:r>
+              <w:rPr>
+                <w:b w:val="false"/>
+                <w:bCs w:val="false"/>
+                <w:i w:val="false"/>
+                <w:iCs w:val="false"/>
+                <w:color w:val="000000"/>
+                <w:sz w:val="22"/>
+                <w:szCs w:val="22"/>
+                <w:rFonts w:ascii="Times New Roman" w:cs="Times New Roman" w:eastAsia="Times New Roman" w:hAnsi="Times New Roman"/>
+              </w:rPr>
+              <w:t xml:space="preserve">« Acte irrespectueux » et « propos de nature à affaiblir le respect » : des formules si vagues que n’importe quel geste ou parole peut être puni — l’arbitraire est total.</w:t>
+            </w:r>
+          </w:p>
+          <w:p>
+            <w:pPr>
+              <w:spacing w:after="40"/>
+            </w:pPr>
+            <w:r>
+              <w:rPr>
+                <w:b/>
+                <w:bCs/>
+                <w:i w:val="false"/>
+                <w:iCs w:val="false"/>
+                <w:color w:val="C2185B"/>
+                <w:sz w:val="22"/>
+                <w:szCs w:val="22"/>
+                <w:rFonts w:ascii="Times New Roman" w:cs="Times New Roman" w:eastAsia="Times New Roman" w:hAnsi="Times New Roman"/>
+              </w:rPr>
+              <w:t xml:space="preserve">Réponse 3. </w:t>
+            </w:r>
+            <w:r>
+              <w:rPr>
+                <w:b w:val="false"/>
+                <w:bCs w:val="false"/>
+                <w:i w:val="false"/>
+                <w:iCs w:val="false"/>
+                <w:color w:val="000000"/>
+                <w:sz w:val="22"/>
+                <w:szCs w:val="22"/>
+                <w:rFonts w:ascii="Times New Roman" w:cs="Times New Roman" w:eastAsia="Times New Roman" w:hAnsi="Times New Roman"/>
+              </w:rPr>
+              <w:t xml:space="preserve">Il ne s’applique qu’aux « indigènes » : les citoyens français relèvent, eux, des tribunaux ordinaires — deux droits pour deux catégories, c’est l’inégalité faite loi.</w:t>
+            </w:r>
+          </w:p>
+        </w:tc>
+      </w:tr>
+    </w:tbl>
+    <w:p>
+      <w:pPr>
+        <w:spacing w:after="160"/>
+      </w:pPr>
+    </w:p>
+    <w:tbl>
+      <w:tblPr>
+        <w:tblW w:type="dxa" w:w="9600"/>
+        <w:tblBorders>
+          <w:top w:val="single" w:color="1565C0" w:sz="12"/>
+          <w:left w:val="single" w:color="1565C0" w:sz="12"/>
+          <w:bottom w:val="single" w:color="1565C0" w:sz="12"/>
+          <w:right w:val="single" w:color="1565C0" w:sz="12"/>
+          <w:insideH w:val="none"/>
+          <w:insideV w:val="none"/>
+        </w:tblBorders>
+        <w:tblLayout w:type="fixed"/>
+      </w:tblPr>
+      <w:tblGrid>
+        <w:gridCol w:w="9600"/>
+      </w:tblGrid>
+      <w:tr>
+        <w:tc>
+          <w:tcPr>
+            <w:shd w:fill="E3F2FD" w:val="clear"/>
+            <w:tcMar>
+              <w:top w:type="dxa" w:w="140"/>
+              <w:left w:type="dxa" w:w="180"/>
+              <w:bottom w:type="dxa" w:w="140"/>
+              <w:right w:type="dxa" w:w="180"/>
+            </w:tcMar>
+          </w:tcPr>
+          <w:p>
+            <w:pPr>
+              <w:spacing w:after="90"/>
+            </w:pPr>
+            <w:r>
+              <w:rPr>
+                <w:b/>
+                <w:bCs/>
+                <w:i w:val="false"/>
+                <w:iCs w:val="false"/>
+                <w:color w:val="1565C0"/>
+                <w:sz w:val="25"/>
+                <w:szCs w:val="25"/>
+                <w:rFonts w:ascii="Times New Roman" w:cs="Times New Roman" w:eastAsia="Times New Roman" w:hAnsi="Times New Roman"/>
+              </w:rPr>
+              <w:t xml:space="preserve">Le savais-tu ?</w:t>
+            </w:r>
+          </w:p>
+          <w:p>
+            <w:pPr>
+              <w:spacing w:after="0" w:line="300"/>
+              <w:jc w:val="both"/>
+            </w:pPr>
+            <w:r>
+              <w:rPr>
+                <w:b w:val="false"/>
+                <w:bCs w:val="false"/>
+                <w:i w:val="false"/>
+                <w:iCs w:val="false"/>
+                <w:color w:val="000000"/>
+                <w:sz w:val="22"/>
+                <w:szCs w:val="22"/>
+                <w:rFonts w:ascii="Times New Roman" w:cs="Times New Roman" w:eastAsia="Times New Roman" w:hAnsi="Times New Roman"/>
+              </w:rPr>
+              <w:t xml:space="preserve">L’impôt de capitation avait un but caché : comme il fallait le payer en francs — monnaie que le paysan ne possédait pas —, chacun était forcé de vendre sa récolte aux compagnies ou de louer ses bras aux colons pour s’en procurer. L’impôt ne servait pas qu’à remplir les caisses : il fabriquait de la main-d’œuvre. Les administrateurs eux-mêmes l’appelaient « l’impôt moralisateur »…</w:t>
+            </w:r>
+          </w:p>
+        </w:tc>
+      </w:tr>
+    </w:tbl>
+    <w:p>
+      <w:pPr>
+        <w:spacing w:after="160"/>
+      </w:pPr>
     </w:p>
     <w:p>
       <w:pPr>
-        <w:spacing w:after="60" w:line="300"/>
+        <w:spacing w:after="80" w:line="300"/>
         <w:jc w:val="both"/>
       </w:pPr>
       <w:r>
         <w:rPr>
-          <w:b w:val="false"/>
-          <w:bCs w:val="false"/>
-          <w:i w:val="false"/>
-          <w:iCs w:val="false"/>
-          <w:color w:val="000000"/>
-          <w:sz w:val="24"/>
-          <w:szCs w:val="24"/>
-          <w:rFonts w:ascii="Times New Roman" w:cs="Times New Roman" w:eastAsia="Times New Roman" w:hAnsi="Times New Roman"/>
-        </w:rPr>
-        <w:t xml:space="preserve">1. Réciter la pyramide en quatre échelons plus les auxiliaires.</w:t>
+          <w:b/>
+          <w:bCs/>
+          <w:i w:val="false"/>
+          <w:iCs w:val="false"/>
+          <w:color w:val="2E7D32"/>
+          <w:sz w:val="26"/>
+          <w:szCs w:val="26"/>
+          <w:rFonts w:ascii="Times New Roman" w:cs="Times New Roman" w:eastAsia="Times New Roman" w:hAnsi="Times New Roman"/>
+        </w:rPr>
+        <w:t xml:space="preserve">Petit lexique</w:t>
       </w:r>
     </w:p>
+    <w:tbl>
+      <w:tblPr>
+        <w:tblW w:type="dxa" w:w="9600"/>
+        <w:tblBorders>
+          <w:top w:val="single" w:color="808080" w:sz="4"/>
+          <w:left w:val="single" w:color="808080" w:sz="4"/>
+          <w:bottom w:val="single" w:color="808080" w:sz="4"/>
+          <w:right w:val="single" w:color="808080" w:sz="4"/>
+          <w:insideH w:val="single" w:color="B0B0B0" w:sz="4"/>
+          <w:insideV w:val="single" w:color="B0B0B0" w:sz="4"/>
+        </w:tblBorders>
+        <w:tblLayout w:type="fixed"/>
+      </w:tblPr>
+      <w:tblGrid>
+        <w:gridCol w:w="2800"/>
+        <w:gridCol w:w="6800"/>
+      </w:tblGrid>
+      <w:tr>
+        <w:tc>
+          <w:tcPr>
+            <w:shd w:fill="E7E6E6" w:val="clear"/>
+            <w:tcMar>
+              <w:top w:type="dxa" w:w="80"/>
+              <w:left w:type="dxa" w:w="80"/>
+              <w:bottom w:type="dxa" w:w="80"/>
+              <w:right w:type="dxa" w:w="80"/>
+            </w:tcMar>
+          </w:tcPr>
+          <w:p>
+            <w:pPr>
+              <w:spacing w:after="40"/>
+              <w:jc w:val="left"/>
+            </w:pPr>
+            <w:r>
+              <w:rPr>
+                <w:b/>
+                <w:bCs/>
+                <w:i w:val="false"/>
+                <w:iCs w:val="false"/>
+                <w:color w:val="000000"/>
+                <w:sz w:val="20"/>
+                <w:szCs w:val="20"/>
+                <w:rFonts w:ascii="Times New Roman" w:cs="Times New Roman" w:eastAsia="Times New Roman" w:hAnsi="Times New Roman"/>
+              </w:rPr>
+              <w:t xml:space="preserve">Mot</w:t>
+            </w:r>
+          </w:p>
+        </w:tc>
+        <w:tc>
+          <w:tcPr>
+            <w:shd w:fill="E7E6E6" w:val="clear"/>
+            <w:tcMar>
+              <w:top w:type="dxa" w:w="80"/>
+              <w:left w:type="dxa" w:w="80"/>
+              <w:bottom w:type="dxa" w:w="80"/>
+              <w:right w:type="dxa" w:w="80"/>
+            </w:tcMar>
+          </w:tcPr>
+          <w:p>
+            <w:pPr>
+              <w:spacing w:after="40"/>
+              <w:jc w:val="left"/>
+            </w:pPr>
+            <w:r>
+              <w:rPr>
+                <w:b/>
+                <w:bCs/>
+                <w:i w:val="false"/>
+                <w:iCs w:val="false"/>
+                <w:color w:val="000000"/>
+                <w:sz w:val="20"/>
+                <w:szCs w:val="20"/>
+                <w:rFonts w:ascii="Times New Roman" w:cs="Times New Roman" w:eastAsia="Times New Roman" w:hAnsi="Times New Roman"/>
+              </w:rPr>
+              <w:t xml:space="preserve">Sens</w:t>
+            </w:r>
+          </w:p>
+        </w:tc>
+      </w:tr>
+      <w:tr>
+        <w:tc>
+          <w:tcPr>
+            <w:tcMar>
+              <w:top w:type="dxa" w:w="80"/>
+              <w:left w:type="dxa" w:w="80"/>
+              <w:bottom w:type="dxa" w:w="80"/>
+              <w:right w:type="dxa" w:w="80"/>
+            </w:tcMar>
+          </w:tcPr>
+          <w:p>
+            <w:pPr>
+              <w:spacing w:after="40"/>
+              <w:jc w:val="left"/>
+            </w:pPr>
+            <w:r>
+              <w:rPr>
+                <w:b/>
+                <w:bCs/>
+                <w:i w:val="false"/>
+                <w:iCs w:val="false"/>
+                <w:color w:val="000000"/>
+                <w:sz w:val="20"/>
+                <w:szCs w:val="20"/>
+                <w:rFonts w:ascii="Times New Roman" w:cs="Times New Roman" w:eastAsia="Times New Roman" w:hAnsi="Times New Roman"/>
+              </w:rPr>
+              <w:t xml:space="preserve">Indigénat</w:t>
+            </w:r>
+          </w:p>
+        </w:tc>
+        <w:tc>
+          <w:tcPr>
+            <w:tcMar>
+              <w:top w:type="dxa" w:w="80"/>
+              <w:left w:type="dxa" w:w="80"/>
+              <w:bottom w:type="dxa" w:w="80"/>
+              <w:right w:type="dxa" w:w="80"/>
+            </w:tcMar>
+          </w:tcPr>
+          <w:p>
+            <w:pPr>
+              <w:spacing w:after="40"/>
+              <w:jc w:val="left"/>
+            </w:pPr>
+            <w:r>
+              <w:rPr>
+                <w:b w:val="false"/>
+                <w:bCs w:val="false"/>
+                <w:i w:val="false"/>
+                <w:iCs w:val="false"/>
+                <w:color w:val="000000"/>
+                <w:sz w:val="20"/>
+                <w:szCs w:val="20"/>
+                <w:rFonts w:ascii="Times New Roman" w:cs="Times New Roman" w:eastAsia="Times New Roman" w:hAnsi="Times New Roman"/>
+              </w:rPr>
+              <w:t xml:space="preserve">régime juridique d’exception imposé aux colonisés</w:t>
+            </w:r>
+          </w:p>
+        </w:tc>
+      </w:tr>
+      <w:tr>
+        <w:tc>
+          <w:tcPr>
+            <w:tcMar>
+              <w:top w:type="dxa" w:w="80"/>
+              <w:left w:type="dxa" w:w="80"/>
+              <w:bottom w:type="dxa" w:w="80"/>
+              <w:right w:type="dxa" w:w="80"/>
+            </w:tcMar>
+          </w:tcPr>
+          <w:p>
+            <w:pPr>
+              <w:spacing w:after="40"/>
+              <w:jc w:val="left"/>
+            </w:pPr>
+            <w:r>
+              <w:rPr>
+                <w:b/>
+                <w:bCs/>
+                <w:i w:val="false"/>
+                <w:iCs w:val="false"/>
+                <w:color w:val="000000"/>
+                <w:sz w:val="20"/>
+                <w:szCs w:val="20"/>
+                <w:rFonts w:ascii="Times New Roman" w:cs="Times New Roman" w:eastAsia="Times New Roman" w:hAnsi="Times New Roman"/>
+              </w:rPr>
+              <w:t xml:space="preserve">Pacte colonial</w:t>
+            </w:r>
+          </w:p>
+        </w:tc>
+        <w:tc>
+          <w:tcPr>
+            <w:tcMar>
+              <w:top w:type="dxa" w:w="80"/>
+              <w:left w:type="dxa" w:w="80"/>
+              <w:bottom w:type="dxa" w:w="80"/>
+              <w:right w:type="dxa" w:w="80"/>
+            </w:tcMar>
+          </w:tcPr>
+          <w:p>
+            <w:pPr>
+              <w:spacing w:after="40"/>
+              <w:jc w:val="left"/>
+            </w:pPr>
+            <w:r>
+              <w:rPr>
+                <w:b w:val="false"/>
+                <w:bCs w:val="false"/>
+                <w:i w:val="false"/>
+                <w:iCs w:val="false"/>
+                <w:color w:val="000000"/>
+                <w:sz w:val="20"/>
+                <w:szCs w:val="20"/>
+                <w:rFonts w:ascii="Times New Roman" w:cs="Times New Roman" w:eastAsia="Times New Roman" w:hAnsi="Times New Roman"/>
+              </w:rPr>
+              <w:t xml:space="preserve">règle réservant production et commerce à la métropole</w:t>
+            </w:r>
+          </w:p>
+        </w:tc>
+      </w:tr>
+      <w:tr>
+        <w:tc>
+          <w:tcPr>
+            <w:tcMar>
+              <w:top w:type="dxa" w:w="80"/>
+              <w:left w:type="dxa" w:w="80"/>
+              <w:bottom w:type="dxa" w:w="80"/>
+              <w:right w:type="dxa" w:w="80"/>
+            </w:tcMar>
+          </w:tcPr>
+          <w:p>
+            <w:pPr>
+              <w:spacing w:after="40"/>
+              <w:jc w:val="left"/>
+            </w:pPr>
+            <w:r>
+              <w:rPr>
+                <w:b/>
+                <w:bCs/>
+                <w:i w:val="false"/>
+                <w:iCs w:val="false"/>
+                <w:color w:val="000000"/>
+                <w:sz w:val="20"/>
+                <w:szCs w:val="20"/>
+                <w:rFonts w:ascii="Times New Roman" w:cs="Times New Roman" w:eastAsia="Times New Roman" w:hAnsi="Times New Roman"/>
+              </w:rPr>
+              <w:t xml:space="preserve">Capitation</w:t>
+            </w:r>
+          </w:p>
+        </w:tc>
+        <w:tc>
+          <w:tcPr>
+            <w:tcMar>
+              <w:top w:type="dxa" w:w="80"/>
+              <w:left w:type="dxa" w:w="80"/>
+              <w:bottom w:type="dxa" w:w="80"/>
+              <w:right w:type="dxa" w:w="80"/>
+            </w:tcMar>
+          </w:tcPr>
+          <w:p>
+            <w:pPr>
+              <w:spacing w:after="40"/>
+              <w:jc w:val="left"/>
+            </w:pPr>
+            <w:r>
+              <w:rPr>
+                <w:b w:val="false"/>
+                <w:bCs w:val="false"/>
+                <w:i w:val="false"/>
+                <w:iCs w:val="false"/>
+                <w:color w:val="000000"/>
+                <w:sz w:val="20"/>
+                <w:szCs w:val="20"/>
+                <w:rFonts w:ascii="Times New Roman" w:cs="Times New Roman" w:eastAsia="Times New Roman" w:hAnsi="Times New Roman"/>
+              </w:rPr>
+              <w:t xml:space="preserve">impôt payé par tête, dû par chaque homme adulte</w:t>
+            </w:r>
+          </w:p>
+        </w:tc>
+      </w:tr>
+      <w:tr>
+        <w:tc>
+          <w:tcPr>
+            <w:tcMar>
+              <w:top w:type="dxa" w:w="80"/>
+              <w:left w:type="dxa" w:w="80"/>
+              <w:bottom w:type="dxa" w:w="80"/>
+              <w:right w:type="dxa" w:w="80"/>
+            </w:tcMar>
+          </w:tcPr>
+          <w:p>
+            <w:pPr>
+              <w:spacing w:after="40"/>
+              <w:jc w:val="left"/>
+            </w:pPr>
+            <w:r>
+              <w:rPr>
+                <w:b/>
+                <w:bCs/>
+                <w:i w:val="false"/>
+                <w:iCs w:val="false"/>
+                <w:color w:val="000000"/>
+                <w:sz w:val="20"/>
+                <w:szCs w:val="20"/>
+                <w:rFonts w:ascii="Times New Roman" w:cs="Times New Roman" w:eastAsia="Times New Roman" w:hAnsi="Times New Roman"/>
+              </w:rPr>
+              <w:t xml:space="preserve">Prestations</w:t>
+            </w:r>
+          </w:p>
+        </w:tc>
+        <w:tc>
+          <w:tcPr>
+            <w:tcMar>
+              <w:top w:type="dxa" w:w="80"/>
+              <w:left w:type="dxa" w:w="80"/>
+              <w:bottom w:type="dxa" w:w="80"/>
+              <w:right w:type="dxa" w:w="80"/>
+            </w:tcMar>
+          </w:tcPr>
+          <w:p>
+            <w:pPr>
+              <w:spacing w:after="40"/>
+              <w:jc w:val="left"/>
+            </w:pPr>
+            <w:r>
+              <w:rPr>
+                <w:b w:val="false"/>
+                <w:bCs w:val="false"/>
+                <w:i w:val="false"/>
+                <w:iCs w:val="false"/>
+                <w:color w:val="000000"/>
+                <w:sz w:val="20"/>
+                <w:szCs w:val="20"/>
+                <w:rFonts w:ascii="Times New Roman" w:cs="Times New Roman" w:eastAsia="Times New Roman" w:hAnsi="Times New Roman"/>
+              </w:rPr>
+              <w:t xml:space="preserve">journées de travail obligatoires et gratuites</w:t>
+            </w:r>
+          </w:p>
+        </w:tc>
+      </w:tr>
+    </w:tbl>
     <w:p>
       <w:pPr>
-        <w:spacing w:after="60" w:line="300"/>
-        <w:jc w:val="both"/>
+        <w:spacing w:after="120"/>
       </w:pPr>
-      <w:r>
-        <w:rPr>
-          <w:b w:val="false"/>
-          <w:bCs w:val="false"/>
-          <w:i w:val="false"/>
-          <w:iCs w:val="false"/>
-          <w:color w:val="000000"/>
-          <w:sz w:val="24"/>
-          <w:szCs w:val="24"/>
-          <w:rFonts w:ascii="Times New Roman" w:cs="Times New Roman" w:eastAsia="Times New Roman" w:hAnsi="Times New Roman"/>
-        </w:rPr>
-        <w:t xml:space="preserve">2. Définir chaque instrument : indigénat, pacte colonial, impôts-prestations.</w:t>
-      </w:r>
-    </w:p>
-    <w:p>
-      <w:pPr>
-        <w:spacing w:after="60" w:line="300"/>
-        <w:jc w:val="both"/>
-      </w:pPr>
-      <w:r>
-        <w:rPr>
-          <w:b w:val="false"/>
-          <w:bCs w:val="false"/>
-          <w:i w:val="false"/>
-          <w:iCs w:val="false"/>
-          <w:color w:val="000000"/>
-          <w:sz w:val="24"/>
-          <w:szCs w:val="24"/>
-          <w:rFonts w:ascii="Times New Roman" w:cs="Times New Roman" w:eastAsia="Times New Roman" w:hAnsi="Times New Roman"/>
-        </w:rPr>
-        <w:t xml:space="preserve">3. Montrer la logique d’ensemble : administrer peu nombreux, exploiter efficacement.</w:t>
-      </w:r>
-    </w:p>
-    <w:p>
-      <w:pPr>
-        <w:spacing w:after="110" w:line="300"/>
-        <w:jc w:val="both"/>
-      </w:pPr>
-      <w:r>
-        <w:rPr>
-          <w:b/>
-          <w:bCs/>
-          <w:i w:val="false"/>
-          <w:iCs w:val="false"/>
-          <w:color w:val="1F4E79"/>
-          <w:sz w:val="24"/>
-          <w:szCs w:val="24"/>
-          <w:rFonts w:ascii="Times New Roman" w:cs="Times New Roman" w:eastAsia="Times New Roman" w:hAnsi="Times New Roman"/>
-        </w:rPr>
-        <w:t xml:space="preserve">Exemple — </w:t>
-      </w:r>
-      <w:r>
-        <w:rPr>
-          <w:b w:val="false"/>
-          <w:bCs w:val="false"/>
-          <w:i w:val="false"/>
-          <w:iCs w:val="false"/>
-          <w:color w:val="000000"/>
-          <w:sz w:val="24"/>
-          <w:szCs w:val="24"/>
-          <w:rFonts w:ascii="Times New Roman" w:cs="Times New Roman" w:eastAsia="Times New Roman" w:hAnsi="Times New Roman"/>
-        </w:rPr>
-        <w:t xml:space="preserve">Un chef de famille betsileo vers 1910 : il paie la capitation pour lui et ses fils, l’impôt sur ses deux zébus et sa rizière ; il doit dix jours de prestations sur la route du district ; s’il proteste, le chef de district peut le punir sans jugement, au titre de l’indigénat. Tout le système tient dans cette vie-là.</w:t>
-      </w:r>
-    </w:p>
-    <w:p>
-      <w:pPr>
-        <w:spacing w:after="110" w:line="300"/>
-        <w:jc w:val="both"/>
-      </w:pPr>
-      <w:r>
-        <w:rPr>
-          <w:b/>
-          <w:bCs/>
-          <w:i w:val="false"/>
-          <w:iCs w:val="false"/>
-          <w:color w:val="B25000"/>
-          <w:sz w:val="24"/>
-          <w:szCs w:val="24"/>
-          <w:rFonts w:ascii="Times New Roman" w:cs="Times New Roman" w:eastAsia="Times New Roman" w:hAnsi="Times New Roman"/>
-        </w:rPr>
-        <w:t xml:space="preserve">Erreur à éviter — </w:t>
-      </w:r>
-      <w:r>
-        <w:rPr>
-          <w:b w:val="false"/>
-          <w:bCs w:val="false"/>
-          <w:i w:val="false"/>
-          <w:iCs w:val="false"/>
-          <w:color w:val="000000"/>
-          <w:sz w:val="24"/>
-          <w:szCs w:val="24"/>
-          <w:rFonts w:ascii="Times New Roman" w:cs="Times New Roman" w:eastAsia="Times New Roman" w:hAnsi="Times New Roman"/>
-        </w:rPr>
-        <w:t xml:space="preserve">Croire que l’indigénat était un simple règlement administratif : c’était un régime juridique d’exception qui plaçait des millions de personnes hors du droit commun, punissables sans procès. Sa suppression (1946) fut l’une des premières revendications des mouvements malgaches — preuve qu’il était le symbole même de l’inégalité coloniale.</w:t>
-      </w:r>
-    </w:p>
-    <w:p>
-      <w:pPr>
-        <w:shd w:fill="E3F2FD" w:val="clear"/>
-        <w:spacing w:after="110" w:line="300"/>
-        <w:jc w:val="both"/>
-      </w:pPr>
-      <w:r>
-        <w:rPr>
-          <w:b/>
-          <w:bCs/>
-          <w:i w:val="false"/>
-          <w:iCs w:val="false"/>
-          <w:color w:val="1565C0"/>
-          <w:sz w:val="24"/>
-          <w:szCs w:val="24"/>
-          <w:rFonts w:ascii="Times New Roman" w:cs="Times New Roman" w:eastAsia="Times New Roman" w:hAnsi="Times New Roman"/>
-        </w:rPr>
-        <w:t xml:space="preserve">Le savais-tu ? </w:t>
-      </w:r>
-      <w:r>
-        <w:rPr>
-          <w:b w:val="false"/>
-          <w:bCs w:val="false"/>
-          <w:i w:val="false"/>
-          <w:iCs w:val="false"/>
-          <w:color w:val="000000"/>
-          <w:sz w:val="24"/>
-          <w:szCs w:val="24"/>
-          <w:rFonts w:ascii="Times New Roman" w:cs="Times New Roman" w:eastAsia="Times New Roman" w:hAnsi="Times New Roman"/>
-        </w:rPr>
-        <w:t xml:space="preserve">L’impôt de capitation avait un but caché : comme il fallait le payer en francs — monnaie que le paysan ne possédait pas —, chacun était forcé de vendre sa récolte aux compagnies ou de louer ses bras aux colons pour s’en procurer. L’impôt ne servait pas qu’à remplir les caisses : il fabriquait de la main-d’œuvre. Les administrateurs eux-mêmes l’appelaient « l’impôt moralisateur »…</w:t>
-      </w:r>
     </w:p>
     <w:p>
       <w:pPr>
@@ -7597,152 +9189,152 @@
                 <w:szCs w:val="20"/>
                 <w:rFonts w:ascii="Times New Roman" w:cs="Times New Roman" w:eastAsia="Times New Roman" w:hAnsi="Times New Roman"/>
               </w:rPr>
-              <w:t xml:space="preserve">3. Observation</w:t>
-            </w:r>
-          </w:p>
-        </w:tc>
-        <w:tc>
-          <w:tcPr>
-            <w:tcMar>
-              <w:top w:type="dxa" w:w="80"/>
-              <w:left w:type="dxa" w:w="80"/>
-              <w:bottom w:type="dxa" w:w="80"/>
-              <w:right w:type="dxa" w:w="80"/>
-            </w:tcMar>
-          </w:tcPr>
-          <w:p>
-            <w:pPr>
-              <w:spacing w:after="40"/>
-              <w:jc w:val="left"/>
-            </w:pPr>
-            <w:r>
-              <w:rPr>
-                <w:b w:val="false"/>
-                <w:bCs w:val="false"/>
-                <w:i w:val="false"/>
-                <w:iCs w:val="false"/>
-                <w:color w:val="000000"/>
-                <w:sz w:val="20"/>
-                <w:szCs w:val="20"/>
-                <w:rFonts w:ascii="Times New Roman" w:cs="Times New Roman" w:eastAsia="Times New Roman" w:hAnsi="Times New Roman"/>
-              </w:rPr>
-              <w:t xml:space="preserve">Lecture d’une caricature : un planteur en casque colonial se prélasse sur des sacs marqués « café » portés par un travailleur épuisé. Symboles : le casque = le colon ; les sacs = les richesses exportées ; la posture = qui travaille, qui profite. Message : l’économie coloniale repose sur le travail malgache au bénéfice d’autrui. Les faits confirment : salaires dérisoires, profits rapatriés.</w:t>
-            </w:r>
-          </w:p>
-        </w:tc>
-        <w:tc>
-          <w:tcPr>
-            <w:tcMar>
-              <w:top w:type="dxa" w:w="80"/>
-              <w:left w:type="dxa" w:w="80"/>
-              <w:bottom w:type="dxa" w:w="80"/>
-              <w:right w:type="dxa" w:w="80"/>
-            </w:tcMar>
-          </w:tcPr>
-          <w:p>
-            <w:pPr>
-              <w:spacing w:after="40"/>
-              <w:jc w:val="left"/>
-            </w:pPr>
-            <w:r>
-              <w:rPr>
-                <w:b w:val="false"/>
-                <w:bCs w:val="false"/>
-                <w:i w:val="false"/>
-                <w:iCs w:val="false"/>
-                <w:color w:val="000000"/>
-                <w:sz w:val="20"/>
-                <w:szCs w:val="20"/>
-                <w:rFonts w:ascii="Times New Roman" w:cs="Times New Roman" w:eastAsia="Times New Roman" w:hAnsi="Times New Roman"/>
-              </w:rPr>
-              <w:t xml:space="preserve">Observent l’exemple résolu.</w:t>
-            </w:r>
-          </w:p>
-        </w:tc>
-        <w:tc>
-          <w:tcPr>
-            <w:tcMar>
-              <w:top w:type="dxa" w:w="80"/>
-              <w:left w:type="dxa" w:w="80"/>
-              <w:bottom w:type="dxa" w:w="80"/>
-              <w:right w:type="dxa" w:w="80"/>
-            </w:tcMar>
-          </w:tcPr>
-          <w:p>
-            <w:pPr>
-              <w:spacing w:after="40"/>
-              <w:jc w:val="left"/>
-            </w:pPr>
-            <w:r>
-              <w:rPr>
-                <w:b w:val="false"/>
-                <w:bCs w:val="false"/>
-                <w:i w:val="false"/>
-                <w:iCs w:val="false"/>
-                <w:color w:val="000000"/>
-                <w:sz w:val="20"/>
-                <w:szCs w:val="20"/>
-                <w:rFonts w:ascii="Times New Roman" w:cs="Times New Roman" w:eastAsia="Times New Roman" w:hAnsi="Times New Roman"/>
-              </w:rPr>
-              <w:t xml:space="preserve">Observation dirigée</w:t>
-            </w:r>
-          </w:p>
-        </w:tc>
-        <w:tc>
-          <w:tcPr>
-            <w:tcMar>
-              <w:top w:type="dxa" w:w="80"/>
-              <w:left w:type="dxa" w:w="80"/>
-              <w:bottom w:type="dxa" w:w="80"/>
-              <w:right w:type="dxa" w:w="80"/>
-            </w:tcMar>
-          </w:tcPr>
-          <w:p>
-            <w:pPr>
-              <w:spacing w:after="40"/>
-              <w:jc w:val="left"/>
-            </w:pPr>
-            <w:r>
-              <w:rPr>
-                <w:b w:val="false"/>
-                <w:bCs w:val="false"/>
-                <w:i w:val="false"/>
-                <w:iCs w:val="false"/>
-                <w:color w:val="000000"/>
-                <w:sz w:val="20"/>
-                <w:szCs w:val="20"/>
-                <w:rFonts w:ascii="Times New Roman" w:cs="Times New Roman" w:eastAsia="Times New Roman" w:hAnsi="Times New Roman"/>
-              </w:rPr>
-              <w:t xml:space="preserve">Document imprimé</w:t>
-            </w:r>
-          </w:p>
-        </w:tc>
-        <w:tc>
-          <w:tcPr>
-            <w:tcMar>
-              <w:top w:type="dxa" w:w="80"/>
-              <w:left w:type="dxa" w:w="80"/>
-              <w:bottom w:type="dxa" w:w="80"/>
-              <w:right w:type="dxa" w:w="80"/>
-            </w:tcMar>
-          </w:tcPr>
-          <w:p>
-            <w:pPr>
-              <w:spacing w:after="40"/>
-              <w:jc w:val="left"/>
-            </w:pPr>
-            <w:r>
-              <w:rPr>
-                <w:b w:val="false"/>
-                <w:bCs w:val="false"/>
-                <w:i w:val="false"/>
-                <w:iCs w:val="false"/>
-                <w:color w:val="000000"/>
-                <w:sz w:val="20"/>
-                <w:szCs w:val="20"/>
-                <w:rFonts w:ascii="Times New Roman" w:cs="Times New Roman" w:eastAsia="Times New Roman" w:hAnsi="Times New Roman"/>
-              </w:rPr>
-              <w:t xml:space="preserve">Compréhension</w:t>
+              <w:t xml:space="preserve">3. Développement</w:t>
+            </w:r>
+          </w:p>
+        </w:tc>
+        <w:tc>
+          <w:tcPr>
+            <w:tcMar>
+              <w:top w:type="dxa" w:w="80"/>
+              <w:left w:type="dxa" w:w="80"/>
+              <w:bottom w:type="dxa" w:w="80"/>
+              <w:right w:type="dxa" w:w="80"/>
+            </w:tcMar>
+          </w:tcPr>
+          <w:p>
+            <w:pPr>
+              <w:spacing w:after="40"/>
+              <w:jc w:val="left"/>
+            </w:pPr>
+            <w:r>
+              <w:rPr>
+                <w:b w:val="false"/>
+                <w:bCs w:val="false"/>
+                <w:i w:val="false"/>
+                <w:iCs w:val="false"/>
+                <w:color w:val="000000"/>
+                <w:sz w:val="20"/>
+                <w:szCs w:val="20"/>
+                <w:rFonts w:ascii="Times New Roman" w:cs="Times New Roman" w:eastAsia="Times New Roman" w:hAnsi="Times New Roman"/>
+              </w:rPr>
+              <w:t xml:space="preserve">Développe la leçon partie par partie : L’économie de traite : l’échange inégal ; Le travail contraint : des corvées au SMOTIG ; Les grandes compagnies — et l’œil de la caricature.</w:t>
+            </w:r>
+          </w:p>
+        </w:tc>
+        <w:tc>
+          <w:tcPr>
+            <w:tcMar>
+              <w:top w:type="dxa" w:w="80"/>
+              <w:left w:type="dxa" w:w="80"/>
+              <w:bottom w:type="dxa" w:w="80"/>
+              <w:right w:type="dxa" w:w="80"/>
+            </w:tcMar>
+          </w:tcPr>
+          <w:p>
+            <w:pPr>
+              <w:spacing w:after="40"/>
+              <w:jc w:val="left"/>
+            </w:pPr>
+            <w:r>
+              <w:rPr>
+                <w:b w:val="false"/>
+                <w:bCs w:val="false"/>
+                <w:i w:val="false"/>
+                <w:iCs w:val="false"/>
+                <w:color w:val="000000"/>
+                <w:sz w:val="20"/>
+                <w:szCs w:val="20"/>
+                <w:rFonts w:ascii="Times New Roman" w:cs="Times New Roman" w:eastAsia="Times New Roman" w:hAnsi="Times New Roman"/>
+              </w:rPr>
+              <w:t xml:space="preserve">Écoutent, répondent aux questions et notent les mots-clés.</w:t>
+            </w:r>
+          </w:p>
+        </w:tc>
+        <w:tc>
+          <w:tcPr>
+            <w:tcMar>
+              <w:top w:type="dxa" w:w="80"/>
+              <w:left w:type="dxa" w:w="80"/>
+              <w:bottom w:type="dxa" w:w="80"/>
+              <w:right w:type="dxa" w:w="80"/>
+            </w:tcMar>
+          </w:tcPr>
+          <w:p>
+            <w:pPr>
+              <w:spacing w:after="40"/>
+              <w:jc w:val="left"/>
+            </w:pPr>
+            <w:r>
+              <w:rPr>
+                <w:b w:val="false"/>
+                <w:bCs w:val="false"/>
+                <w:i w:val="false"/>
+                <w:iCs w:val="false"/>
+                <w:color w:val="000000"/>
+                <w:sz w:val="20"/>
+                <w:szCs w:val="20"/>
+                <w:rFonts w:ascii="Times New Roman" w:cs="Times New Roman" w:eastAsia="Times New Roman" w:hAnsi="Times New Roman"/>
+              </w:rPr>
+              <w:t xml:space="preserve">Exposé interactif, questions-réponses</w:t>
+            </w:r>
+          </w:p>
+        </w:tc>
+        <w:tc>
+          <w:tcPr>
+            <w:tcMar>
+              <w:top w:type="dxa" w:w="80"/>
+              <w:left w:type="dxa" w:w="80"/>
+              <w:bottom w:type="dxa" w:w="80"/>
+              <w:right w:type="dxa" w:w="80"/>
+            </w:tcMar>
+          </w:tcPr>
+          <w:p>
+            <w:pPr>
+              <w:spacing w:after="40"/>
+              <w:jc w:val="left"/>
+            </w:pPr>
+            <w:r>
+              <w:rPr>
+                <w:b w:val="false"/>
+                <w:bCs w:val="false"/>
+                <w:i w:val="false"/>
+                <w:iCs w:val="false"/>
+                <w:color w:val="000000"/>
+                <w:sz w:val="20"/>
+                <w:szCs w:val="20"/>
+                <w:rFonts w:ascii="Times New Roman" w:cs="Times New Roman" w:eastAsia="Times New Roman" w:hAnsi="Times New Roman"/>
+              </w:rPr>
+              <w:t xml:space="preserve">Tableau, frises, cartes</w:t>
+            </w:r>
+          </w:p>
+        </w:tc>
+        <w:tc>
+          <w:tcPr>
+            <w:tcMar>
+              <w:top w:type="dxa" w:w="80"/>
+              <w:left w:type="dxa" w:w="80"/>
+              <w:bottom w:type="dxa" w:w="80"/>
+              <w:right w:type="dxa" w:w="80"/>
+            </w:tcMar>
+          </w:tcPr>
+          <w:p>
+            <w:pPr>
+              <w:spacing w:after="40"/>
+              <w:jc w:val="left"/>
+            </w:pPr>
+            <w:r>
+              <w:rPr>
+                <w:b w:val="false"/>
+                <w:bCs w:val="false"/>
+                <w:i w:val="false"/>
+                <w:iCs w:val="false"/>
+                <w:color w:val="000000"/>
+                <w:sz w:val="20"/>
+                <w:szCs w:val="20"/>
+                <w:rFonts w:ascii="Times New Roman" w:cs="Times New Roman" w:eastAsia="Times New Roman" w:hAnsi="Times New Roman"/>
+              </w:rPr>
+              <w:t xml:space="preserve">Attention, participation</w:t>
             </w:r>
           </w:p>
         </w:tc>
@@ -7773,152 +9365,152 @@
                 <w:szCs w:val="20"/>
                 <w:rFonts w:ascii="Times New Roman" w:cs="Times New Roman" w:eastAsia="Times New Roman" w:hAnsi="Times New Roman"/>
               </w:rPr>
-              <w:t xml:space="preserve">4. Analyse</w:t>
-            </w:r>
-          </w:p>
-        </w:tc>
-        <w:tc>
-          <w:tcPr>
-            <w:tcMar>
-              <w:top w:type="dxa" w:w="80"/>
-              <w:left w:type="dxa" w:w="80"/>
-              <w:bottom w:type="dxa" w:w="80"/>
-              <w:right w:type="dxa" w:w="80"/>
-            </w:tcMar>
-          </w:tcPr>
-          <w:p>
-            <w:pPr>
-              <w:spacing w:after="40"/>
-              <w:jc w:val="left"/>
-            </w:pPr>
-            <w:r>
-              <w:rPr>
-                <w:b w:val="false"/>
-                <w:bCs w:val="false"/>
-                <w:i w:val="false"/>
-                <w:iCs w:val="false"/>
-                <w:color w:val="000000"/>
-                <w:sz w:val="20"/>
-                <w:szCs w:val="20"/>
-                <w:rFonts w:ascii="Times New Roman" w:cs="Times New Roman" w:eastAsia="Times New Roman" w:hAnsi="Times New Roman"/>
-              </w:rPr>
-              <w:t xml:space="preserve">Guide l’analyse : L’économie de traite — à ne pas confondre avec la traite des esclaves de l’unité II — est un système d’échange inégal : la colonie est cantonnée aux produits bruts (café, vanille, girofle, graphite, viande) vendus à bas prix, et doit acheter à la métropole ses produits manufacturés au prix fort ; la différence enrichit la métropole, et la colonie ne peut jamais s’industrialiser — le pacte colonial y veille. Pour équiper le pays au moindre coût, l’administration recourt au travail contraint : d’abord les corvées et prestations — journées dues par chaque homme pour les routes, le portage, le chemin de fer Tananarive-Côte Est ; puis, en 1926, le SMOTIG institutionnalise le système : les jeunes hommes non appelés au service militaire doivent des années de travail sur les grands chantiers, loin de chez eux, pour un salaire dérisoire — les contemporains y ont vu un travail forcé déguisé, et il fut dénoncé jusqu’à la Société des Nations. Au sommet du système trônent les grandes compagnies de commerce — la Compagnie havraise, la Compagnie lyonnaise, la Compagnie marseillaise — dont les noms disent les ports et villes de France où partent les profits : elles achètent aux producteurs malgaches aux prix qu’elles fixent, vendent les importations aux prix qu’elles fixent, et possèdent plantations, comptoirs et flottilles. Les caricatures de l’époque résument le circuit d’un trait : un colon ventru assis sur des sacs de café, porté par un paysan malgache courbé — l’image dit, mieux qu’un long discours, qui travaille et qui profite. Analyser une telle caricature, c’est exercer ton esprit critique : identifier l’auteur, la date, les symboles, le message — et le confronter aux faits.</w:t>
-            </w:r>
-          </w:p>
-        </w:tc>
-        <w:tc>
-          <w:tcPr>
-            <w:tcMar>
-              <w:top w:type="dxa" w:w="80"/>
-              <w:left w:type="dxa" w:w="80"/>
-              <w:bottom w:type="dxa" w:w="80"/>
-              <w:right w:type="dxa" w:w="80"/>
-            </w:tcMar>
-          </w:tcPr>
-          <w:p>
-            <w:pPr>
-              <w:spacing w:after="40"/>
-              <w:jc w:val="left"/>
-            </w:pPr>
-            <w:r>
-              <w:rPr>
-                <w:b w:val="false"/>
-                <w:bCs w:val="false"/>
-                <w:i w:val="false"/>
-                <w:iCs w:val="false"/>
-                <w:color w:val="000000"/>
-                <w:sz w:val="20"/>
-                <w:szCs w:val="20"/>
-                <w:rFonts w:ascii="Times New Roman" w:cs="Times New Roman" w:eastAsia="Times New Roman" w:hAnsi="Times New Roman"/>
-              </w:rPr>
-              <w:t xml:space="preserve">Expliquent la démarche et vérifient le résultat.</w:t>
-            </w:r>
-          </w:p>
-        </w:tc>
-        <w:tc>
-          <w:tcPr>
-            <w:tcMar>
-              <w:top w:type="dxa" w:w="80"/>
-              <w:left w:type="dxa" w:w="80"/>
-              <w:bottom w:type="dxa" w:w="80"/>
-              <w:right w:type="dxa" w:w="80"/>
-            </w:tcMar>
-          </w:tcPr>
-          <w:p>
-            <w:pPr>
-              <w:spacing w:after="40"/>
-              <w:jc w:val="left"/>
-            </w:pPr>
-            <w:r>
-              <w:rPr>
-                <w:b w:val="false"/>
-                <w:bCs w:val="false"/>
-                <w:i w:val="false"/>
-                <w:iCs w:val="false"/>
-                <w:color w:val="000000"/>
-                <w:sz w:val="20"/>
-                <w:szCs w:val="20"/>
-                <w:rFonts w:ascii="Times New Roman" w:cs="Times New Roman" w:eastAsia="Times New Roman" w:hAnsi="Times New Roman"/>
-              </w:rPr>
-              <w:t xml:space="preserve">Recherche en binômes</w:t>
-            </w:r>
-          </w:p>
-        </w:tc>
-        <w:tc>
-          <w:tcPr>
-            <w:tcMar>
-              <w:top w:type="dxa" w:w="80"/>
-              <w:left w:type="dxa" w:w="80"/>
-              <w:bottom w:type="dxa" w:w="80"/>
-              <w:right w:type="dxa" w:w="80"/>
-            </w:tcMar>
-          </w:tcPr>
-          <w:p>
-            <w:pPr>
-              <w:spacing w:after="40"/>
-              <w:jc w:val="left"/>
-            </w:pPr>
-            <w:r>
-              <w:rPr>
-                <w:b w:val="false"/>
-                <w:bCs w:val="false"/>
-                <w:i w:val="false"/>
-                <w:iCs w:val="false"/>
-                <w:color w:val="000000"/>
-                <w:sz w:val="20"/>
-                <w:szCs w:val="20"/>
-                <w:rFonts w:ascii="Times New Roman" w:cs="Times New Roman" w:eastAsia="Times New Roman" w:hAnsi="Times New Roman"/>
-              </w:rPr>
-              <w:t xml:space="preserve">Documents, cartes, frises</w:t>
-            </w:r>
-          </w:p>
-        </w:tc>
-        <w:tc>
-          <w:tcPr>
-            <w:tcMar>
-              <w:top w:type="dxa" w:w="80"/>
-              <w:left w:type="dxa" w:w="80"/>
-              <w:bottom w:type="dxa" w:w="80"/>
-              <w:right w:type="dxa" w:w="80"/>
-            </w:tcMar>
-          </w:tcPr>
-          <w:p>
-            <w:pPr>
-              <w:spacing w:after="40"/>
-              <w:jc w:val="left"/>
-            </w:pPr>
-            <w:r>
-              <w:rPr>
-                <w:b w:val="false"/>
-                <w:bCs w:val="false"/>
-                <w:i w:val="false"/>
-                <w:iCs w:val="false"/>
-                <w:color w:val="000000"/>
-                <w:sz w:val="20"/>
-                <w:szCs w:val="20"/>
-                <w:rFonts w:ascii="Times New Roman" w:cs="Times New Roman" w:eastAsia="Times New Roman" w:hAnsi="Times New Roman"/>
-              </w:rPr>
-              <w:t xml:space="preserve">Raisonnement</w:t>
+              <w:t xml:space="preserve">4. Étude de document</w:t>
+            </w:r>
+          </w:p>
+        </w:tc>
+        <w:tc>
+          <w:tcPr>
+            <w:tcMar>
+              <w:top w:type="dxa" w:w="80"/>
+              <w:left w:type="dxa" w:w="80"/>
+              <w:bottom w:type="dxa" w:w="80"/>
+              <w:right w:type="dxa" w:w="80"/>
+            </w:tcMar>
+          </w:tcPr>
+          <w:p>
+            <w:pPr>
+              <w:spacing w:after="40"/>
+              <w:jc w:val="left"/>
+            </w:pPr>
+            <w:r>
+              <w:rPr>
+                <w:b w:val="false"/>
+                <w:bCs w:val="false"/>
+                <w:i w:val="false"/>
+                <w:iCs w:val="false"/>
+                <w:color w:val="000000"/>
+                <w:sz w:val="20"/>
+                <w:szCs w:val="20"/>
+                <w:rFonts w:ascii="Times New Roman" w:cs="Times New Roman" w:eastAsia="Times New Roman" w:hAnsi="Times New Roman"/>
+              </w:rPr>
+              <w:t xml:space="preserve">Fait lire le document « Sur les chantiers du chemin de fer » (texte reconstitué d’après les témoignages et rapports sur les chantiers du Tananarive-Côte Est (années 1900-1910)), puis pose les questions.</w:t>
+            </w:r>
+          </w:p>
+        </w:tc>
+        <w:tc>
+          <w:tcPr>
+            <w:tcMar>
+              <w:top w:type="dxa" w:w="80"/>
+              <w:left w:type="dxa" w:w="80"/>
+              <w:bottom w:type="dxa" w:w="80"/>
+              <w:right w:type="dxa" w:w="80"/>
+            </w:tcMar>
+          </w:tcPr>
+          <w:p>
+            <w:pPr>
+              <w:spacing w:after="40"/>
+              <w:jc w:val="left"/>
+            </w:pPr>
+            <w:r>
+              <w:rPr>
+                <w:b w:val="false"/>
+                <w:bCs w:val="false"/>
+                <w:i w:val="false"/>
+                <w:iCs w:val="false"/>
+                <w:color w:val="000000"/>
+                <w:sz w:val="20"/>
+                <w:szCs w:val="20"/>
+                <w:rFonts w:ascii="Times New Roman" w:cs="Times New Roman" w:eastAsia="Times New Roman" w:hAnsi="Times New Roman"/>
+              </w:rPr>
+              <w:t xml:space="preserve">Lisent le document, répondent aux questions et critiquent la source.</w:t>
+            </w:r>
+          </w:p>
+        </w:tc>
+        <w:tc>
+          <w:tcPr>
+            <w:tcMar>
+              <w:top w:type="dxa" w:w="80"/>
+              <w:left w:type="dxa" w:w="80"/>
+              <w:bottom w:type="dxa" w:w="80"/>
+              <w:right w:type="dxa" w:w="80"/>
+            </w:tcMar>
+          </w:tcPr>
+          <w:p>
+            <w:pPr>
+              <w:spacing w:after="40"/>
+              <w:jc w:val="left"/>
+            </w:pPr>
+            <w:r>
+              <w:rPr>
+                <w:b w:val="false"/>
+                <w:bCs w:val="false"/>
+                <w:i w:val="false"/>
+                <w:iCs w:val="false"/>
+                <w:color w:val="000000"/>
+                <w:sz w:val="20"/>
+                <w:szCs w:val="20"/>
+                <w:rFonts w:ascii="Times New Roman" w:cs="Times New Roman" w:eastAsia="Times New Roman" w:hAnsi="Times New Roman"/>
+              </w:rPr>
+              <w:t xml:space="preserve">Observation dirigée, travail en binômes</w:t>
+            </w:r>
+          </w:p>
+        </w:tc>
+        <w:tc>
+          <w:tcPr>
+            <w:tcMar>
+              <w:top w:type="dxa" w:w="80"/>
+              <w:left w:type="dxa" w:w="80"/>
+              <w:bottom w:type="dxa" w:w="80"/>
+              <w:right w:type="dxa" w:w="80"/>
+            </w:tcMar>
+          </w:tcPr>
+          <w:p>
+            <w:pPr>
+              <w:spacing w:after="40"/>
+              <w:jc w:val="left"/>
+            </w:pPr>
+            <w:r>
+              <w:rPr>
+                <w:b w:val="false"/>
+                <w:bCs w:val="false"/>
+                <w:i w:val="false"/>
+                <w:iCs w:val="false"/>
+                <w:color w:val="000000"/>
+                <w:sz w:val="20"/>
+                <w:szCs w:val="20"/>
+                <w:rFonts w:ascii="Times New Roman" w:cs="Times New Roman" w:eastAsia="Times New Roman" w:hAnsi="Times New Roman"/>
+              </w:rPr>
+              <w:t xml:space="preserve">Document imprimé</w:t>
+            </w:r>
+          </w:p>
+        </w:tc>
+        <w:tc>
+          <w:tcPr>
+            <w:tcMar>
+              <w:top w:type="dxa" w:w="80"/>
+              <w:left w:type="dxa" w:w="80"/>
+              <w:bottom w:type="dxa" w:w="80"/>
+              <w:right w:type="dxa" w:w="80"/>
+            </w:tcMar>
+          </w:tcPr>
+          <w:p>
+            <w:pPr>
+              <w:spacing w:after="40"/>
+              <w:jc w:val="left"/>
+            </w:pPr>
+            <w:r>
+              <w:rPr>
+                <w:b w:val="false"/>
+                <w:bCs w:val="false"/>
+                <w:i w:val="false"/>
+                <w:iCs w:val="false"/>
+                <w:color w:val="000000"/>
+                <w:sz w:val="20"/>
+                <w:szCs w:val="20"/>
+                <w:rFonts w:ascii="Times New Roman" w:cs="Times New Roman" w:eastAsia="Times New Roman" w:hAnsi="Times New Roman"/>
+              </w:rPr>
+              <w:t xml:space="preserve">Esprit critique</w:t>
             </w:r>
           </w:p>
         </w:tc>
@@ -8524,7 +10116,26 @@
     </w:p>
     <w:p>
       <w:pPr>
-        <w:spacing w:after="110" w:line="300"/>
+        <w:spacing w:after="160" w:line="300"/>
+        <w:jc w:val="center"/>
+      </w:pPr>
+      <w:r>
+        <w:rPr>
+          <w:b w:val="false"/>
+          <w:bCs w:val="false"/>
+          <w:i/>
+          <w:iCs/>
+          <w:color w:val="000000"/>
+          <w:sz w:val="21"/>
+          <w:szCs w:val="21"/>
+          <w:rFonts w:ascii="Times New Roman" w:cs="Times New Roman" w:eastAsia="Times New Roman" w:hAnsi="Times New Roman"/>
+        </w:rPr>
+        <w:t xml:space="preserve">Café et vanille vers la France, produits fabriqués vers l’île : l’échange inégal au cœur du système.</w:t>
+      </w:r>
+    </w:p>
+    <w:p>
+      <w:pPr>
+        <w:spacing w:after="80" w:line="300"/>
         <w:jc w:val="both"/>
       </w:pPr>
       <w:r>
@@ -8534,16 +10145,22 @@
           <w:i w:val="false"/>
           <w:iCs w:val="false"/>
           <w:color w:val="2E7D32"/>
-          <w:sz w:val="24"/>
-          <w:szCs w:val="24"/>
-          <w:rFonts w:ascii="Times New Roman" w:cs="Times New Roman" w:eastAsia="Times New Roman" w:hAnsi="Times New Roman"/>
-        </w:rPr>
-        <w:t xml:space="preserve">Définition — </w:t>
-      </w:r>
-      <w:r>
-        <w:rPr>
-          <w:b/>
-          <w:bCs/>
+          <w:sz w:val="26"/>
+          <w:szCs w:val="26"/>
+          <w:rFonts w:ascii="Times New Roman" w:cs="Times New Roman" w:eastAsia="Times New Roman" w:hAnsi="Times New Roman"/>
+        </w:rPr>
+        <w:t xml:space="preserve">1. L’économie de traite : l’échange inégal</w:t>
+      </w:r>
+    </w:p>
+    <w:p>
+      <w:pPr>
+        <w:spacing w:after="100" w:line="300"/>
+        <w:jc w:val="both"/>
+      </w:pPr>
+      <w:r>
+        <w:rPr>
+          <w:b w:val="false"/>
+          <w:bCs w:val="false"/>
           <w:i w:val="false"/>
           <w:iCs w:val="false"/>
           <w:color w:val="000000"/>
@@ -8551,14 +10168,98 @@
           <w:szCs w:val="24"/>
           <w:rFonts w:ascii="Times New Roman" w:cs="Times New Roman" w:eastAsia="Times New Roman" w:hAnsi="Times New Roman"/>
         </w:rPr>
-        <w:t xml:space="preserve">L’économie coloniale est une économie de traite : la colonie exporte des matières premières à bas prix et importe des produits fabriqués au prix fort. Elle repose sur le travail contraint : corvées puis SMOTIG (Service de la Main-d’Œuvre pour les Travaux d’Intérêt Général, 1926), et elle est dominée par les grandes compagnies de commerce — havraise, lyonnaise et marseillaise — qui contrôlent les échanges et rapatrient leurs profits en France.</w:t>
+        <w:t xml:space="preserve">L’</w:t>
+      </w:r>
+      <w:r>
+        <w:rPr>
+          <w:b/>
+          <w:bCs/>
+          <w:i w:val="false"/>
+          <w:iCs w:val="false"/>
+          <w:color w:val="1F4E79"/>
+          <w:sz w:val="24"/>
+          <w:szCs w:val="24"/>
+          <w:rFonts w:ascii="Times New Roman" w:cs="Times New Roman" w:eastAsia="Times New Roman" w:hAnsi="Times New Roman"/>
+        </w:rPr>
+        <w:t xml:space="preserve">économie de traite</w:t>
+      </w:r>
+      <w:r>
+        <w:rPr>
+          <w:b w:val="false"/>
+          <w:bCs w:val="false"/>
+          <w:i w:val="false"/>
+          <w:iCs w:val="false"/>
+          <w:color w:val="000000"/>
+          <w:sz w:val="24"/>
+          <w:szCs w:val="24"/>
+          <w:rFonts w:ascii="Times New Roman" w:cs="Times New Roman" w:eastAsia="Times New Roman" w:hAnsi="Times New Roman"/>
+        </w:rPr>
+        <w:t xml:space="preserve"> — à ne pas confondre avec la traite des esclaves de l’unité II — est un système d’</w:t>
+      </w:r>
+      <w:r>
+        <w:rPr>
+          <w:b/>
+          <w:bCs/>
+          <w:i w:val="false"/>
+          <w:iCs w:val="false"/>
+          <w:color w:val="1F4E79"/>
+          <w:sz w:val="24"/>
+          <w:szCs w:val="24"/>
+          <w:rFonts w:ascii="Times New Roman" w:cs="Times New Roman" w:eastAsia="Times New Roman" w:hAnsi="Times New Roman"/>
+        </w:rPr>
+        <w:t xml:space="preserve">échange inégal</w:t>
+      </w:r>
+      <w:r>
+        <w:rPr>
+          <w:b w:val="false"/>
+          <w:bCs w:val="false"/>
+          <w:i w:val="false"/>
+          <w:iCs w:val="false"/>
+          <w:color w:val="000000"/>
+          <w:sz w:val="24"/>
+          <w:szCs w:val="24"/>
+          <w:rFonts w:ascii="Times New Roman" w:cs="Times New Roman" w:eastAsia="Times New Roman" w:hAnsi="Times New Roman"/>
+        </w:rPr>
+        <w:t xml:space="preserve"> : la colonie est cantonnée aux produits bruts (café, vanille, girofle, graphite, viande) vendus à bas prix, et doit acheter à la métropole ses produits manufacturés au prix fort ; la différence enrichit la métropole, et la colonie ne peut jamais s’industrialiser — le pacte colonial y veille.</w:t>
       </w:r>
     </w:p>
     <w:p>
       <w:pPr>
-        <w:spacing w:after="110" w:line="300"/>
+        <w:spacing w:after="80" w:line="300"/>
         <w:jc w:val="both"/>
       </w:pPr>
+      <w:r>
+        <w:rPr>
+          <w:b/>
+          <w:bCs/>
+          <w:i w:val="false"/>
+          <w:iCs w:val="false"/>
+          <w:color w:val="2E7D32"/>
+          <w:sz w:val="26"/>
+          <w:szCs w:val="26"/>
+          <w:rFonts w:ascii="Times New Roman" w:cs="Times New Roman" w:eastAsia="Times New Roman" w:hAnsi="Times New Roman"/>
+        </w:rPr>
+        <w:t xml:space="preserve">2. Le travail contraint : des corvées au SMOTIG</w:t>
+      </w:r>
+    </w:p>
+    <w:p>
+      <w:pPr>
+        <w:spacing w:after="100" w:line="300"/>
+        <w:jc w:val="both"/>
+      </w:pPr>
+      <w:r>
+        <w:rPr>
+          <w:b w:val="false"/>
+          <w:bCs w:val="false"/>
+          <w:i w:val="false"/>
+          <w:iCs w:val="false"/>
+          <w:color w:val="000000"/>
+          <w:sz w:val="24"/>
+          <w:szCs w:val="24"/>
+          <w:rFonts w:ascii="Times New Roman" w:cs="Times New Roman" w:eastAsia="Times New Roman" w:hAnsi="Times New Roman"/>
+        </w:rPr>
+        <w:t xml:space="preserve">Pour équiper le pays au moindre coût, l’administration recourt au travail contraint : d’abord les </w:t>
+      </w:r>
       <w:r>
         <w:rPr>
           <w:b/>
@@ -8570,7 +10271,7 @@
           <w:szCs w:val="24"/>
           <w:rFonts w:ascii="Times New Roman" w:cs="Times New Roman" w:eastAsia="Times New Roman" w:hAnsi="Times New Roman"/>
         </w:rPr>
-        <w:t xml:space="preserve">Autrement dit : </w:t>
+        <w:t xml:space="preserve">corvées</w:t>
       </w:r>
       <w:r>
         <w:rPr>
@@ -8583,12 +10284,83 @@
           <w:szCs w:val="24"/>
           <w:rFonts w:ascii="Times New Roman" w:cs="Times New Roman" w:eastAsia="Times New Roman" w:hAnsi="Times New Roman"/>
         </w:rPr>
-        <w:t xml:space="preserve">Madagascar vend brut et pas cher (café, vanille), achète fabriqué et cher ; les routes et chemins de fer se construisent au travail forcé ; et trois compagnies françaises tiennent tout le commerce.</w:t>
+        <w:t xml:space="preserve"> et prestations — journées dues par chaque homme pour les routes, le portage, le chemin de fer Tananarive-Côte Est ; puis, en </w:t>
+      </w:r>
+      <w:r>
+        <w:rPr>
+          <w:b/>
+          <w:bCs/>
+          <w:i w:val="false"/>
+          <w:iCs w:val="false"/>
+          <w:color w:val="1F4E79"/>
+          <w:sz w:val="24"/>
+          <w:szCs w:val="24"/>
+          <w:rFonts w:ascii="Times New Roman" w:cs="Times New Roman" w:eastAsia="Times New Roman" w:hAnsi="Times New Roman"/>
+        </w:rPr>
+        <w:t xml:space="preserve">1926</w:t>
+      </w:r>
+      <w:r>
+        <w:rPr>
+          <w:b w:val="false"/>
+          <w:bCs w:val="false"/>
+          <w:i w:val="false"/>
+          <w:iCs w:val="false"/>
+          <w:color w:val="000000"/>
+          <w:sz w:val="24"/>
+          <w:szCs w:val="24"/>
+          <w:rFonts w:ascii="Times New Roman" w:cs="Times New Roman" w:eastAsia="Times New Roman" w:hAnsi="Times New Roman"/>
+        </w:rPr>
+        <w:t xml:space="preserve">, le </w:t>
+      </w:r>
+      <w:r>
+        <w:rPr>
+          <w:b/>
+          <w:bCs/>
+          <w:i w:val="false"/>
+          <w:iCs w:val="false"/>
+          <w:color w:val="1F4E79"/>
+          <w:sz w:val="24"/>
+          <w:szCs w:val="24"/>
+          <w:rFonts w:ascii="Times New Roman" w:cs="Times New Roman" w:eastAsia="Times New Roman" w:hAnsi="Times New Roman"/>
+        </w:rPr>
+        <w:t xml:space="preserve">SMOTIG</w:t>
+      </w:r>
+      <w:r>
+        <w:rPr>
+          <w:b w:val="false"/>
+          <w:bCs w:val="false"/>
+          <w:i w:val="false"/>
+          <w:iCs w:val="false"/>
+          <w:color w:val="000000"/>
+          <w:sz w:val="24"/>
+          <w:szCs w:val="24"/>
+          <w:rFonts w:ascii="Times New Roman" w:cs="Times New Roman" w:eastAsia="Times New Roman" w:hAnsi="Times New Roman"/>
+        </w:rPr>
+        <w:t xml:space="preserve"> (Service de la Main-d’Œuvre pour les Travaux d’Intérêt Général) institutionnalise le système : les jeunes hommes non appelés au service militaire doivent des années de travail sur les grands chantiers, loin de chez eux, pour un salaire dérisoire — les contemporains y ont vu un travail forcé déguisé, et il fut dénoncé jusqu’à la Société des Nations.</w:t>
       </w:r>
     </w:p>
     <w:p>
       <w:pPr>
-        <w:spacing w:after="110" w:line="300"/>
+        <w:spacing w:after="80" w:line="300"/>
+        <w:jc w:val="both"/>
+      </w:pPr>
+      <w:r>
+        <w:rPr>
+          <w:b/>
+          <w:bCs/>
+          <w:i w:val="false"/>
+          <w:iCs w:val="false"/>
+          <w:color w:val="2E7D32"/>
+          <w:sz w:val="26"/>
+          <w:szCs w:val="26"/>
+          <w:rFonts w:ascii="Times New Roman" w:cs="Times New Roman" w:eastAsia="Times New Roman" w:hAnsi="Times New Roman"/>
+        </w:rPr>
+        <w:t xml:space="preserve">3. Les grandes compagnies — et l’œil de la caricature</w:t>
+      </w:r>
+    </w:p>
+    <w:p>
+      <w:pPr>
+        <w:spacing w:after="100" w:line="300"/>
         <w:jc w:val="both"/>
       </w:pPr>
       <w:r>
@@ -8602,7 +10374,182 @@
           <w:szCs w:val="24"/>
           <w:rFonts w:ascii="Times New Roman" w:cs="Times New Roman" w:eastAsia="Times New Roman" w:hAnsi="Times New Roman"/>
         </w:rPr>
-        <w:t xml:space="preserve">L’économie de traite — à ne pas confondre avec la traite des esclaves de l’unité II — est un système d’échange inégal : la colonie est cantonnée aux produits bruts (café, vanille, girofle, graphite, viande) vendus à bas prix, et doit acheter à la métropole ses produits manufacturés au prix fort ; la différence enrichit la métropole, et la colonie ne peut jamais s’industrialiser — le pacte colonial y veille. Pour équiper le pays au moindre coût, l’administration recourt au travail contraint : d’abord les corvées et prestations — journées dues par chaque homme pour les routes, le portage, le chemin de fer Tananarive-Côte Est ; puis, en 1926, le SMOTIG institutionnalise le système : les jeunes hommes non appelés au service militaire doivent des années de travail sur les grands chantiers, loin de chez eux, pour un salaire dérisoire — les contemporains y ont vu un travail forcé déguisé, et il fut dénoncé jusqu’à la Société des Nations. Au sommet du système trônent les grandes compagnies de commerce — la Compagnie havraise, la Compagnie lyonnaise, la Compagnie marseillaise — dont les noms disent les ports et villes de France où partent les profits : elles achètent aux producteurs malgaches aux prix qu’elles fixent, vendent les importations aux prix qu’elles fixent, et possèdent plantations, comptoirs et flottilles. Les caricatures de l’époque résument le circuit d’un trait : un colon ventru assis sur des sacs de café, porté par un paysan malgache courbé — l’image dit, mieux qu’un long discours, qui travaille et qui profite. Analyser une telle caricature, c’est exercer ton esprit critique : identifier l’auteur, la date, les symboles, le message — et le confronter aux faits.</w:t>
+        <w:t xml:space="preserve">Au sommet du système trônent les grandes compagnies de commerce — la </w:t>
+      </w:r>
+      <w:r>
+        <w:rPr>
+          <w:b/>
+          <w:bCs/>
+          <w:i w:val="false"/>
+          <w:iCs w:val="false"/>
+          <w:color w:val="1F4E79"/>
+          <w:sz w:val="24"/>
+          <w:szCs w:val="24"/>
+          <w:rFonts w:ascii="Times New Roman" w:cs="Times New Roman" w:eastAsia="Times New Roman" w:hAnsi="Times New Roman"/>
+        </w:rPr>
+        <w:t xml:space="preserve">Compagnie havraise</w:t>
+      </w:r>
+      <w:r>
+        <w:rPr>
+          <w:b w:val="false"/>
+          <w:bCs w:val="false"/>
+          <w:i w:val="false"/>
+          <w:iCs w:val="false"/>
+          <w:color w:val="000000"/>
+          <w:sz w:val="24"/>
+          <w:szCs w:val="24"/>
+          <w:rFonts w:ascii="Times New Roman" w:cs="Times New Roman" w:eastAsia="Times New Roman" w:hAnsi="Times New Roman"/>
+        </w:rPr>
+        <w:t xml:space="preserve">, la </w:t>
+      </w:r>
+      <w:r>
+        <w:rPr>
+          <w:b/>
+          <w:bCs/>
+          <w:i w:val="false"/>
+          <w:iCs w:val="false"/>
+          <w:color w:val="1F4E79"/>
+          <w:sz w:val="24"/>
+          <w:szCs w:val="24"/>
+          <w:rFonts w:ascii="Times New Roman" w:cs="Times New Roman" w:eastAsia="Times New Roman" w:hAnsi="Times New Roman"/>
+        </w:rPr>
+        <w:t xml:space="preserve">Compagnie lyonnaise</w:t>
+      </w:r>
+      <w:r>
+        <w:rPr>
+          <w:b w:val="false"/>
+          <w:bCs w:val="false"/>
+          <w:i w:val="false"/>
+          <w:iCs w:val="false"/>
+          <w:color w:val="000000"/>
+          <w:sz w:val="24"/>
+          <w:szCs w:val="24"/>
+          <w:rFonts w:ascii="Times New Roman" w:cs="Times New Roman" w:eastAsia="Times New Roman" w:hAnsi="Times New Roman"/>
+        </w:rPr>
+        <w:t xml:space="preserve">, la </w:t>
+      </w:r>
+      <w:r>
+        <w:rPr>
+          <w:b/>
+          <w:bCs/>
+          <w:i w:val="false"/>
+          <w:iCs w:val="false"/>
+          <w:color w:val="1F4E79"/>
+          <w:sz w:val="24"/>
+          <w:szCs w:val="24"/>
+          <w:rFonts w:ascii="Times New Roman" w:cs="Times New Roman" w:eastAsia="Times New Roman" w:hAnsi="Times New Roman"/>
+        </w:rPr>
+        <w:t xml:space="preserve">Compagnie marseillaise</w:t>
+      </w:r>
+      <w:r>
+        <w:rPr>
+          <w:b w:val="false"/>
+          <w:bCs w:val="false"/>
+          <w:i w:val="false"/>
+          <w:iCs w:val="false"/>
+          <w:color w:val="000000"/>
+          <w:sz w:val="24"/>
+          <w:szCs w:val="24"/>
+          <w:rFonts w:ascii="Times New Roman" w:cs="Times New Roman" w:eastAsia="Times New Roman" w:hAnsi="Times New Roman"/>
+        </w:rPr>
+        <w:t xml:space="preserve"> — dont les noms disent les ports et villes de France où partent les profits : elles achètent aux producteurs malgaches aux prix qu’elles fixent, vendent les importations aux prix qu’elles fixent, et possèdent plantations, comptoirs et flottilles.</w:t>
+      </w:r>
+    </w:p>
+    <w:p>
+      <w:pPr>
+        <w:spacing w:after="100" w:line="300"/>
+        <w:jc w:val="both"/>
+      </w:pPr>
+      <w:r>
+        <w:rPr>
+          <w:b w:val="false"/>
+          <w:bCs w:val="false"/>
+          <w:i w:val="false"/>
+          <w:iCs w:val="false"/>
+          <w:color w:val="000000"/>
+          <w:sz w:val="24"/>
+          <w:szCs w:val="24"/>
+          <w:rFonts w:ascii="Times New Roman" w:cs="Times New Roman" w:eastAsia="Times New Roman" w:hAnsi="Times New Roman"/>
+        </w:rPr>
+        <w:t xml:space="preserve">Les </w:t>
+      </w:r>
+      <w:r>
+        <w:rPr>
+          <w:b/>
+          <w:bCs/>
+          <w:i w:val="false"/>
+          <w:iCs w:val="false"/>
+          <w:color w:val="1F4E79"/>
+          <w:sz w:val="24"/>
+          <w:szCs w:val="24"/>
+          <w:rFonts w:ascii="Times New Roman" w:cs="Times New Roman" w:eastAsia="Times New Roman" w:hAnsi="Times New Roman"/>
+        </w:rPr>
+        <w:t xml:space="preserve">caricature</w:t>
+      </w:r>
+      <w:r>
+        <w:rPr>
+          <w:b w:val="false"/>
+          <w:bCs w:val="false"/>
+          <w:i w:val="false"/>
+          <w:iCs w:val="false"/>
+          <w:color w:val="000000"/>
+          <w:sz w:val="24"/>
+          <w:szCs w:val="24"/>
+          <w:rFonts w:ascii="Times New Roman" w:cs="Times New Roman" w:eastAsia="Times New Roman" w:hAnsi="Times New Roman"/>
+        </w:rPr>
+        <w:t xml:space="preserve">s de l’époque résument le circuit d’un trait : un colon ventru assis sur des sacs de café, porté par un paysan malgache courbé — l’image dit, mieux qu’un long discours, qui travaille et qui profite. Analyser une telle </w:t>
+      </w:r>
+      <w:r>
+        <w:rPr>
+          <w:b/>
+          <w:bCs/>
+          <w:i w:val="false"/>
+          <w:iCs w:val="false"/>
+          <w:color w:val="1F4E79"/>
+          <w:sz w:val="24"/>
+          <w:szCs w:val="24"/>
+          <w:rFonts w:ascii="Times New Roman" w:cs="Times New Roman" w:eastAsia="Times New Roman" w:hAnsi="Times New Roman"/>
+        </w:rPr>
+        <w:t xml:space="preserve">caricature</w:t>
+      </w:r>
+      <w:r>
+        <w:rPr>
+          <w:b w:val="false"/>
+          <w:bCs w:val="false"/>
+          <w:i w:val="false"/>
+          <w:iCs w:val="false"/>
+          <w:color w:val="000000"/>
+          <w:sz w:val="24"/>
+          <w:szCs w:val="24"/>
+          <w:rFonts w:ascii="Times New Roman" w:cs="Times New Roman" w:eastAsia="Times New Roman" w:hAnsi="Times New Roman"/>
+        </w:rPr>
+        <w:t xml:space="preserve">, c’est exercer ton </w:t>
+      </w:r>
+      <w:r>
+        <w:rPr>
+          <w:b/>
+          <w:bCs/>
+          <w:i w:val="false"/>
+          <w:iCs w:val="false"/>
+          <w:color w:val="1F4E79"/>
+          <w:sz w:val="24"/>
+          <w:szCs w:val="24"/>
+          <w:rFonts w:ascii="Times New Roman" w:cs="Times New Roman" w:eastAsia="Times New Roman" w:hAnsi="Times New Roman"/>
+        </w:rPr>
+        <w:t xml:space="preserve">esprit critique</w:t>
+      </w:r>
+      <w:r>
+        <w:rPr>
+          <w:b w:val="false"/>
+          <w:bCs w:val="false"/>
+          <w:i w:val="false"/>
+          <w:iCs w:val="false"/>
+          <w:color w:val="000000"/>
+          <w:sz w:val="24"/>
+          <w:szCs w:val="24"/>
+          <w:rFonts w:ascii="Times New Roman" w:cs="Times New Roman" w:eastAsia="Times New Roman" w:hAnsi="Times New Roman"/>
+        </w:rPr>
+        <w:t xml:space="preserve"> : identifier l’auteur, la date, les symboles, le message — et le confronter aux faits.</w:t>
       </w:r>
     </w:p>
     <w:p>
@@ -8653,176 +10600,670 @@
     </w:p>
     <w:p>
       <w:pPr>
-        <w:spacing w:before="200" w:after="150"/>
-        <w:jc w:val="left"/>
+        <w:spacing w:after="120"/>
       </w:pPr>
-      <w:r>
-        <w:rPr>
-          <w:b/>
-          <w:bCs/>
-          <w:i w:val="false"/>
-          <w:iCs w:val="false"/>
-          <w:color w:val="2E7D32"/>
-          <w:sz w:val="28"/>
-          <w:szCs w:val="28"/>
-          <w:rFonts w:ascii="Times New Roman" w:cs="Times New Roman" w:eastAsia="Times New Roman" w:hAnsi="Times New Roman"/>
-        </w:rPr>
-        <w:t xml:space="preserve">Méthode</w:t>
-      </w:r>
+    </w:p>
+    <w:tbl>
+      <w:tblPr>
+        <w:tblW w:type="dxa" w:w="9600"/>
+        <w:tblBorders>
+          <w:top w:val="single" w:color="B25000" w:sz="12"/>
+          <w:left w:val="single" w:color="B25000" w:sz="12"/>
+          <w:bottom w:val="single" w:color="B25000" w:sz="12"/>
+          <w:right w:val="single" w:color="B25000" w:sz="12"/>
+          <w:insideH w:val="none"/>
+          <w:insideV w:val="none"/>
+        </w:tblBorders>
+        <w:tblLayout w:type="fixed"/>
+      </w:tblPr>
+      <w:tblGrid>
+        <w:gridCol w:w="9600"/>
+      </w:tblGrid>
+      <w:tr>
+        <w:tc>
+          <w:tcPr>
+            <w:shd w:fill="FFF8EF" w:val="clear"/>
+            <w:tcMar>
+              <w:top w:type="dxa" w:w="140"/>
+              <w:left w:type="dxa" w:w="180"/>
+              <w:bottom w:type="dxa" w:w="140"/>
+              <w:right w:type="dxa" w:w="180"/>
+            </w:tcMar>
+          </w:tcPr>
+          <w:p>
+            <w:pPr>
+              <w:spacing w:after="90"/>
+            </w:pPr>
+            <w:r>
+              <w:rPr>
+                <w:b/>
+                <w:bCs/>
+                <w:i w:val="false"/>
+                <w:iCs w:val="false"/>
+                <w:color w:val="B25000"/>
+                <w:sz w:val="25"/>
+                <w:szCs w:val="25"/>
+                <w:rFonts w:ascii="Times New Roman" w:cs="Times New Roman" w:eastAsia="Times New Roman" w:hAnsi="Times New Roman"/>
+              </w:rPr>
+              <w:t xml:space="preserve">Document à étudier</w:t>
+            </w:r>
+          </w:p>
+          <w:p>
+            <w:pPr>
+              <w:spacing w:after="80" w:line="300"/>
+              <w:jc w:val="left"/>
+            </w:pPr>
+            <w:r>
+              <w:rPr>
+                <w:b/>
+                <w:bCs/>
+                <w:i w:val="false"/>
+                <w:iCs w:val="false"/>
+                <w:color w:val="000000"/>
+                <w:sz w:val="21"/>
+                <w:szCs w:val="21"/>
+                <w:rFonts w:ascii="Times New Roman" w:cs="Times New Roman" w:eastAsia="Times New Roman" w:hAnsi="Times New Roman"/>
+              </w:rPr>
+              <w:t xml:space="preserve">Sur les chantiers du chemin de fer — texte reconstitué d’après les témoignages et rapports sur les chantiers du Tananarive-Côte Est (années 1900-1910)</w:t>
+            </w:r>
+          </w:p>
+          <w:p>
+            <w:pPr>
+              <w:spacing w:after="100" w:line="300"/>
+              <w:jc w:val="both"/>
+            </w:pPr>
+            <w:r>
+              <w:rPr>
+                <w:b w:val="false"/>
+                <w:bCs w:val="false"/>
+                <w:i/>
+                <w:iCs/>
+                <w:color w:val="000000"/>
+                <w:sz w:val="24"/>
+                <w:szCs w:val="24"/>
+                <w:rFonts w:ascii="Times New Roman" w:cs="Times New Roman" w:eastAsia="Times New Roman" w:hAnsi="Times New Roman"/>
+              </w:rPr>
+              <w:t xml:space="preserve">« On est venu me chercher au village pour la prestation : trente jours sur le chantier du chemin de fer, à deux jours de marche de chez moi. Nous creusons la falaise à la pioche, du lever au coucher du soleil ; la fièvre prend les hommes dans les campements et plusieurs ne sont pas revenus. Pendant ce temps, ma rizière attend, et il faudra pourtant payer l’impôt à la fin de l’année. Le contremaître dit que la ligne apportera le progrès. Mais à qui ira le café qu’elle transportera ? »</w:t>
+            </w:r>
+          </w:p>
+          <w:p>
+            <w:pPr>
+              <w:spacing w:after="40" w:line="300"/>
+              <w:jc w:val="both"/>
+            </w:pPr>
+            <w:r>
+              <w:rPr>
+                <w:b w:val="false"/>
+                <w:bCs w:val="false"/>
+                <w:i w:val="false"/>
+                <w:iCs w:val="false"/>
+                <w:color w:val="000000"/>
+                <w:sz w:val="24"/>
+                <w:szCs w:val="24"/>
+                <w:rFonts w:ascii="Times New Roman" w:cs="Times New Roman" w:eastAsia="Times New Roman" w:hAnsi="Times New Roman"/>
+              </w:rPr>
+              <w:t xml:space="preserve">1. Relève les trois fardeaux qui pèsent en même temps sur ce paysan.</w:t>
+            </w:r>
+          </w:p>
+          <w:p>
+            <w:pPr>
+              <w:spacing w:after="40" w:line="300"/>
+              <w:jc w:val="both"/>
+            </w:pPr>
+            <w:r>
+              <w:rPr>
+                <w:b w:val="false"/>
+                <w:bCs w:val="false"/>
+                <w:i w:val="false"/>
+                <w:iCs w:val="false"/>
+                <w:color w:val="000000"/>
+                <w:sz w:val="24"/>
+                <w:szCs w:val="24"/>
+                <w:rFonts w:ascii="Times New Roman" w:cs="Times New Roman" w:eastAsia="Times New Roman" w:hAnsi="Times New Roman"/>
+              </w:rPr>
+              <w:t xml:space="preserve">2. Pourquoi ce texte est-il présenté comme « reconstitué », et que garantit l’historien ?</w:t>
+            </w:r>
+          </w:p>
+          <w:p>
+            <w:pPr>
+              <w:spacing w:after="40" w:line="300"/>
+              <w:jc w:val="both"/>
+            </w:pPr>
+            <w:r>
+              <w:rPr>
+                <w:b w:val="false"/>
+                <w:bCs w:val="false"/>
+                <w:i w:val="false"/>
+                <w:iCs w:val="false"/>
+                <w:color w:val="000000"/>
+                <w:sz w:val="24"/>
+                <w:szCs w:val="24"/>
+                <w:rFonts w:ascii="Times New Roman" w:cs="Times New Roman" w:eastAsia="Times New Roman" w:hAnsi="Times New Roman"/>
+              </w:rPr>
+              <w:t xml:space="preserve">3. La question finale du témoin rejoint-elle la leçon ? Explique.</w:t>
+            </w:r>
+          </w:p>
+          <w:p>
+            <w:pPr>
+              <w:spacing w:after="60"/>
+            </w:pPr>
+          </w:p>
+          <w:p>
+            <w:pPr>
+              <w:spacing w:after="40"/>
+            </w:pPr>
+            <w:r>
+              <w:rPr>
+                <w:b/>
+                <w:bCs/>
+                <w:i w:val="false"/>
+                <w:iCs w:val="false"/>
+                <w:color w:val="C2185B"/>
+                <w:sz w:val="22"/>
+                <w:szCs w:val="22"/>
+                <w:rFonts w:ascii="Times New Roman" w:cs="Times New Roman" w:eastAsia="Times New Roman" w:hAnsi="Times New Roman"/>
+              </w:rPr>
+              <w:t xml:space="preserve">Réponse 1. </w:t>
+            </w:r>
+            <w:r>
+              <w:rPr>
+                <w:b w:val="false"/>
+                <w:bCs w:val="false"/>
+                <w:i w:val="false"/>
+                <w:iCs w:val="false"/>
+                <w:color w:val="000000"/>
+                <w:sz w:val="22"/>
+                <w:szCs w:val="22"/>
+                <w:rFonts w:ascii="Times New Roman" w:cs="Times New Roman" w:eastAsia="Times New Roman" w:hAnsi="Times New Roman"/>
+              </w:rPr>
+              <w:t xml:space="preserve">La prestation (trente jours de travail loin de chez lui), la rizière laissée à l’abandon, et l’impôt qu’il faudra payer malgré tout — travail contraint et impôt se cumulent.</w:t>
+            </w:r>
+          </w:p>
+          <w:p>
+            <w:pPr>
+              <w:spacing w:after="40"/>
+            </w:pPr>
+            <w:r>
+              <w:rPr>
+                <w:b/>
+                <w:bCs/>
+                <w:i w:val="false"/>
+                <w:iCs w:val="false"/>
+                <w:color w:val="C2185B"/>
+                <w:sz w:val="22"/>
+                <w:szCs w:val="22"/>
+                <w:rFonts w:ascii="Times New Roman" w:cs="Times New Roman" w:eastAsia="Times New Roman" w:hAnsi="Times New Roman"/>
+              </w:rPr>
+              <w:t xml:space="preserve">Réponse 2. </w:t>
+            </w:r>
+            <w:r>
+              <w:rPr>
+                <w:b w:val="false"/>
+                <w:bCs w:val="false"/>
+                <w:i w:val="false"/>
+                <w:iCs w:val="false"/>
+                <w:color w:val="000000"/>
+                <w:sz w:val="22"/>
+                <w:szCs w:val="22"/>
+                <w:rFonts w:ascii="Times New Roman" w:cs="Times New Roman" w:eastAsia="Times New Roman" w:hAnsi="Times New Roman"/>
+              </w:rPr>
+              <w:t xml:space="preserve">Aucun témoignage individuel de ce paysan précis ne nous est parvenu mot à mot : le texte est recomposé, mais chaque élément (durée, conditions, fièvres, impôt) vient des rapports et témoignages d’époque — et l’historien le signale honnêtement.</w:t>
+            </w:r>
+          </w:p>
+          <w:p>
+            <w:pPr>
+              <w:spacing w:after="40"/>
+            </w:pPr>
+            <w:r>
+              <w:rPr>
+                <w:b/>
+                <w:bCs/>
+                <w:i w:val="false"/>
+                <w:iCs w:val="false"/>
+                <w:color w:val="C2185B"/>
+                <w:sz w:val="22"/>
+                <w:szCs w:val="22"/>
+                <w:rFonts w:ascii="Times New Roman" w:cs="Times New Roman" w:eastAsia="Times New Roman" w:hAnsi="Times New Roman"/>
+              </w:rPr>
+              <w:t xml:space="preserve">Réponse 3. </w:t>
+            </w:r>
+            <w:r>
+              <w:rPr>
+                <w:b w:val="false"/>
+                <w:bCs w:val="false"/>
+                <w:i w:val="false"/>
+                <w:iCs w:val="false"/>
+                <w:color w:val="000000"/>
+                <w:sz w:val="22"/>
+                <w:szCs w:val="22"/>
+                <w:rFonts w:ascii="Times New Roman" w:cs="Times New Roman" w:eastAsia="Times New Roman" w:hAnsi="Times New Roman"/>
+              </w:rPr>
+              <w:t xml:space="preserve">Oui : le chemin de fer servira d’abord à exporter le café et les produits bruts vers le port — c’est l’économie de traite ; le « progrès » profite surtout aux compagnies et à la métropole.</w:t>
+            </w:r>
+          </w:p>
+        </w:tc>
+      </w:tr>
+    </w:tbl>
+    <w:p>
+      <w:pPr>
+        <w:spacing w:after="160"/>
+      </w:pPr>
+    </w:p>
+    <w:tbl>
+      <w:tblPr>
+        <w:tblW w:type="dxa" w:w="9600"/>
+        <w:tblBorders>
+          <w:top w:val="single" w:color="1565C0" w:sz="12"/>
+          <w:left w:val="single" w:color="1565C0" w:sz="12"/>
+          <w:bottom w:val="single" w:color="1565C0" w:sz="12"/>
+          <w:right w:val="single" w:color="1565C0" w:sz="12"/>
+          <w:insideH w:val="none"/>
+          <w:insideV w:val="none"/>
+        </w:tblBorders>
+        <w:tblLayout w:type="fixed"/>
+      </w:tblPr>
+      <w:tblGrid>
+        <w:gridCol w:w="9600"/>
+      </w:tblGrid>
+      <w:tr>
+        <w:tc>
+          <w:tcPr>
+            <w:shd w:fill="E3F2FD" w:val="clear"/>
+            <w:tcMar>
+              <w:top w:type="dxa" w:w="140"/>
+              <w:left w:type="dxa" w:w="180"/>
+              <w:bottom w:type="dxa" w:w="140"/>
+              <w:right w:type="dxa" w:w="180"/>
+            </w:tcMar>
+          </w:tcPr>
+          <w:p>
+            <w:pPr>
+              <w:spacing w:after="90"/>
+            </w:pPr>
+            <w:r>
+              <w:rPr>
+                <w:b/>
+                <w:bCs/>
+                <w:i w:val="false"/>
+                <w:iCs w:val="false"/>
+                <w:color w:val="1565C0"/>
+                <w:sz w:val="25"/>
+                <w:szCs w:val="25"/>
+                <w:rFonts w:ascii="Times New Roman" w:cs="Times New Roman" w:eastAsia="Times New Roman" w:hAnsi="Times New Roman"/>
+              </w:rPr>
+              <w:t xml:space="preserve">Le savais-tu ?</w:t>
+            </w:r>
+          </w:p>
+          <w:p>
+            <w:pPr>
+              <w:spacing w:after="0" w:line="300"/>
+              <w:jc w:val="both"/>
+            </w:pPr>
+            <w:r>
+              <w:rPr>
+                <w:b w:val="false"/>
+                <w:bCs w:val="false"/>
+                <w:i w:val="false"/>
+                <w:iCs w:val="false"/>
+                <w:color w:val="000000"/>
+                <w:sz w:val="22"/>
+                <w:szCs w:val="22"/>
+                <w:rFonts w:ascii="Times New Roman" w:cs="Times New Roman" w:eastAsia="Times New Roman" w:hAnsi="Times New Roman"/>
+              </w:rPr>
+              <w:t xml:space="preserve">Le chemin de fer Tananarive-Côte Est (1901-1913) a coûté des milliers de vies parmi les travailleurs réquisitionnés — maladies, accidents, épuisement. Et le SMOTIG fit scandale jusqu’à Genève : à la Société des Nations, les délégués durent répondre aux accusations de travail forcé déguisé. Il fut finalement supprimé en 1936 — dix ans de « service » qui ont marqué toute une génération.</w:t>
+            </w:r>
+          </w:p>
+        </w:tc>
+      </w:tr>
+    </w:tbl>
+    <w:p>
+      <w:pPr>
+        <w:spacing w:after="160"/>
+      </w:pPr>
     </w:p>
     <w:p>
       <w:pPr>
-        <w:spacing w:after="60" w:line="300"/>
+        <w:spacing w:after="80" w:line="300"/>
         <w:jc w:val="both"/>
       </w:pPr>
       <w:r>
         <w:rPr>
-          <w:b w:val="false"/>
-          <w:bCs w:val="false"/>
-          <w:i w:val="false"/>
-          <w:iCs w:val="false"/>
-          <w:color w:val="000000"/>
-          <w:sz w:val="24"/>
-          <w:szCs w:val="24"/>
-          <w:rFonts w:ascii="Times New Roman" w:cs="Times New Roman" w:eastAsia="Times New Roman" w:hAnsi="Times New Roman"/>
-        </w:rPr>
-        <w:t xml:space="preserve">1. Définir l’économie de traite par l’échange inégal brut/fabriqué.</w:t>
+          <w:b/>
+          <w:bCs/>
+          <w:i w:val="false"/>
+          <w:iCs w:val="false"/>
+          <w:color w:val="2E7D32"/>
+          <w:sz w:val="26"/>
+          <w:szCs w:val="26"/>
+          <w:rFonts w:ascii="Times New Roman" w:cs="Times New Roman" w:eastAsia="Times New Roman" w:hAnsi="Times New Roman"/>
+        </w:rPr>
+        <w:t xml:space="preserve">Petit lexique</w:t>
       </w:r>
     </w:p>
+    <w:tbl>
+      <w:tblPr>
+        <w:tblW w:type="dxa" w:w="9600"/>
+        <w:tblBorders>
+          <w:top w:val="single" w:color="808080" w:sz="4"/>
+          <w:left w:val="single" w:color="808080" w:sz="4"/>
+          <w:bottom w:val="single" w:color="808080" w:sz="4"/>
+          <w:right w:val="single" w:color="808080" w:sz="4"/>
+          <w:insideH w:val="single" w:color="B0B0B0" w:sz="4"/>
+          <w:insideV w:val="single" w:color="B0B0B0" w:sz="4"/>
+        </w:tblBorders>
+        <w:tblLayout w:type="fixed"/>
+      </w:tblPr>
+      <w:tblGrid>
+        <w:gridCol w:w="2800"/>
+        <w:gridCol w:w="6800"/>
+      </w:tblGrid>
+      <w:tr>
+        <w:tc>
+          <w:tcPr>
+            <w:shd w:fill="E7E6E6" w:val="clear"/>
+            <w:tcMar>
+              <w:top w:type="dxa" w:w="80"/>
+              <w:left w:type="dxa" w:w="80"/>
+              <w:bottom w:type="dxa" w:w="80"/>
+              <w:right w:type="dxa" w:w="80"/>
+            </w:tcMar>
+          </w:tcPr>
+          <w:p>
+            <w:pPr>
+              <w:spacing w:after="40"/>
+              <w:jc w:val="left"/>
+            </w:pPr>
+            <w:r>
+              <w:rPr>
+                <w:b/>
+                <w:bCs/>
+                <w:i w:val="false"/>
+                <w:iCs w:val="false"/>
+                <w:color w:val="000000"/>
+                <w:sz w:val="20"/>
+                <w:szCs w:val="20"/>
+                <w:rFonts w:ascii="Times New Roman" w:cs="Times New Roman" w:eastAsia="Times New Roman" w:hAnsi="Times New Roman"/>
+              </w:rPr>
+              <w:t xml:space="preserve">Mot</w:t>
+            </w:r>
+          </w:p>
+        </w:tc>
+        <w:tc>
+          <w:tcPr>
+            <w:shd w:fill="E7E6E6" w:val="clear"/>
+            <w:tcMar>
+              <w:top w:type="dxa" w:w="80"/>
+              <w:left w:type="dxa" w:w="80"/>
+              <w:bottom w:type="dxa" w:w="80"/>
+              <w:right w:type="dxa" w:w="80"/>
+            </w:tcMar>
+          </w:tcPr>
+          <w:p>
+            <w:pPr>
+              <w:spacing w:after="40"/>
+              <w:jc w:val="left"/>
+            </w:pPr>
+            <w:r>
+              <w:rPr>
+                <w:b/>
+                <w:bCs/>
+                <w:i w:val="false"/>
+                <w:iCs w:val="false"/>
+                <w:color w:val="000000"/>
+                <w:sz w:val="20"/>
+                <w:szCs w:val="20"/>
+                <w:rFonts w:ascii="Times New Roman" w:cs="Times New Roman" w:eastAsia="Times New Roman" w:hAnsi="Times New Roman"/>
+              </w:rPr>
+              <w:t xml:space="preserve">Sens</w:t>
+            </w:r>
+          </w:p>
+        </w:tc>
+      </w:tr>
+      <w:tr>
+        <w:tc>
+          <w:tcPr>
+            <w:tcMar>
+              <w:top w:type="dxa" w:w="80"/>
+              <w:left w:type="dxa" w:w="80"/>
+              <w:bottom w:type="dxa" w:w="80"/>
+              <w:right w:type="dxa" w:w="80"/>
+            </w:tcMar>
+          </w:tcPr>
+          <w:p>
+            <w:pPr>
+              <w:spacing w:after="40"/>
+              <w:jc w:val="left"/>
+            </w:pPr>
+            <w:r>
+              <w:rPr>
+                <w:b/>
+                <w:bCs/>
+                <w:i w:val="false"/>
+                <w:iCs w:val="false"/>
+                <w:color w:val="000000"/>
+                <w:sz w:val="20"/>
+                <w:szCs w:val="20"/>
+                <w:rFonts w:ascii="Times New Roman" w:cs="Times New Roman" w:eastAsia="Times New Roman" w:hAnsi="Times New Roman"/>
+              </w:rPr>
+              <w:t xml:space="preserve">Économie de traite</w:t>
+            </w:r>
+          </w:p>
+        </w:tc>
+        <w:tc>
+          <w:tcPr>
+            <w:tcMar>
+              <w:top w:type="dxa" w:w="80"/>
+              <w:left w:type="dxa" w:w="80"/>
+              <w:bottom w:type="dxa" w:w="80"/>
+              <w:right w:type="dxa" w:w="80"/>
+            </w:tcMar>
+          </w:tcPr>
+          <w:p>
+            <w:pPr>
+              <w:spacing w:after="40"/>
+              <w:jc w:val="left"/>
+            </w:pPr>
+            <w:r>
+              <w:rPr>
+                <w:b w:val="false"/>
+                <w:bCs w:val="false"/>
+                <w:i w:val="false"/>
+                <w:iCs w:val="false"/>
+                <w:color w:val="000000"/>
+                <w:sz w:val="20"/>
+                <w:szCs w:val="20"/>
+                <w:rFonts w:ascii="Times New Roman" w:cs="Times New Roman" w:eastAsia="Times New Roman" w:hAnsi="Times New Roman"/>
+              </w:rPr>
+              <w:t xml:space="preserve">échange inégal : produits bruts contre produits fabriqués</w:t>
+            </w:r>
+          </w:p>
+        </w:tc>
+      </w:tr>
+      <w:tr>
+        <w:tc>
+          <w:tcPr>
+            <w:tcMar>
+              <w:top w:type="dxa" w:w="80"/>
+              <w:left w:type="dxa" w:w="80"/>
+              <w:bottom w:type="dxa" w:w="80"/>
+              <w:right w:type="dxa" w:w="80"/>
+            </w:tcMar>
+          </w:tcPr>
+          <w:p>
+            <w:pPr>
+              <w:spacing w:after="40"/>
+              <w:jc w:val="left"/>
+            </w:pPr>
+            <w:r>
+              <w:rPr>
+                <w:b/>
+                <w:bCs/>
+                <w:i w:val="false"/>
+                <w:iCs w:val="false"/>
+                <w:color w:val="000000"/>
+                <w:sz w:val="20"/>
+                <w:szCs w:val="20"/>
+                <w:rFonts w:ascii="Times New Roman" w:cs="Times New Roman" w:eastAsia="Times New Roman" w:hAnsi="Times New Roman"/>
+              </w:rPr>
+              <w:t xml:space="preserve">SMOTIG</w:t>
+            </w:r>
+          </w:p>
+        </w:tc>
+        <w:tc>
+          <w:tcPr>
+            <w:tcMar>
+              <w:top w:type="dxa" w:w="80"/>
+              <w:left w:type="dxa" w:w="80"/>
+              <w:bottom w:type="dxa" w:w="80"/>
+              <w:right w:type="dxa" w:w="80"/>
+            </w:tcMar>
+          </w:tcPr>
+          <w:p>
+            <w:pPr>
+              <w:spacing w:after="40"/>
+              <w:jc w:val="left"/>
+            </w:pPr>
+            <w:r>
+              <w:rPr>
+                <w:b w:val="false"/>
+                <w:bCs w:val="false"/>
+                <w:i w:val="false"/>
+                <w:iCs w:val="false"/>
+                <w:color w:val="000000"/>
+                <w:sz w:val="20"/>
+                <w:szCs w:val="20"/>
+                <w:rFonts w:ascii="Times New Roman" w:cs="Times New Roman" w:eastAsia="Times New Roman" w:hAnsi="Times New Roman"/>
+              </w:rPr>
+              <w:t xml:space="preserve">service de travail obligatoire créé en 1926</w:t>
+            </w:r>
+          </w:p>
+        </w:tc>
+      </w:tr>
+      <w:tr>
+        <w:tc>
+          <w:tcPr>
+            <w:tcMar>
+              <w:top w:type="dxa" w:w="80"/>
+              <w:left w:type="dxa" w:w="80"/>
+              <w:bottom w:type="dxa" w:w="80"/>
+              <w:right w:type="dxa" w:w="80"/>
+            </w:tcMar>
+          </w:tcPr>
+          <w:p>
+            <w:pPr>
+              <w:spacing w:after="40"/>
+              <w:jc w:val="left"/>
+            </w:pPr>
+            <w:r>
+              <w:rPr>
+                <w:b/>
+                <w:bCs/>
+                <w:i w:val="false"/>
+                <w:iCs w:val="false"/>
+                <w:color w:val="000000"/>
+                <w:sz w:val="20"/>
+                <w:szCs w:val="20"/>
+                <w:rFonts w:ascii="Times New Roman" w:cs="Times New Roman" w:eastAsia="Times New Roman" w:hAnsi="Times New Roman"/>
+              </w:rPr>
+              <w:t xml:space="preserve">Comptoir</w:t>
+            </w:r>
+          </w:p>
+        </w:tc>
+        <w:tc>
+          <w:tcPr>
+            <w:tcMar>
+              <w:top w:type="dxa" w:w="80"/>
+              <w:left w:type="dxa" w:w="80"/>
+              <w:bottom w:type="dxa" w:w="80"/>
+              <w:right w:type="dxa" w:w="80"/>
+            </w:tcMar>
+          </w:tcPr>
+          <w:p>
+            <w:pPr>
+              <w:spacing w:after="40"/>
+              <w:jc w:val="left"/>
+            </w:pPr>
+            <w:r>
+              <w:rPr>
+                <w:b w:val="false"/>
+                <w:bCs w:val="false"/>
+                <w:i w:val="false"/>
+                <w:iCs w:val="false"/>
+                <w:color w:val="000000"/>
+                <w:sz w:val="20"/>
+                <w:szCs w:val="20"/>
+                <w:rFonts w:ascii="Times New Roman" w:cs="Times New Roman" w:eastAsia="Times New Roman" w:hAnsi="Times New Roman"/>
+              </w:rPr>
+              <w:t xml:space="preserve">établissement de commerce d’une compagnie</w:t>
+            </w:r>
+          </w:p>
+        </w:tc>
+      </w:tr>
+      <w:tr>
+        <w:tc>
+          <w:tcPr>
+            <w:tcMar>
+              <w:top w:type="dxa" w:w="80"/>
+              <w:left w:type="dxa" w:w="80"/>
+              <w:bottom w:type="dxa" w:w="80"/>
+              <w:right w:type="dxa" w:w="80"/>
+            </w:tcMar>
+          </w:tcPr>
+          <w:p>
+            <w:pPr>
+              <w:spacing w:after="40"/>
+              <w:jc w:val="left"/>
+            </w:pPr>
+            <w:r>
+              <w:rPr>
+                <w:b/>
+                <w:bCs/>
+                <w:i w:val="false"/>
+                <w:iCs w:val="false"/>
+                <w:color w:val="000000"/>
+                <w:sz w:val="20"/>
+                <w:szCs w:val="20"/>
+                <w:rFonts w:ascii="Times New Roman" w:cs="Times New Roman" w:eastAsia="Times New Roman" w:hAnsi="Times New Roman"/>
+              </w:rPr>
+              <w:t xml:space="preserve">Caricature</w:t>
+            </w:r>
+          </w:p>
+        </w:tc>
+        <w:tc>
+          <w:tcPr>
+            <w:tcMar>
+              <w:top w:type="dxa" w:w="80"/>
+              <w:left w:type="dxa" w:w="80"/>
+              <w:bottom w:type="dxa" w:w="80"/>
+              <w:right w:type="dxa" w:w="80"/>
+            </w:tcMar>
+          </w:tcPr>
+          <w:p>
+            <w:pPr>
+              <w:spacing w:after="40"/>
+              <w:jc w:val="left"/>
+            </w:pPr>
+            <w:r>
+              <w:rPr>
+                <w:b w:val="false"/>
+                <w:bCs w:val="false"/>
+                <w:i w:val="false"/>
+                <w:iCs w:val="false"/>
+                <w:color w:val="000000"/>
+                <w:sz w:val="20"/>
+                <w:szCs w:val="20"/>
+                <w:rFonts w:ascii="Times New Roman" w:cs="Times New Roman" w:eastAsia="Times New Roman" w:hAnsi="Times New Roman"/>
+              </w:rPr>
+              <w:t xml:space="preserve">dessin satirique qui dénonce par l’exagération</w:t>
+            </w:r>
+          </w:p>
+        </w:tc>
+      </w:tr>
+    </w:tbl>
     <w:p>
       <w:pPr>
-        <w:spacing w:after="60" w:line="300"/>
-        <w:jc w:val="both"/>
+        <w:spacing w:after="120"/>
       </w:pPr>
-      <w:r>
-        <w:rPr>
-          <w:b w:val="false"/>
-          <w:bCs w:val="false"/>
-          <w:i w:val="false"/>
-          <w:iCs w:val="false"/>
-          <w:color w:val="000000"/>
-          <w:sz w:val="24"/>
-          <w:szCs w:val="24"/>
-          <w:rFonts w:ascii="Times New Roman" w:cs="Times New Roman" w:eastAsia="Times New Roman" w:hAnsi="Times New Roman"/>
-        </w:rPr>
-        <w:t xml:space="preserve">2. Dater et expliquer le SMOTIG (1926) et le distinguer des simples corvées.</w:t>
-      </w:r>
-    </w:p>
-    <w:p>
-      <w:pPr>
-        <w:spacing w:after="60" w:line="300"/>
-        <w:jc w:val="both"/>
-      </w:pPr>
-      <w:r>
-        <w:rPr>
-          <w:b w:val="false"/>
-          <w:bCs w:val="false"/>
-          <w:i w:val="false"/>
-          <w:iCs w:val="false"/>
-          <w:color w:val="000000"/>
-          <w:sz w:val="24"/>
-          <w:szCs w:val="24"/>
-          <w:rFonts w:ascii="Times New Roman" w:cs="Times New Roman" w:eastAsia="Times New Roman" w:hAnsi="Times New Roman"/>
-        </w:rPr>
-        <w:t xml:space="preserve">3. Analyser une caricature : auteur, date, symboles, message, confrontation aux faits.</w:t>
-      </w:r>
-    </w:p>
-    <w:p>
-      <w:pPr>
-        <w:spacing w:after="110" w:line="300"/>
-        <w:jc w:val="both"/>
-      </w:pPr>
-      <w:r>
-        <w:rPr>
-          <w:b/>
-          <w:bCs/>
-          <w:i w:val="false"/>
-          <w:iCs w:val="false"/>
-          <w:color w:val="1F4E79"/>
-          <w:sz w:val="24"/>
-          <w:szCs w:val="24"/>
-          <w:rFonts w:ascii="Times New Roman" w:cs="Times New Roman" w:eastAsia="Times New Roman" w:hAnsi="Times New Roman"/>
-        </w:rPr>
-        <w:t xml:space="preserve">Exemple — </w:t>
-      </w:r>
-      <w:r>
-        <w:rPr>
-          <w:b w:val="false"/>
-          <w:bCs w:val="false"/>
-          <w:i w:val="false"/>
-          <w:iCs w:val="false"/>
-          <w:color w:val="000000"/>
-          <w:sz w:val="24"/>
-          <w:szCs w:val="24"/>
-          <w:rFonts w:ascii="Times New Roman" w:cs="Times New Roman" w:eastAsia="Times New Roman" w:hAnsi="Times New Roman"/>
-        </w:rPr>
-        <w:t xml:space="preserve">Lecture d’une caricature : un planteur en casque colonial se prélasse sur des sacs marqués « café » portés par un travailleur épuisé. Symboles : le casque = le colon ; les sacs = les richesses exportées ; la posture = qui travaille, qui profite. Message : l’économie coloniale repose sur le travail malgache au bénéfice d’autrui. Les faits confirment : salaires dérisoires, profits rapatriés.</w:t>
-      </w:r>
-    </w:p>
-    <w:p>
-      <w:pPr>
-        <w:spacing w:after="110" w:line="300"/>
-        <w:jc w:val="both"/>
-      </w:pPr>
-      <w:r>
-        <w:rPr>
-          <w:b/>
-          <w:bCs/>
-          <w:i w:val="false"/>
-          <w:iCs w:val="false"/>
-          <w:color w:val="B25000"/>
-          <w:sz w:val="24"/>
-          <w:szCs w:val="24"/>
-          <w:rFonts w:ascii="Times New Roman" w:cs="Times New Roman" w:eastAsia="Times New Roman" w:hAnsi="Times New Roman"/>
-        </w:rPr>
-        <w:t xml:space="preserve">Erreur à éviter — </w:t>
-      </w:r>
-      <w:r>
-        <w:rPr>
-          <w:b w:val="false"/>
-          <w:bCs w:val="false"/>
-          <w:i w:val="false"/>
-          <w:iCs w:val="false"/>
-          <w:color w:val="000000"/>
-          <w:sz w:val="24"/>
-          <w:szCs w:val="24"/>
-          <w:rFonts w:ascii="Times New Roman" w:cs="Times New Roman" w:eastAsia="Times New Roman" w:hAnsi="Times New Roman"/>
-        </w:rPr>
-        <w:t xml:space="preserve">Confondre « économie de traite » et « traite des esclaves » : le mot « traite » désigne ici le commerce d’échange inégal entre colonie et métropole (produits bruts contre produits fabriqués), pas la vente d’êtres humains. Deux réalités différentes — deux injustices différentes — que l’historien distingue soigneusement.</w:t>
-      </w:r>
-    </w:p>
-    <w:p>
-      <w:pPr>
-        <w:shd w:fill="E3F2FD" w:val="clear"/>
-        <w:spacing w:after="110" w:line="300"/>
-        <w:jc w:val="both"/>
-      </w:pPr>
-      <w:r>
-        <w:rPr>
-          <w:b/>
-          <w:bCs/>
-          <w:i w:val="false"/>
-          <w:iCs w:val="false"/>
-          <w:color w:val="1565C0"/>
-          <w:sz w:val="24"/>
-          <w:szCs w:val="24"/>
-          <w:rFonts w:ascii="Times New Roman" w:cs="Times New Roman" w:eastAsia="Times New Roman" w:hAnsi="Times New Roman"/>
-        </w:rPr>
-        <w:t xml:space="preserve">Le savais-tu ? </w:t>
-      </w:r>
-      <w:r>
-        <w:rPr>
-          <w:b w:val="false"/>
-          <w:bCs w:val="false"/>
-          <w:i w:val="false"/>
-          <w:iCs w:val="false"/>
-          <w:color w:val="000000"/>
-          <w:sz w:val="24"/>
-          <w:szCs w:val="24"/>
-          <w:rFonts w:ascii="Times New Roman" w:cs="Times New Roman" w:eastAsia="Times New Roman" w:hAnsi="Times New Roman"/>
-        </w:rPr>
-        <w:t xml:space="preserve">Le chemin de fer Tananarive-Côte Est (1901-1913) a coûté des milliers de vies parmi les travailleurs réquisitionnés — maladies, accidents, épuisement. Et le SMOTIG fit scandale jusqu’à Genève : à la Société des Nations, les délégués durent répondre aux accusations de travail forcé déguisé. Il fut finalement supprimé en 1936 — dix ans de « service » qui ont marqué toute une génération.</w:t>
-      </w:r>
     </w:p>
     <w:p>
       <w:pPr>
@@ -10486,152 +12927,152 @@
                 <w:szCs w:val="20"/>
                 <w:rFonts w:ascii="Times New Roman" w:cs="Times New Roman" w:eastAsia="Times New Roman" w:hAnsi="Times New Roman"/>
               </w:rPr>
-              <w:t xml:space="preserve">3. Observation</w:t>
-            </w:r>
-          </w:p>
-        </w:tc>
-        <w:tc>
-          <w:tcPr>
-            <w:tcMar>
-              <w:top w:type="dxa" w:w="80"/>
-              <w:left w:type="dxa" w:w="80"/>
-              <w:bottom w:type="dxa" w:w="80"/>
-              <w:right w:type="dxa" w:w="80"/>
-            </w:tcMar>
-          </w:tcPr>
-          <w:p>
-            <w:pPr>
-              <w:spacing w:after="40"/>
-              <w:jc w:val="left"/>
-            </w:pPr>
-            <w:r>
-              <w:rPr>
-                <w:b w:val="false"/>
-                <w:bCs w:val="false"/>
-                <w:i w:val="false"/>
-                <w:iCs w:val="false"/>
-                <w:color w:val="000000"/>
-                <w:sz w:val="20"/>
-                <w:szCs w:val="20"/>
-                <w:rFonts w:ascii="Times New Roman" w:cs="Times New Roman" w:eastAsia="Times New Roman" w:hAnsi="Times New Roman"/>
-              </w:rPr>
-              <w:t xml:space="preserve">Trois hommes, trois époques : un paysan menalamba de 1896 combat pour chasser l’étranger ; un étudiant de la VVS en 1913 écrit pour l’égalité ; un militant du MDRM en 1946 fait campagne pour l’émancipation. Le but grandit à chaque génération — jusqu’à l’indépendance.</w:t>
-            </w:r>
-          </w:p>
-        </w:tc>
-        <w:tc>
-          <w:tcPr>
-            <w:tcMar>
-              <w:top w:type="dxa" w:w="80"/>
-              <w:left w:type="dxa" w:w="80"/>
-              <w:bottom w:type="dxa" w:w="80"/>
-              <w:right w:type="dxa" w:w="80"/>
-            </w:tcMar>
-          </w:tcPr>
-          <w:p>
-            <w:pPr>
-              <w:spacing w:after="40"/>
-              <w:jc w:val="left"/>
-            </w:pPr>
-            <w:r>
-              <w:rPr>
-                <w:b w:val="false"/>
-                <w:bCs w:val="false"/>
-                <w:i w:val="false"/>
-                <w:iCs w:val="false"/>
-                <w:color w:val="000000"/>
-                <w:sz w:val="20"/>
-                <w:szCs w:val="20"/>
-                <w:rFonts w:ascii="Times New Roman" w:cs="Times New Roman" w:eastAsia="Times New Roman" w:hAnsi="Times New Roman"/>
-              </w:rPr>
-              <w:t xml:space="preserve">Observent l’exemple résolu.</w:t>
-            </w:r>
-          </w:p>
-        </w:tc>
-        <w:tc>
-          <w:tcPr>
-            <w:tcMar>
-              <w:top w:type="dxa" w:w="80"/>
-              <w:left w:type="dxa" w:w="80"/>
-              <w:bottom w:type="dxa" w:w="80"/>
-              <w:right w:type="dxa" w:w="80"/>
-            </w:tcMar>
-          </w:tcPr>
-          <w:p>
-            <w:pPr>
-              <w:spacing w:after="40"/>
-              <w:jc w:val="left"/>
-            </w:pPr>
-            <w:r>
-              <w:rPr>
-                <w:b w:val="false"/>
-                <w:bCs w:val="false"/>
-                <w:i w:val="false"/>
-                <w:iCs w:val="false"/>
-                <w:color w:val="000000"/>
-                <w:sz w:val="20"/>
-                <w:szCs w:val="20"/>
-                <w:rFonts w:ascii="Times New Roman" w:cs="Times New Roman" w:eastAsia="Times New Roman" w:hAnsi="Times New Roman"/>
-              </w:rPr>
-              <w:t xml:space="preserve">Observation dirigée</w:t>
-            </w:r>
-          </w:p>
-        </w:tc>
-        <w:tc>
-          <w:tcPr>
-            <w:tcMar>
-              <w:top w:type="dxa" w:w="80"/>
-              <w:left w:type="dxa" w:w="80"/>
-              <w:bottom w:type="dxa" w:w="80"/>
-              <w:right w:type="dxa" w:w="80"/>
-            </w:tcMar>
-          </w:tcPr>
-          <w:p>
-            <w:pPr>
-              <w:spacing w:after="40"/>
-              <w:jc w:val="left"/>
-            </w:pPr>
-            <w:r>
-              <w:rPr>
-                <w:b w:val="false"/>
-                <w:bCs w:val="false"/>
-                <w:i w:val="false"/>
-                <w:iCs w:val="false"/>
-                <w:color w:val="000000"/>
-                <w:sz w:val="20"/>
-                <w:szCs w:val="20"/>
-                <w:rFonts w:ascii="Times New Roman" w:cs="Times New Roman" w:eastAsia="Times New Roman" w:hAnsi="Times New Roman"/>
-              </w:rPr>
-              <w:t xml:space="preserve">Document imprimé</w:t>
-            </w:r>
-          </w:p>
-        </w:tc>
-        <w:tc>
-          <w:tcPr>
-            <w:tcMar>
-              <w:top w:type="dxa" w:w="80"/>
-              <w:left w:type="dxa" w:w="80"/>
-              <w:bottom w:type="dxa" w:w="80"/>
-              <w:right w:type="dxa" w:w="80"/>
-            </w:tcMar>
-          </w:tcPr>
-          <w:p>
-            <w:pPr>
-              <w:spacing w:after="40"/>
-              <w:jc w:val="left"/>
-            </w:pPr>
-            <w:r>
-              <w:rPr>
-                <w:b w:val="false"/>
-                <w:bCs w:val="false"/>
-                <w:i w:val="false"/>
-                <w:iCs w:val="false"/>
-                <w:color w:val="000000"/>
-                <w:sz w:val="20"/>
-                <w:szCs w:val="20"/>
-                <w:rFonts w:ascii="Times New Roman" w:cs="Times New Roman" w:eastAsia="Times New Roman" w:hAnsi="Times New Roman"/>
-              </w:rPr>
-              <w:t xml:space="preserve">Compréhension</w:t>
+              <w:t xml:space="preserve">3. Développement</w:t>
+            </w:r>
+          </w:p>
+        </w:tc>
+        <w:tc>
+          <w:tcPr>
+            <w:tcMar>
+              <w:top w:type="dxa" w:w="80"/>
+              <w:left w:type="dxa" w:w="80"/>
+              <w:bottom w:type="dxa" w:w="80"/>
+              <w:right w:type="dxa" w:w="80"/>
+            </w:tcMar>
+          </w:tcPr>
+          <w:p>
+            <w:pPr>
+              <w:spacing w:after="40"/>
+              <w:jc w:val="left"/>
+            </w:pPr>
+            <w:r>
+              <w:rPr>
+                <w:b w:val="false"/>
+                <w:bCs w:val="false"/>
+                <w:i w:val="false"/>
+                <w:iCs w:val="false"/>
+                <w:color w:val="000000"/>
+                <w:sz w:val="20"/>
+                <w:szCs w:val="20"/>
+                <w:rFonts w:ascii="Times New Roman" w:cs="Times New Roman" w:eastAsia="Times New Roman" w:hAnsi="Times New Roman"/>
+              </w:rPr>
+              <w:t xml:space="preserve">Développe la leçon partie par partie : Première vague : repousser l’étranger ; Deuxième vague : l’égalité par le droit ; Troisième vague : l’émancipation — et 1947.</w:t>
+            </w:r>
+          </w:p>
+        </w:tc>
+        <w:tc>
+          <w:tcPr>
+            <w:tcMar>
+              <w:top w:type="dxa" w:w="80"/>
+              <w:left w:type="dxa" w:w="80"/>
+              <w:bottom w:type="dxa" w:w="80"/>
+              <w:right w:type="dxa" w:w="80"/>
+            </w:tcMar>
+          </w:tcPr>
+          <w:p>
+            <w:pPr>
+              <w:spacing w:after="40"/>
+              <w:jc w:val="left"/>
+            </w:pPr>
+            <w:r>
+              <w:rPr>
+                <w:b w:val="false"/>
+                <w:bCs w:val="false"/>
+                <w:i w:val="false"/>
+                <w:iCs w:val="false"/>
+                <w:color w:val="000000"/>
+                <w:sz w:val="20"/>
+                <w:szCs w:val="20"/>
+                <w:rFonts w:ascii="Times New Roman" w:cs="Times New Roman" w:eastAsia="Times New Roman" w:hAnsi="Times New Roman"/>
+              </w:rPr>
+              <w:t xml:space="preserve">Écoutent, répondent aux questions et notent les mots-clés.</w:t>
+            </w:r>
+          </w:p>
+        </w:tc>
+        <w:tc>
+          <w:tcPr>
+            <w:tcMar>
+              <w:top w:type="dxa" w:w="80"/>
+              <w:left w:type="dxa" w:w="80"/>
+              <w:bottom w:type="dxa" w:w="80"/>
+              <w:right w:type="dxa" w:w="80"/>
+            </w:tcMar>
+          </w:tcPr>
+          <w:p>
+            <w:pPr>
+              <w:spacing w:after="40"/>
+              <w:jc w:val="left"/>
+            </w:pPr>
+            <w:r>
+              <w:rPr>
+                <w:b w:val="false"/>
+                <w:bCs w:val="false"/>
+                <w:i w:val="false"/>
+                <w:iCs w:val="false"/>
+                <w:color w:val="000000"/>
+                <w:sz w:val="20"/>
+                <w:szCs w:val="20"/>
+                <w:rFonts w:ascii="Times New Roman" w:cs="Times New Roman" w:eastAsia="Times New Roman" w:hAnsi="Times New Roman"/>
+              </w:rPr>
+              <w:t xml:space="preserve">Exposé interactif, questions-réponses</w:t>
+            </w:r>
+          </w:p>
+        </w:tc>
+        <w:tc>
+          <w:tcPr>
+            <w:tcMar>
+              <w:top w:type="dxa" w:w="80"/>
+              <w:left w:type="dxa" w:w="80"/>
+              <w:bottom w:type="dxa" w:w="80"/>
+              <w:right w:type="dxa" w:w="80"/>
+            </w:tcMar>
+          </w:tcPr>
+          <w:p>
+            <w:pPr>
+              <w:spacing w:after="40"/>
+              <w:jc w:val="left"/>
+            </w:pPr>
+            <w:r>
+              <w:rPr>
+                <w:b w:val="false"/>
+                <w:bCs w:val="false"/>
+                <w:i w:val="false"/>
+                <w:iCs w:val="false"/>
+                <w:color w:val="000000"/>
+                <w:sz w:val="20"/>
+                <w:szCs w:val="20"/>
+                <w:rFonts w:ascii="Times New Roman" w:cs="Times New Roman" w:eastAsia="Times New Roman" w:hAnsi="Times New Roman"/>
+              </w:rPr>
+              <w:t xml:space="preserve">Tableau, frises, cartes</w:t>
+            </w:r>
+          </w:p>
+        </w:tc>
+        <w:tc>
+          <w:tcPr>
+            <w:tcMar>
+              <w:top w:type="dxa" w:w="80"/>
+              <w:left w:type="dxa" w:w="80"/>
+              <w:bottom w:type="dxa" w:w="80"/>
+              <w:right w:type="dxa" w:w="80"/>
+            </w:tcMar>
+          </w:tcPr>
+          <w:p>
+            <w:pPr>
+              <w:spacing w:after="40"/>
+              <w:jc w:val="left"/>
+            </w:pPr>
+            <w:r>
+              <w:rPr>
+                <w:b w:val="false"/>
+                <w:bCs w:val="false"/>
+                <w:i w:val="false"/>
+                <w:iCs w:val="false"/>
+                <w:color w:val="000000"/>
+                <w:sz w:val="20"/>
+                <w:szCs w:val="20"/>
+                <w:rFonts w:ascii="Times New Roman" w:cs="Times New Roman" w:eastAsia="Times New Roman" w:hAnsi="Times New Roman"/>
+              </w:rPr>
+              <w:t xml:space="preserve">Attention, participation</w:t>
             </w:r>
           </w:p>
         </w:tc>
@@ -10662,152 +13103,152 @@
                 <w:szCs w:val="20"/>
                 <w:rFonts w:ascii="Times New Roman" w:cs="Times New Roman" w:eastAsia="Times New Roman" w:hAnsi="Times New Roman"/>
               </w:rPr>
-              <w:t xml:space="preserve">4. Analyse</w:t>
-            </w:r>
-          </w:p>
-        </w:tc>
-        <w:tc>
-          <w:tcPr>
-            <w:tcMar>
-              <w:top w:type="dxa" w:w="80"/>
-              <w:left w:type="dxa" w:w="80"/>
-              <w:bottom w:type="dxa" w:w="80"/>
-              <w:right w:type="dxa" w:w="80"/>
-            </w:tcMar>
-          </w:tcPr>
-          <w:p>
-            <w:pPr>
-              <w:spacing w:after="40"/>
-              <w:jc w:val="left"/>
-            </w:pPr>
-            <w:r>
-              <w:rPr>
-                <w:b w:val="false"/>
-                <w:bCs w:val="false"/>
-                <w:i w:val="false"/>
-                <w:iCs w:val="false"/>
-                <w:color w:val="000000"/>
-                <w:sz w:val="20"/>
-                <w:szCs w:val="20"/>
-                <w:rFonts w:ascii="Times New Roman" w:cs="Times New Roman" w:eastAsia="Times New Roman" w:hAnsi="Times New Roman"/>
-              </w:rPr>
-              <w:t xml:space="preserve">Guide l’analyse : Première vague : repousser l’étranger. Dès fin 1895, avant même l’annexion, l’insurrection des Menalamba — « les lamba rouges », de la latérite dont ils teignaient leurs vêtements — embrase l’Imerina : paysans et notables refusent la domination étrangère et ce qu’elle apporte ; la répression de Gallieni en vient à bout vers 1898. Dans le sud et l’ouest, les Sadiavahy reprennent le flambeau en 1904-1905, puis en 1914-1917 : mêmes causes — impôts, réquisitions, présence étrangère —, même objectif : repousser l’occupant. Deuxième vague : l’égalité par le droit. En 1913, de jeunes intellectuels — étudiants en médecine, pasteurs, instituteurs — fondent à Antananarivo la VVS (Vy Vato Sakelika : « Fer, Pierre, Ramification »), société secrète qui veut relever la nation par l’éducation et obtenir l’égalité de droits ; découverte en 1915, elle est brisée par des condamnations féroces. L’idée survit : à partir de 1919, Jean Ralaimongo — instituteur, ancien combattant de 14-18 — mène campagne par les journaux et les pétitions : citoyenneté française pour les Malgaches, fin de l’indigénat, égalité devant la loi ; son mouvement anime les années 1919-1930. Troisième vague : l’émancipation. Après la Seconde Guerre mondiale, l’espoir change d’échelle : le MDRM (Mouvement Démocratique de la Rénovation Malgache) réclame l’émancipation dans la légalité, tandis que le PADESM défend les « déshérités » ; des sociétés secrètes — JINA, PANAMA — préparent l’action directe. Le 29 mars 1947, l’insurrection éclate dans l’est et le sud-est : la répression est terrible — des dizaines de milliers de morts, le MDRM dissous, ses députés condamnés. Mais 1947 devient la grande date-mémoire du nationalisme : l’indépendance n’est plus qu’une question de temps.</w:t>
-            </w:r>
-          </w:p>
-        </w:tc>
-        <w:tc>
-          <w:tcPr>
-            <w:tcMar>
-              <w:top w:type="dxa" w:w="80"/>
-              <w:left w:type="dxa" w:w="80"/>
-              <w:bottom w:type="dxa" w:w="80"/>
-              <w:right w:type="dxa" w:w="80"/>
-            </w:tcMar>
-          </w:tcPr>
-          <w:p>
-            <w:pPr>
-              <w:spacing w:after="40"/>
-              <w:jc w:val="left"/>
-            </w:pPr>
-            <w:r>
-              <w:rPr>
-                <w:b w:val="false"/>
-                <w:bCs w:val="false"/>
-                <w:i w:val="false"/>
-                <w:iCs w:val="false"/>
-                <w:color w:val="000000"/>
-                <w:sz w:val="20"/>
-                <w:szCs w:val="20"/>
-                <w:rFonts w:ascii="Times New Roman" w:cs="Times New Roman" w:eastAsia="Times New Roman" w:hAnsi="Times New Roman"/>
-              </w:rPr>
-              <w:t xml:space="preserve">Expliquent la démarche et vérifient le résultat.</w:t>
-            </w:r>
-          </w:p>
-        </w:tc>
-        <w:tc>
-          <w:tcPr>
-            <w:tcMar>
-              <w:top w:type="dxa" w:w="80"/>
-              <w:left w:type="dxa" w:w="80"/>
-              <w:bottom w:type="dxa" w:w="80"/>
-              <w:right w:type="dxa" w:w="80"/>
-            </w:tcMar>
-          </w:tcPr>
-          <w:p>
-            <w:pPr>
-              <w:spacing w:after="40"/>
-              <w:jc w:val="left"/>
-            </w:pPr>
-            <w:r>
-              <w:rPr>
-                <w:b w:val="false"/>
-                <w:bCs w:val="false"/>
-                <w:i w:val="false"/>
-                <w:iCs w:val="false"/>
-                <w:color w:val="000000"/>
-                <w:sz w:val="20"/>
-                <w:szCs w:val="20"/>
-                <w:rFonts w:ascii="Times New Roman" w:cs="Times New Roman" w:eastAsia="Times New Roman" w:hAnsi="Times New Roman"/>
-              </w:rPr>
-              <w:t xml:space="preserve">Recherche en binômes</w:t>
-            </w:r>
-          </w:p>
-        </w:tc>
-        <w:tc>
-          <w:tcPr>
-            <w:tcMar>
-              <w:top w:type="dxa" w:w="80"/>
-              <w:left w:type="dxa" w:w="80"/>
-              <w:bottom w:type="dxa" w:w="80"/>
-              <w:right w:type="dxa" w:w="80"/>
-            </w:tcMar>
-          </w:tcPr>
-          <w:p>
-            <w:pPr>
-              <w:spacing w:after="40"/>
-              <w:jc w:val="left"/>
-            </w:pPr>
-            <w:r>
-              <w:rPr>
-                <w:b w:val="false"/>
-                <w:bCs w:val="false"/>
-                <w:i w:val="false"/>
-                <w:iCs w:val="false"/>
-                <w:color w:val="000000"/>
-                <w:sz w:val="20"/>
-                <w:szCs w:val="20"/>
-                <w:rFonts w:ascii="Times New Roman" w:cs="Times New Roman" w:eastAsia="Times New Roman" w:hAnsi="Times New Roman"/>
-              </w:rPr>
-              <w:t xml:space="preserve">Documents, cartes, frises</w:t>
-            </w:r>
-          </w:p>
-        </w:tc>
-        <w:tc>
-          <w:tcPr>
-            <w:tcMar>
-              <w:top w:type="dxa" w:w="80"/>
-              <w:left w:type="dxa" w:w="80"/>
-              <w:bottom w:type="dxa" w:w="80"/>
-              <w:right w:type="dxa" w:w="80"/>
-            </w:tcMar>
-          </w:tcPr>
-          <w:p>
-            <w:pPr>
-              <w:spacing w:after="40"/>
-              <w:jc w:val="left"/>
-            </w:pPr>
-            <w:r>
-              <w:rPr>
-                <w:b w:val="false"/>
-                <w:bCs w:val="false"/>
-                <w:i w:val="false"/>
-                <w:iCs w:val="false"/>
-                <w:color w:val="000000"/>
-                <w:sz w:val="20"/>
-                <w:szCs w:val="20"/>
-                <w:rFonts w:ascii="Times New Roman" w:cs="Times New Roman" w:eastAsia="Times New Roman" w:hAnsi="Times New Roman"/>
-              </w:rPr>
-              <w:t xml:space="preserve">Raisonnement</w:t>
+              <w:t xml:space="preserve">4. Étude de document</w:t>
+            </w:r>
+          </w:p>
+        </w:tc>
+        <w:tc>
+          <w:tcPr>
+            <w:tcMar>
+              <w:top w:type="dxa" w:w="80"/>
+              <w:left w:type="dxa" w:w="80"/>
+              <w:bottom w:type="dxa" w:w="80"/>
+              <w:right w:type="dxa" w:w="80"/>
+            </w:tcMar>
+          </w:tcPr>
+          <w:p>
+            <w:pPr>
+              <w:spacing w:after="40"/>
+              <w:jc w:val="left"/>
+            </w:pPr>
+            <w:r>
+              <w:rPr>
+                <w:b w:val="false"/>
+                <w:bCs w:val="false"/>
+                <w:i w:val="false"/>
+                <w:iCs w:val="false"/>
+                <w:color w:val="000000"/>
+                <w:sz w:val="20"/>
+                <w:szCs w:val="20"/>
+                <w:rFonts w:ascii="Times New Roman" w:cs="Times New Roman" w:eastAsia="Times New Roman" w:hAnsi="Times New Roman"/>
+              </w:rPr>
+              <w:t xml:space="preserve">Fait lire le document « Jean Ralaimongo réclame l’égalité » (texte reconstitué d’après les campagnes de presse et les pétitions de Jean Ralaimongo (années 1920)), puis pose les questions.</w:t>
+            </w:r>
+          </w:p>
+        </w:tc>
+        <w:tc>
+          <w:tcPr>
+            <w:tcMar>
+              <w:top w:type="dxa" w:w="80"/>
+              <w:left w:type="dxa" w:w="80"/>
+              <w:bottom w:type="dxa" w:w="80"/>
+              <w:right w:type="dxa" w:w="80"/>
+            </w:tcMar>
+          </w:tcPr>
+          <w:p>
+            <w:pPr>
+              <w:spacing w:after="40"/>
+              <w:jc w:val="left"/>
+            </w:pPr>
+            <w:r>
+              <w:rPr>
+                <w:b w:val="false"/>
+                <w:bCs w:val="false"/>
+                <w:i w:val="false"/>
+                <w:iCs w:val="false"/>
+                <w:color w:val="000000"/>
+                <w:sz w:val="20"/>
+                <w:szCs w:val="20"/>
+                <w:rFonts w:ascii="Times New Roman" w:cs="Times New Roman" w:eastAsia="Times New Roman" w:hAnsi="Times New Roman"/>
+              </w:rPr>
+              <w:t xml:space="preserve">Lisent le document, répondent aux questions et critiquent la source.</w:t>
+            </w:r>
+          </w:p>
+        </w:tc>
+        <w:tc>
+          <w:tcPr>
+            <w:tcMar>
+              <w:top w:type="dxa" w:w="80"/>
+              <w:left w:type="dxa" w:w="80"/>
+              <w:bottom w:type="dxa" w:w="80"/>
+              <w:right w:type="dxa" w:w="80"/>
+            </w:tcMar>
+          </w:tcPr>
+          <w:p>
+            <w:pPr>
+              <w:spacing w:after="40"/>
+              <w:jc w:val="left"/>
+            </w:pPr>
+            <w:r>
+              <w:rPr>
+                <w:b w:val="false"/>
+                <w:bCs w:val="false"/>
+                <w:i w:val="false"/>
+                <w:iCs w:val="false"/>
+                <w:color w:val="000000"/>
+                <w:sz w:val="20"/>
+                <w:szCs w:val="20"/>
+                <w:rFonts w:ascii="Times New Roman" w:cs="Times New Roman" w:eastAsia="Times New Roman" w:hAnsi="Times New Roman"/>
+              </w:rPr>
+              <w:t xml:space="preserve">Observation dirigée, travail en binômes</w:t>
+            </w:r>
+          </w:p>
+        </w:tc>
+        <w:tc>
+          <w:tcPr>
+            <w:tcMar>
+              <w:top w:type="dxa" w:w="80"/>
+              <w:left w:type="dxa" w:w="80"/>
+              <w:bottom w:type="dxa" w:w="80"/>
+              <w:right w:type="dxa" w:w="80"/>
+            </w:tcMar>
+          </w:tcPr>
+          <w:p>
+            <w:pPr>
+              <w:spacing w:after="40"/>
+              <w:jc w:val="left"/>
+            </w:pPr>
+            <w:r>
+              <w:rPr>
+                <w:b w:val="false"/>
+                <w:bCs w:val="false"/>
+                <w:i w:val="false"/>
+                <w:iCs w:val="false"/>
+                <w:color w:val="000000"/>
+                <w:sz w:val="20"/>
+                <w:szCs w:val="20"/>
+                <w:rFonts w:ascii="Times New Roman" w:cs="Times New Roman" w:eastAsia="Times New Roman" w:hAnsi="Times New Roman"/>
+              </w:rPr>
+              <w:t xml:space="preserve">Document imprimé</w:t>
+            </w:r>
+          </w:p>
+        </w:tc>
+        <w:tc>
+          <w:tcPr>
+            <w:tcMar>
+              <w:top w:type="dxa" w:w="80"/>
+              <w:left w:type="dxa" w:w="80"/>
+              <w:bottom w:type="dxa" w:w="80"/>
+              <w:right w:type="dxa" w:w="80"/>
+            </w:tcMar>
+          </w:tcPr>
+          <w:p>
+            <w:pPr>
+              <w:spacing w:after="40"/>
+              <w:jc w:val="left"/>
+            </w:pPr>
+            <w:r>
+              <w:rPr>
+                <w:b w:val="false"/>
+                <w:bCs w:val="false"/>
+                <w:i w:val="false"/>
+                <w:iCs w:val="false"/>
+                <w:color w:val="000000"/>
+                <w:sz w:val="20"/>
+                <w:szCs w:val="20"/>
+                <w:rFonts w:ascii="Times New Roman" w:cs="Times New Roman" w:eastAsia="Times New Roman" w:hAnsi="Times New Roman"/>
+              </w:rPr>
+              <w:t xml:space="preserve">Esprit critique</w:t>
             </w:r>
           </w:p>
         </w:tc>
@@ -11413,7 +13854,26 @@
     </w:p>
     <w:p>
       <w:pPr>
-        <w:spacing w:after="110" w:line="300"/>
+        <w:spacing w:after="160" w:line="300"/>
+        <w:jc w:val="center"/>
+      </w:pPr>
+      <w:r>
+        <w:rPr>
+          <w:b w:val="false"/>
+          <w:bCs w:val="false"/>
+          <w:i/>
+          <w:iCs/>
+          <w:color w:val="000000"/>
+          <w:sz w:val="21"/>
+          <w:szCs w:val="21"/>
+          <w:rFonts w:ascii="Times New Roman" w:cs="Times New Roman" w:eastAsia="Times New Roman" w:hAnsi="Times New Roman"/>
+        </w:rPr>
+        <w:t xml:space="preserve">Des lamba rouges des Menalamba à l’insurrection de 1947 : trois générations de luttes.</w:t>
+      </w:r>
+    </w:p>
+    <w:p>
+      <w:pPr>
+        <w:spacing w:after="80" w:line="300"/>
         <w:jc w:val="both"/>
       </w:pPr>
       <w:r>
@@ -11423,16 +13883,22 @@
           <w:i w:val="false"/>
           <w:iCs w:val="false"/>
           <w:color w:val="2E7D32"/>
-          <w:sz w:val="24"/>
-          <w:szCs w:val="24"/>
-          <w:rFonts w:ascii="Times New Roman" w:cs="Times New Roman" w:eastAsia="Times New Roman" w:hAnsi="Times New Roman"/>
-        </w:rPr>
-        <w:t xml:space="preserve">Définition — </w:t>
-      </w:r>
-      <w:r>
-        <w:rPr>
-          <w:b/>
-          <w:bCs/>
+          <w:sz w:val="26"/>
+          <w:szCs w:val="26"/>
+          <w:rFonts w:ascii="Times New Roman" w:cs="Times New Roman" w:eastAsia="Times New Roman" w:hAnsi="Times New Roman"/>
+        </w:rPr>
+        <w:t xml:space="preserve">1. Première vague : repousser l’étranger</w:t>
+      </w:r>
+    </w:p>
+    <w:p>
+      <w:pPr>
+        <w:spacing w:after="100" w:line="300"/>
+        <w:jc w:val="both"/>
+      </w:pPr>
+      <w:r>
+        <w:rPr>
+          <w:b w:val="false"/>
+          <w:bCs w:val="false"/>
           <w:i w:val="false"/>
           <w:iCs w:val="false"/>
           <w:color w:val="000000"/>
@@ -11440,14 +13906,98 @@
           <w:szCs w:val="24"/>
           <w:rFonts w:ascii="Times New Roman" w:cs="Times New Roman" w:eastAsia="Times New Roman" w:hAnsi="Times New Roman"/>
         </w:rPr>
-        <w:t xml:space="preserve">Les mouvements nationalistes malgaches se succèdent en trois vagues. Pour repousser la présence étrangère : les Menalamba (fin 1895-1898) et les Sadiavahy (1904-1905 et 1914-1917). Pour l’égalité de droits : la VVS (1913-1915) et le mouvement de Jean Ralaimongo (1919-1930). Pour l’émancipation : les mouvements de 1947 — JINA, PANAMA — et les partis MDRM et PADESM.</w:t>
+        <w:t xml:space="preserve">Dès fin 1895, avant même l’annexion, l’insurrection des </w:t>
+      </w:r>
+      <w:r>
+        <w:rPr>
+          <w:b/>
+          <w:bCs/>
+          <w:i w:val="false"/>
+          <w:iCs w:val="false"/>
+          <w:color w:val="1F4E79"/>
+          <w:sz w:val="24"/>
+          <w:szCs w:val="24"/>
+          <w:rFonts w:ascii="Times New Roman" w:cs="Times New Roman" w:eastAsia="Times New Roman" w:hAnsi="Times New Roman"/>
+        </w:rPr>
+        <w:t xml:space="preserve">Menalamba</w:t>
+      </w:r>
+      <w:r>
+        <w:rPr>
+          <w:b w:val="false"/>
+          <w:bCs w:val="false"/>
+          <w:i w:val="false"/>
+          <w:iCs w:val="false"/>
+          <w:color w:val="000000"/>
+          <w:sz w:val="24"/>
+          <w:szCs w:val="24"/>
+          <w:rFonts w:ascii="Times New Roman" w:cs="Times New Roman" w:eastAsia="Times New Roman" w:hAnsi="Times New Roman"/>
+        </w:rPr>
+        <w:t xml:space="preserve"> — « les lamba rouges », de la latérite dont ils teignaient leurs vêtements — embrase l’Imerina : paysans et notables refusent la domination étrangère et ce qu’elle apporte ; la répression de Gallieni en vient à bout vers 1898. Dans le sud et l’ouest, les </w:t>
+      </w:r>
+      <w:r>
+        <w:rPr>
+          <w:b/>
+          <w:bCs/>
+          <w:i w:val="false"/>
+          <w:iCs w:val="false"/>
+          <w:color w:val="1F4E79"/>
+          <w:sz w:val="24"/>
+          <w:szCs w:val="24"/>
+          <w:rFonts w:ascii="Times New Roman" w:cs="Times New Roman" w:eastAsia="Times New Roman" w:hAnsi="Times New Roman"/>
+        </w:rPr>
+        <w:t xml:space="preserve">Sadiavahy</w:t>
+      </w:r>
+      <w:r>
+        <w:rPr>
+          <w:b w:val="false"/>
+          <w:bCs w:val="false"/>
+          <w:i w:val="false"/>
+          <w:iCs w:val="false"/>
+          <w:color w:val="000000"/>
+          <w:sz w:val="24"/>
+          <w:szCs w:val="24"/>
+          <w:rFonts w:ascii="Times New Roman" w:cs="Times New Roman" w:eastAsia="Times New Roman" w:hAnsi="Times New Roman"/>
+        </w:rPr>
+        <w:t xml:space="preserve"> reprennent le flambeau en 1904-1905, puis en 1914-1917 : mêmes causes — impôts, réquisitions, présence étrangère —, même objectif : repousser l’occupant.</w:t>
       </w:r>
     </w:p>
     <w:p>
       <w:pPr>
-        <w:spacing w:after="110" w:line="300"/>
+        <w:spacing w:after="80" w:line="300"/>
         <w:jc w:val="both"/>
       </w:pPr>
+      <w:r>
+        <w:rPr>
+          <w:b/>
+          <w:bCs/>
+          <w:i w:val="false"/>
+          <w:iCs w:val="false"/>
+          <w:color w:val="2E7D32"/>
+          <w:sz w:val="26"/>
+          <w:szCs w:val="26"/>
+          <w:rFonts w:ascii="Times New Roman" w:cs="Times New Roman" w:eastAsia="Times New Roman" w:hAnsi="Times New Roman"/>
+        </w:rPr>
+        <w:t xml:space="preserve">2. Deuxième vague : l’égalité par le droit</w:t>
+      </w:r>
+    </w:p>
+    <w:p>
+      <w:pPr>
+        <w:spacing w:after="100" w:line="300"/>
+        <w:jc w:val="both"/>
+      </w:pPr>
+      <w:r>
+        <w:rPr>
+          <w:b w:val="false"/>
+          <w:bCs w:val="false"/>
+          <w:i w:val="false"/>
+          <w:iCs w:val="false"/>
+          <w:color w:val="000000"/>
+          <w:sz w:val="24"/>
+          <w:szCs w:val="24"/>
+          <w:rFonts w:ascii="Times New Roman" w:cs="Times New Roman" w:eastAsia="Times New Roman" w:hAnsi="Times New Roman"/>
+        </w:rPr>
+        <w:t xml:space="preserve">En 1913, de jeunes intellectuels — étudiants en médecine, pasteurs, instituteurs — fondent à Antananarivo la </w:t>
+      </w:r>
       <w:r>
         <w:rPr>
           <w:b/>
@@ -11459,7 +14009,7 @@
           <w:szCs w:val="24"/>
           <w:rFonts w:ascii="Times New Roman" w:cs="Times New Roman" w:eastAsia="Times New Roman" w:hAnsi="Times New Roman"/>
         </w:rPr>
-        <w:t xml:space="preserve">Autrement dit : </w:t>
+        <w:t xml:space="preserve">VVS</w:t>
       </w:r>
       <w:r>
         <w:rPr>
@@ -11472,12 +14022,64 @@
           <w:szCs w:val="24"/>
           <w:rFonts w:ascii="Times New Roman" w:cs="Times New Roman" w:eastAsia="Times New Roman" w:hAnsi="Times New Roman"/>
         </w:rPr>
-        <w:t xml:space="preserve">d’abord chasser l’occupant par les armes (Menalamba, Sadiavahy), puis réclamer les mêmes droits que les Français (VVS, Ralaimongo), enfin exiger l’émancipation (JINA, PANAMA, MDRM, PADESM — et l’insurrection de 1947).</w:t>
+        <w:t xml:space="preserve"> (</w:t>
+      </w:r>
+      <w:r>
+        <w:rPr>
+          <w:b/>
+          <w:bCs/>
+          <w:i w:val="false"/>
+          <w:iCs w:val="false"/>
+          <w:color w:val="1F4E79"/>
+          <w:sz w:val="24"/>
+          <w:szCs w:val="24"/>
+          <w:rFonts w:ascii="Times New Roman" w:cs="Times New Roman" w:eastAsia="Times New Roman" w:hAnsi="Times New Roman"/>
+        </w:rPr>
+        <w:t xml:space="preserve">Vy Vato Sakelika</w:t>
+      </w:r>
+      <w:r>
+        <w:rPr>
+          <w:b w:val="false"/>
+          <w:bCs w:val="false"/>
+          <w:i w:val="false"/>
+          <w:iCs w:val="false"/>
+          <w:color w:val="000000"/>
+          <w:sz w:val="24"/>
+          <w:szCs w:val="24"/>
+          <w:rFonts w:ascii="Times New Roman" w:cs="Times New Roman" w:eastAsia="Times New Roman" w:hAnsi="Times New Roman"/>
+        </w:rPr>
+        <w:t xml:space="preserve"> : « Fer, Pierre, Ramification »), société secrète qui veut relever la nation par l’éducation et obtenir l’</w:t>
+      </w:r>
+      <w:r>
+        <w:rPr>
+          <w:b/>
+          <w:bCs/>
+          <w:i w:val="false"/>
+          <w:iCs w:val="false"/>
+          <w:color w:val="1F4E79"/>
+          <w:sz w:val="24"/>
+          <w:szCs w:val="24"/>
+          <w:rFonts w:ascii="Times New Roman" w:cs="Times New Roman" w:eastAsia="Times New Roman" w:hAnsi="Times New Roman"/>
+        </w:rPr>
+        <w:t xml:space="preserve">égalité de droits</w:t>
+      </w:r>
+      <w:r>
+        <w:rPr>
+          <w:b w:val="false"/>
+          <w:bCs w:val="false"/>
+          <w:i w:val="false"/>
+          <w:iCs w:val="false"/>
+          <w:color w:val="000000"/>
+          <w:sz w:val="24"/>
+          <w:szCs w:val="24"/>
+          <w:rFonts w:ascii="Times New Roman" w:cs="Times New Roman" w:eastAsia="Times New Roman" w:hAnsi="Times New Roman"/>
+        </w:rPr>
+        <w:t xml:space="preserve"> ; découverte en 1915, elle est brisée par des condamnations féroces.</w:t>
       </w:r>
     </w:p>
     <w:p>
       <w:pPr>
-        <w:spacing w:after="110" w:line="300"/>
+        <w:spacing w:after="100" w:line="300"/>
         <w:jc w:val="both"/>
       </w:pPr>
       <w:r>
@@ -11491,7 +14093,272 @@
           <w:szCs w:val="24"/>
           <w:rFonts w:ascii="Times New Roman" w:cs="Times New Roman" w:eastAsia="Times New Roman" w:hAnsi="Times New Roman"/>
         </w:rPr>
-        <w:t xml:space="preserve">Première vague : repousser l’étranger. Dès fin 1895, avant même l’annexion, l’insurrection des Menalamba — « les lamba rouges », de la latérite dont ils teignaient leurs vêtements — embrase l’Imerina : paysans et notables refusent la domination étrangère et ce qu’elle apporte ; la répression de Gallieni en vient à bout vers 1898. Dans le sud et l’ouest, les Sadiavahy reprennent le flambeau en 1904-1905, puis en 1914-1917 : mêmes causes — impôts, réquisitions, présence étrangère —, même objectif : repousser l’occupant. Deuxième vague : l’égalité par le droit. En 1913, de jeunes intellectuels — étudiants en médecine, pasteurs, instituteurs — fondent à Antananarivo la VVS (Vy Vato Sakelika : « Fer, Pierre, Ramification »), société secrète qui veut relever la nation par l’éducation et obtenir l’égalité de droits ; découverte en 1915, elle est brisée par des condamnations féroces. L’idée survit : à partir de 1919, Jean Ralaimongo — instituteur, ancien combattant de 14-18 — mène campagne par les journaux et les pétitions : citoyenneté française pour les Malgaches, fin de l’indigénat, égalité devant la loi ; son mouvement anime les années 1919-1930. Troisième vague : l’émancipation. Après la Seconde Guerre mondiale, l’espoir change d’échelle : le MDRM (Mouvement Démocratique de la Rénovation Malgache) réclame l’émancipation dans la légalité, tandis que le PADESM défend les « déshérités » ; des sociétés secrètes — JINA, PANAMA — préparent l’action directe. Le 29 mars 1947, l’insurrection éclate dans l’est et le sud-est : la répression est terrible — des dizaines de milliers de morts, le MDRM dissous, ses députés condamnés. Mais 1947 devient la grande date-mémoire du nationalisme : l’indépendance n’est plus qu’une question de temps.</w:t>
+        <w:t xml:space="preserve">L’idée survit : à partir de 1919, </w:t>
+      </w:r>
+      <w:r>
+        <w:rPr>
+          <w:b/>
+          <w:bCs/>
+          <w:i w:val="false"/>
+          <w:iCs w:val="false"/>
+          <w:color w:val="1F4E79"/>
+          <w:sz w:val="24"/>
+          <w:szCs w:val="24"/>
+          <w:rFonts w:ascii="Times New Roman" w:cs="Times New Roman" w:eastAsia="Times New Roman" w:hAnsi="Times New Roman"/>
+        </w:rPr>
+        <w:t xml:space="preserve">Jean Ralaimongo</w:t>
+      </w:r>
+      <w:r>
+        <w:rPr>
+          <w:b w:val="false"/>
+          <w:bCs w:val="false"/>
+          <w:i w:val="false"/>
+          <w:iCs w:val="false"/>
+          <w:color w:val="000000"/>
+          <w:sz w:val="24"/>
+          <w:szCs w:val="24"/>
+          <w:rFonts w:ascii="Times New Roman" w:cs="Times New Roman" w:eastAsia="Times New Roman" w:hAnsi="Times New Roman"/>
+        </w:rPr>
+        <w:t xml:space="preserve"> — instituteur, ancien combattant de 14-18 — mène campagne par les journaux et les pétitions : citoyenneté française pour les Malgaches, fin de l’indigénat, égalité devant la loi ; son mouvement anime les années 1919-1930.</w:t>
+      </w:r>
+    </w:p>
+    <w:p>
+      <w:pPr>
+        <w:spacing w:after="80" w:line="300"/>
+        <w:jc w:val="both"/>
+      </w:pPr>
+      <w:r>
+        <w:rPr>
+          <w:b/>
+          <w:bCs/>
+          <w:i w:val="false"/>
+          <w:iCs w:val="false"/>
+          <w:color w:val="2E7D32"/>
+          <w:sz w:val="26"/>
+          <w:szCs w:val="26"/>
+          <w:rFonts w:ascii="Times New Roman" w:cs="Times New Roman" w:eastAsia="Times New Roman" w:hAnsi="Times New Roman"/>
+        </w:rPr>
+        <w:t xml:space="preserve">3. Troisième vague : l’émancipation — et 1947</w:t>
+      </w:r>
+    </w:p>
+    <w:p>
+      <w:pPr>
+        <w:spacing w:after="100" w:line="300"/>
+        <w:jc w:val="both"/>
+      </w:pPr>
+      <w:r>
+        <w:rPr>
+          <w:b w:val="false"/>
+          <w:bCs w:val="false"/>
+          <w:i w:val="false"/>
+          <w:iCs w:val="false"/>
+          <w:color w:val="000000"/>
+          <w:sz w:val="24"/>
+          <w:szCs w:val="24"/>
+          <w:rFonts w:ascii="Times New Roman" w:cs="Times New Roman" w:eastAsia="Times New Roman" w:hAnsi="Times New Roman"/>
+        </w:rPr>
+        <w:t xml:space="preserve">Après la Seconde Guerre mondiale, l’espoir change d’échelle : le </w:t>
+      </w:r>
+      <w:r>
+        <w:rPr>
+          <w:b/>
+          <w:bCs/>
+          <w:i w:val="false"/>
+          <w:iCs w:val="false"/>
+          <w:color w:val="1F4E79"/>
+          <w:sz w:val="24"/>
+          <w:szCs w:val="24"/>
+          <w:rFonts w:ascii="Times New Roman" w:cs="Times New Roman" w:eastAsia="Times New Roman" w:hAnsi="Times New Roman"/>
+        </w:rPr>
+        <w:t xml:space="preserve">MDRM</w:t>
+      </w:r>
+      <w:r>
+        <w:rPr>
+          <w:b w:val="false"/>
+          <w:bCs w:val="false"/>
+          <w:i w:val="false"/>
+          <w:iCs w:val="false"/>
+          <w:color w:val="000000"/>
+          <w:sz w:val="24"/>
+          <w:szCs w:val="24"/>
+          <w:rFonts w:ascii="Times New Roman" w:cs="Times New Roman" w:eastAsia="Times New Roman" w:hAnsi="Times New Roman"/>
+        </w:rPr>
+        <w:t xml:space="preserve"> (Mouvement Démocratique de la Rénovation Malgache) réclame l’</w:t>
+      </w:r>
+      <w:r>
+        <w:rPr>
+          <w:b/>
+          <w:bCs/>
+          <w:i w:val="false"/>
+          <w:iCs w:val="false"/>
+          <w:color w:val="1F4E79"/>
+          <w:sz w:val="24"/>
+          <w:szCs w:val="24"/>
+          <w:rFonts w:ascii="Times New Roman" w:cs="Times New Roman" w:eastAsia="Times New Roman" w:hAnsi="Times New Roman"/>
+        </w:rPr>
+        <w:t xml:space="preserve">émancipation</w:t>
+      </w:r>
+      <w:r>
+        <w:rPr>
+          <w:b w:val="false"/>
+          <w:bCs w:val="false"/>
+          <w:i w:val="false"/>
+          <w:iCs w:val="false"/>
+          <w:color w:val="000000"/>
+          <w:sz w:val="24"/>
+          <w:szCs w:val="24"/>
+          <w:rFonts w:ascii="Times New Roman" w:cs="Times New Roman" w:eastAsia="Times New Roman" w:hAnsi="Times New Roman"/>
+        </w:rPr>
+        <w:t xml:space="preserve"> dans la légalité, tandis que le </w:t>
+      </w:r>
+      <w:r>
+        <w:rPr>
+          <w:b/>
+          <w:bCs/>
+          <w:i w:val="false"/>
+          <w:iCs w:val="false"/>
+          <w:color w:val="1F4E79"/>
+          <w:sz w:val="24"/>
+          <w:szCs w:val="24"/>
+          <w:rFonts w:ascii="Times New Roman" w:cs="Times New Roman" w:eastAsia="Times New Roman" w:hAnsi="Times New Roman"/>
+        </w:rPr>
+        <w:t xml:space="preserve">PADESM</w:t>
+      </w:r>
+      <w:r>
+        <w:rPr>
+          <w:b w:val="false"/>
+          <w:bCs w:val="false"/>
+          <w:i w:val="false"/>
+          <w:iCs w:val="false"/>
+          <w:color w:val="000000"/>
+          <w:sz w:val="24"/>
+          <w:szCs w:val="24"/>
+          <w:rFonts w:ascii="Times New Roman" w:cs="Times New Roman" w:eastAsia="Times New Roman" w:hAnsi="Times New Roman"/>
+        </w:rPr>
+        <w:t xml:space="preserve"> défend les « déshérités » ; des sociétés secrètes — </w:t>
+      </w:r>
+      <w:r>
+        <w:rPr>
+          <w:b/>
+          <w:bCs/>
+          <w:i w:val="false"/>
+          <w:iCs w:val="false"/>
+          <w:color w:val="1F4E79"/>
+          <w:sz w:val="24"/>
+          <w:szCs w:val="24"/>
+          <w:rFonts w:ascii="Times New Roman" w:cs="Times New Roman" w:eastAsia="Times New Roman" w:hAnsi="Times New Roman"/>
+        </w:rPr>
+        <w:t xml:space="preserve">JINA</w:t>
+      </w:r>
+      <w:r>
+        <w:rPr>
+          <w:b w:val="false"/>
+          <w:bCs w:val="false"/>
+          <w:i w:val="false"/>
+          <w:iCs w:val="false"/>
+          <w:color w:val="000000"/>
+          <w:sz w:val="24"/>
+          <w:szCs w:val="24"/>
+          <w:rFonts w:ascii="Times New Roman" w:cs="Times New Roman" w:eastAsia="Times New Roman" w:hAnsi="Times New Roman"/>
+        </w:rPr>
+        <w:t xml:space="preserve">, </w:t>
+      </w:r>
+      <w:r>
+        <w:rPr>
+          <w:b/>
+          <w:bCs/>
+          <w:i w:val="false"/>
+          <w:iCs w:val="false"/>
+          <w:color w:val="1F4E79"/>
+          <w:sz w:val="24"/>
+          <w:szCs w:val="24"/>
+          <w:rFonts w:ascii="Times New Roman" w:cs="Times New Roman" w:eastAsia="Times New Roman" w:hAnsi="Times New Roman"/>
+        </w:rPr>
+        <w:t xml:space="preserve">PANAMA</w:t>
+      </w:r>
+      <w:r>
+        <w:rPr>
+          <w:b w:val="false"/>
+          <w:bCs w:val="false"/>
+          <w:i w:val="false"/>
+          <w:iCs w:val="false"/>
+          <w:color w:val="000000"/>
+          <w:sz w:val="24"/>
+          <w:szCs w:val="24"/>
+          <w:rFonts w:ascii="Times New Roman" w:cs="Times New Roman" w:eastAsia="Times New Roman" w:hAnsi="Times New Roman"/>
+        </w:rPr>
+        <w:t xml:space="preserve"> — préparent l’action directe.</w:t>
+      </w:r>
+    </w:p>
+    <w:p>
+      <w:pPr>
+        <w:spacing w:after="100" w:line="300"/>
+        <w:jc w:val="both"/>
+      </w:pPr>
+      <w:r>
+        <w:rPr>
+          <w:b w:val="false"/>
+          <w:bCs w:val="false"/>
+          <w:i w:val="false"/>
+          <w:iCs w:val="false"/>
+          <w:color w:val="000000"/>
+          <w:sz w:val="24"/>
+          <w:szCs w:val="24"/>
+          <w:rFonts w:ascii="Times New Roman" w:cs="Times New Roman" w:eastAsia="Times New Roman" w:hAnsi="Times New Roman"/>
+        </w:rPr>
+        <w:t xml:space="preserve">Le </w:t>
+      </w:r>
+      <w:r>
+        <w:rPr>
+          <w:b/>
+          <w:bCs/>
+          <w:i w:val="false"/>
+          <w:iCs w:val="false"/>
+          <w:color w:val="1F4E79"/>
+          <w:sz w:val="24"/>
+          <w:szCs w:val="24"/>
+          <w:rFonts w:ascii="Times New Roman" w:cs="Times New Roman" w:eastAsia="Times New Roman" w:hAnsi="Times New Roman"/>
+        </w:rPr>
+        <w:t xml:space="preserve">29 mars 1947</w:t>
+      </w:r>
+      <w:r>
+        <w:rPr>
+          <w:b w:val="false"/>
+          <w:bCs w:val="false"/>
+          <w:i w:val="false"/>
+          <w:iCs w:val="false"/>
+          <w:color w:val="000000"/>
+          <w:sz w:val="24"/>
+          <w:szCs w:val="24"/>
+          <w:rFonts w:ascii="Times New Roman" w:cs="Times New Roman" w:eastAsia="Times New Roman" w:hAnsi="Times New Roman"/>
+        </w:rPr>
+        <w:t xml:space="preserve">, l’insurrection éclate dans l’est et le sud-est : la répression est terrible — des dizaines de milliers de morts, le </w:t>
+      </w:r>
+      <w:r>
+        <w:rPr>
+          <w:b/>
+          <w:bCs/>
+          <w:i w:val="false"/>
+          <w:iCs w:val="false"/>
+          <w:color w:val="1F4E79"/>
+          <w:sz w:val="24"/>
+          <w:szCs w:val="24"/>
+          <w:rFonts w:ascii="Times New Roman" w:cs="Times New Roman" w:eastAsia="Times New Roman" w:hAnsi="Times New Roman"/>
+        </w:rPr>
+        <w:t xml:space="preserve">MDRM</w:t>
+      </w:r>
+      <w:r>
+        <w:rPr>
+          <w:b w:val="false"/>
+          <w:bCs w:val="false"/>
+          <w:i w:val="false"/>
+          <w:iCs w:val="false"/>
+          <w:color w:val="000000"/>
+          <w:sz w:val="24"/>
+          <w:szCs w:val="24"/>
+          <w:rFonts w:ascii="Times New Roman" w:cs="Times New Roman" w:eastAsia="Times New Roman" w:hAnsi="Times New Roman"/>
+        </w:rPr>
+        <w:t xml:space="preserve"> dissous, ses députés condamnés. Mais 1947 devient la grande date-mémoire du nationalisme : l’indépendance n’est plus qu’une question de temps.</w:t>
       </w:r>
     </w:p>
     <w:p>
@@ -11542,176 +14409,670 @@
     </w:p>
     <w:p>
       <w:pPr>
-        <w:spacing w:before="200" w:after="150"/>
-        <w:jc w:val="left"/>
+        <w:spacing w:after="120"/>
       </w:pPr>
-      <w:r>
-        <w:rPr>
-          <w:b/>
-          <w:bCs/>
-          <w:i w:val="false"/>
-          <w:iCs w:val="false"/>
-          <w:color w:val="2E7D32"/>
-          <w:sz w:val="28"/>
-          <w:szCs w:val="28"/>
-          <w:rFonts w:ascii="Times New Roman" w:cs="Times New Roman" w:eastAsia="Times New Roman" w:hAnsi="Times New Roman"/>
-        </w:rPr>
-        <w:t xml:space="preserve">Méthode</w:t>
-      </w:r>
+    </w:p>
+    <w:tbl>
+      <w:tblPr>
+        <w:tblW w:type="dxa" w:w="9600"/>
+        <w:tblBorders>
+          <w:top w:val="single" w:color="B25000" w:sz="12"/>
+          <w:left w:val="single" w:color="B25000" w:sz="12"/>
+          <w:bottom w:val="single" w:color="B25000" w:sz="12"/>
+          <w:right w:val="single" w:color="B25000" w:sz="12"/>
+          <w:insideH w:val="none"/>
+          <w:insideV w:val="none"/>
+        </w:tblBorders>
+        <w:tblLayout w:type="fixed"/>
+      </w:tblPr>
+      <w:tblGrid>
+        <w:gridCol w:w="9600"/>
+      </w:tblGrid>
+      <w:tr>
+        <w:tc>
+          <w:tcPr>
+            <w:shd w:fill="FFF8EF" w:val="clear"/>
+            <w:tcMar>
+              <w:top w:type="dxa" w:w="140"/>
+              <w:left w:type="dxa" w:w="180"/>
+              <w:bottom w:type="dxa" w:w="140"/>
+              <w:right w:type="dxa" w:w="180"/>
+            </w:tcMar>
+          </w:tcPr>
+          <w:p>
+            <w:pPr>
+              <w:spacing w:after="90"/>
+            </w:pPr>
+            <w:r>
+              <w:rPr>
+                <w:b/>
+                <w:bCs/>
+                <w:i w:val="false"/>
+                <w:iCs w:val="false"/>
+                <w:color w:val="B25000"/>
+                <w:sz w:val="25"/>
+                <w:szCs w:val="25"/>
+                <w:rFonts w:ascii="Times New Roman" w:cs="Times New Roman" w:eastAsia="Times New Roman" w:hAnsi="Times New Roman"/>
+              </w:rPr>
+              <w:t xml:space="preserve">Document à étudier</w:t>
+            </w:r>
+          </w:p>
+          <w:p>
+            <w:pPr>
+              <w:spacing w:after="80" w:line="300"/>
+              <w:jc w:val="left"/>
+            </w:pPr>
+            <w:r>
+              <w:rPr>
+                <w:b/>
+                <w:bCs/>
+                <w:i w:val="false"/>
+                <w:iCs w:val="false"/>
+                <w:color w:val="000000"/>
+                <w:sz w:val="21"/>
+                <w:szCs w:val="21"/>
+                <w:rFonts w:ascii="Times New Roman" w:cs="Times New Roman" w:eastAsia="Times New Roman" w:hAnsi="Times New Roman"/>
+              </w:rPr>
+              <w:t xml:space="preserve">Jean Ralaimongo réclame l’égalité — texte reconstitué d’après les campagnes de presse et les pétitions de Jean Ralaimongo (années 1920)</w:t>
+            </w:r>
+          </w:p>
+          <w:p>
+            <w:pPr>
+              <w:spacing w:after="100" w:line="300"/>
+              <w:jc w:val="both"/>
+            </w:pPr>
+            <w:r>
+              <w:rPr>
+                <w:b w:val="false"/>
+                <w:bCs w:val="false"/>
+                <w:i/>
+                <w:iCs/>
+                <w:color w:val="000000"/>
+                <w:sz w:val="24"/>
+                <w:szCs w:val="24"/>
+                <w:rFonts w:ascii="Times New Roman" w:cs="Times New Roman" w:eastAsia="Times New Roman" w:hAnsi="Times New Roman"/>
+              </w:rPr>
+              <w:t xml:space="preserve">« Nous avons versé notre sang pour la France dans les tranchées de la Grande Guerre : des milliers de Malgaches sont tombés à ses côtés. Et quand nous rentrons au pays, que trouvons-nous ? L’indigénat, qui nous punit sans juge ; la corvée, qui nous arrache à nos rizières ; l’impôt, qui nous courbe. On nous dit sujets français : nous demandons à être citoyens. Les mêmes lois, les mêmes juges, les mêmes droits pour tous — voilà notre revendication. Nous ne la crierons pas dans les bois : nous l’écrirons dans les journaux et la porterons devant les tribunaux, jusqu’à ce que justice soit faite. »</w:t>
+            </w:r>
+          </w:p>
+          <w:p>
+            <w:pPr>
+              <w:spacing w:after="40" w:line="300"/>
+              <w:jc w:val="both"/>
+            </w:pPr>
+            <w:r>
+              <w:rPr>
+                <w:b w:val="false"/>
+                <w:bCs w:val="false"/>
+                <w:i w:val="false"/>
+                <w:iCs w:val="false"/>
+                <w:color w:val="000000"/>
+                <w:sz w:val="24"/>
+                <w:szCs w:val="24"/>
+                <w:rFonts w:ascii="Times New Roman" w:cs="Times New Roman" w:eastAsia="Times New Roman" w:hAnsi="Times New Roman"/>
+              </w:rPr>
+              <w:t xml:space="preserve">1. Quel argument tiré de la Grande Guerre Ralaimongo avance-t-il ?</w:t>
+            </w:r>
+          </w:p>
+          <w:p>
+            <w:pPr>
+              <w:spacing w:after="40" w:line="300"/>
+              <w:jc w:val="both"/>
+            </w:pPr>
+            <w:r>
+              <w:rPr>
+                <w:b w:val="false"/>
+                <w:bCs w:val="false"/>
+                <w:i w:val="false"/>
+                <w:iCs w:val="false"/>
+                <w:color w:val="000000"/>
+                <w:sz w:val="24"/>
+                <w:szCs w:val="24"/>
+                <w:rFonts w:ascii="Times New Roman" w:cs="Times New Roman" w:eastAsia="Times New Roman" w:hAnsi="Times New Roman"/>
+              </w:rPr>
+              <w:t xml:space="preserve">2. Que revendique-t-il exactement — et que ne revendique-t-il pas encore ?</w:t>
+            </w:r>
+          </w:p>
+          <w:p>
+            <w:pPr>
+              <w:spacing w:after="40" w:line="300"/>
+              <w:jc w:val="both"/>
+            </w:pPr>
+            <w:r>
+              <w:rPr>
+                <w:b w:val="false"/>
+                <w:bCs w:val="false"/>
+                <w:i w:val="false"/>
+                <w:iCs w:val="false"/>
+                <w:color w:val="000000"/>
+                <w:sz w:val="24"/>
+                <w:szCs w:val="24"/>
+                <w:rFonts w:ascii="Times New Roman" w:cs="Times New Roman" w:eastAsia="Times New Roman" w:hAnsi="Times New Roman"/>
+              </w:rPr>
+              <w:t xml:space="preserve">3. Quels moyens d’action annonce-t-il ? En quoi diffèrent-ils de ceux des Menalamba ?</w:t>
+            </w:r>
+          </w:p>
+          <w:p>
+            <w:pPr>
+              <w:spacing w:after="60"/>
+            </w:pPr>
+          </w:p>
+          <w:p>
+            <w:pPr>
+              <w:spacing w:after="40"/>
+            </w:pPr>
+            <w:r>
+              <w:rPr>
+                <w:b/>
+                <w:bCs/>
+                <w:i w:val="false"/>
+                <w:iCs w:val="false"/>
+                <w:color w:val="C2185B"/>
+                <w:sz w:val="22"/>
+                <w:szCs w:val="22"/>
+                <w:rFonts w:ascii="Times New Roman" w:cs="Times New Roman" w:eastAsia="Times New Roman" w:hAnsi="Times New Roman"/>
+              </w:rPr>
+              <w:t xml:space="preserve">Réponse 1. </w:t>
+            </w:r>
+            <w:r>
+              <w:rPr>
+                <w:b w:val="false"/>
+                <w:bCs w:val="false"/>
+                <w:i w:val="false"/>
+                <w:iCs w:val="false"/>
+                <w:color w:val="000000"/>
+                <w:sz w:val="22"/>
+                <w:szCs w:val="22"/>
+                <w:rFonts w:ascii="Times New Roman" w:cs="Times New Roman" w:eastAsia="Times New Roman" w:hAnsi="Times New Roman"/>
+              </w:rPr>
+              <w:t xml:space="preserve">Les Malgaches ont combattu et sont morts pour la France en 14-18 : ce sacrifice donne droit à l’égalité — on ne peut mourir en égal et vivre en sujet.</w:t>
+            </w:r>
+          </w:p>
+          <w:p>
+            <w:pPr>
+              <w:spacing w:after="40"/>
+            </w:pPr>
+            <w:r>
+              <w:rPr>
+                <w:b/>
+                <w:bCs/>
+                <w:i w:val="false"/>
+                <w:iCs w:val="false"/>
+                <w:color w:val="C2185B"/>
+                <w:sz w:val="22"/>
+                <w:szCs w:val="22"/>
+                <w:rFonts w:ascii="Times New Roman" w:cs="Times New Roman" w:eastAsia="Times New Roman" w:hAnsi="Times New Roman"/>
+              </w:rPr>
+              <w:t xml:space="preserve">Réponse 2. </w:t>
+            </w:r>
+            <w:r>
+              <w:rPr>
+                <w:b w:val="false"/>
+                <w:bCs w:val="false"/>
+                <w:i w:val="false"/>
+                <w:iCs w:val="false"/>
+                <w:color w:val="000000"/>
+                <w:sz w:val="22"/>
+                <w:szCs w:val="22"/>
+                <w:rFonts w:ascii="Times New Roman" w:cs="Times New Roman" w:eastAsia="Times New Roman" w:hAnsi="Times New Roman"/>
+              </w:rPr>
+              <w:t xml:space="preserve">La citoyenneté et l’égalité de droits (mêmes lois, mêmes juges, fin de l’indigénat) — mais pas encore l’indépendance : c’est la deuxième vague, celle de l’égalité.</w:t>
+            </w:r>
+          </w:p>
+          <w:p>
+            <w:pPr>
+              <w:spacing w:after="40"/>
+            </w:pPr>
+            <w:r>
+              <w:rPr>
+                <w:b/>
+                <w:bCs/>
+                <w:i w:val="false"/>
+                <w:iCs w:val="false"/>
+                <w:color w:val="C2185B"/>
+                <w:sz w:val="22"/>
+                <w:szCs w:val="22"/>
+                <w:rFonts w:ascii="Times New Roman" w:cs="Times New Roman" w:eastAsia="Times New Roman" w:hAnsi="Times New Roman"/>
+              </w:rPr>
+              <w:t xml:space="preserve">Réponse 3. </w:t>
+            </w:r>
+            <w:r>
+              <w:rPr>
+                <w:b w:val="false"/>
+                <w:bCs w:val="false"/>
+                <w:i w:val="false"/>
+                <w:iCs w:val="false"/>
+                <w:color w:val="000000"/>
+                <w:sz w:val="22"/>
+                <w:szCs w:val="22"/>
+                <w:rFonts w:ascii="Times New Roman" w:cs="Times New Roman" w:eastAsia="Times New Roman" w:hAnsi="Times New Roman"/>
+              </w:rPr>
+              <w:t xml:space="preserve">Les journaux, les pétitions, les tribunaux — l’action légale et écrite, là où les Menalamba avaient pris les armes : les moyens évoluent avec les générations.</w:t>
+            </w:r>
+          </w:p>
+        </w:tc>
+      </w:tr>
+    </w:tbl>
+    <w:p>
+      <w:pPr>
+        <w:spacing w:after="160"/>
+      </w:pPr>
+    </w:p>
+    <w:tbl>
+      <w:tblPr>
+        <w:tblW w:type="dxa" w:w="9600"/>
+        <w:tblBorders>
+          <w:top w:val="single" w:color="1565C0" w:sz="12"/>
+          <w:left w:val="single" w:color="1565C0" w:sz="12"/>
+          <w:bottom w:val="single" w:color="1565C0" w:sz="12"/>
+          <w:right w:val="single" w:color="1565C0" w:sz="12"/>
+          <w:insideH w:val="none"/>
+          <w:insideV w:val="none"/>
+        </w:tblBorders>
+        <w:tblLayout w:type="fixed"/>
+      </w:tblPr>
+      <w:tblGrid>
+        <w:gridCol w:w="9600"/>
+      </w:tblGrid>
+      <w:tr>
+        <w:tc>
+          <w:tcPr>
+            <w:shd w:fill="E3F2FD" w:val="clear"/>
+            <w:tcMar>
+              <w:top w:type="dxa" w:w="140"/>
+              <w:left w:type="dxa" w:w="180"/>
+              <w:bottom w:type="dxa" w:w="140"/>
+              <w:right w:type="dxa" w:w="180"/>
+            </w:tcMar>
+          </w:tcPr>
+          <w:p>
+            <w:pPr>
+              <w:spacing w:after="90"/>
+            </w:pPr>
+            <w:r>
+              <w:rPr>
+                <w:b/>
+                <w:bCs/>
+                <w:i w:val="false"/>
+                <w:iCs w:val="false"/>
+                <w:color w:val="1565C0"/>
+                <w:sz w:val="25"/>
+                <w:szCs w:val="25"/>
+                <w:rFonts w:ascii="Times New Roman" w:cs="Times New Roman" w:eastAsia="Times New Roman" w:hAnsi="Times New Roman"/>
+              </w:rPr>
+              <w:t xml:space="preserve">Le savais-tu ?</w:t>
+            </w:r>
+          </w:p>
+          <w:p>
+            <w:pPr>
+              <w:spacing w:after="0" w:line="300"/>
+              <w:jc w:val="both"/>
+            </w:pPr>
+            <w:r>
+              <w:rPr>
+                <w:b w:val="false"/>
+                <w:bCs w:val="false"/>
+                <w:i w:val="false"/>
+                <w:iCs w:val="false"/>
+                <w:color w:val="000000"/>
+                <w:sz w:val="22"/>
+                <w:szCs w:val="22"/>
+                <w:rFonts w:ascii="Times New Roman" w:cs="Times New Roman" w:eastAsia="Times New Roman" w:hAnsi="Times New Roman"/>
+              </w:rPr>
+              <w:t xml:space="preserve">Parmi les condamnés de la VVS figurait un jeune étudiant en médecine nommé Joseph Raseta — on le retrouve trente ans plus tard député et fondateur du MDRM, condamné une seconde fois après 1947 ! Une même vie traversée par deux générations de lutte : rien ne résume mieux la continuité du nationalisme malgache, de la VVS à l’indépendance.</w:t>
+            </w:r>
+          </w:p>
+        </w:tc>
+      </w:tr>
+    </w:tbl>
+    <w:p>
+      <w:pPr>
+        <w:spacing w:after="160"/>
+      </w:pPr>
     </w:p>
     <w:p>
       <w:pPr>
-        <w:spacing w:after="60" w:line="300"/>
+        <w:spacing w:after="80" w:line="300"/>
         <w:jc w:val="both"/>
       </w:pPr>
       <w:r>
         <w:rPr>
-          <w:b w:val="false"/>
-          <w:bCs w:val="false"/>
-          <w:i w:val="false"/>
-          <w:iCs w:val="false"/>
-          <w:color w:val="000000"/>
-          <w:sz w:val="24"/>
-          <w:szCs w:val="24"/>
-          <w:rFonts w:ascii="Times New Roman" w:cs="Times New Roman" w:eastAsia="Times New Roman" w:hAnsi="Times New Roman"/>
-        </w:rPr>
-        <w:t xml:space="preserve">1. Classer chaque mouvement dans sa vague : repousser / égalité / émancipation.</w:t>
+          <w:b/>
+          <w:bCs/>
+          <w:i w:val="false"/>
+          <w:iCs w:val="false"/>
+          <w:color w:val="2E7D32"/>
+          <w:sz w:val="26"/>
+          <w:szCs w:val="26"/>
+          <w:rFonts w:ascii="Times New Roman" w:cs="Times New Roman" w:eastAsia="Times New Roman" w:hAnsi="Times New Roman"/>
+        </w:rPr>
+        <w:t xml:space="preserve">Petit lexique</w:t>
       </w:r>
     </w:p>
+    <w:tbl>
+      <w:tblPr>
+        <w:tblW w:type="dxa" w:w="9600"/>
+        <w:tblBorders>
+          <w:top w:val="single" w:color="808080" w:sz="4"/>
+          <w:left w:val="single" w:color="808080" w:sz="4"/>
+          <w:bottom w:val="single" w:color="808080" w:sz="4"/>
+          <w:right w:val="single" w:color="808080" w:sz="4"/>
+          <w:insideH w:val="single" w:color="B0B0B0" w:sz="4"/>
+          <w:insideV w:val="single" w:color="B0B0B0" w:sz="4"/>
+        </w:tblBorders>
+        <w:tblLayout w:type="fixed"/>
+      </w:tblPr>
+      <w:tblGrid>
+        <w:gridCol w:w="2800"/>
+        <w:gridCol w:w="6800"/>
+      </w:tblGrid>
+      <w:tr>
+        <w:tc>
+          <w:tcPr>
+            <w:shd w:fill="E7E6E6" w:val="clear"/>
+            <w:tcMar>
+              <w:top w:type="dxa" w:w="80"/>
+              <w:left w:type="dxa" w:w="80"/>
+              <w:bottom w:type="dxa" w:w="80"/>
+              <w:right w:type="dxa" w:w="80"/>
+            </w:tcMar>
+          </w:tcPr>
+          <w:p>
+            <w:pPr>
+              <w:spacing w:after="40"/>
+              <w:jc w:val="left"/>
+            </w:pPr>
+            <w:r>
+              <w:rPr>
+                <w:b/>
+                <w:bCs/>
+                <w:i w:val="false"/>
+                <w:iCs w:val="false"/>
+                <w:color w:val="000000"/>
+                <w:sz w:val="20"/>
+                <w:szCs w:val="20"/>
+                <w:rFonts w:ascii="Times New Roman" w:cs="Times New Roman" w:eastAsia="Times New Roman" w:hAnsi="Times New Roman"/>
+              </w:rPr>
+              <w:t xml:space="preserve">Mot</w:t>
+            </w:r>
+          </w:p>
+        </w:tc>
+        <w:tc>
+          <w:tcPr>
+            <w:shd w:fill="E7E6E6" w:val="clear"/>
+            <w:tcMar>
+              <w:top w:type="dxa" w:w="80"/>
+              <w:left w:type="dxa" w:w="80"/>
+              <w:bottom w:type="dxa" w:w="80"/>
+              <w:right w:type="dxa" w:w="80"/>
+            </w:tcMar>
+          </w:tcPr>
+          <w:p>
+            <w:pPr>
+              <w:spacing w:after="40"/>
+              <w:jc w:val="left"/>
+            </w:pPr>
+            <w:r>
+              <w:rPr>
+                <w:b/>
+                <w:bCs/>
+                <w:i w:val="false"/>
+                <w:iCs w:val="false"/>
+                <w:color w:val="000000"/>
+                <w:sz w:val="20"/>
+                <w:szCs w:val="20"/>
+                <w:rFonts w:ascii="Times New Roman" w:cs="Times New Roman" w:eastAsia="Times New Roman" w:hAnsi="Times New Roman"/>
+              </w:rPr>
+              <w:t xml:space="preserve">Sens</w:t>
+            </w:r>
+          </w:p>
+        </w:tc>
+      </w:tr>
+      <w:tr>
+        <w:tc>
+          <w:tcPr>
+            <w:tcMar>
+              <w:top w:type="dxa" w:w="80"/>
+              <w:left w:type="dxa" w:w="80"/>
+              <w:bottom w:type="dxa" w:w="80"/>
+              <w:right w:type="dxa" w:w="80"/>
+            </w:tcMar>
+          </w:tcPr>
+          <w:p>
+            <w:pPr>
+              <w:spacing w:after="40"/>
+              <w:jc w:val="left"/>
+            </w:pPr>
+            <w:r>
+              <w:rPr>
+                <w:b/>
+                <w:bCs/>
+                <w:i w:val="false"/>
+                <w:iCs w:val="false"/>
+                <w:color w:val="000000"/>
+                <w:sz w:val="20"/>
+                <w:szCs w:val="20"/>
+                <w:rFonts w:ascii="Times New Roman" w:cs="Times New Roman" w:eastAsia="Times New Roman" w:hAnsi="Times New Roman"/>
+              </w:rPr>
+              <w:t xml:space="preserve">Société secrète</w:t>
+            </w:r>
+          </w:p>
+        </w:tc>
+        <w:tc>
+          <w:tcPr>
+            <w:tcMar>
+              <w:top w:type="dxa" w:w="80"/>
+              <w:left w:type="dxa" w:w="80"/>
+              <w:bottom w:type="dxa" w:w="80"/>
+              <w:right w:type="dxa" w:w="80"/>
+            </w:tcMar>
+          </w:tcPr>
+          <w:p>
+            <w:pPr>
+              <w:spacing w:after="40"/>
+              <w:jc w:val="left"/>
+            </w:pPr>
+            <w:r>
+              <w:rPr>
+                <w:b w:val="false"/>
+                <w:bCs w:val="false"/>
+                <w:i w:val="false"/>
+                <w:iCs w:val="false"/>
+                <w:color w:val="000000"/>
+                <w:sz w:val="20"/>
+                <w:szCs w:val="20"/>
+                <w:rFonts w:ascii="Times New Roman" w:cs="Times New Roman" w:eastAsia="Times New Roman" w:hAnsi="Times New Roman"/>
+              </w:rPr>
+              <w:t xml:space="preserve">organisation clandestine aux membres liés par serment</w:t>
+            </w:r>
+          </w:p>
+        </w:tc>
+      </w:tr>
+      <w:tr>
+        <w:tc>
+          <w:tcPr>
+            <w:tcMar>
+              <w:top w:type="dxa" w:w="80"/>
+              <w:left w:type="dxa" w:w="80"/>
+              <w:bottom w:type="dxa" w:w="80"/>
+              <w:right w:type="dxa" w:w="80"/>
+            </w:tcMar>
+          </w:tcPr>
+          <w:p>
+            <w:pPr>
+              <w:spacing w:after="40"/>
+              <w:jc w:val="left"/>
+            </w:pPr>
+            <w:r>
+              <w:rPr>
+                <w:b/>
+                <w:bCs/>
+                <w:i w:val="false"/>
+                <w:iCs w:val="false"/>
+                <w:color w:val="000000"/>
+                <w:sz w:val="20"/>
+                <w:szCs w:val="20"/>
+                <w:rFonts w:ascii="Times New Roman" w:cs="Times New Roman" w:eastAsia="Times New Roman" w:hAnsi="Times New Roman"/>
+              </w:rPr>
+              <w:t xml:space="preserve">Citoyenneté</w:t>
+            </w:r>
+          </w:p>
+        </w:tc>
+        <w:tc>
+          <w:tcPr>
+            <w:tcMar>
+              <w:top w:type="dxa" w:w="80"/>
+              <w:left w:type="dxa" w:w="80"/>
+              <w:bottom w:type="dxa" w:w="80"/>
+              <w:right w:type="dxa" w:w="80"/>
+            </w:tcMar>
+          </w:tcPr>
+          <w:p>
+            <w:pPr>
+              <w:spacing w:after="40"/>
+              <w:jc w:val="left"/>
+            </w:pPr>
+            <w:r>
+              <w:rPr>
+                <w:b w:val="false"/>
+                <w:bCs w:val="false"/>
+                <w:i w:val="false"/>
+                <w:iCs w:val="false"/>
+                <w:color w:val="000000"/>
+                <w:sz w:val="20"/>
+                <w:szCs w:val="20"/>
+                <w:rFonts w:ascii="Times New Roman" w:cs="Times New Roman" w:eastAsia="Times New Roman" w:hAnsi="Times New Roman"/>
+              </w:rPr>
+              <w:t xml:space="preserve">statut donnant les pleins droits politiques et civils</w:t>
+            </w:r>
+          </w:p>
+        </w:tc>
+      </w:tr>
+      <w:tr>
+        <w:tc>
+          <w:tcPr>
+            <w:tcMar>
+              <w:top w:type="dxa" w:w="80"/>
+              <w:left w:type="dxa" w:w="80"/>
+              <w:bottom w:type="dxa" w:w="80"/>
+              <w:right w:type="dxa" w:w="80"/>
+            </w:tcMar>
+          </w:tcPr>
+          <w:p>
+            <w:pPr>
+              <w:spacing w:after="40"/>
+              <w:jc w:val="left"/>
+            </w:pPr>
+            <w:r>
+              <w:rPr>
+                <w:b/>
+                <w:bCs/>
+                <w:i w:val="false"/>
+                <w:iCs w:val="false"/>
+                <w:color w:val="000000"/>
+                <w:sz w:val="20"/>
+                <w:szCs w:val="20"/>
+                <w:rFonts w:ascii="Times New Roman" w:cs="Times New Roman" w:eastAsia="Times New Roman" w:hAnsi="Times New Roman"/>
+              </w:rPr>
+              <w:t xml:space="preserve">Émancipation</w:t>
+            </w:r>
+          </w:p>
+        </w:tc>
+        <w:tc>
+          <w:tcPr>
+            <w:tcMar>
+              <w:top w:type="dxa" w:w="80"/>
+              <w:left w:type="dxa" w:w="80"/>
+              <w:bottom w:type="dxa" w:w="80"/>
+              <w:right w:type="dxa" w:w="80"/>
+            </w:tcMar>
+          </w:tcPr>
+          <w:p>
+            <w:pPr>
+              <w:spacing w:after="40"/>
+              <w:jc w:val="left"/>
+            </w:pPr>
+            <w:r>
+              <w:rPr>
+                <w:b w:val="false"/>
+                <w:bCs w:val="false"/>
+                <w:i w:val="false"/>
+                <w:iCs w:val="false"/>
+                <w:color w:val="000000"/>
+                <w:sz w:val="20"/>
+                <w:szCs w:val="20"/>
+                <w:rFonts w:ascii="Times New Roman" w:cs="Times New Roman" w:eastAsia="Times New Roman" w:hAnsi="Times New Roman"/>
+              </w:rPr>
+              <w:t xml:space="preserve">libération d’une domination ; accès à la souveraineté</w:t>
+            </w:r>
+          </w:p>
+        </w:tc>
+      </w:tr>
+      <w:tr>
+        <w:tc>
+          <w:tcPr>
+            <w:tcMar>
+              <w:top w:type="dxa" w:w="80"/>
+              <w:left w:type="dxa" w:w="80"/>
+              <w:bottom w:type="dxa" w:w="80"/>
+              <w:right w:type="dxa" w:w="80"/>
+            </w:tcMar>
+          </w:tcPr>
+          <w:p>
+            <w:pPr>
+              <w:spacing w:after="40"/>
+              <w:jc w:val="left"/>
+            </w:pPr>
+            <w:r>
+              <w:rPr>
+                <w:b/>
+                <w:bCs/>
+                <w:i w:val="false"/>
+                <w:iCs w:val="false"/>
+                <w:color w:val="000000"/>
+                <w:sz w:val="20"/>
+                <w:szCs w:val="20"/>
+                <w:rFonts w:ascii="Times New Roman" w:cs="Times New Roman" w:eastAsia="Times New Roman" w:hAnsi="Times New Roman"/>
+              </w:rPr>
+              <w:t xml:space="preserve">Insurrection</w:t>
+            </w:r>
+          </w:p>
+        </w:tc>
+        <w:tc>
+          <w:tcPr>
+            <w:tcMar>
+              <w:top w:type="dxa" w:w="80"/>
+              <w:left w:type="dxa" w:w="80"/>
+              <w:bottom w:type="dxa" w:w="80"/>
+              <w:right w:type="dxa" w:w="80"/>
+            </w:tcMar>
+          </w:tcPr>
+          <w:p>
+            <w:pPr>
+              <w:spacing w:after="40"/>
+              <w:jc w:val="left"/>
+            </w:pPr>
+            <w:r>
+              <w:rPr>
+                <w:b w:val="false"/>
+                <w:bCs w:val="false"/>
+                <w:i w:val="false"/>
+                <w:iCs w:val="false"/>
+                <w:color w:val="000000"/>
+                <w:sz w:val="20"/>
+                <w:szCs w:val="20"/>
+                <w:rFonts w:ascii="Times New Roman" w:cs="Times New Roman" w:eastAsia="Times New Roman" w:hAnsi="Times New Roman"/>
+              </w:rPr>
+              <w:t xml:space="preserve">soulèvement armé contre le pouvoir en place</w:t>
+            </w:r>
+          </w:p>
+        </w:tc>
+      </w:tr>
+    </w:tbl>
     <w:p>
       <w:pPr>
-        <w:spacing w:after="60" w:line="300"/>
-        <w:jc w:val="both"/>
+        <w:spacing w:after="120"/>
       </w:pPr>
-      <w:r>
-        <w:rPr>
-          <w:b w:val="false"/>
-          <w:bCs w:val="false"/>
-          <w:i w:val="false"/>
-          <w:iCs w:val="false"/>
-          <w:color w:val="000000"/>
-          <w:sz w:val="24"/>
-          <w:szCs w:val="24"/>
-          <w:rFonts w:ascii="Times New Roman" w:cs="Times New Roman" w:eastAsia="Times New Roman" w:hAnsi="Times New Roman"/>
-        </w:rPr>
-        <w:t xml:space="preserve">2. Associer chaque sigle à ses dates et à sa nature (insurrection, société secrète, parti).</w:t>
-      </w:r>
-    </w:p>
-    <w:p>
-      <w:pPr>
-        <w:spacing w:after="60" w:line="300"/>
-        <w:jc w:val="both"/>
-      </w:pPr>
-      <w:r>
-        <w:rPr>
-          <w:b w:val="false"/>
-          <w:bCs w:val="false"/>
-          <w:i w:val="false"/>
-          <w:iCs w:val="false"/>
-          <w:color w:val="000000"/>
-          <w:sz w:val="24"/>
-          <w:szCs w:val="24"/>
-          <w:rFonts w:ascii="Times New Roman" w:cs="Times New Roman" w:eastAsia="Times New Roman" w:hAnsi="Times New Roman"/>
-        </w:rPr>
-        <w:t xml:space="preserve">3. Montrer l’évolution des moyens : armes → journaux et pétitions → partis et insurrection.</w:t>
-      </w:r>
-    </w:p>
-    <w:p>
-      <w:pPr>
-        <w:spacing w:after="110" w:line="300"/>
-        <w:jc w:val="both"/>
-      </w:pPr>
-      <w:r>
-        <w:rPr>
-          <w:b/>
-          <w:bCs/>
-          <w:i w:val="false"/>
-          <w:iCs w:val="false"/>
-          <w:color w:val="1F4E79"/>
-          <w:sz w:val="24"/>
-          <w:szCs w:val="24"/>
-          <w:rFonts w:ascii="Times New Roman" w:cs="Times New Roman" w:eastAsia="Times New Roman" w:hAnsi="Times New Roman"/>
-        </w:rPr>
-        <w:t xml:space="preserve">Exemple — </w:t>
-      </w:r>
-      <w:r>
-        <w:rPr>
-          <w:b w:val="false"/>
-          <w:bCs w:val="false"/>
-          <w:i w:val="false"/>
-          <w:iCs w:val="false"/>
-          <w:color w:val="000000"/>
-          <w:sz w:val="24"/>
-          <w:szCs w:val="24"/>
-          <w:rFonts w:ascii="Times New Roman" w:cs="Times New Roman" w:eastAsia="Times New Roman" w:hAnsi="Times New Roman"/>
-        </w:rPr>
-        <w:t xml:space="preserve">Trois hommes, trois époques : un paysan menalamba de 1896 combat pour chasser l’étranger ; un étudiant de la VVS en 1913 écrit pour l’égalité ; un militant du MDRM en 1946 fait campagne pour l’émancipation. Le but grandit à chaque génération — jusqu’à l’indépendance.</w:t>
-      </w:r>
-    </w:p>
-    <w:p>
-      <w:pPr>
-        <w:spacing w:after="110" w:line="300"/>
-        <w:jc w:val="both"/>
-      </w:pPr>
-      <w:r>
-        <w:rPr>
-          <w:b/>
-          <w:bCs/>
-          <w:i w:val="false"/>
-          <w:iCs w:val="false"/>
-          <w:color w:val="B25000"/>
-          <w:sz w:val="24"/>
-          <w:szCs w:val="24"/>
-          <w:rFonts w:ascii="Times New Roman" w:cs="Times New Roman" w:eastAsia="Times New Roman" w:hAnsi="Times New Roman"/>
-        </w:rPr>
-        <w:t xml:space="preserve">Erreur à éviter — </w:t>
-      </w:r>
-      <w:r>
-        <w:rPr>
-          <w:b w:val="false"/>
-          <w:bCs w:val="false"/>
-          <w:i w:val="false"/>
-          <w:iCs w:val="false"/>
-          <w:color w:val="000000"/>
-          <w:sz w:val="24"/>
-          <w:szCs w:val="24"/>
-          <w:rFonts w:ascii="Times New Roman" w:cs="Times New Roman" w:eastAsia="Times New Roman" w:hAnsi="Times New Roman"/>
-        </w:rPr>
-        <w:t xml:space="preserve">Croire que la VVS était un mouvement armé : c’était une société d’intellectuels — médecins, pasteurs, étudiants — dont les armes étaient l’éducation et les idées. La condamner à des peines de bagne, comme le fit l’administration en 1915, révéla précisément la peur du colonisateur devant la pensée malgache.</w:t>
-      </w:r>
-    </w:p>
-    <w:p>
-      <w:pPr>
-        <w:shd w:fill="E3F2FD" w:val="clear"/>
-        <w:spacing w:after="110" w:line="300"/>
-        <w:jc w:val="both"/>
-      </w:pPr>
-      <w:r>
-        <w:rPr>
-          <w:b/>
-          <w:bCs/>
-          <w:i w:val="false"/>
-          <w:iCs w:val="false"/>
-          <w:color w:val="1565C0"/>
-          <w:sz w:val="24"/>
-          <w:szCs w:val="24"/>
-          <w:rFonts w:ascii="Times New Roman" w:cs="Times New Roman" w:eastAsia="Times New Roman" w:hAnsi="Times New Roman"/>
-        </w:rPr>
-        <w:t xml:space="preserve">Le savais-tu ? </w:t>
-      </w:r>
-      <w:r>
-        <w:rPr>
-          <w:b w:val="false"/>
-          <w:bCs w:val="false"/>
-          <w:i w:val="false"/>
-          <w:iCs w:val="false"/>
-          <w:color w:val="000000"/>
-          <w:sz w:val="24"/>
-          <w:szCs w:val="24"/>
-          <w:rFonts w:ascii="Times New Roman" w:cs="Times New Roman" w:eastAsia="Times New Roman" w:hAnsi="Times New Roman"/>
-        </w:rPr>
-        <w:t xml:space="preserve">Parmi les condamnés de la VVS figurait un jeune étudiant en médecine nommé Joseph Raseta — on le retrouve trente ans plus tard député et fondateur du MDRM, condamné une seconde fois après 1947 ! Une même vie traversée par deux générations de lutte : rien ne résume mieux la continuité du nationalisme malgache, de la VVS à l’indépendance.</w:t>
-      </w:r>
     </w:p>
     <w:p>
       <w:pPr>
@@ -13375,152 +16736,152 @@
                 <w:szCs w:val="20"/>
                 <w:rFonts w:ascii="Times New Roman" w:cs="Times New Roman" w:eastAsia="Times New Roman" w:hAnsi="Times New Roman"/>
               </w:rPr>
-              <w:t xml:space="preserve">3. Observation</w:t>
-            </w:r>
-          </w:p>
-        </w:tc>
-        <w:tc>
-          <w:tcPr>
-            <w:tcMar>
-              <w:top w:type="dxa" w:w="80"/>
-              <w:left w:type="dxa" w:w="80"/>
-              <w:bottom w:type="dxa" w:w="80"/>
-              <w:right w:type="dxa" w:w="80"/>
-            </w:tcMar>
-          </w:tcPr>
-          <w:p>
-            <w:pPr>
-              <w:spacing w:after="40"/>
-              <w:jc w:val="left"/>
-            </w:pPr>
-            <w:r>
-              <w:rPr>
-                <w:b w:val="false"/>
-                <w:bCs w:val="false"/>
-                <w:i w:val="false"/>
-                <w:iCs w:val="false"/>
-                <w:color w:val="000000"/>
-                <w:sz w:val="20"/>
-                <w:szCs w:val="20"/>
-                <w:rFonts w:ascii="Times New Roman" w:cs="Times New Roman" w:eastAsia="Times New Roman" w:hAnsi="Times New Roman"/>
-              </w:rPr>
-              <w:t xml:space="preserve">1960, « l’année de l’Afrique » : dix-sept pays africains deviennent indépendants cette année-là — le Sénégal, la Côte d’Ivoire, le Congo… et Madagascar le 26 juin. La marche malgache s’inscrit dans une vague mondiale : la décolonisation.</w:t>
-            </w:r>
-          </w:p>
-        </w:tc>
-        <w:tc>
-          <w:tcPr>
-            <w:tcMar>
-              <w:top w:type="dxa" w:w="80"/>
-              <w:left w:type="dxa" w:w="80"/>
-              <w:bottom w:type="dxa" w:w="80"/>
-              <w:right w:type="dxa" w:w="80"/>
-            </w:tcMar>
-          </w:tcPr>
-          <w:p>
-            <w:pPr>
-              <w:spacing w:after="40"/>
-              <w:jc w:val="left"/>
-            </w:pPr>
-            <w:r>
-              <w:rPr>
-                <w:b w:val="false"/>
-                <w:bCs w:val="false"/>
-                <w:i w:val="false"/>
-                <w:iCs w:val="false"/>
-                <w:color w:val="000000"/>
-                <w:sz w:val="20"/>
-                <w:szCs w:val="20"/>
-                <w:rFonts w:ascii="Times New Roman" w:cs="Times New Roman" w:eastAsia="Times New Roman" w:hAnsi="Times New Roman"/>
-              </w:rPr>
-              <w:t xml:space="preserve">Observent l’exemple résolu.</w:t>
-            </w:r>
-          </w:p>
-        </w:tc>
-        <w:tc>
-          <w:tcPr>
-            <w:tcMar>
-              <w:top w:type="dxa" w:w="80"/>
-              <w:left w:type="dxa" w:w="80"/>
-              <w:bottom w:type="dxa" w:w="80"/>
-              <w:right w:type="dxa" w:w="80"/>
-            </w:tcMar>
-          </w:tcPr>
-          <w:p>
-            <w:pPr>
-              <w:spacing w:after="40"/>
-              <w:jc w:val="left"/>
-            </w:pPr>
-            <w:r>
-              <w:rPr>
-                <w:b w:val="false"/>
-                <w:bCs w:val="false"/>
-                <w:i w:val="false"/>
-                <w:iCs w:val="false"/>
-                <w:color w:val="000000"/>
-                <w:sz w:val="20"/>
-                <w:szCs w:val="20"/>
-                <w:rFonts w:ascii="Times New Roman" w:cs="Times New Roman" w:eastAsia="Times New Roman" w:hAnsi="Times New Roman"/>
-              </w:rPr>
-              <w:t xml:space="preserve">Observation dirigée</w:t>
-            </w:r>
-          </w:p>
-        </w:tc>
-        <w:tc>
-          <w:tcPr>
-            <w:tcMar>
-              <w:top w:type="dxa" w:w="80"/>
-              <w:left w:type="dxa" w:w="80"/>
-              <w:bottom w:type="dxa" w:w="80"/>
-              <w:right w:type="dxa" w:w="80"/>
-            </w:tcMar>
-          </w:tcPr>
-          <w:p>
-            <w:pPr>
-              <w:spacing w:after="40"/>
-              <w:jc w:val="left"/>
-            </w:pPr>
-            <w:r>
-              <w:rPr>
-                <w:b w:val="false"/>
-                <w:bCs w:val="false"/>
-                <w:i w:val="false"/>
-                <w:iCs w:val="false"/>
-                <w:color w:val="000000"/>
-                <w:sz w:val="20"/>
-                <w:szCs w:val="20"/>
-                <w:rFonts w:ascii="Times New Roman" w:cs="Times New Roman" w:eastAsia="Times New Roman" w:hAnsi="Times New Roman"/>
-              </w:rPr>
-              <w:t xml:space="preserve">Document imprimé</w:t>
-            </w:r>
-          </w:p>
-        </w:tc>
-        <w:tc>
-          <w:tcPr>
-            <w:tcMar>
-              <w:top w:type="dxa" w:w="80"/>
-              <w:left w:type="dxa" w:w="80"/>
-              <w:bottom w:type="dxa" w:w="80"/>
-              <w:right w:type="dxa" w:w="80"/>
-            </w:tcMar>
-          </w:tcPr>
-          <w:p>
-            <w:pPr>
-              <w:spacing w:after="40"/>
-              <w:jc w:val="left"/>
-            </w:pPr>
-            <w:r>
-              <w:rPr>
-                <w:b w:val="false"/>
-                <w:bCs w:val="false"/>
-                <w:i w:val="false"/>
-                <w:iCs w:val="false"/>
-                <w:color w:val="000000"/>
-                <w:sz w:val="20"/>
-                <w:szCs w:val="20"/>
-                <w:rFonts w:ascii="Times New Roman" w:cs="Times New Roman" w:eastAsia="Times New Roman" w:hAnsi="Times New Roman"/>
-              </w:rPr>
-              <w:t xml:space="preserve">Compréhension</w:t>
+              <w:t xml:space="preserve">3. Développement</w:t>
+            </w:r>
+          </w:p>
+        </w:tc>
+        <w:tc>
+          <w:tcPr>
+            <w:tcMar>
+              <w:top w:type="dxa" w:w="80"/>
+              <w:left w:type="dxa" w:w="80"/>
+              <w:bottom w:type="dxa" w:w="80"/>
+              <w:right w:type="dxa" w:w="80"/>
+            </w:tcMar>
+          </w:tcPr>
+          <w:p>
+            <w:pPr>
+              <w:spacing w:after="40"/>
+              <w:jc w:val="left"/>
+            </w:pPr>
+            <w:r>
+              <w:rPr>
+                <w:b w:val="false"/>
+                <w:bCs w:val="false"/>
+                <w:i w:val="false"/>
+                <w:iCs w:val="false"/>
+                <w:color w:val="000000"/>
+                <w:sz w:val="20"/>
+                <w:szCs w:val="20"/>
+                <w:rFonts w:ascii="Times New Roman" w:cs="Times New Roman" w:eastAsia="Times New Roman" w:hAnsi="Times New Roman"/>
+              </w:rPr>
+              <w:t xml:space="preserve">Développe la leçon partie par partie : Le monde décolonise ; Trois étapes vers la souveraineté ; La souveraineté retrouvée.</w:t>
+            </w:r>
+          </w:p>
+        </w:tc>
+        <w:tc>
+          <w:tcPr>
+            <w:tcMar>
+              <w:top w:type="dxa" w:w="80"/>
+              <w:left w:type="dxa" w:w="80"/>
+              <w:bottom w:type="dxa" w:w="80"/>
+              <w:right w:type="dxa" w:w="80"/>
+            </w:tcMar>
+          </w:tcPr>
+          <w:p>
+            <w:pPr>
+              <w:spacing w:after="40"/>
+              <w:jc w:val="left"/>
+            </w:pPr>
+            <w:r>
+              <w:rPr>
+                <w:b w:val="false"/>
+                <w:bCs w:val="false"/>
+                <w:i w:val="false"/>
+                <w:iCs w:val="false"/>
+                <w:color w:val="000000"/>
+                <w:sz w:val="20"/>
+                <w:szCs w:val="20"/>
+                <w:rFonts w:ascii="Times New Roman" w:cs="Times New Roman" w:eastAsia="Times New Roman" w:hAnsi="Times New Roman"/>
+              </w:rPr>
+              <w:t xml:space="preserve">Écoutent, répondent aux questions et notent les mots-clés.</w:t>
+            </w:r>
+          </w:p>
+        </w:tc>
+        <w:tc>
+          <w:tcPr>
+            <w:tcMar>
+              <w:top w:type="dxa" w:w="80"/>
+              <w:left w:type="dxa" w:w="80"/>
+              <w:bottom w:type="dxa" w:w="80"/>
+              <w:right w:type="dxa" w:w="80"/>
+            </w:tcMar>
+          </w:tcPr>
+          <w:p>
+            <w:pPr>
+              <w:spacing w:after="40"/>
+              <w:jc w:val="left"/>
+            </w:pPr>
+            <w:r>
+              <w:rPr>
+                <w:b w:val="false"/>
+                <w:bCs w:val="false"/>
+                <w:i w:val="false"/>
+                <w:iCs w:val="false"/>
+                <w:color w:val="000000"/>
+                <w:sz w:val="20"/>
+                <w:szCs w:val="20"/>
+                <w:rFonts w:ascii="Times New Roman" w:cs="Times New Roman" w:eastAsia="Times New Roman" w:hAnsi="Times New Roman"/>
+              </w:rPr>
+              <w:t xml:space="preserve">Exposé interactif, questions-réponses</w:t>
+            </w:r>
+          </w:p>
+        </w:tc>
+        <w:tc>
+          <w:tcPr>
+            <w:tcMar>
+              <w:top w:type="dxa" w:w="80"/>
+              <w:left w:type="dxa" w:w="80"/>
+              <w:bottom w:type="dxa" w:w="80"/>
+              <w:right w:type="dxa" w:w="80"/>
+            </w:tcMar>
+          </w:tcPr>
+          <w:p>
+            <w:pPr>
+              <w:spacing w:after="40"/>
+              <w:jc w:val="left"/>
+            </w:pPr>
+            <w:r>
+              <w:rPr>
+                <w:b w:val="false"/>
+                <w:bCs w:val="false"/>
+                <w:i w:val="false"/>
+                <w:iCs w:val="false"/>
+                <w:color w:val="000000"/>
+                <w:sz w:val="20"/>
+                <w:szCs w:val="20"/>
+                <w:rFonts w:ascii="Times New Roman" w:cs="Times New Roman" w:eastAsia="Times New Roman" w:hAnsi="Times New Roman"/>
+              </w:rPr>
+              <w:t xml:space="preserve">Tableau, frises, cartes</w:t>
+            </w:r>
+          </w:p>
+        </w:tc>
+        <w:tc>
+          <w:tcPr>
+            <w:tcMar>
+              <w:top w:type="dxa" w:w="80"/>
+              <w:left w:type="dxa" w:w="80"/>
+              <w:bottom w:type="dxa" w:w="80"/>
+              <w:right w:type="dxa" w:w="80"/>
+            </w:tcMar>
+          </w:tcPr>
+          <w:p>
+            <w:pPr>
+              <w:spacing w:after="40"/>
+              <w:jc w:val="left"/>
+            </w:pPr>
+            <w:r>
+              <w:rPr>
+                <w:b w:val="false"/>
+                <w:bCs w:val="false"/>
+                <w:i w:val="false"/>
+                <w:iCs w:val="false"/>
+                <w:color w:val="000000"/>
+                <w:sz w:val="20"/>
+                <w:szCs w:val="20"/>
+                <w:rFonts w:ascii="Times New Roman" w:cs="Times New Roman" w:eastAsia="Times New Roman" w:hAnsi="Times New Roman"/>
+              </w:rPr>
+              <w:t xml:space="preserve">Attention, participation</w:t>
             </w:r>
           </w:p>
         </w:tc>
@@ -13551,152 +16912,152 @@
                 <w:szCs w:val="20"/>
                 <w:rFonts w:ascii="Times New Roman" w:cs="Times New Roman" w:eastAsia="Times New Roman" w:hAnsi="Times New Roman"/>
               </w:rPr>
-              <w:t xml:space="preserve">4. Analyse</w:t>
-            </w:r>
-          </w:p>
-        </w:tc>
-        <w:tc>
-          <w:tcPr>
-            <w:tcMar>
-              <w:top w:type="dxa" w:w="80"/>
-              <w:left w:type="dxa" w:w="80"/>
-              <w:bottom w:type="dxa" w:w="80"/>
-              <w:right w:type="dxa" w:w="80"/>
-            </w:tcMar>
-          </w:tcPr>
-          <w:p>
-            <w:pPr>
-              <w:spacing w:after="40"/>
-              <w:jc w:val="left"/>
-            </w:pPr>
-            <w:r>
-              <w:rPr>
-                <w:b w:val="false"/>
-                <w:bCs w:val="false"/>
-                <w:i w:val="false"/>
-                <w:iCs w:val="false"/>
-                <w:color w:val="000000"/>
-                <w:sz w:val="20"/>
-                <w:szCs w:val="20"/>
-                <w:rFonts w:ascii="Times New Roman" w:cs="Times New Roman" w:eastAsia="Times New Roman" w:hAnsi="Times New Roman"/>
-              </w:rPr>
-              <w:t xml:space="preserve">Guide l’analyse : Le contexte d’abord : après 1947, la répression a brisé les partis, mais rien n’arrête le mouvement du monde — l’Inde est indépendante (1947), la guerre d’Indochine s’achève (1954), l’Afrique s’éveille ; la France comprend qu’il faut réformer avant de tout perdre. Première étape : la Loi-cadre de 1956 (dite loi Defferre). Elle institue le suffrage universel — tous les adultes votent, et non plus une minorité — et crée un conseil de gouvernement malgache : pour la première fois depuis 1896, des ministres malgaches administrent leur pays ; l’autonomie interne est en marche, et les partis renaissent. Deuxième étape : le référendum du 28 septembre 1958. Le général de Gaulle propose aux colonies une Communauté française rénovée : voter « oui », c’est devenir République autonome dans la Communauté ; voter « non », c’est l’indépendance immédiate et la rupture. Madagascar vote majoritairement oui, et le 14 octobre 1958, la République malgache est proclamée — un État, un gouvernement, une assemblée, sous réserve des domaines gardés par Paris (défense, monnaie, diplomatie). Troisième étape : l’indépendance. La Communauté se révèle vite une transition : dès 1959, la nouvelle république négocie le transfert des dernières compétences ; les accords sont signés en avril 1960, et le 26 juin 1960, l’indépendance est proclamée — Philibert Tsiranana devient le premier président de la République malgache. Soixante-quatre ans après l’annexion de 1896, la souveraineté revient — par les urnes et la négociation, portée par un demi-siècle de luttes : des Menalamba aux députés de 1946, chaque génération a préparé ce matin du 26 juin.</w:t>
-            </w:r>
-          </w:p>
-        </w:tc>
-        <w:tc>
-          <w:tcPr>
-            <w:tcMar>
-              <w:top w:type="dxa" w:w="80"/>
-              <w:left w:type="dxa" w:w="80"/>
-              <w:bottom w:type="dxa" w:w="80"/>
-              <w:right w:type="dxa" w:w="80"/>
-            </w:tcMar>
-          </w:tcPr>
-          <w:p>
-            <w:pPr>
-              <w:spacing w:after="40"/>
-              <w:jc w:val="left"/>
-            </w:pPr>
-            <w:r>
-              <w:rPr>
-                <w:b w:val="false"/>
-                <w:bCs w:val="false"/>
-                <w:i w:val="false"/>
-                <w:iCs w:val="false"/>
-                <w:color w:val="000000"/>
-                <w:sz w:val="20"/>
-                <w:szCs w:val="20"/>
-                <w:rFonts w:ascii="Times New Roman" w:cs="Times New Roman" w:eastAsia="Times New Roman" w:hAnsi="Times New Roman"/>
-              </w:rPr>
-              <w:t xml:space="preserve">Expliquent la démarche et vérifient le résultat.</w:t>
-            </w:r>
-          </w:p>
-        </w:tc>
-        <w:tc>
-          <w:tcPr>
-            <w:tcMar>
-              <w:top w:type="dxa" w:w="80"/>
-              <w:left w:type="dxa" w:w="80"/>
-              <w:bottom w:type="dxa" w:w="80"/>
-              <w:right w:type="dxa" w:w="80"/>
-            </w:tcMar>
-          </w:tcPr>
-          <w:p>
-            <w:pPr>
-              <w:spacing w:after="40"/>
-              <w:jc w:val="left"/>
-            </w:pPr>
-            <w:r>
-              <w:rPr>
-                <w:b w:val="false"/>
-                <w:bCs w:val="false"/>
-                <w:i w:val="false"/>
-                <w:iCs w:val="false"/>
-                <w:color w:val="000000"/>
-                <w:sz w:val="20"/>
-                <w:szCs w:val="20"/>
-                <w:rFonts w:ascii="Times New Roman" w:cs="Times New Roman" w:eastAsia="Times New Roman" w:hAnsi="Times New Roman"/>
-              </w:rPr>
-              <w:t xml:space="preserve">Recherche en binômes</w:t>
-            </w:r>
-          </w:p>
-        </w:tc>
-        <w:tc>
-          <w:tcPr>
-            <w:tcMar>
-              <w:top w:type="dxa" w:w="80"/>
-              <w:left w:type="dxa" w:w="80"/>
-              <w:bottom w:type="dxa" w:w="80"/>
-              <w:right w:type="dxa" w:w="80"/>
-            </w:tcMar>
-          </w:tcPr>
-          <w:p>
-            <w:pPr>
-              <w:spacing w:after="40"/>
-              <w:jc w:val="left"/>
-            </w:pPr>
-            <w:r>
-              <w:rPr>
-                <w:b w:val="false"/>
-                <w:bCs w:val="false"/>
-                <w:i w:val="false"/>
-                <w:iCs w:val="false"/>
-                <w:color w:val="000000"/>
-                <w:sz w:val="20"/>
-                <w:szCs w:val="20"/>
-                <w:rFonts w:ascii="Times New Roman" w:cs="Times New Roman" w:eastAsia="Times New Roman" w:hAnsi="Times New Roman"/>
-              </w:rPr>
-              <w:t xml:space="preserve">Documents, cartes, frises</w:t>
-            </w:r>
-          </w:p>
-        </w:tc>
-        <w:tc>
-          <w:tcPr>
-            <w:tcMar>
-              <w:top w:type="dxa" w:w="80"/>
-              <w:left w:type="dxa" w:w="80"/>
-              <w:bottom w:type="dxa" w:w="80"/>
-              <w:right w:type="dxa" w:w="80"/>
-            </w:tcMar>
-          </w:tcPr>
-          <w:p>
-            <w:pPr>
-              <w:spacing w:after="40"/>
-              <w:jc w:val="left"/>
-            </w:pPr>
-            <w:r>
-              <w:rPr>
-                <w:b w:val="false"/>
-                <w:bCs w:val="false"/>
-                <w:i w:val="false"/>
-                <w:iCs w:val="false"/>
-                <w:color w:val="000000"/>
-                <w:sz w:val="20"/>
-                <w:szCs w:val="20"/>
-                <w:rFonts w:ascii="Times New Roman" w:cs="Times New Roman" w:eastAsia="Times New Roman" w:hAnsi="Times New Roman"/>
-              </w:rPr>
-              <w:t xml:space="preserve">Raisonnement</w:t>
+              <w:t xml:space="preserve">4. Étude de document</w:t>
+            </w:r>
+          </w:p>
+        </w:tc>
+        <w:tc>
+          <w:tcPr>
+            <w:tcMar>
+              <w:top w:type="dxa" w:w="80"/>
+              <w:left w:type="dxa" w:w="80"/>
+              <w:bottom w:type="dxa" w:w="80"/>
+              <w:right w:type="dxa" w:w="80"/>
+            </w:tcMar>
+          </w:tcPr>
+          <w:p>
+            <w:pPr>
+              <w:spacing w:after="40"/>
+              <w:jc w:val="left"/>
+            </w:pPr>
+            <w:r>
+              <w:rPr>
+                <w:b w:val="false"/>
+                <w:bCs w:val="false"/>
+                <w:i w:val="false"/>
+                <w:iCs w:val="false"/>
+                <w:color w:val="000000"/>
+                <w:sz w:val="20"/>
+                <w:szCs w:val="20"/>
+                <w:rFonts w:ascii="Times New Roman" w:cs="Times New Roman" w:eastAsia="Times New Roman" w:hAnsi="Times New Roman"/>
+              </w:rPr>
+              <w:t xml:space="preserve">Fait lire le document « Le 26 juin 1960 à Antananarivo » (texte reconstitué d’après les comptes rendus de presse de la proclamation de l’indépendance (juin 1960)), puis pose les questions.</w:t>
+            </w:r>
+          </w:p>
+        </w:tc>
+        <w:tc>
+          <w:tcPr>
+            <w:tcMar>
+              <w:top w:type="dxa" w:w="80"/>
+              <w:left w:type="dxa" w:w="80"/>
+              <w:bottom w:type="dxa" w:w="80"/>
+              <w:right w:type="dxa" w:w="80"/>
+            </w:tcMar>
+          </w:tcPr>
+          <w:p>
+            <w:pPr>
+              <w:spacing w:after="40"/>
+              <w:jc w:val="left"/>
+            </w:pPr>
+            <w:r>
+              <w:rPr>
+                <w:b w:val="false"/>
+                <w:bCs w:val="false"/>
+                <w:i w:val="false"/>
+                <w:iCs w:val="false"/>
+                <w:color w:val="000000"/>
+                <w:sz w:val="20"/>
+                <w:szCs w:val="20"/>
+                <w:rFonts w:ascii="Times New Roman" w:cs="Times New Roman" w:eastAsia="Times New Roman" w:hAnsi="Times New Roman"/>
+              </w:rPr>
+              <w:t xml:space="preserve">Lisent le document, répondent aux questions et critiquent la source.</w:t>
+            </w:r>
+          </w:p>
+        </w:tc>
+        <w:tc>
+          <w:tcPr>
+            <w:tcMar>
+              <w:top w:type="dxa" w:w="80"/>
+              <w:left w:type="dxa" w:w="80"/>
+              <w:bottom w:type="dxa" w:w="80"/>
+              <w:right w:type="dxa" w:w="80"/>
+            </w:tcMar>
+          </w:tcPr>
+          <w:p>
+            <w:pPr>
+              <w:spacing w:after="40"/>
+              <w:jc w:val="left"/>
+            </w:pPr>
+            <w:r>
+              <w:rPr>
+                <w:b w:val="false"/>
+                <w:bCs w:val="false"/>
+                <w:i w:val="false"/>
+                <w:iCs w:val="false"/>
+                <w:color w:val="000000"/>
+                <w:sz w:val="20"/>
+                <w:szCs w:val="20"/>
+                <w:rFonts w:ascii="Times New Roman" w:cs="Times New Roman" w:eastAsia="Times New Roman" w:hAnsi="Times New Roman"/>
+              </w:rPr>
+              <w:t xml:space="preserve">Observation dirigée, travail en binômes</w:t>
+            </w:r>
+          </w:p>
+        </w:tc>
+        <w:tc>
+          <w:tcPr>
+            <w:tcMar>
+              <w:top w:type="dxa" w:w="80"/>
+              <w:left w:type="dxa" w:w="80"/>
+              <w:bottom w:type="dxa" w:w="80"/>
+              <w:right w:type="dxa" w:w="80"/>
+            </w:tcMar>
+          </w:tcPr>
+          <w:p>
+            <w:pPr>
+              <w:spacing w:after="40"/>
+              <w:jc w:val="left"/>
+            </w:pPr>
+            <w:r>
+              <w:rPr>
+                <w:b w:val="false"/>
+                <w:bCs w:val="false"/>
+                <w:i w:val="false"/>
+                <w:iCs w:val="false"/>
+                <w:color w:val="000000"/>
+                <w:sz w:val="20"/>
+                <w:szCs w:val="20"/>
+                <w:rFonts w:ascii="Times New Roman" w:cs="Times New Roman" w:eastAsia="Times New Roman" w:hAnsi="Times New Roman"/>
+              </w:rPr>
+              <w:t xml:space="preserve">Document imprimé</w:t>
+            </w:r>
+          </w:p>
+        </w:tc>
+        <w:tc>
+          <w:tcPr>
+            <w:tcMar>
+              <w:top w:type="dxa" w:w="80"/>
+              <w:left w:type="dxa" w:w="80"/>
+              <w:bottom w:type="dxa" w:w="80"/>
+              <w:right w:type="dxa" w:w="80"/>
+            </w:tcMar>
+          </w:tcPr>
+          <w:p>
+            <w:pPr>
+              <w:spacing w:after="40"/>
+              <w:jc w:val="left"/>
+            </w:pPr>
+            <w:r>
+              <w:rPr>
+                <w:b w:val="false"/>
+                <w:bCs w:val="false"/>
+                <w:i w:val="false"/>
+                <w:iCs w:val="false"/>
+                <w:color w:val="000000"/>
+                <w:sz w:val="20"/>
+                <w:szCs w:val="20"/>
+                <w:rFonts w:ascii="Times New Roman" w:cs="Times New Roman" w:eastAsia="Times New Roman" w:hAnsi="Times New Roman"/>
+              </w:rPr>
+              <w:t xml:space="preserve">Esprit critique</w:t>
             </w:r>
           </w:p>
         </w:tc>
@@ -14302,7 +17663,26 @@
     </w:p>
     <w:p>
       <w:pPr>
-        <w:spacing w:after="110" w:line="300"/>
+        <w:spacing w:after="160" w:line="300"/>
+        <w:jc w:val="center"/>
+      </w:pPr>
+      <w:r>
+        <w:rPr>
+          <w:b w:val="false"/>
+          <w:bCs w:val="false"/>
+          <w:i/>
+          <w:iCs/>
+          <w:color w:val="000000"/>
+          <w:sz w:val="21"/>
+          <w:szCs w:val="21"/>
+          <w:rFonts w:ascii="Times New Roman" w:cs="Times New Roman" w:eastAsia="Times New Roman" w:hAnsi="Times New Roman"/>
+        </w:rPr>
+        <w:t xml:space="preserve">Minuit, 26 juin 1960 : le drapeau blanc-rouge-vert monte dans la nuit d’Antananarivo.</w:t>
+      </w:r>
+    </w:p>
+    <w:p>
+      <w:pPr>
+        <w:spacing w:after="80" w:line="300"/>
         <w:jc w:val="both"/>
       </w:pPr>
       <w:r>
@@ -14312,16 +17692,22 @@
           <w:i w:val="false"/>
           <w:iCs w:val="false"/>
           <w:color w:val="2E7D32"/>
-          <w:sz w:val="24"/>
-          <w:szCs w:val="24"/>
-          <w:rFonts w:ascii="Times New Roman" w:cs="Times New Roman" w:eastAsia="Times New Roman" w:hAnsi="Times New Roman"/>
-        </w:rPr>
-        <w:t xml:space="preserve">Définition — </w:t>
-      </w:r>
-      <w:r>
-        <w:rPr>
-          <w:b/>
-          <w:bCs/>
+          <w:sz w:val="26"/>
+          <w:szCs w:val="26"/>
+          <w:rFonts w:ascii="Times New Roman" w:cs="Times New Roman" w:eastAsia="Times New Roman" w:hAnsi="Times New Roman"/>
+        </w:rPr>
+        <w:t xml:space="preserve">1. Le monde décolonise</w:t>
+      </w:r>
+    </w:p>
+    <w:p>
+      <w:pPr>
+        <w:spacing w:after="100" w:line="300"/>
+        <w:jc w:val="both"/>
+      </w:pPr>
+      <w:r>
+        <w:rPr>
+          <w:b w:val="false"/>
+          <w:bCs w:val="false"/>
           <w:i w:val="false"/>
           <w:iCs w:val="false"/>
           <w:color w:val="000000"/>
@@ -14329,14 +17715,65 @@
           <w:szCs w:val="24"/>
           <w:rFonts w:ascii="Times New Roman" w:cs="Times New Roman" w:eastAsia="Times New Roman" w:hAnsi="Times New Roman"/>
         </w:rPr>
-        <w:t xml:space="preserve">Après 1947, la revendication d’indépendance s’impose peu à peu. La Loi-cadre de 1956 accorde une large autonomie interne : suffrage universel et gouvernement local malgache. Au référendum de 1958, Madagascar choisit le statut de République autonome au sein de la Communauté française : la République malgache est proclamée le 14 octobre 1958. Enfin, le 26 juin 1960, Madagascar accède à l’indépendance.</w:t>
+        <w:t xml:space="preserve">Après 1947, la répression a brisé les partis, mais rien n’arrête le mouvement du monde — l’Inde est indépendante (1947), la guerre d’Indochine s’achève (1954), l’Afrique s’éveille ; la France comprend qu’il faut réformer avant de tout perdre.</w:t>
       </w:r>
     </w:p>
     <w:p>
       <w:pPr>
-        <w:spacing w:after="110" w:line="300"/>
+        <w:spacing w:after="80" w:line="300"/>
         <w:jc w:val="both"/>
       </w:pPr>
+      <w:r>
+        <w:rPr>
+          <w:b/>
+          <w:bCs/>
+          <w:i w:val="false"/>
+          <w:iCs w:val="false"/>
+          <w:color w:val="2E7D32"/>
+          <w:sz w:val="26"/>
+          <w:szCs w:val="26"/>
+          <w:rFonts w:ascii="Times New Roman" w:cs="Times New Roman" w:eastAsia="Times New Roman" w:hAnsi="Times New Roman"/>
+        </w:rPr>
+        <w:t xml:space="preserve">2. Trois étapes vers la souveraineté</w:t>
+      </w:r>
+    </w:p>
+    <w:p>
+      <w:pPr>
+        <w:spacing w:after="100" w:line="300"/>
+        <w:jc w:val="both"/>
+      </w:pPr>
+      <w:r>
+        <w:rPr>
+          <w:b w:val="false"/>
+          <w:bCs w:val="false"/>
+          <w:i w:val="false"/>
+          <w:iCs w:val="false"/>
+          <w:color w:val="000000"/>
+          <w:sz w:val="24"/>
+          <w:szCs w:val="24"/>
+          <w:rFonts w:ascii="Times New Roman" w:cs="Times New Roman" w:eastAsia="Times New Roman" w:hAnsi="Times New Roman"/>
+        </w:rPr>
+        <w:t xml:space="preserve">La marche se fait en trois étapes :</w:t>
+      </w:r>
+    </w:p>
+    <w:p>
+      <w:pPr>
+        <w:spacing w:after="60" w:line="300"/>
+        <w:jc w:val="both"/>
+      </w:pPr>
+      <w:r>
+        <w:rPr>
+          <w:b w:val="false"/>
+          <w:bCs w:val="false"/>
+          <w:i w:val="false"/>
+          <w:iCs w:val="false"/>
+          <w:color w:val="000000"/>
+          <w:sz w:val="24"/>
+          <w:szCs w:val="24"/>
+          <w:rFonts w:ascii="Times New Roman" w:cs="Times New Roman" w:eastAsia="Times New Roman" w:hAnsi="Times New Roman"/>
+        </w:rPr>
+        <w:t xml:space="preserve">• la Loi-cadre de 1956 (dite loi Defferre) : elle institue le </w:t>
+      </w:r>
       <w:r>
         <w:rPr>
           <w:b/>
@@ -14348,7 +17785,7 @@
           <w:szCs w:val="24"/>
           <w:rFonts w:ascii="Times New Roman" w:cs="Times New Roman" w:eastAsia="Times New Roman" w:hAnsi="Times New Roman"/>
         </w:rPr>
-        <w:t xml:space="preserve">Autrement dit : </w:t>
+        <w:t xml:space="preserve">suffrage universel</w:t>
       </w:r>
       <w:r>
         <w:rPr>
@@ -14361,12 +17798,38 @@
           <w:szCs w:val="24"/>
           <w:rFonts w:ascii="Times New Roman" w:cs="Times New Roman" w:eastAsia="Times New Roman" w:hAnsi="Times New Roman"/>
         </w:rPr>
-        <w:t xml:space="preserve">trois marches : 1956, les Malgaches gouvernent chez eux ; 1958, la République malgache est proclamée ; 26 juin 1960, l’indépendance complète.</w:t>
+        <w:t xml:space="preserve"> — tous les adultes votent, et non plus une minorité — et crée un conseil de gouvernement malgache ; pour la première fois depuis 1896, des ministres malgaches administrent leur pays : l’</w:t>
+      </w:r>
+      <w:r>
+        <w:rPr>
+          <w:b/>
+          <w:bCs/>
+          <w:i w:val="false"/>
+          <w:iCs w:val="false"/>
+          <w:color w:val="1F4E79"/>
+          <w:sz w:val="24"/>
+          <w:szCs w:val="24"/>
+          <w:rFonts w:ascii="Times New Roman" w:cs="Times New Roman" w:eastAsia="Times New Roman" w:hAnsi="Times New Roman"/>
+        </w:rPr>
+        <w:t xml:space="preserve">autonomie interne</w:t>
+      </w:r>
+      <w:r>
+        <w:rPr>
+          <w:b w:val="false"/>
+          <w:bCs w:val="false"/>
+          <w:i w:val="false"/>
+          <w:iCs w:val="false"/>
+          <w:color w:val="000000"/>
+          <w:sz w:val="24"/>
+          <w:szCs w:val="24"/>
+          <w:rFonts w:ascii="Times New Roman" w:cs="Times New Roman" w:eastAsia="Times New Roman" w:hAnsi="Times New Roman"/>
+        </w:rPr>
+        <w:t xml:space="preserve"> est en marche, et les partis renaissent ;</w:t>
       </w:r>
     </w:p>
     <w:p>
       <w:pPr>
-        <w:spacing w:after="110" w:line="300"/>
+        <w:spacing w:after="60" w:line="300"/>
         <w:jc w:val="both"/>
       </w:pPr>
       <w:r>
@@ -14380,7 +17843,220 @@
           <w:szCs w:val="24"/>
           <w:rFonts w:ascii="Times New Roman" w:cs="Times New Roman" w:eastAsia="Times New Roman" w:hAnsi="Times New Roman"/>
         </w:rPr>
-        <w:t xml:space="preserve">Le contexte d’abord : après 1947, la répression a brisé les partis, mais rien n’arrête le mouvement du monde — l’Inde est indépendante (1947), la guerre d’Indochine s’achève (1954), l’Afrique s’éveille ; la France comprend qu’il faut réformer avant de tout perdre. Première étape : la Loi-cadre de 1956 (dite loi Defferre). Elle institue le suffrage universel — tous les adultes votent, et non plus une minorité — et crée un conseil de gouvernement malgache : pour la première fois depuis 1896, des ministres malgaches administrent leur pays ; l’autonomie interne est en marche, et les partis renaissent. Deuxième étape : le référendum du 28 septembre 1958. Le général de Gaulle propose aux colonies une Communauté française rénovée : voter « oui », c’est devenir République autonome dans la Communauté ; voter « non », c’est l’indépendance immédiate et la rupture. Madagascar vote majoritairement oui, et le 14 octobre 1958, la République malgache est proclamée — un État, un gouvernement, une assemblée, sous réserve des domaines gardés par Paris (défense, monnaie, diplomatie). Troisième étape : l’indépendance. La Communauté se révèle vite une transition : dès 1959, la nouvelle république négocie le transfert des dernières compétences ; les accords sont signés en avril 1960, et le 26 juin 1960, l’indépendance est proclamée — Philibert Tsiranana devient le premier président de la République malgache. Soixante-quatre ans après l’annexion de 1896, la souveraineté revient — par les urnes et la négociation, portée par un demi-siècle de luttes : des Menalamba aux députés de 1946, chaque génération a préparé ce matin du 26 juin.</w:t>
+        <w:t xml:space="preserve">• le référendum du 28 septembre 1958 : le général de Gaulle propose aux colonies une </w:t>
+      </w:r>
+      <w:r>
+        <w:rPr>
+          <w:b/>
+          <w:bCs/>
+          <w:i w:val="false"/>
+          <w:iCs w:val="false"/>
+          <w:color w:val="1F4E79"/>
+          <w:sz w:val="24"/>
+          <w:szCs w:val="24"/>
+          <w:rFonts w:ascii="Times New Roman" w:cs="Times New Roman" w:eastAsia="Times New Roman" w:hAnsi="Times New Roman"/>
+        </w:rPr>
+        <w:t xml:space="preserve">Communauté française</w:t>
+      </w:r>
+      <w:r>
+        <w:rPr>
+          <w:b w:val="false"/>
+          <w:bCs w:val="false"/>
+          <w:i w:val="false"/>
+          <w:iCs w:val="false"/>
+          <w:color w:val="000000"/>
+          <w:sz w:val="24"/>
+          <w:szCs w:val="24"/>
+          <w:rFonts w:ascii="Times New Roman" w:cs="Times New Roman" w:eastAsia="Times New Roman" w:hAnsi="Times New Roman"/>
+        </w:rPr>
+        <w:t xml:space="preserve"> rénovée ; voter « oui », c’est devenir République autonome dans la Communauté ; voter « non », c’est l’indépendance immédiate et la rupture ; Madagascar vote majoritairement oui, et le </w:t>
+      </w:r>
+      <w:r>
+        <w:rPr>
+          <w:b/>
+          <w:bCs/>
+          <w:i w:val="false"/>
+          <w:iCs w:val="false"/>
+          <w:color w:val="1F4E79"/>
+          <w:sz w:val="24"/>
+          <w:szCs w:val="24"/>
+          <w:rFonts w:ascii="Times New Roman" w:cs="Times New Roman" w:eastAsia="Times New Roman" w:hAnsi="Times New Roman"/>
+        </w:rPr>
+        <w:t xml:space="preserve">14 octobre 1958</w:t>
+      </w:r>
+      <w:r>
+        <w:rPr>
+          <w:b w:val="false"/>
+          <w:bCs w:val="false"/>
+          <w:i w:val="false"/>
+          <w:iCs w:val="false"/>
+          <w:color w:val="000000"/>
+          <w:sz w:val="24"/>
+          <w:szCs w:val="24"/>
+          <w:rFonts w:ascii="Times New Roman" w:cs="Times New Roman" w:eastAsia="Times New Roman" w:hAnsi="Times New Roman"/>
+        </w:rPr>
+        <w:t xml:space="preserve">, la </w:t>
+      </w:r>
+      <w:r>
+        <w:rPr>
+          <w:b/>
+          <w:bCs/>
+          <w:i w:val="false"/>
+          <w:iCs w:val="false"/>
+          <w:color w:val="1F4E79"/>
+          <w:sz w:val="24"/>
+          <w:szCs w:val="24"/>
+          <w:rFonts w:ascii="Times New Roman" w:cs="Times New Roman" w:eastAsia="Times New Roman" w:hAnsi="Times New Roman"/>
+        </w:rPr>
+        <w:t xml:space="preserve">République malgache</w:t>
+      </w:r>
+      <w:r>
+        <w:rPr>
+          <w:b w:val="false"/>
+          <w:bCs w:val="false"/>
+          <w:i w:val="false"/>
+          <w:iCs w:val="false"/>
+          <w:color w:val="000000"/>
+          <w:sz w:val="24"/>
+          <w:szCs w:val="24"/>
+          <w:rFonts w:ascii="Times New Roman" w:cs="Times New Roman" w:eastAsia="Times New Roman" w:hAnsi="Times New Roman"/>
+        </w:rPr>
+        <w:t xml:space="preserve"> est proclamée — un État, un gouvernement, une assemblée, sous réserve des domaines gardés par Paris (défense, monnaie, diplomatie) ;</w:t>
+      </w:r>
+    </w:p>
+    <w:p>
+      <w:pPr>
+        <w:spacing w:after="60" w:line="300"/>
+        <w:jc w:val="both"/>
+      </w:pPr>
+      <w:r>
+        <w:rPr>
+          <w:b w:val="false"/>
+          <w:bCs w:val="false"/>
+          <w:i w:val="false"/>
+          <w:iCs w:val="false"/>
+          <w:color w:val="000000"/>
+          <w:sz w:val="24"/>
+          <w:szCs w:val="24"/>
+          <w:rFonts w:ascii="Times New Roman" w:cs="Times New Roman" w:eastAsia="Times New Roman" w:hAnsi="Times New Roman"/>
+        </w:rPr>
+        <w:t xml:space="preserve">• l’indépendance : dès 1959, la nouvelle république négocie le transfert des dernières compétences ; les accords sont signés en avril 1960, et le </w:t>
+      </w:r>
+      <w:r>
+        <w:rPr>
+          <w:b/>
+          <w:bCs/>
+          <w:i w:val="false"/>
+          <w:iCs w:val="false"/>
+          <w:color w:val="1F4E79"/>
+          <w:sz w:val="24"/>
+          <w:szCs w:val="24"/>
+          <w:rFonts w:ascii="Times New Roman" w:cs="Times New Roman" w:eastAsia="Times New Roman" w:hAnsi="Times New Roman"/>
+        </w:rPr>
+        <w:t xml:space="preserve">26 juin 1960</w:t>
+      </w:r>
+      <w:r>
+        <w:rPr>
+          <w:b w:val="false"/>
+          <w:bCs w:val="false"/>
+          <w:i w:val="false"/>
+          <w:iCs w:val="false"/>
+          <w:color w:val="000000"/>
+          <w:sz w:val="24"/>
+          <w:szCs w:val="24"/>
+          <w:rFonts w:ascii="Times New Roman" w:cs="Times New Roman" w:eastAsia="Times New Roman" w:hAnsi="Times New Roman"/>
+        </w:rPr>
+        <w:t xml:space="preserve">, l’indépendance est proclamée — </w:t>
+      </w:r>
+      <w:r>
+        <w:rPr>
+          <w:b/>
+          <w:bCs/>
+          <w:i w:val="false"/>
+          <w:iCs w:val="false"/>
+          <w:color w:val="1F4E79"/>
+          <w:sz w:val="24"/>
+          <w:szCs w:val="24"/>
+          <w:rFonts w:ascii="Times New Roman" w:cs="Times New Roman" w:eastAsia="Times New Roman" w:hAnsi="Times New Roman"/>
+        </w:rPr>
+        <w:t xml:space="preserve">Philibert Tsiranana</w:t>
+      </w:r>
+      <w:r>
+        <w:rPr>
+          <w:b w:val="false"/>
+          <w:bCs w:val="false"/>
+          <w:i w:val="false"/>
+          <w:iCs w:val="false"/>
+          <w:color w:val="000000"/>
+          <w:sz w:val="24"/>
+          <w:szCs w:val="24"/>
+          <w:rFonts w:ascii="Times New Roman" w:cs="Times New Roman" w:eastAsia="Times New Roman" w:hAnsi="Times New Roman"/>
+        </w:rPr>
+        <w:t xml:space="preserve"> devient le premier président de la </w:t>
+      </w:r>
+      <w:r>
+        <w:rPr>
+          <w:b/>
+          <w:bCs/>
+          <w:i w:val="false"/>
+          <w:iCs w:val="false"/>
+          <w:color w:val="1F4E79"/>
+          <w:sz w:val="24"/>
+          <w:szCs w:val="24"/>
+          <w:rFonts w:ascii="Times New Roman" w:cs="Times New Roman" w:eastAsia="Times New Roman" w:hAnsi="Times New Roman"/>
+        </w:rPr>
+        <w:t xml:space="preserve">République malgache</w:t>
+      </w:r>
+      <w:r>
+        <w:rPr>
+          <w:b w:val="false"/>
+          <w:bCs w:val="false"/>
+          <w:i w:val="false"/>
+          <w:iCs w:val="false"/>
+          <w:color w:val="000000"/>
+          <w:sz w:val="24"/>
+          <w:szCs w:val="24"/>
+          <w:rFonts w:ascii="Times New Roman" w:cs="Times New Roman" w:eastAsia="Times New Roman" w:hAnsi="Times New Roman"/>
+        </w:rPr>
+        <w:t xml:space="preserve">.</w:t>
+      </w:r>
+    </w:p>
+    <w:p>
+      <w:pPr>
+        <w:spacing w:after="80" w:line="300"/>
+        <w:jc w:val="both"/>
+      </w:pPr>
+      <w:r>
+        <w:rPr>
+          <w:b/>
+          <w:bCs/>
+          <w:i w:val="false"/>
+          <w:iCs w:val="false"/>
+          <w:color w:val="2E7D32"/>
+          <w:sz w:val="26"/>
+          <w:szCs w:val="26"/>
+          <w:rFonts w:ascii="Times New Roman" w:cs="Times New Roman" w:eastAsia="Times New Roman" w:hAnsi="Times New Roman"/>
+        </w:rPr>
+        <w:t xml:space="preserve">3. La souveraineté retrouvée</w:t>
+      </w:r>
+    </w:p>
+    <w:p>
+      <w:pPr>
+        <w:spacing w:after="100" w:line="300"/>
+        <w:jc w:val="both"/>
+      </w:pPr>
+      <w:r>
+        <w:rPr>
+          <w:b w:val="false"/>
+          <w:bCs w:val="false"/>
+          <w:i w:val="false"/>
+          <w:iCs w:val="false"/>
+          <w:color w:val="000000"/>
+          <w:sz w:val="24"/>
+          <w:szCs w:val="24"/>
+          <w:rFonts w:ascii="Times New Roman" w:cs="Times New Roman" w:eastAsia="Times New Roman" w:hAnsi="Times New Roman"/>
+        </w:rPr>
+        <w:t xml:space="preserve">Soixante-quatre ans après l’annexion de 1896, la souveraineté revient — par les urnes et la négociation, portée par un demi-siècle de luttes : des Menalamba aux députés de 1946, chaque génération a préparé ce matin du 26 juin.</w:t>
       </w:r>
     </w:p>
     <w:p>
@@ -14431,176 +18107,670 @@
     </w:p>
     <w:p>
       <w:pPr>
-        <w:spacing w:before="200" w:after="150"/>
-        <w:jc w:val="left"/>
+        <w:spacing w:after="120"/>
       </w:pPr>
-      <w:r>
-        <w:rPr>
-          <w:b/>
-          <w:bCs/>
-          <w:i w:val="false"/>
-          <w:iCs w:val="false"/>
-          <w:color w:val="2E7D32"/>
-          <w:sz w:val="28"/>
-          <w:szCs w:val="28"/>
-          <w:rFonts w:ascii="Times New Roman" w:cs="Times New Roman" w:eastAsia="Times New Roman" w:hAnsi="Times New Roman"/>
-        </w:rPr>
-        <w:t xml:space="preserve">Méthode</w:t>
-      </w:r>
+    </w:p>
+    <w:tbl>
+      <w:tblPr>
+        <w:tblW w:type="dxa" w:w="9600"/>
+        <w:tblBorders>
+          <w:top w:val="single" w:color="B25000" w:sz="12"/>
+          <w:left w:val="single" w:color="B25000" w:sz="12"/>
+          <w:bottom w:val="single" w:color="B25000" w:sz="12"/>
+          <w:right w:val="single" w:color="B25000" w:sz="12"/>
+          <w:insideH w:val="none"/>
+          <w:insideV w:val="none"/>
+        </w:tblBorders>
+        <w:tblLayout w:type="fixed"/>
+      </w:tblPr>
+      <w:tblGrid>
+        <w:gridCol w:w="9600"/>
+      </w:tblGrid>
+      <w:tr>
+        <w:tc>
+          <w:tcPr>
+            <w:shd w:fill="FFF8EF" w:val="clear"/>
+            <w:tcMar>
+              <w:top w:type="dxa" w:w="140"/>
+              <w:left w:type="dxa" w:w="180"/>
+              <w:bottom w:type="dxa" w:w="140"/>
+              <w:right w:type="dxa" w:w="180"/>
+            </w:tcMar>
+          </w:tcPr>
+          <w:p>
+            <w:pPr>
+              <w:spacing w:after="90"/>
+            </w:pPr>
+            <w:r>
+              <w:rPr>
+                <w:b/>
+                <w:bCs/>
+                <w:i w:val="false"/>
+                <w:iCs w:val="false"/>
+                <w:color w:val="B25000"/>
+                <w:sz w:val="25"/>
+                <w:szCs w:val="25"/>
+                <w:rFonts w:ascii="Times New Roman" w:cs="Times New Roman" w:eastAsia="Times New Roman" w:hAnsi="Times New Roman"/>
+              </w:rPr>
+              <w:t xml:space="preserve">Document à étudier</w:t>
+            </w:r>
+          </w:p>
+          <w:p>
+            <w:pPr>
+              <w:spacing w:after="80" w:line="300"/>
+              <w:jc w:val="left"/>
+            </w:pPr>
+            <w:r>
+              <w:rPr>
+                <w:b/>
+                <w:bCs/>
+                <w:i w:val="false"/>
+                <w:iCs w:val="false"/>
+                <w:color w:val="000000"/>
+                <w:sz w:val="21"/>
+                <w:szCs w:val="21"/>
+                <w:rFonts w:ascii="Times New Roman" w:cs="Times New Roman" w:eastAsia="Times New Roman" w:hAnsi="Times New Roman"/>
+              </w:rPr>
+              <w:t xml:space="preserve">Le 26 juin 1960 à Antananarivo — texte reconstitué d’après les comptes rendus de presse de la proclamation de l’indépendance (juin 1960)</w:t>
+            </w:r>
+          </w:p>
+          <w:p>
+            <w:pPr>
+              <w:spacing w:after="100" w:line="300"/>
+              <w:jc w:val="both"/>
+            </w:pPr>
+            <w:r>
+              <w:rPr>
+                <w:b w:val="false"/>
+                <w:bCs w:val="false"/>
+                <w:i/>
+                <w:iCs/>
+                <w:color w:val="000000"/>
+                <w:sz w:val="24"/>
+                <w:szCs w:val="24"/>
+                <w:rFonts w:ascii="Times New Roman" w:cs="Times New Roman" w:eastAsia="Times New Roman" w:hAnsi="Times New Roman"/>
+              </w:rPr>
+              <w:t xml:space="preserve">« Dès la veille au soir, la foule avait envahi les abords du stade de Mahamasina. À minuit, les lumières se sont éteintes ; dans le silence, le drapeau français est descendu, puis le drapeau blanc, rouge et vert de la République malgache est monté lentement dans la nuit, salué par une immense clameur et par l’hymne national. Au matin, devant les représentants de nombreux pays, le président Tsiranana a proclamé solennellement l’indépendance de Madagascar, rappelant que la souveraineté retrouvée était l’œuvre de tout un peuple et qu’elle s’était accomplie dans la paix et l’amitié entre les nations. »</w:t>
+            </w:r>
+          </w:p>
+          <w:p>
+            <w:pPr>
+              <w:spacing w:after="40" w:line="300"/>
+              <w:jc w:val="both"/>
+            </w:pPr>
+            <w:r>
+              <w:rPr>
+                <w:b w:val="false"/>
+                <w:bCs w:val="false"/>
+                <w:i w:val="false"/>
+                <w:iCs w:val="false"/>
+                <w:color w:val="000000"/>
+                <w:sz w:val="24"/>
+                <w:szCs w:val="24"/>
+                <w:rFonts w:ascii="Times New Roman" w:cs="Times New Roman" w:eastAsia="Times New Roman" w:hAnsi="Times New Roman"/>
+              </w:rPr>
+              <w:t xml:space="preserve">1. Quels gestes symboliques marquent le passage à l’indépendance ?</w:t>
+            </w:r>
+          </w:p>
+          <w:p>
+            <w:pPr>
+              <w:spacing w:after="40" w:line="300"/>
+              <w:jc w:val="both"/>
+            </w:pPr>
+            <w:r>
+              <w:rPr>
+                <w:b w:val="false"/>
+                <w:bCs w:val="false"/>
+                <w:i w:val="false"/>
+                <w:iCs w:val="false"/>
+                <w:color w:val="000000"/>
+                <w:sz w:val="24"/>
+                <w:szCs w:val="24"/>
+                <w:rFonts w:ascii="Times New Roman" w:cs="Times New Roman" w:eastAsia="Times New Roman" w:hAnsi="Times New Roman"/>
+              </w:rPr>
+              <w:t xml:space="preserve">2. Pourquoi le président rappelle-t-il « l’œuvre de tout un peuple » ?</w:t>
+            </w:r>
+          </w:p>
+          <w:p>
+            <w:pPr>
+              <w:spacing w:after="40" w:line="300"/>
+              <w:jc w:val="both"/>
+            </w:pPr>
+            <w:r>
+              <w:rPr>
+                <w:b w:val="false"/>
+                <w:bCs w:val="false"/>
+                <w:i w:val="false"/>
+                <w:iCs w:val="false"/>
+                <w:color w:val="000000"/>
+                <w:sz w:val="24"/>
+                <w:szCs w:val="24"/>
+                <w:rFonts w:ascii="Times New Roman" w:cs="Times New Roman" w:eastAsia="Times New Roman" w:hAnsi="Times New Roman"/>
+              </w:rPr>
+              <w:t xml:space="preserve">3. Que signale la mention « texte reconstitué », et pourquoi est-elle honnête ?</w:t>
+            </w:r>
+          </w:p>
+          <w:p>
+            <w:pPr>
+              <w:spacing w:after="60"/>
+            </w:pPr>
+          </w:p>
+          <w:p>
+            <w:pPr>
+              <w:spacing w:after="40"/>
+            </w:pPr>
+            <w:r>
+              <w:rPr>
+                <w:b/>
+                <w:bCs/>
+                <w:i w:val="false"/>
+                <w:iCs w:val="false"/>
+                <w:color w:val="C2185B"/>
+                <w:sz w:val="22"/>
+                <w:szCs w:val="22"/>
+                <w:rFonts w:ascii="Times New Roman" w:cs="Times New Roman" w:eastAsia="Times New Roman" w:hAnsi="Times New Roman"/>
+              </w:rPr>
+              <w:t xml:space="preserve">Réponse 1. </w:t>
+            </w:r>
+            <w:r>
+              <w:rPr>
+                <w:b w:val="false"/>
+                <w:bCs w:val="false"/>
+                <w:i w:val="false"/>
+                <w:iCs w:val="false"/>
+                <w:color w:val="000000"/>
+                <w:sz w:val="22"/>
+                <w:szCs w:val="22"/>
+                <w:rFonts w:ascii="Times New Roman" w:cs="Times New Roman" w:eastAsia="Times New Roman" w:hAnsi="Times New Roman"/>
+              </w:rPr>
+              <w:t xml:space="preserve">La descente du drapeau français et la montée du drapeau malgache à minuit, l’hymne national, la proclamation solennelle devant les nations : des symboles qui disent le transfert de souveraineté.</w:t>
+            </w:r>
+          </w:p>
+          <w:p>
+            <w:pPr>
+              <w:spacing w:after="40"/>
+            </w:pPr>
+            <w:r>
+              <w:rPr>
+                <w:b/>
+                <w:bCs/>
+                <w:i w:val="false"/>
+                <w:iCs w:val="false"/>
+                <w:color w:val="C2185B"/>
+                <w:sz w:val="22"/>
+                <w:szCs w:val="22"/>
+                <w:rFonts w:ascii="Times New Roman" w:cs="Times New Roman" w:eastAsia="Times New Roman" w:hAnsi="Times New Roman"/>
+              </w:rPr>
+              <w:t xml:space="preserve">Réponse 2. </w:t>
+            </w:r>
+            <w:r>
+              <w:rPr>
+                <w:b w:val="false"/>
+                <w:bCs w:val="false"/>
+                <w:i w:val="false"/>
+                <w:iCs w:val="false"/>
+                <w:color w:val="000000"/>
+                <w:sz w:val="22"/>
+                <w:szCs w:val="22"/>
+                <w:rFonts w:ascii="Times New Roman" w:cs="Times New Roman" w:eastAsia="Times New Roman" w:hAnsi="Times New Roman"/>
+              </w:rPr>
+              <w:t xml:space="preserve">Parce que l’indépendance négociée de 1960 récolte ce que les générations de luttes — Menalamba, VVS, Ralaimongo, 1947 — ont semé : elle n’est pas un cadeau, mais un aboutissement.</w:t>
+            </w:r>
+          </w:p>
+          <w:p>
+            <w:pPr>
+              <w:spacing w:after="40"/>
+            </w:pPr>
+            <w:r>
+              <w:rPr>
+                <w:b/>
+                <w:bCs/>
+                <w:i w:val="false"/>
+                <w:iCs w:val="false"/>
+                <w:color w:val="C2185B"/>
+                <w:sz w:val="22"/>
+                <w:szCs w:val="22"/>
+                <w:rFonts w:ascii="Times New Roman" w:cs="Times New Roman" w:eastAsia="Times New Roman" w:hAnsi="Times New Roman"/>
+              </w:rPr>
+              <w:t xml:space="preserve">Réponse 3. </w:t>
+            </w:r>
+            <w:r>
+              <w:rPr>
+                <w:b w:val="false"/>
+                <w:bCs w:val="false"/>
+                <w:i w:val="false"/>
+                <w:iCs w:val="false"/>
+                <w:color w:val="000000"/>
+                <w:sz w:val="22"/>
+                <w:szCs w:val="22"/>
+                <w:rFonts w:ascii="Times New Roman" w:cs="Times New Roman" w:eastAsia="Times New Roman" w:hAnsi="Times New Roman"/>
+              </w:rPr>
+              <w:t xml:space="preserve">Le récit est recomposé à partir des comptes rendus d’époque, sans citer mot à mot un document unique ; l’historien distingue toujours l’extrait authentique du récit reconstitué — c’est une règle de probité.</w:t>
+            </w:r>
+          </w:p>
+        </w:tc>
+      </w:tr>
+    </w:tbl>
+    <w:p>
+      <w:pPr>
+        <w:spacing w:after="160"/>
+      </w:pPr>
+    </w:p>
+    <w:tbl>
+      <w:tblPr>
+        <w:tblW w:type="dxa" w:w="9600"/>
+        <w:tblBorders>
+          <w:top w:val="single" w:color="1565C0" w:sz="12"/>
+          <w:left w:val="single" w:color="1565C0" w:sz="12"/>
+          <w:bottom w:val="single" w:color="1565C0" w:sz="12"/>
+          <w:right w:val="single" w:color="1565C0" w:sz="12"/>
+          <w:insideH w:val="none"/>
+          <w:insideV w:val="none"/>
+        </w:tblBorders>
+        <w:tblLayout w:type="fixed"/>
+      </w:tblPr>
+      <w:tblGrid>
+        <w:gridCol w:w="9600"/>
+      </w:tblGrid>
+      <w:tr>
+        <w:tc>
+          <w:tcPr>
+            <w:shd w:fill="E3F2FD" w:val="clear"/>
+            <w:tcMar>
+              <w:top w:type="dxa" w:w="140"/>
+              <w:left w:type="dxa" w:w="180"/>
+              <w:bottom w:type="dxa" w:w="140"/>
+              <w:right w:type="dxa" w:w="180"/>
+            </w:tcMar>
+          </w:tcPr>
+          <w:p>
+            <w:pPr>
+              <w:spacing w:after="90"/>
+            </w:pPr>
+            <w:r>
+              <w:rPr>
+                <w:b/>
+                <w:bCs/>
+                <w:i w:val="false"/>
+                <w:iCs w:val="false"/>
+                <w:color w:val="1565C0"/>
+                <w:sz w:val="25"/>
+                <w:szCs w:val="25"/>
+                <w:rFonts w:ascii="Times New Roman" w:cs="Times New Roman" w:eastAsia="Times New Roman" w:hAnsi="Times New Roman"/>
+              </w:rPr>
+              <w:t xml:space="preserve">Le savais-tu ?</w:t>
+            </w:r>
+          </w:p>
+          <w:p>
+            <w:pPr>
+              <w:spacing w:after="0" w:line="300"/>
+              <w:jc w:val="both"/>
+            </w:pPr>
+            <w:r>
+              <w:rPr>
+                <w:b w:val="false"/>
+                <w:bCs w:val="false"/>
+                <w:i w:val="false"/>
+                <w:iCs w:val="false"/>
+                <w:color w:val="000000"/>
+                <w:sz w:val="22"/>
+                <w:szCs w:val="22"/>
+                <w:rFonts w:ascii="Times New Roman" w:cs="Times New Roman" w:eastAsia="Times New Roman" w:hAnsi="Times New Roman"/>
+              </w:rPr>
+              <w:t xml:space="preserve">Le 26 juin est resté la fête nationale de Madagascar — mais sais-tu que la date fut choisie aussi pour sa symbolique ? Les accords étaient prêts dès avril 1960 ; on retint la fin juin, à la veille des grandes vacances, pour que tout le pays — écoliers compris ! — puisse fêter l’événement. Depuis, chaque 26 juin, lampions, hymne et drapeaux font revivre le premier matin de la souveraineté retrouvée.</w:t>
+            </w:r>
+          </w:p>
+        </w:tc>
+      </w:tr>
+    </w:tbl>
+    <w:p>
+      <w:pPr>
+        <w:spacing w:after="160"/>
+      </w:pPr>
     </w:p>
     <w:p>
       <w:pPr>
-        <w:spacing w:after="60" w:line="300"/>
+        <w:spacing w:after="80" w:line="300"/>
         <w:jc w:val="both"/>
       </w:pPr>
       <w:r>
         <w:rPr>
-          <w:b w:val="false"/>
-          <w:bCs w:val="false"/>
-          <w:i w:val="false"/>
-          <w:iCs w:val="false"/>
-          <w:color w:val="000000"/>
-          <w:sz w:val="24"/>
-          <w:szCs w:val="24"/>
-          <w:rFonts w:ascii="Times New Roman" w:cs="Times New Roman" w:eastAsia="Times New Roman" w:hAnsi="Times New Roman"/>
-        </w:rPr>
-        <w:t xml:space="preserve">1. Réciter la frise : 1947 → 1956 → 1958 → 26 juin 1960.</w:t>
+          <w:b/>
+          <w:bCs/>
+          <w:i w:val="false"/>
+          <w:iCs w:val="false"/>
+          <w:color w:val="2E7D32"/>
+          <w:sz w:val="26"/>
+          <w:szCs w:val="26"/>
+          <w:rFonts w:ascii="Times New Roman" w:cs="Times New Roman" w:eastAsia="Times New Roman" w:hAnsi="Times New Roman"/>
+        </w:rPr>
+        <w:t xml:space="preserve">Petit lexique</w:t>
       </w:r>
     </w:p>
+    <w:tbl>
+      <w:tblPr>
+        <w:tblW w:type="dxa" w:w="9600"/>
+        <w:tblBorders>
+          <w:top w:val="single" w:color="808080" w:sz="4"/>
+          <w:left w:val="single" w:color="808080" w:sz="4"/>
+          <w:bottom w:val="single" w:color="808080" w:sz="4"/>
+          <w:right w:val="single" w:color="808080" w:sz="4"/>
+          <w:insideH w:val="single" w:color="B0B0B0" w:sz="4"/>
+          <w:insideV w:val="single" w:color="B0B0B0" w:sz="4"/>
+        </w:tblBorders>
+        <w:tblLayout w:type="fixed"/>
+      </w:tblPr>
+      <w:tblGrid>
+        <w:gridCol w:w="2800"/>
+        <w:gridCol w:w="6800"/>
+      </w:tblGrid>
+      <w:tr>
+        <w:tc>
+          <w:tcPr>
+            <w:shd w:fill="E7E6E6" w:val="clear"/>
+            <w:tcMar>
+              <w:top w:type="dxa" w:w="80"/>
+              <w:left w:type="dxa" w:w="80"/>
+              <w:bottom w:type="dxa" w:w="80"/>
+              <w:right w:type="dxa" w:w="80"/>
+            </w:tcMar>
+          </w:tcPr>
+          <w:p>
+            <w:pPr>
+              <w:spacing w:after="40"/>
+              <w:jc w:val="left"/>
+            </w:pPr>
+            <w:r>
+              <w:rPr>
+                <w:b/>
+                <w:bCs/>
+                <w:i w:val="false"/>
+                <w:iCs w:val="false"/>
+                <w:color w:val="000000"/>
+                <w:sz w:val="20"/>
+                <w:szCs w:val="20"/>
+                <w:rFonts w:ascii="Times New Roman" w:cs="Times New Roman" w:eastAsia="Times New Roman" w:hAnsi="Times New Roman"/>
+              </w:rPr>
+              <w:t xml:space="preserve">Mot</w:t>
+            </w:r>
+          </w:p>
+        </w:tc>
+        <w:tc>
+          <w:tcPr>
+            <w:shd w:fill="E7E6E6" w:val="clear"/>
+            <w:tcMar>
+              <w:top w:type="dxa" w:w="80"/>
+              <w:left w:type="dxa" w:w="80"/>
+              <w:bottom w:type="dxa" w:w="80"/>
+              <w:right w:type="dxa" w:w="80"/>
+            </w:tcMar>
+          </w:tcPr>
+          <w:p>
+            <w:pPr>
+              <w:spacing w:after="40"/>
+              <w:jc w:val="left"/>
+            </w:pPr>
+            <w:r>
+              <w:rPr>
+                <w:b/>
+                <w:bCs/>
+                <w:i w:val="false"/>
+                <w:iCs w:val="false"/>
+                <w:color w:val="000000"/>
+                <w:sz w:val="20"/>
+                <w:szCs w:val="20"/>
+                <w:rFonts w:ascii="Times New Roman" w:cs="Times New Roman" w:eastAsia="Times New Roman" w:hAnsi="Times New Roman"/>
+              </w:rPr>
+              <w:t xml:space="preserve">Sens</w:t>
+            </w:r>
+          </w:p>
+        </w:tc>
+      </w:tr>
+      <w:tr>
+        <w:tc>
+          <w:tcPr>
+            <w:tcMar>
+              <w:top w:type="dxa" w:w="80"/>
+              <w:left w:type="dxa" w:w="80"/>
+              <w:bottom w:type="dxa" w:w="80"/>
+              <w:right w:type="dxa" w:w="80"/>
+            </w:tcMar>
+          </w:tcPr>
+          <w:p>
+            <w:pPr>
+              <w:spacing w:after="40"/>
+              <w:jc w:val="left"/>
+            </w:pPr>
+            <w:r>
+              <w:rPr>
+                <w:b/>
+                <w:bCs/>
+                <w:i w:val="false"/>
+                <w:iCs w:val="false"/>
+                <w:color w:val="000000"/>
+                <w:sz w:val="20"/>
+                <w:szCs w:val="20"/>
+                <w:rFonts w:ascii="Times New Roman" w:cs="Times New Roman" w:eastAsia="Times New Roman" w:hAnsi="Times New Roman"/>
+              </w:rPr>
+              <w:t xml:space="preserve">Loi-cadre</w:t>
+            </w:r>
+          </w:p>
+        </w:tc>
+        <w:tc>
+          <w:tcPr>
+            <w:tcMar>
+              <w:top w:type="dxa" w:w="80"/>
+              <w:left w:type="dxa" w:w="80"/>
+              <w:bottom w:type="dxa" w:w="80"/>
+              <w:right w:type="dxa" w:w="80"/>
+            </w:tcMar>
+          </w:tcPr>
+          <w:p>
+            <w:pPr>
+              <w:spacing w:after="40"/>
+              <w:jc w:val="left"/>
+            </w:pPr>
+            <w:r>
+              <w:rPr>
+                <w:b w:val="false"/>
+                <w:bCs w:val="false"/>
+                <w:i w:val="false"/>
+                <w:iCs w:val="false"/>
+                <w:color w:val="000000"/>
+                <w:sz w:val="20"/>
+                <w:szCs w:val="20"/>
+                <w:rFonts w:ascii="Times New Roman" w:cs="Times New Roman" w:eastAsia="Times New Roman" w:hAnsi="Times New Roman"/>
+              </w:rPr>
+              <w:t xml:space="preserve">loi de 1956 ouvrant l’autonomie interne aux colonies</w:t>
+            </w:r>
+          </w:p>
+        </w:tc>
+      </w:tr>
+      <w:tr>
+        <w:tc>
+          <w:tcPr>
+            <w:tcMar>
+              <w:top w:type="dxa" w:w="80"/>
+              <w:left w:type="dxa" w:w="80"/>
+              <w:bottom w:type="dxa" w:w="80"/>
+              <w:right w:type="dxa" w:w="80"/>
+            </w:tcMar>
+          </w:tcPr>
+          <w:p>
+            <w:pPr>
+              <w:spacing w:after="40"/>
+              <w:jc w:val="left"/>
+            </w:pPr>
+            <w:r>
+              <w:rPr>
+                <w:b/>
+                <w:bCs/>
+                <w:i w:val="false"/>
+                <w:iCs w:val="false"/>
+                <w:color w:val="000000"/>
+                <w:sz w:val="20"/>
+                <w:szCs w:val="20"/>
+                <w:rFonts w:ascii="Times New Roman" w:cs="Times New Roman" w:eastAsia="Times New Roman" w:hAnsi="Times New Roman"/>
+              </w:rPr>
+              <w:t xml:space="preserve">Référendum</w:t>
+            </w:r>
+          </w:p>
+        </w:tc>
+        <w:tc>
+          <w:tcPr>
+            <w:tcMar>
+              <w:top w:type="dxa" w:w="80"/>
+              <w:left w:type="dxa" w:w="80"/>
+              <w:bottom w:type="dxa" w:w="80"/>
+              <w:right w:type="dxa" w:w="80"/>
+            </w:tcMar>
+          </w:tcPr>
+          <w:p>
+            <w:pPr>
+              <w:spacing w:after="40"/>
+              <w:jc w:val="left"/>
+            </w:pPr>
+            <w:r>
+              <w:rPr>
+                <w:b w:val="false"/>
+                <w:bCs w:val="false"/>
+                <w:i w:val="false"/>
+                <w:iCs w:val="false"/>
+                <w:color w:val="000000"/>
+                <w:sz w:val="20"/>
+                <w:szCs w:val="20"/>
+                <w:rFonts w:ascii="Times New Roman" w:cs="Times New Roman" w:eastAsia="Times New Roman" w:hAnsi="Times New Roman"/>
+              </w:rPr>
+              <w:t xml:space="preserve">vote direct du peuple sur une question posée</w:t>
+            </w:r>
+          </w:p>
+        </w:tc>
+      </w:tr>
+      <w:tr>
+        <w:tc>
+          <w:tcPr>
+            <w:tcMar>
+              <w:top w:type="dxa" w:w="80"/>
+              <w:left w:type="dxa" w:w="80"/>
+              <w:bottom w:type="dxa" w:w="80"/>
+              <w:right w:type="dxa" w:w="80"/>
+            </w:tcMar>
+          </w:tcPr>
+          <w:p>
+            <w:pPr>
+              <w:spacing w:after="40"/>
+              <w:jc w:val="left"/>
+            </w:pPr>
+            <w:r>
+              <w:rPr>
+                <w:b/>
+                <w:bCs/>
+                <w:i w:val="false"/>
+                <w:iCs w:val="false"/>
+                <w:color w:val="000000"/>
+                <w:sz w:val="20"/>
+                <w:szCs w:val="20"/>
+                <w:rFonts w:ascii="Times New Roman" w:cs="Times New Roman" w:eastAsia="Times New Roman" w:hAnsi="Times New Roman"/>
+              </w:rPr>
+              <w:t xml:space="preserve">Communauté française</w:t>
+            </w:r>
+          </w:p>
+        </w:tc>
+        <w:tc>
+          <w:tcPr>
+            <w:tcMar>
+              <w:top w:type="dxa" w:w="80"/>
+              <w:left w:type="dxa" w:w="80"/>
+              <w:bottom w:type="dxa" w:w="80"/>
+              <w:right w:type="dxa" w:w="80"/>
+            </w:tcMar>
+          </w:tcPr>
+          <w:p>
+            <w:pPr>
+              <w:spacing w:after="40"/>
+              <w:jc w:val="left"/>
+            </w:pPr>
+            <w:r>
+              <w:rPr>
+                <w:b w:val="false"/>
+                <w:bCs w:val="false"/>
+                <w:i w:val="false"/>
+                <w:iCs w:val="false"/>
+                <w:color w:val="000000"/>
+                <w:sz w:val="20"/>
+                <w:szCs w:val="20"/>
+                <w:rFonts w:ascii="Times New Roman" w:cs="Times New Roman" w:eastAsia="Times New Roman" w:hAnsi="Times New Roman"/>
+              </w:rPr>
+              <w:t xml:space="preserve">union proposée par de Gaulle en 1958</w:t>
+            </w:r>
+          </w:p>
+        </w:tc>
+      </w:tr>
+      <w:tr>
+        <w:tc>
+          <w:tcPr>
+            <w:tcMar>
+              <w:top w:type="dxa" w:w="80"/>
+              <w:left w:type="dxa" w:w="80"/>
+              <w:bottom w:type="dxa" w:w="80"/>
+              <w:right w:type="dxa" w:w="80"/>
+            </w:tcMar>
+          </w:tcPr>
+          <w:p>
+            <w:pPr>
+              <w:spacing w:after="40"/>
+              <w:jc w:val="left"/>
+            </w:pPr>
+            <w:r>
+              <w:rPr>
+                <w:b/>
+                <w:bCs/>
+                <w:i w:val="false"/>
+                <w:iCs w:val="false"/>
+                <w:color w:val="000000"/>
+                <w:sz w:val="20"/>
+                <w:szCs w:val="20"/>
+                <w:rFonts w:ascii="Times New Roman" w:cs="Times New Roman" w:eastAsia="Times New Roman" w:hAnsi="Times New Roman"/>
+              </w:rPr>
+              <w:t xml:space="preserve">Souveraineté</w:t>
+            </w:r>
+          </w:p>
+        </w:tc>
+        <w:tc>
+          <w:tcPr>
+            <w:tcMar>
+              <w:top w:type="dxa" w:w="80"/>
+              <w:left w:type="dxa" w:w="80"/>
+              <w:bottom w:type="dxa" w:w="80"/>
+              <w:right w:type="dxa" w:w="80"/>
+            </w:tcMar>
+          </w:tcPr>
+          <w:p>
+            <w:pPr>
+              <w:spacing w:after="40"/>
+              <w:jc w:val="left"/>
+            </w:pPr>
+            <w:r>
+              <w:rPr>
+                <w:b w:val="false"/>
+                <w:bCs w:val="false"/>
+                <w:i w:val="false"/>
+                <w:iCs w:val="false"/>
+                <w:color w:val="000000"/>
+                <w:sz w:val="20"/>
+                <w:szCs w:val="20"/>
+                <w:rFonts w:ascii="Times New Roman" w:cs="Times New Roman" w:eastAsia="Times New Roman" w:hAnsi="Times New Roman"/>
+              </w:rPr>
+              <w:t xml:space="preserve">pouvoir d’un État de se gouverner lui-même</w:t>
+            </w:r>
+          </w:p>
+        </w:tc>
+      </w:tr>
+    </w:tbl>
     <w:p>
       <w:pPr>
-        <w:spacing w:after="60" w:line="300"/>
-        <w:jc w:val="both"/>
+        <w:spacing w:after="120"/>
       </w:pPr>
-      <w:r>
-        <w:rPr>
-          <w:b w:val="false"/>
-          <w:bCs w:val="false"/>
-          <w:i w:val="false"/>
-          <w:iCs w:val="false"/>
-          <w:color w:val="000000"/>
-          <w:sz w:val="24"/>
-          <w:szCs w:val="24"/>
-          <w:rFonts w:ascii="Times New Roman" w:cs="Times New Roman" w:eastAsia="Times New Roman" w:hAnsi="Times New Roman"/>
-        </w:rPr>
-        <w:t xml:space="preserve">2. Expliquer l’apport de chaque étape : autonomie interne, République, souveraineté complète.</w:t>
-      </w:r>
-    </w:p>
-    <w:p>
-      <w:pPr>
-        <w:spacing w:after="60" w:line="300"/>
-        <w:jc w:val="both"/>
-      </w:pPr>
-      <w:r>
-        <w:rPr>
-          <w:b w:val="false"/>
-          <w:bCs w:val="false"/>
-          <w:i w:val="false"/>
-          <w:iCs w:val="false"/>
-          <w:color w:val="000000"/>
-          <w:sz w:val="24"/>
-          <w:szCs w:val="24"/>
-          <w:rFonts w:ascii="Times New Roman" w:cs="Times New Roman" w:eastAsia="Times New Roman" w:hAnsi="Times New Roman"/>
-        </w:rPr>
-        <w:t xml:space="preserve">3. Replacer Madagascar dans la décolonisation mondiale (Inde 1947, Afrique 1960).</w:t>
-      </w:r>
-    </w:p>
-    <w:p>
-      <w:pPr>
-        <w:spacing w:after="110" w:line="300"/>
-        <w:jc w:val="both"/>
-      </w:pPr>
-      <w:r>
-        <w:rPr>
-          <w:b/>
-          <w:bCs/>
-          <w:i w:val="false"/>
-          <w:iCs w:val="false"/>
-          <w:color w:val="1F4E79"/>
-          <w:sz w:val="24"/>
-          <w:szCs w:val="24"/>
-          <w:rFonts w:ascii="Times New Roman" w:cs="Times New Roman" w:eastAsia="Times New Roman" w:hAnsi="Times New Roman"/>
-        </w:rPr>
-        <w:t xml:space="preserve">Exemple — </w:t>
-      </w:r>
-      <w:r>
-        <w:rPr>
-          <w:b w:val="false"/>
-          <w:bCs w:val="false"/>
-          <w:i w:val="false"/>
-          <w:iCs w:val="false"/>
-          <w:color w:val="000000"/>
-          <w:sz w:val="24"/>
-          <w:szCs w:val="24"/>
-          <w:rFonts w:ascii="Times New Roman" w:cs="Times New Roman" w:eastAsia="Times New Roman" w:hAnsi="Times New Roman"/>
-        </w:rPr>
-        <w:t xml:space="preserve">1960, « l’année de l’Afrique » : dix-sept pays africains deviennent indépendants cette année-là — le Sénégal, la Côte d’Ivoire, le Congo… et Madagascar le 26 juin. La marche malgache s’inscrit dans une vague mondiale : la décolonisation.</w:t>
-      </w:r>
-    </w:p>
-    <w:p>
-      <w:pPr>
-        <w:spacing w:after="110" w:line="300"/>
-        <w:jc w:val="both"/>
-      </w:pPr>
-      <w:r>
-        <w:rPr>
-          <w:b/>
-          <w:bCs/>
-          <w:i w:val="false"/>
-          <w:iCs w:val="false"/>
-          <w:color w:val="B25000"/>
-          <w:sz w:val="24"/>
-          <w:szCs w:val="24"/>
-          <w:rFonts w:ascii="Times New Roman" w:cs="Times New Roman" w:eastAsia="Times New Roman" w:hAnsi="Times New Roman"/>
-        </w:rPr>
-        <w:t xml:space="preserve">Erreur à éviter — </w:t>
-      </w:r>
-      <w:r>
-        <w:rPr>
-          <w:b w:val="false"/>
-          <w:bCs w:val="false"/>
-          <w:i w:val="false"/>
-          <w:iCs w:val="false"/>
-          <w:color w:val="000000"/>
-          <w:sz w:val="24"/>
-          <w:szCs w:val="24"/>
-          <w:rFonts w:ascii="Times New Roman" w:cs="Times New Roman" w:eastAsia="Times New Roman" w:hAnsi="Times New Roman"/>
-        </w:rPr>
-        <w:t xml:space="preserve">Croire que l’indépendance a été « donnée » sans lutte : si la dernière étape fut négociée et pacifique, elle n’aurait jamais eu lieu sans les générations de résistants et de militants — des Menalamba à 1947. La négociation de 1960 récolte ce que un demi-siècle de luttes a semé.</w:t>
-      </w:r>
-    </w:p>
-    <w:p>
-      <w:pPr>
-        <w:shd w:fill="E3F2FD" w:val="clear"/>
-        <w:spacing w:after="110" w:line="300"/>
-        <w:jc w:val="both"/>
-      </w:pPr>
-      <w:r>
-        <w:rPr>
-          <w:b/>
-          <w:bCs/>
-          <w:i w:val="false"/>
-          <w:iCs w:val="false"/>
-          <w:color w:val="1565C0"/>
-          <w:sz w:val="24"/>
-          <w:szCs w:val="24"/>
-          <w:rFonts w:ascii="Times New Roman" w:cs="Times New Roman" w:eastAsia="Times New Roman" w:hAnsi="Times New Roman"/>
-        </w:rPr>
-        <w:t xml:space="preserve">Le savais-tu ? </w:t>
-      </w:r>
-      <w:r>
-        <w:rPr>
-          <w:b w:val="false"/>
-          <w:bCs w:val="false"/>
-          <w:i w:val="false"/>
-          <w:iCs w:val="false"/>
-          <w:color w:val="000000"/>
-          <w:sz w:val="24"/>
-          <w:szCs w:val="24"/>
-          <w:rFonts w:ascii="Times New Roman" w:cs="Times New Roman" w:eastAsia="Times New Roman" w:hAnsi="Times New Roman"/>
-        </w:rPr>
-        <w:t xml:space="preserve">Le 26 juin est resté la fête nationale de Madagascar — mais sais-tu que la date fut choisie aussi pour sa symbolique ? Les accords étaient prêts dès avril 1960 ; on retint la fin juin, à la veille des grandes vacances, pour que tout le pays — écoliers compris ! — puisse fêter l’événement. Depuis, chaque 26 juin, lampions, hymne et drapeaux font revivre le premier matin de la souveraineté retrouvée.</w:t>
-      </w:r>
     </w:p>
     <w:p>
       <w:pPr>

--- a/manuel-histoire-t8/Manuel_Histoire_T8_UNITE6.docx
+++ b/manuel-histoire-t8/Manuel_Histoire_T8_UNITE6.docx
@@ -2933,7 +2933,7 @@
           <w:szCs w:val="24"/>
           <w:rFonts w:ascii="Times New Roman" w:cs="Times New Roman" w:eastAsia="Times New Roman" w:hAnsi="Times New Roman"/>
         </w:rPr>
-        <w:t xml:space="preserve"> s’ensuivent : celle de 1883-1885, qui impose un premier traité ambigu, puis celle de </w:t>
+        <w:t xml:space="preserve"> s’ensuivent : celle de 1883-1885, qui impose un premier traité ambigu instaurant une sorte de protectorat — que le Premier ministre Rainilaiarivony refuse d’appliquer et surnomme le « protectorat fantôme » —, puis celle de 1894-</w:t>
       </w:r>
       <w:r>
         <w:rPr>
@@ -2959,7 +2959,7 @@
           <w:szCs w:val="24"/>
           <w:rFonts w:ascii="Times New Roman" w:cs="Times New Roman" w:eastAsia="Times New Roman" w:hAnsi="Times New Roman"/>
         </w:rPr>
-        <w:t xml:space="preserve"> — une colonne française débarque à Majunga, remonte vers les Hautes Terres et prend Antananarivo le 30 septembre.</w:t>
+        <w:t xml:space="preserve"> : le corps expéditionnaire du général Duchesne débarque à Majunga, remonte vers les Hautes Terres au prix de terribles pertes (les fièvres tuent bien plus que les combats) et prend Antananarivo le 30 septembre.</w:t>
       </w:r>
     </w:p>
     <w:p>
@@ -6522,7 +6522,33 @@
           <w:szCs w:val="24"/>
           <w:rFonts w:ascii="Times New Roman" w:cs="Times New Roman" w:eastAsia="Times New Roman" w:hAnsi="Times New Roman"/>
         </w:rPr>
-        <w:t xml:space="preserve"> (1896-1905) — concentre tous les pouvoirs civils et militaires ; il découpe l’île en provinces, confiées à des chefs de province ; chaque province se divise en districts, chaque district en cantons. Les fonctionnaires français étant peu nombreux, l’administration recrute des </w:t>
+        <w:t xml:space="preserve"> (1896-1905) — concentre tous les pouvoirs civils et militaires. Ses premières années sont celles de la « </w:t>
+      </w:r>
+      <w:r>
+        <w:rPr>
+          <w:b/>
+          <w:bCs/>
+          <w:i w:val="false"/>
+          <w:iCs w:val="false"/>
+          <w:color w:val="1F4E79"/>
+          <w:sz w:val="24"/>
+          <w:szCs w:val="24"/>
+          <w:rFonts w:ascii="Times New Roman" w:cs="Times New Roman" w:eastAsia="Times New Roman" w:hAnsi="Times New Roman"/>
+        </w:rPr>
+        <w:t xml:space="preserve">pacification</w:t>
+      </w:r>
+      <w:r>
+        <w:rPr>
+          <w:b w:val="false"/>
+          <w:bCs w:val="false"/>
+          <w:i w:val="false"/>
+          <w:iCs w:val="false"/>
+          <w:color w:val="000000"/>
+          <w:sz w:val="24"/>
+          <w:szCs w:val="24"/>
+          <w:rFonts w:ascii="Times New Roman" w:cs="Times New Roman" w:eastAsia="Times New Roman" w:hAnsi="Times New Roman"/>
+        </w:rPr>
+        <w:t xml:space="preserve"> » : pour briser les révoltes, il combine des méthodes brutales — la politique de la terre brûlée (villages et récoltes détruits), le « diviser pour régner » qui dresse les régions les unes contre les autres, la « politique des races » qui s’appuie sur les rivalités entre communautés — et la méthode de la « tache d’huile » : contrôler d’abord le centre, puis étendre l’occupation de proche en proche, poste militaire après poste militaire ; il découpe l’île en provinces, confiées à des chefs de province ; chaque province se divise en districts, chaque district en cantons. Les fonctionnaires français étant peu nombreux, l’administration recrute des </w:t>
       </w:r>
       <w:r>
         <w:rPr>
@@ -10310,7 +10336,7 @@
           <w:szCs w:val="24"/>
           <w:rFonts w:ascii="Times New Roman" w:cs="Times New Roman" w:eastAsia="Times New Roman" w:hAnsi="Times New Roman"/>
         </w:rPr>
-        <w:t xml:space="preserve">, le </w:t>
+        <w:t xml:space="preserve">, le gouverneur général Marcel Olivier crée le </w:t>
       </w:r>
       <w:r>
         <w:rPr>
@@ -10336,7 +10362,7 @@
           <w:szCs w:val="24"/>
           <w:rFonts w:ascii="Times New Roman" w:cs="Times New Roman" w:eastAsia="Times New Roman" w:hAnsi="Times New Roman"/>
         </w:rPr>
-        <w:t xml:space="preserve"> (Service de la Main-d’Œuvre pour les Travaux d’Intérêt Général) institutionnalise le système : les jeunes hommes non appelés au service militaire doivent des années de travail sur les grands chantiers, loin de chez eux, pour un salaire dérisoire — les contemporains y ont vu un travail forcé déguisé, et il fut dénoncé jusqu’à la Société des Nations.</w:t>
+        <w:t xml:space="preserve"> (Service de la Main-d’Œuvre pour les Travaux d’Intérêt Général), qui institutionnalise le système : les jeunes hommes non appelés au service militaire doivent des années de travail sur les grands chantiers, loin de chez eux, pour un salaire dérisoire — les contemporains y ont vu un travail forcé déguisé, et il fut dénoncé jusqu’à la Société des Nations.</w:t>
       </w:r>
     </w:p>
     <w:p>
@@ -14306,7 +14332,7 @@
           <w:szCs w:val="24"/>
           <w:rFonts w:ascii="Times New Roman" w:cs="Times New Roman" w:eastAsia="Times New Roman" w:hAnsi="Times New Roman"/>
         </w:rPr>
-        <w:t xml:space="preserve">Le </w:t>
+        <w:t xml:space="preserve">Dans la nuit du </w:t>
       </w:r>
       <w:r>
         <w:rPr>
@@ -14332,7 +14358,7 @@
           <w:szCs w:val="24"/>
           <w:rFonts w:ascii="Times New Roman" w:cs="Times New Roman" w:eastAsia="Times New Roman" w:hAnsi="Times New Roman"/>
         </w:rPr>
-        <w:t xml:space="preserve">, l’insurrection éclate dans l’est et le sud-est : la répression est terrible — des dizaines de milliers de morts, le </w:t>
+        <w:t xml:space="preserve">, l’insurrection éclate dans les districts de Moramanga et de Manakara, puis s’étend à toute la côte est : la répression est terrible — des dizaines de milliers de morts, le </w:t>
       </w:r>
       <w:r>
         <w:rPr>
@@ -17869,7 +17895,7 @@
           <w:szCs w:val="24"/>
           <w:rFonts w:ascii="Times New Roman" w:cs="Times New Roman" w:eastAsia="Times New Roman" w:hAnsi="Times New Roman"/>
         </w:rPr>
-        <w:t xml:space="preserve"> rénovée ; voter « oui », c’est devenir République autonome dans la Communauté ; voter « non », c’est l’indépendance immédiate et la rupture ; Madagascar vote majoritairement oui, et le </w:t>
+        <w:t xml:space="preserve"> rénovée ; voter « oui », c’est devenir République autonome dans la Communauté ; voter « non », c’est l’indépendance immédiate et la rupture ; Madagascar vote « oui » à près de 77 %, et le </w:t>
       </w:r>
       <w:r>
         <w:rPr>
